--- a/Sede Antonio Varas/Docente Aldo Martinez/004D Equipo HJB/Fase 1/Evidencias Grupales/1.5_GuiaEstudiante_Fase 1_Definicion Proyecto APT.docx
+++ b/Sede Antonio Varas/Docente Aldo Martinez/004D Equipo HJB/Fase 1/Evidencias Grupales/1.5_GuiaEstudiante_Fase 1_Definicion Proyecto APT.docx
@@ -19,7 +19,7 @@
               <wp:anchor allowOverlap="1" behindDoc="0" distB="0" distT="0" distL="114300" distR="114300" hidden="0" layoutInCell="1" locked="0" relativeHeight="0" simplePos="0">
                 <wp:simplePos x="0" y="0"/>
                 <wp:positionH relativeFrom="column">
-                  <wp:posOffset>-435398</wp:posOffset>
+                  <wp:posOffset>-435397</wp:posOffset>
                 </wp:positionH>
                 <wp:positionV relativeFrom="paragraph">
                   <wp:posOffset>33444</wp:posOffset>
@@ -27,7 +27,7 @@
                 <wp:extent cx="6580505" cy="1486535"/>
                 <wp:effectExtent b="0" l="0" r="0" t="0"/>
                 <wp:wrapNone/>
-                <wp:docPr id="1" name=""/>
+                <wp:docPr id="3" name=""/>
                 <a:graphic>
                   <a:graphicData uri="http://schemas.microsoft.com/office/word/2010/wordprocessingGroup">
                     <wpg:wgp>
@@ -46,8 +46,8 @@
                           <a:xfrm>
                             <a:off x="2055748" y="3036733"/>
                             <a:ext cx="6580505" cy="1486535"/>
-                            <a:chOff x="0" y="0"/>
-                            <a:chExt cx="5903463" cy="1486894"/>
+                            <a:chOff x="2055725" y="3036725"/>
+                            <a:chExt cx="6580550" cy="1486550"/>
                           </a:xfrm>
                         </wpg:grpSpPr>
                         <wps:wsp>
@@ -55,8 +55,8 @@
                           <wps:cNvPr id="3" name="Shape 3"/>
                           <wps:spPr>
                             <a:xfrm>
-                              <a:off x="0" y="0"/>
-                              <a:ext cx="5903450" cy="1486875"/>
+                              <a:off x="2055725" y="3036725"/>
+                              <a:ext cx="6580550" cy="1486550"/>
                             </a:xfrm>
                             <a:prstGeom prst="rect">
                               <a:avLst/>
@@ -82,138 +82,181 @@
                             <a:noAutofit/>
                           </wps:bodyPr>
                         </wps:wsp>
-                        <wps:wsp>
-                          <wps:cNvSpPr/>
-                          <wps:cNvPr id="4" name="Shape 4"/>
-                          <wps:spPr>
+                        <wpg:grpSp>
+                          <wpg:cNvGrpSpPr/>
+                          <wpg:grpSpPr>
                             <a:xfrm>
-                              <a:off x="1024758" y="239160"/>
-                              <a:ext cx="4878705" cy="1236313"/>
+                              <a:off x="2055748" y="3036733"/>
+                              <a:ext cx="6580505" cy="1486535"/>
+                              <a:chOff x="0" y="0"/>
+                              <a:chExt cx="5903463" cy="1486894"/>
                             </a:xfrm>
-                            <a:prstGeom prst="rect">
-                              <a:avLst/>
-                            </a:prstGeom>
-                            <a:noFill/>
-                            <a:ln>
+                          </wpg:grpSpPr>
+                          <wps:wsp>
+                            <wps:cNvSpPr/>
+                            <wps:cNvPr id="5" name="Shape 5"/>
+                            <wps:spPr>
+                              <a:xfrm>
+                                <a:off x="0" y="0"/>
+                                <a:ext cx="5903450" cy="1486875"/>
+                              </a:xfrm>
+                              <a:prstGeom prst="rect">
+                                <a:avLst/>
+                              </a:prstGeom>
                               <a:noFill/>
-                            </a:ln>
-                          </wps:spPr>
-                          <wps:txbx>
-                            <w:txbxContent>
-                              <w:p>
-                                <w:pPr>
-                                  <w:spacing w:after="0" w:before="0" w:line="240"/>
-                                  <w:ind w:left="0" w:right="0" w:firstLine="0"/>
-                                  <w:jc w:val="left"/>
-                                  <w:textDirection w:val="btLr"/>
-                                </w:pPr>
-                              </w:p>
-                              <w:p>
-                                <w:pPr>
-                                  <w:spacing w:after="0" w:before="0" w:line="240"/>
-                                  <w:ind w:left="0" w:right="0" w:firstLine="0"/>
-                                  <w:jc w:val="left"/>
-                                  <w:textDirection w:val="btLr"/>
-                                </w:pPr>
-                                <w:r>
-                                  <w:rPr>
-                                    <w:rFonts w:ascii="Calibri" w:cs="Calibri" w:eastAsia="Calibri" w:hAnsi="Calibri"/>
-                                    <w:b w:val="1"/>
-                                    <w:i w:val="0"/>
-                                    <w:smallCaps w:val="0"/>
-                                    <w:strike w:val="0"/>
-                                    <w:color w:val="ff0000"/>
-                                    <w:sz w:val="48"/>
-                                    <w:vertAlign w:val="baseline"/>
-                                  </w:rPr>
-                                </w:r>
-                                <w:r>
-                                  <w:rPr>
-                                    <w:rFonts w:ascii="Calibri" w:cs="Calibri" w:eastAsia="Calibri" w:hAnsi="Calibri"/>
-                                    <w:b w:val="1"/>
-                                    <w:i w:val="0"/>
-                                    <w:smallCaps w:val="0"/>
-                                    <w:strike w:val="0"/>
-                                    <w:color w:val="1f3864"/>
-                                    <w:sz w:val="48"/>
-                                    <w:vertAlign w:val="baseline"/>
-                                  </w:rPr>
-                                  <w:t xml:space="preserve">Guía1. Definición Proyecto APT </w:t>
-                                </w:r>
-                              </w:p>
-                              <w:p>
-                                <w:pPr>
-                                  <w:spacing w:after="0" w:before="0" w:line="240"/>
-                                  <w:ind w:left="0" w:right="0" w:firstLine="0"/>
-                                  <w:jc w:val="left"/>
-                                  <w:textDirection w:val="btLr"/>
-                                </w:pPr>
-                                <w:r>
-                                  <w:rPr>
-                                    <w:rFonts w:ascii="Calibri" w:cs="Calibri" w:eastAsia="Calibri" w:hAnsi="Calibri"/>
-                                    <w:b w:val="1"/>
-                                    <w:i w:val="0"/>
-                                    <w:smallCaps w:val="0"/>
-                                    <w:strike w:val="0"/>
-                                    <w:color w:val="1f3864"/>
-                                    <w:sz w:val="48"/>
-                                    <w:vertAlign w:val="baseline"/>
-                                  </w:rPr>
-                                </w:r>
-                                <w:r>
-                                  <w:rPr>
-                                    <w:rFonts w:ascii="Calibri" w:cs="Calibri" w:eastAsia="Calibri" w:hAnsi="Calibri"/>
-                                    <w:b w:val="1"/>
-                                    <w:i w:val="0"/>
-                                    <w:smallCaps w:val="0"/>
-                                    <w:strike w:val="0"/>
-                                    <w:color w:val="1f3864"/>
-                                    <w:sz w:val="48"/>
-                                    <w:vertAlign w:val="baseline"/>
-                                  </w:rPr>
-                                  <w:t xml:space="preserve">Asignatura Capstone</w:t>
-                                </w:r>
-                              </w:p>
-                            </w:txbxContent>
-                          </wps:txbx>
-                          <wps:bodyPr anchorCtr="0" anchor="t" bIns="45700" lIns="91425" spcFirstLastPara="1" rIns="91425" wrap="square" tIns="45700">
-                            <a:noAutofit/>
-                          </wps:bodyPr>
-                        </wps:wsp>
-                        <wps:wsp>
-                          <wps:cNvSpPr/>
-                          <wps:cNvPr id="5" name="Shape 5"/>
-                          <wps:spPr>
-                            <a:xfrm>
-                              <a:off x="0" y="0"/>
-                              <a:ext cx="993140" cy="1486894"/>
-                            </a:xfrm>
-                            <a:prstGeom prst="rect">
-                              <a:avLst/>
-                            </a:prstGeom>
-                            <a:solidFill>
-                              <a:srgbClr val="1F3864"/>
-                            </a:solidFill>
-                            <a:ln>
+                              <a:ln>
+                                <a:noFill/>
+                              </a:ln>
+                            </wps:spPr>
+                            <wps:txbx>
+                              <w:txbxContent>
+                                <w:p>
+                                  <w:pPr>
+                                    <w:spacing w:after="0" w:before="0" w:line="240"/>
+                                    <w:ind w:left="0" w:right="0" w:firstLine="0"/>
+                                    <w:jc w:val="left"/>
+                                    <w:textDirection w:val="btLr"/>
+                                  </w:pPr>
+                                </w:p>
+                              </w:txbxContent>
+                            </wps:txbx>
+                            <wps:bodyPr anchorCtr="0" anchor="ctr" bIns="91425" lIns="91425" spcFirstLastPara="1" rIns="91425" wrap="square" tIns="91425">
+                              <a:noAutofit/>
+                            </wps:bodyPr>
+                          </wps:wsp>
+                          <wps:wsp>
+                            <wps:cNvSpPr/>
+                            <wps:cNvPr id="6" name="Shape 6"/>
+                            <wps:spPr>
+                              <a:xfrm>
+                                <a:off x="1024758" y="239160"/>
+                                <a:ext cx="4878705" cy="1236313"/>
+                              </a:xfrm>
+                              <a:prstGeom prst="rect">
+                                <a:avLst/>
+                              </a:prstGeom>
                               <a:noFill/>
-                            </a:ln>
-                          </wps:spPr>
-                          <wps:txbx>
-                            <w:txbxContent>
-                              <w:p>
-                                <w:pPr>
-                                  <w:spacing w:after="0" w:before="0" w:line="240"/>
-                                  <w:ind w:left="0" w:right="0" w:firstLine="0"/>
-                                  <w:jc w:val="left"/>
-                                  <w:textDirection w:val="btLr"/>
-                                </w:pPr>
-                              </w:p>
-                            </w:txbxContent>
-                          </wps:txbx>
-                          <wps:bodyPr anchorCtr="0" anchor="ctr" bIns="91425" lIns="91425" spcFirstLastPara="1" rIns="91425" wrap="square" tIns="91425">
-                            <a:noAutofit/>
-                          </wps:bodyPr>
-                        </wps:wsp>
+                              <a:ln>
+                                <a:noFill/>
+                              </a:ln>
+                            </wps:spPr>
+                            <wps:txbx>
+                              <w:txbxContent>
+                                <w:p>
+                                  <w:pPr>
+                                    <w:spacing w:after="0" w:before="0" w:line="240"/>
+                                    <w:ind w:left="0" w:right="0" w:firstLine="0"/>
+                                    <w:jc w:val="left"/>
+                                    <w:textDirection w:val="btLr"/>
+                                  </w:pPr>
+                                </w:p>
+                                <w:p>
+                                  <w:pPr>
+                                    <w:spacing w:after="0" w:before="0" w:line="240"/>
+                                    <w:ind w:left="0" w:right="0" w:firstLine="0"/>
+                                    <w:jc w:val="left"/>
+                                    <w:textDirection w:val="btLr"/>
+                                  </w:pPr>
+                                  <w:r>
+                                    <w:rPr>
+                                      <w:rFonts w:ascii="Arial" w:cs="Arial" w:eastAsia="Arial" w:hAnsi="Arial"/>
+                                      <w:b w:val="0"/>
+                                      <w:i w:val="0"/>
+                                      <w:smallCaps w:val="0"/>
+                                      <w:strike w:val="0"/>
+                                      <w:color w:val="000000"/>
+                                      <w:sz w:val="28"/>
+                                      <w:vertAlign w:val="baseline"/>
+                                    </w:rPr>
+                                  </w:r>
+                                  <w:r>
+                                    <w:rPr>
+                                      <w:rFonts w:ascii="Calibri" w:cs="Calibri" w:eastAsia="Calibri" w:hAnsi="Calibri"/>
+                                      <w:b w:val="1"/>
+                                      <w:i w:val="0"/>
+                                      <w:smallCaps w:val="0"/>
+                                      <w:strike w:val="0"/>
+                                      <w:color w:val="1f3864"/>
+                                      <w:sz w:val="48"/>
+                                      <w:vertAlign w:val="baseline"/>
+                                    </w:rPr>
+                                    <w:t xml:space="preserve">Guía1. Definición Proyecto APT </w:t>
+                                  </w:r>
+                                </w:p>
+                                <w:p>
+                                  <w:pPr>
+                                    <w:spacing w:after="0" w:before="0" w:line="240"/>
+                                    <w:ind w:left="0" w:right="0" w:firstLine="0"/>
+                                    <w:jc w:val="left"/>
+                                    <w:textDirection w:val="btLr"/>
+                                  </w:pPr>
+                                  <w:r>
+                                    <w:rPr>
+                                      <w:rFonts w:ascii="Calibri" w:cs="Calibri" w:eastAsia="Calibri" w:hAnsi="Calibri"/>
+                                      <w:b w:val="1"/>
+                                      <w:i w:val="0"/>
+                                      <w:smallCaps w:val="0"/>
+                                      <w:strike w:val="0"/>
+                                      <w:color w:val="1f3864"/>
+                                      <w:sz w:val="48"/>
+                                      <w:vertAlign w:val="baseline"/>
+                                    </w:rPr>
+                                  </w:r>
+                                  <w:r>
+                                    <w:rPr>
+                                      <w:rFonts w:ascii="Calibri" w:cs="Calibri" w:eastAsia="Calibri" w:hAnsi="Calibri"/>
+                                      <w:b w:val="1"/>
+                                      <w:i w:val="0"/>
+                                      <w:smallCaps w:val="0"/>
+                                      <w:strike w:val="0"/>
+                                      <w:color w:val="1f3864"/>
+                                      <w:sz w:val="48"/>
+                                      <w:vertAlign w:val="baseline"/>
+                                    </w:rPr>
+                                    <w:t xml:space="preserve">Asignatura Capstone</w:t>
+                                  </w:r>
+                                </w:p>
+                              </w:txbxContent>
+                            </wps:txbx>
+                            <wps:bodyPr anchorCtr="0" anchor="t" bIns="45700" lIns="91425" spcFirstLastPara="1" rIns="91425" wrap="square" tIns="45700">
+                              <a:noAutofit/>
+                            </wps:bodyPr>
+                          </wps:wsp>
+                          <wps:wsp>
+                            <wps:cNvSpPr/>
+                            <wps:cNvPr id="7" name="Shape 7"/>
+                            <wps:spPr>
+                              <a:xfrm>
+                                <a:off x="0" y="0"/>
+                                <a:ext cx="993140" cy="1486894"/>
+                              </a:xfrm>
+                              <a:prstGeom prst="rect">
+                                <a:avLst/>
+                              </a:prstGeom>
+                              <a:solidFill>
+                                <a:srgbClr val="1F3864"/>
+                              </a:solidFill>
+                              <a:ln>
+                                <a:noFill/>
+                              </a:ln>
+                            </wps:spPr>
+                            <wps:txbx>
+                              <w:txbxContent>
+                                <w:p>
+                                  <w:pPr>
+                                    <w:spacing w:after="0" w:before="0" w:line="240"/>
+                                    <w:ind w:left="0" w:right="0" w:firstLine="0"/>
+                                    <w:jc w:val="left"/>
+                                    <w:textDirection w:val="btLr"/>
+                                  </w:pPr>
+                                </w:p>
+                              </w:txbxContent>
+                            </wps:txbx>
+                            <wps:bodyPr anchorCtr="0" anchor="ctr" bIns="91425" lIns="91425" spcFirstLastPara="1" rIns="91425" wrap="square" tIns="91425">
+                              <a:noAutofit/>
+                            </wps:bodyPr>
+                          </wps:wsp>
+                        </wpg:grpSp>
                       </wpg:grpSp>
                     </wpg:wgp>
                   </a:graphicData>
@@ -226,7 +269,7 @@
               <wp:anchor allowOverlap="1" behindDoc="0" distB="0" distT="0" distL="114300" distR="114300" hidden="0" layoutInCell="1" locked="0" relativeHeight="0" simplePos="0">
                 <wp:simplePos x="0" y="0"/>
                 <wp:positionH relativeFrom="column">
-                  <wp:posOffset>-435398</wp:posOffset>
+                  <wp:posOffset>-435397</wp:posOffset>
                 </wp:positionH>
                 <wp:positionV relativeFrom="paragraph">
                   <wp:posOffset>33444</wp:posOffset>
@@ -234,7 +277,7 @@
                 <wp:extent cx="6580505" cy="1486535"/>
                 <wp:effectExtent b="0" l="0" r="0" t="0"/>
                 <wp:wrapNone/>
-                <wp:docPr id="1" name="image2.png"/>
+                <wp:docPr id="3" name="image2.png"/>
                 <a:graphic>
                   <a:graphicData uri="http://schemas.openxmlformats.org/drawingml/2006/picture">
                     <pic:pic>
@@ -243,7 +286,7 @@
                         <pic:cNvPicPr preferRelativeResize="0"/>
                       </pic:nvPicPr>
                       <pic:blipFill>
-                        <a:blip r:embed="rId7"/>
+                        <a:blip r:embed="rId8"/>
                         <a:srcRect/>
                         <a:stretch>
                           <a:fillRect/>
@@ -387,6 +430,11 @@
         </w:rPr>
         <w:t xml:space="preserve">PARTE I</w:t>
       </w:r>
+      <w:r>
+        <w:rPr>
+          <w:rtl w:val="0"/>
+        </w:rPr>
+      </w:r>
     </w:p>
     <w:tbl>
       <w:tblPr>
@@ -462,7 +510,6 @@
             <w:pPr>
               <w:keepNext w:val="0"/>
               <w:keepLines w:val="0"/>
-              <w:pageBreakBefore w:val="0"/>
               <w:widowControl w:val="1"/>
               <w:pBdr>
                 <w:top w:space="0" w:sz="0" w:val="nil"/>
@@ -601,8 +648,11 @@
             </w:pPr>
             <w:r>
               <w:rPr>
-                <w:rtl w:val="0"/>
-              </w:rPr>
+                <w:b w:val="1"/>
+                <w:bCs w:val="1"/>
+                <w:rtl w:val="0"/>
+              </w:rPr>
+              <w:t xml:space="preserve">Helen Mora, Bastian Herrera, Josefa Durán.</w:t>
             </w:r>
           </w:p>
         </w:tc>
@@ -647,8 +697,11 @@
             </w:pPr>
             <w:r>
               <w:rPr>
-                <w:rtl w:val="0"/>
-              </w:rPr>
+                <w:b w:val="1"/>
+                <w:bCs w:val="1"/>
+                <w:rtl w:val="0"/>
+              </w:rPr>
+              <w:t xml:space="preserve">21.754.137-9 , 20.649.666-5, 21.041.587-4</w:t>
             </w:r>
           </w:p>
         </w:tc>
@@ -693,8 +746,11 @@
             </w:pPr>
             <w:r>
               <w:rPr>
-                <w:rtl w:val="0"/>
-              </w:rPr>
+                <w:b w:val="1"/>
+                <w:bCs w:val="1"/>
+                <w:rtl w:val="0"/>
+              </w:rPr>
+              <w:t xml:space="preserve">Ingeniería en informática </w:t>
             </w:r>
           </w:p>
         </w:tc>
@@ -739,8 +795,11 @@
             </w:pPr>
             <w:r>
               <w:rPr>
-                <w:rtl w:val="0"/>
-              </w:rPr>
+                <w:b w:val="1"/>
+                <w:bCs w:val="1"/>
+                <w:rtl w:val="0"/>
+              </w:rPr>
+              <w:t xml:space="preserve">Antonio Varas</w:t>
             </w:r>
           </w:p>
         </w:tc>
@@ -836,7 +895,6 @@
             <w:pPr>
               <w:keepNext w:val="0"/>
               <w:keepLines w:val="0"/>
-              <w:pageBreakBefore w:val="0"/>
               <w:widowControl w:val="1"/>
               <w:pBdr>
                 <w:top w:space="0" w:sz="0" w:val="nil"/>
@@ -974,15 +1032,11 @@
             </w:pPr>
             <w:r>
               <w:rPr>
-                <w:rFonts w:ascii="Calibri" w:cs="Calibri" w:eastAsia="Calibri" w:hAnsi="Calibri"/>
-                <w:i w:val="1"/>
-                <w:iCs w:val="1"/>
-                <w:color w:val="548dd4"/>
-                <w:sz w:val="20"/>
-                <w:szCs w:val="20"/>
-                <w:rtl w:val="0"/>
-              </w:rPr>
-              <w:t xml:space="preserve">Escribe el nombre de tu Proyecto APT.</w:t>
+                <w:b w:val="1"/>
+                <w:bCs w:val="1"/>
+                <w:rtl w:val="0"/>
+              </w:rPr>
+              <w:t xml:space="preserve">FarmaPricey</w:t>
             </w:r>
             <w:r>
               <w:rPr>
@@ -1032,15 +1086,13 @@
             </w:pPr>
             <w:r>
               <w:rPr>
-                <w:rFonts w:ascii="Calibri" w:cs="Calibri" w:eastAsia="Calibri" w:hAnsi="Calibri"/>
                 <w:i w:val="1"/>
                 <w:iCs w:val="1"/>
-                <w:color w:val="548dd4"/>
                 <w:sz w:val="20"/>
                 <w:szCs w:val="20"/>
                 <w:rtl w:val="0"/>
               </w:rPr>
-              <w:t xml:space="preserve">Menciona la(s) área(s) de desempeño de tu Plan de Estudio que vas a abordar en tu Proyecto APT.</w:t>
+              <w:t xml:space="preserve">Desarrollo de soluciones tecnológicas; integración de tecnologías de información; gestión de la información; desarrollo, adaptación y/o integración de sistemas computacionales.</w:t>
             </w:r>
             <w:r>
               <w:rPr>
@@ -1097,21 +1149,21 @@
           <w:p>
             <w:pPr>
               <w:rPr>
-                <w:b w:val="1"/>
-                <w:bCs w:val="1"/>
-              </w:rPr>
-            </w:pPr>
-            <w:r>
-              <w:rPr>
-                <w:rFonts w:ascii="Calibri" w:cs="Calibri" w:eastAsia="Calibri" w:hAnsi="Calibri"/>
                 <w:i w:val="1"/>
                 <w:iCs w:val="1"/>
-                <w:color w:val="548dd4"/>
                 <w:sz w:val="20"/>
                 <w:szCs w:val="20"/>
-                <w:rtl w:val="0"/>
-              </w:rPr>
-              <w:t xml:space="preserve">Menciona las competencias de tu Plan de Estudio que vas a abordar en tu Proyecto APT.</w:t>
+              </w:rPr>
+            </w:pPr>
+            <w:r>
+              <w:rPr>
+                <w:i w:val="1"/>
+                <w:iCs w:val="1"/>
+                <w:sz w:val="20"/>
+                <w:szCs w:val="20"/>
+                <w:rtl w:val="0"/>
+              </w:rPr>
+              <w:t xml:space="preserve">Levantamiento y análisis de requerimientos; desarrollo de soluciones tecnológicas; integración de tecnologías de información; gestión de la información; aseguramiento de la calidad del software; gestión de proyectos informáticos.</w:t>
             </w:r>
             <w:r>
               <w:rPr>
@@ -1149,9 +1201,6 @@
           <w:szCs w:val="24"/>
         </w:rPr>
       </w:pPr>
-      <w:r>
-        <w:br w:type="page"/>
-      </w:r>
       <w:r>
         <w:rPr>
           <w:rtl w:val="0"/>
@@ -1232,7 +1281,6 @@
             <w:pPr>
               <w:keepNext w:val="0"/>
               <w:keepLines w:val="0"/>
-              <w:pageBreakBefore w:val="0"/>
               <w:widowControl w:val="1"/>
               <w:pBdr>
                 <w:top w:space="0" w:sz="0" w:val="nil"/>
@@ -1367,7 +1415,6 @@
             <w:pPr>
               <w:jc w:val="both"/>
               <w:rPr>
-                <w:rFonts w:ascii="Calibri" w:cs="Calibri" w:eastAsia="Calibri" w:hAnsi="Calibri"/>
                 <w:i w:val="1"/>
                 <w:iCs w:val="1"/>
                 <w:color w:val="548dd4"/>
@@ -1377,7 +1424,6 @@
             </w:pPr>
             <w:r>
               <w:rPr>
-                <w:rFonts w:ascii="Calibri" w:cs="Calibri" w:eastAsia="Calibri" w:hAnsi="Calibri"/>
                 <w:i w:val="1"/>
                 <w:iCs w:val="1"/>
                 <w:color w:val="548dd4"/>
@@ -1385,236 +1431,58 @@
                 <w:szCs w:val="20"/>
                 <w:rtl w:val="0"/>
               </w:rPr>
-              <w:t xml:space="preserve">Todo proyecto, ya sea una innovación, producto, servicio, etc., pretende dar respuesta a una situación o problemática. Señala qué problema busca solucionar tu proyecto y la relevancia que tiene para el campo laboral de tu carrera. También menciona el contexto en que esta problemática se sitúa (lugar, a quienes impactaría, etc.). Es importante que esta problemática sea relevante en el contexto de la profesión, siendo su resolución un aporte real o simulado a la organización u entorno en el que se sitúa. Algunas preguntas que pueden ayudarte a responder este apartado son: </w:t>
-            </w:r>
-          </w:p>
-          <w:p>
-            <w:pPr>
-              <w:keepNext w:val="0"/>
-              <w:keepLines w:val="0"/>
-              <w:pageBreakBefore w:val="0"/>
-              <w:widowControl w:val="1"/>
-              <w:numPr>
-                <w:ilvl w:val="0"/>
-                <w:numId w:val="3"/>
-              </w:numPr>
-              <w:pBdr>
-                <w:top w:space="0" w:sz="0" w:val="nil"/>
-                <w:left w:space="0" w:sz="0" w:val="nil"/>
-                <w:bottom w:space="0" w:sz="0" w:val="nil"/>
-                <w:right w:space="0" w:sz="0" w:val="nil"/>
-                <w:between w:space="0" w:sz="0" w:val="nil"/>
-              </w:pBdr>
-              <w:shd w:fill="auto" w:val="clear"/>
-              <w:spacing w:after="0" w:before="0" w:line="259" w:lineRule="auto"/>
-              <w:ind w:left="720" w:right="0" w:hanging="360"/>
-              <w:jc w:val="both"/>
-              <w:rPr>
-                <w:b w:val="0"/>
-                <w:bCs w:val="0"/>
+              <w:t xml:space="preserve">En Chile, las personas que necesitan adquirir medicamentos pueden encontrar diferencias de precios entre distintos establecimientos farmacéuticos. Sin embargo, la información se encuentra distribuida entre los sitios web de las distintas farmacias, lo que obliga a los usuarios a realizar búsquedas individuales para comparar alternativas. A esto se suma la necesidad de considerar la ubicación del establecimiento, ya que la alternativa de menor precio no necesariamente corresponde a la opción más conveniente considerando la distancia que debe recorrer el usuario.</w:t>
+            </w:r>
+          </w:p>
+          <w:p>
+            <w:pPr>
+              <w:jc w:val="both"/>
+              <w:rPr>
                 <w:i w:val="1"/>
                 <w:iCs w:val="1"/>
-                <w:smallCaps w:val="0"/>
-                <w:strike w:val="0"/>
                 <w:color w:val="548dd4"/>
                 <w:sz w:val="20"/>
                 <w:szCs w:val="20"/>
-                <w:u w:val="none"/>
-                <w:shd w:fill="auto" w:val="clear"/>
-                <w:vertAlign w:val="baseline"/>
-              </w:rPr>
-            </w:pPr>
-            <w:r>
-              <w:rPr>
-                <w:rFonts w:ascii="Calibri" w:cs="Calibri" w:eastAsia="Calibri" w:hAnsi="Calibri"/>
-                <w:b w:val="0"/>
-                <w:bCs w:val="0"/>
+              </w:rPr>
+            </w:pPr>
+            <w:r>
+              <w:rPr>
                 <w:i w:val="1"/>
                 <w:iCs w:val="1"/>
-                <w:smallCaps w:val="0"/>
-                <w:strike w:val="0"/>
                 <w:color w:val="548dd4"/>
                 <w:sz w:val="20"/>
                 <w:szCs w:val="20"/>
-                <w:u w:val="none"/>
-                <w:shd w:fill="auto" w:val="clear"/>
-                <w:vertAlign w:val="baseline"/>
-                <w:rtl w:val="0"/>
-              </w:rPr>
-              <w:t xml:space="preserve">¿Por qué escogiste este tema? ¿Por qué es relevante este tema para el campo laboral de tu carrera?</w:t>
-            </w:r>
-          </w:p>
-          <w:p>
-            <w:pPr>
-              <w:keepNext w:val="0"/>
-              <w:keepLines w:val="0"/>
-              <w:pageBreakBefore w:val="0"/>
-              <w:widowControl w:val="1"/>
-              <w:numPr>
-                <w:ilvl w:val="0"/>
-                <w:numId w:val="3"/>
-              </w:numPr>
-              <w:pBdr>
-                <w:top w:space="0" w:sz="0" w:val="nil"/>
-                <w:left w:space="0" w:sz="0" w:val="nil"/>
-                <w:bottom w:space="0" w:sz="0" w:val="nil"/>
-                <w:right w:space="0" w:sz="0" w:val="nil"/>
-                <w:between w:space="0" w:sz="0" w:val="nil"/>
-              </w:pBdr>
-              <w:shd w:fill="auto" w:val="clear"/>
-              <w:spacing w:after="0" w:before="0" w:line="259" w:lineRule="auto"/>
-              <w:ind w:left="720" w:right="0" w:hanging="360"/>
-              <w:jc w:val="both"/>
-              <w:rPr>
-                <w:b w:val="1"/>
-                <w:bCs w:val="1"/>
+                <w:rtl w:val="0"/>
+              </w:rPr>
+              <w:t xml:space="preserve">A partir de esta problemática surge FarmaPricey, cuyo propósito es facilitar la búsqueda y comparación de precios de medicamentos disponibles en distintas farmacias, centralizando esta información en una plataforma web. El proyecto se plantea inicialmente para el contexto chileno, considerando establecimientos farmacéuticos con presencia y disponibilidad de información en línea.</w:t>
+            </w:r>
+          </w:p>
+          <w:p>
+            <w:pPr>
+              <w:jc w:val="both"/>
+              <w:rPr>
                 <w:i w:val="1"/>
                 <w:iCs w:val="1"/>
-                <w:smallCaps w:val="0"/>
-                <w:strike w:val="0"/>
                 <w:color w:val="548dd4"/>
                 <w:sz w:val="20"/>
                 <w:szCs w:val="20"/>
-                <w:u w:val="none"/>
-                <w:shd w:fill="auto" w:val="clear"/>
-                <w:vertAlign w:val="baseline"/>
-              </w:rPr>
-            </w:pPr>
-            <w:r>
-              <w:rPr>
-                <w:rFonts w:ascii="Calibri" w:cs="Calibri" w:eastAsia="Calibri" w:hAnsi="Calibri"/>
-                <w:b w:val="0"/>
-                <w:bCs w:val="0"/>
+              </w:rPr>
+            </w:pPr>
+            <w:r>
+              <w:rPr>
                 <w:i w:val="1"/>
                 <w:iCs w:val="1"/>
-                <w:smallCaps w:val="0"/>
-                <w:strike w:val="0"/>
                 <w:color w:val="548dd4"/>
                 <w:sz w:val="20"/>
                 <w:szCs w:val="20"/>
-                <w:u w:val="none"/>
-                <w:shd w:fill="auto" w:val="clear"/>
-                <w:vertAlign w:val="baseline"/>
-                <w:rtl w:val="0"/>
-              </w:rPr>
-              <w:t xml:space="preserve">¿Dónde se ubica la situación que vas a abordar? (Ej.: País, región, comuna o institución) ¿Cuáles son las características principales de ese lugar? </w:t>
-            </w:r>
-            <w:r>
-              <w:rPr>
-                <w:rtl w:val="0"/>
-              </w:rPr>
-            </w:r>
-          </w:p>
-          <w:p>
-            <w:pPr>
-              <w:keepNext w:val="0"/>
-              <w:keepLines w:val="0"/>
-              <w:pageBreakBefore w:val="0"/>
-              <w:widowControl w:val="1"/>
-              <w:numPr>
-                <w:ilvl w:val="0"/>
-                <w:numId w:val="3"/>
-              </w:numPr>
-              <w:pBdr>
-                <w:top w:space="0" w:sz="0" w:val="nil"/>
-                <w:left w:space="0" w:sz="0" w:val="nil"/>
-                <w:bottom w:space="0" w:sz="0" w:val="nil"/>
-                <w:right w:space="0" w:sz="0" w:val="nil"/>
-                <w:between w:space="0" w:sz="0" w:val="nil"/>
-              </w:pBdr>
-              <w:shd w:fill="auto" w:val="clear"/>
-              <w:spacing w:after="0" w:before="0" w:line="259" w:lineRule="auto"/>
-              <w:ind w:left="720" w:right="0" w:hanging="360"/>
-              <w:jc w:val="both"/>
-              <w:rPr>
-                <w:b w:val="0"/>
-                <w:bCs w:val="0"/>
-                <w:i w:val="1"/>
-                <w:iCs w:val="1"/>
-                <w:smallCaps w:val="0"/>
-                <w:strike w:val="0"/>
-                <w:color w:val="548dd4"/>
-                <w:sz w:val="20"/>
-                <w:szCs w:val="20"/>
-                <w:u w:val="none"/>
-                <w:shd w:fill="auto" w:val="clear"/>
-                <w:vertAlign w:val="baseline"/>
-              </w:rPr>
-            </w:pPr>
-            <w:r>
-              <w:rPr>
-                <w:rFonts w:ascii="Calibri" w:cs="Calibri" w:eastAsia="Calibri" w:hAnsi="Calibri"/>
-                <w:b w:val="0"/>
-                <w:bCs w:val="0"/>
-                <w:i w:val="1"/>
-                <w:iCs w:val="1"/>
-                <w:smallCaps w:val="0"/>
-                <w:strike w:val="0"/>
-                <w:color w:val="548dd4"/>
-                <w:sz w:val="20"/>
-                <w:szCs w:val="20"/>
-                <w:u w:val="none"/>
-                <w:shd w:fill="auto" w:val="clear"/>
-                <w:vertAlign w:val="baseline"/>
-                <w:rtl w:val="0"/>
-              </w:rPr>
-              <w:t xml:space="preserve">¿A quiénes afecta o impacta la situación que vas a abordar? (Ej.: Grupo etario, usuarios de algún servicio, etc.).</w:t>
-            </w:r>
-          </w:p>
-          <w:p>
-            <w:pPr>
-              <w:keepNext w:val="0"/>
-              <w:keepLines w:val="0"/>
-              <w:pageBreakBefore w:val="0"/>
-              <w:widowControl w:val="1"/>
-              <w:numPr>
-                <w:ilvl w:val="0"/>
-                <w:numId w:val="3"/>
-              </w:numPr>
-              <w:pBdr>
-                <w:top w:space="0" w:sz="0" w:val="nil"/>
-                <w:left w:space="0" w:sz="0" w:val="nil"/>
-                <w:bottom w:space="0" w:sz="0" w:val="nil"/>
-                <w:right w:space="0" w:sz="0" w:val="nil"/>
-                <w:between w:space="0" w:sz="0" w:val="nil"/>
-              </w:pBdr>
-              <w:shd w:fill="auto" w:val="clear"/>
-              <w:spacing w:after="160" w:before="0" w:line="259" w:lineRule="auto"/>
-              <w:ind w:left="720" w:right="0" w:hanging="360"/>
-              <w:jc w:val="both"/>
-              <w:rPr>
-                <w:b w:val="0"/>
-                <w:bCs w:val="0"/>
-                <w:i w:val="1"/>
-                <w:iCs w:val="1"/>
-                <w:smallCaps w:val="0"/>
-                <w:strike w:val="0"/>
-                <w:color w:val="548dd4"/>
-                <w:sz w:val="20"/>
-                <w:szCs w:val="20"/>
-                <w:u w:val="none"/>
-                <w:shd w:fill="auto" w:val="clear"/>
-                <w:vertAlign w:val="baseline"/>
-              </w:rPr>
-            </w:pPr>
-            <w:r>
-              <w:rPr>
-                <w:rFonts w:ascii="Calibri" w:cs="Calibri" w:eastAsia="Calibri" w:hAnsi="Calibri"/>
-                <w:b w:val="0"/>
-                <w:bCs w:val="0"/>
-                <w:i w:val="1"/>
-                <w:iCs w:val="1"/>
-                <w:smallCaps w:val="0"/>
-                <w:strike w:val="0"/>
-                <w:color w:val="548dd4"/>
-                <w:sz w:val="20"/>
-                <w:szCs w:val="20"/>
-                <w:u w:val="none"/>
-                <w:shd w:fill="auto" w:val="clear"/>
-                <w:vertAlign w:val="baseline"/>
-                <w:rtl w:val="0"/>
-              </w:rPr>
-              <w:t xml:space="preserve">¿Cuál sería el aporte de valor (real o simulado) de tu Proyecto APT para el contexto laboral y/o social en que se situaría?</w:t>
+                <w:rtl w:val="0"/>
+              </w:rPr>
+              <w:t xml:space="preserve">La problemática puede afectar a cualquier persona que necesite adquirir medicamentos, adquiriendo especial relevancia para quienes buscan optimizar sus gastos o necesitan comparar distintas alternativas antes de realizar una compra. La plataforma buscará entregar información de manera organizada, permitiendo consultar los precios disponibles y conocer la ubicación de los establecimientos donde se encuentra el producto.</w:t>
+            </w:r>
+            <w:r>
+              <w:rPr>
+                <w:rtl w:val="0"/>
+              </w:rPr>
             </w:r>
           </w:p>
         </w:tc>
@@ -1652,20 +1520,20 @@
           </w:tcPr>
           <w:p>
             <w:pPr>
-              <w:jc w:val="both"/>
-              <w:rPr>
-                <w:rFonts w:ascii="Calibri" w:cs="Calibri" w:eastAsia="Calibri" w:hAnsi="Calibri"/>
+              <w:spacing w:after="240" w:before="240" w:lineRule="auto"/>
+              <w:jc w:val="both"/>
+              <w:rPr>
                 <w:i w:val="1"/>
                 <w:iCs w:val="1"/>
                 <w:color w:val="548dd4"/>
                 <w:sz w:val="20"/>
                 <w:szCs w:val="20"/>
-                <w:highlight w:val="cyan"/>
-              </w:rPr>
-            </w:pPr>
-            <w:r>
-              <w:rPr>
-                <w:rFonts w:ascii="Calibri" w:cs="Calibri" w:eastAsia="Calibri" w:hAnsi="Calibri"/>
+              </w:rPr>
+            </w:pPr>
+            <w:r>
+              <w:rPr>
+                <w:b w:val="1"/>
+                <w:bCs w:val="1"/>
                 <w:i w:val="1"/>
                 <w:iCs w:val="1"/>
                 <w:color w:val="548dd4"/>
@@ -1673,7 +1541,90 @@
                 <w:szCs w:val="20"/>
                 <w:rtl w:val="0"/>
               </w:rPr>
-              <w:t xml:space="preserve">Señala qué se espera lograr con el proyecto (objetivo) y describe brevemente en qué consistiría, cómo planeas abordar la problemática presentada en el apartado anterior. </w:t>
+              <w:t xml:space="preserve">FarmaPricey</w:t>
+            </w:r>
+            <w:r>
+              <w:rPr>
+                <w:i w:val="1"/>
+                <w:iCs w:val="1"/>
+                <w:color w:val="548dd4"/>
+                <w:sz w:val="20"/>
+                <w:szCs w:val="20"/>
+                <w:rtl w:val="0"/>
+              </w:rPr>
+              <w:t xml:space="preserve"> será una plataforma web orientada a la búsqueda y comparación de precios de medicamentos entre distintas farmacias. Su objetivo será centralizar información que actualmente se encuentra distribuida en diferentes plataformas, permitiendo que los usuarios puedan buscar un medicamento y comparar las alternativas disponibles.</w:t>
+            </w:r>
+          </w:p>
+          <w:p>
+            <w:pPr>
+              <w:spacing w:after="240" w:before="240" w:lineRule="auto"/>
+              <w:jc w:val="both"/>
+              <w:rPr>
+                <w:i w:val="1"/>
+                <w:iCs w:val="1"/>
+                <w:color w:val="548dd4"/>
+                <w:sz w:val="20"/>
+                <w:szCs w:val="20"/>
+              </w:rPr>
+            </w:pPr>
+            <w:r>
+              <w:rPr>
+                <w:i w:val="1"/>
+                <w:iCs w:val="1"/>
+                <w:color w:val="548dd4"/>
+                <w:sz w:val="20"/>
+                <w:szCs w:val="20"/>
+                <w:rtl w:val="0"/>
+              </w:rPr>
+              <w:t xml:space="preserve">Para obtener la información de precios se evaluará e implementará un mecanismo automatizado de extracción de datos desde fuentes disponibles públicamente, mediante técnicas de </w:t>
+            </w:r>
+            <w:r>
+              <w:rPr>
+                <w:b w:val="1"/>
+                <w:bCs w:val="1"/>
+                <w:i w:val="1"/>
+                <w:iCs w:val="1"/>
+                <w:color w:val="548dd4"/>
+                <w:sz w:val="20"/>
+                <w:szCs w:val="20"/>
+                <w:rtl w:val="0"/>
+              </w:rPr>
+              <w:t xml:space="preserve">web scraping</w:t>
+            </w:r>
+            <w:r>
+              <w:rPr>
+                <w:i w:val="1"/>
+                <w:iCs w:val="1"/>
+                <w:color w:val="548dd4"/>
+                <w:sz w:val="20"/>
+                <w:szCs w:val="20"/>
+                <w:rtl w:val="0"/>
+              </w:rPr>
+              <w:t xml:space="preserve">, considerando las características y condiciones de uso de cada fuente. Los datos obtenidos serán procesados y normalizados para posteriormente ser almacenados y consultados desde la plataforma.</w:t>
+            </w:r>
+          </w:p>
+          <w:p>
+            <w:pPr>
+              <w:spacing w:after="240" w:before="240" w:lineRule="auto"/>
+              <w:jc w:val="both"/>
+              <w:rPr>
+                <w:i w:val="1"/>
+                <w:iCs w:val="1"/>
+                <w:color w:val="548dd4"/>
+                <w:sz w:val="20"/>
+                <w:szCs w:val="20"/>
+              </w:rPr>
+            </w:pPr>
+            <w:r>
+              <w:rPr>
+                <w:i w:val="1"/>
+                <w:iCs w:val="1"/>
+                <w:color w:val="548dd4"/>
+                <w:sz w:val="20"/>
+                <w:szCs w:val="20"/>
+                <w:rtl w:val="0"/>
+              </w:rPr>
+              <w:t xml:space="preserve">La solución incorporará funcionalidades de geolocalización que permitirán identificar establecimientos cercanos al usuario y visualizar su ubicación mediante servicios de mapas. Asimismo, se contempla la generación de rutas hacia el establecimiento seleccionado, permitiendo complementar la comparación de precios con información relacionada con la distancia.</w:t>
             </w:r>
             <w:r>
               <w:rPr>
@@ -1716,9 +1667,9 @@
           </w:tcPr>
           <w:p>
             <w:pPr>
-              <w:jc w:val="both"/>
-              <w:rPr>
-                <w:rFonts w:ascii="Calibri" w:cs="Calibri" w:eastAsia="Calibri" w:hAnsi="Calibri"/>
+              <w:spacing w:after="240" w:before="240" w:lineRule="auto"/>
+              <w:jc w:val="both"/>
+              <w:rPr>
                 <w:i w:val="1"/>
                 <w:iCs w:val="1"/>
                 <w:color w:val="548dd4"/>
@@ -1728,7 +1679,6 @@
             </w:pPr>
             <w:r>
               <w:rPr>
-                <w:rFonts w:ascii="Calibri" w:cs="Calibri" w:eastAsia="Calibri" w:hAnsi="Calibri"/>
                 <w:i w:val="1"/>
                 <w:iCs w:val="1"/>
                 <w:color w:val="548dd4"/>
@@ -1736,25 +1686,23 @@
                 <w:szCs w:val="20"/>
                 <w:rtl w:val="0"/>
               </w:rPr>
-              <w:t xml:space="preserve">Justifica cómo se relaciona tu Proyecto APT con el perfil de egreso de tu carrera y, en particular, con las competencias del perfil de egreso que seleccionaste anteriormente. </w:t>
-            </w:r>
-          </w:p>
-          <w:p>
-            <w:pPr>
-              <w:jc w:val="both"/>
-              <w:rPr>
-                <w:rFonts w:ascii="Calibri" w:cs="Calibri" w:eastAsia="Calibri" w:hAnsi="Calibri"/>
+              <w:t xml:space="preserve">El proyecto FarmaPricey se relaciona directamente con el perfil de egreso del Ingeniero en Informática, debido a que requiere aplicar diferentes competencias asociadas al análisis, diseño, desarrollo e integración de soluciones tecnológicas.</w:t>
+            </w:r>
+          </w:p>
+          <w:p>
+            <w:pPr>
+              <w:spacing w:after="240" w:before="240" w:lineRule="auto"/>
+              <w:jc w:val="both"/>
+              <w:rPr>
                 <w:i w:val="1"/>
                 <w:iCs w:val="1"/>
                 <w:color w:val="548dd4"/>
                 <w:sz w:val="20"/>
                 <w:szCs w:val="20"/>
-                <w:highlight w:val="yellow"/>
-              </w:rPr>
-            </w:pPr>
-            <w:r>
-              <w:rPr>
-                <w:rFonts w:ascii="Calibri" w:cs="Calibri" w:eastAsia="Calibri" w:hAnsi="Calibri"/>
+              </w:rPr>
+            </w:pPr>
+            <w:r>
+              <w:rPr>
                 <w:i w:val="1"/>
                 <w:iCs w:val="1"/>
                 <w:color w:val="548dd4"/>
@@ -1762,7 +1710,31 @@
                 <w:szCs w:val="20"/>
                 <w:rtl w:val="0"/>
               </w:rPr>
-              <w:t xml:space="preserve">¿De qué manera se relaciona el Proyecto APT con el perfil de egreso de tu carrera? ¿De qué manera son necesarias las competencias que seleccionaste para resolver la problemática a trabajar? </w:t>
+              <w:t xml:space="preserve">En primer lugar, será necesario realizar el levantamiento y análisis de requerimientos para identificar las necesidades de los usuarios y determinar las funcionalidades que deberá incorporar la plataforma. Posteriormente, se deberá diseñar e implementar una solución computacional que permita gestionar, procesar y presentar la información de medicamentos, precios y establecimientos.</w:t>
+            </w:r>
+          </w:p>
+          <w:p>
+            <w:pPr>
+              <w:spacing w:after="240" w:before="240" w:lineRule="auto"/>
+              <w:jc w:val="both"/>
+              <w:rPr>
+                <w:i w:val="1"/>
+                <w:iCs w:val="1"/>
+                <w:color w:val="548dd4"/>
+                <w:sz w:val="20"/>
+                <w:szCs w:val="20"/>
+              </w:rPr>
+            </w:pPr>
+            <w:r>
+              <w:rPr>
+                <w:i w:val="1"/>
+                <w:iCs w:val="1"/>
+                <w:color w:val="548dd4"/>
+                <w:sz w:val="20"/>
+                <w:szCs w:val="20"/>
+                <w:rtl w:val="0"/>
+              </w:rPr>
+              <w:t xml:space="preserve">La integración de tecnologías de información será fundamental para incorporar mecanismos automatizados de obtención de datos y servicios externos de geolocalización y mapas. Asimismo, la gestión de la información será necesaria para almacenar, organizar, actualizar y consultar los datos obtenidos desde las distintas fuentes.</w:t>
             </w:r>
             <w:r>
               <w:rPr>
@@ -1807,7 +1779,6 @@
             <w:pPr>
               <w:jc w:val="both"/>
               <w:rPr>
-                <w:rFonts w:ascii="Calibri" w:cs="Calibri" w:eastAsia="Calibri" w:hAnsi="Calibri"/>
                 <w:i w:val="1"/>
                 <w:iCs w:val="1"/>
                 <w:color w:val="548dd4"/>
@@ -1817,7 +1788,6 @@
             </w:pPr>
             <w:r>
               <w:rPr>
-                <w:rFonts w:ascii="Calibri" w:cs="Calibri" w:eastAsia="Calibri" w:hAnsi="Calibri"/>
                 <w:i w:val="1"/>
                 <w:iCs w:val="1"/>
                 <w:color w:val="548dd4"/>
@@ -1825,25 +1795,22 @@
                 <w:szCs w:val="20"/>
                 <w:rtl w:val="0"/>
               </w:rPr>
-              <w:t xml:space="preserve">Señala cómo se relaciona el Proyecto APT que propones con tus intereses profesionales.</w:t>
-            </w:r>
-          </w:p>
-          <w:p>
-            <w:pPr>
-              <w:jc w:val="both"/>
-              <w:rPr>
-                <w:rFonts w:ascii="Calibri" w:cs="Calibri" w:eastAsia="Calibri" w:hAnsi="Calibri"/>
+              <w:t xml:space="preserve">El proyecto se relaciona con nuestros intereses profesionales debido a que nos permite trabajar en el desarrollo de una solución tecnológica completa, integrando diferentes áreas de la Ingeniería Informática. Entre los aspectos que se reflejan en el proyecto se encuentran el desarrollo web, la gestión y procesamiento de datos, la integración de APIs y servicios externos, la automatización mediante web scraping y el uso de servicios de geolocalización. </w:t>
+            </w:r>
+          </w:p>
+          <w:p>
+            <w:pPr>
+              <w:jc w:val="both"/>
+              <w:rPr>
                 <w:i w:val="1"/>
                 <w:iCs w:val="1"/>
                 <w:color w:val="548dd4"/>
                 <w:sz w:val="20"/>
                 <w:szCs w:val="20"/>
-                <w:highlight w:val="yellow"/>
-              </w:rPr>
-            </w:pPr>
-            <w:r>
-              <w:rPr>
-                <w:rFonts w:ascii="Calibri" w:cs="Calibri" w:eastAsia="Calibri" w:hAnsi="Calibri"/>
+              </w:rPr>
+            </w:pPr>
+            <w:r>
+              <w:rPr>
                 <w:i w:val="1"/>
                 <w:iCs w:val="1"/>
                 <w:color w:val="548dd4"/>
@@ -1851,12 +1818,7 @@
                 <w:szCs w:val="20"/>
                 <w:rtl w:val="0"/>
               </w:rPr>
-              <w:t xml:space="preserve">¿Cuáles son tus intereses profesionales?  ¿Qué aspectos de tus intereses profesionales se ven reflejados en tu Proyecto APT? Realizar este Proyecto APT, ¿de qué manera va a contribuir a tu desarrollo profesional? </w:t>
-            </w:r>
-            <w:r>
-              <w:rPr>
-                <w:rtl w:val="0"/>
-              </w:rPr>
+              <w:t xml:space="preserve">La realización del proyecto contribuirá a nuestro desarrollo profesional al permitirnos experimentar un proceso de desarrollo similar al que podríamos enfrentar en un contexto laboral, desde el levantamiento de requerimientos y planificación hasta la implementación, integración, pruebas y documentación de una solución informática. </w:t>
             </w:r>
           </w:p>
         </w:tc>
@@ -1894,9 +1856,8 @@
           </w:tcPr>
           <w:p>
             <w:pPr>
-              <w:jc w:val="both"/>
-              <w:rPr>
-                <w:rFonts w:ascii="Calibri" w:cs="Calibri" w:eastAsia="Calibri" w:hAnsi="Calibri"/>
+              <w:spacing w:after="240" w:before="240" w:lineRule="auto"/>
+              <w:rPr>
                 <w:i w:val="1"/>
                 <w:iCs w:val="1"/>
                 <w:color w:val="548dd4"/>
@@ -1906,7 +1867,6 @@
             </w:pPr>
             <w:r>
               <w:rPr>
-                <w:rFonts w:ascii="Calibri" w:cs="Calibri" w:eastAsia="Calibri" w:hAnsi="Calibri"/>
                 <w:i w:val="1"/>
                 <w:iCs w:val="1"/>
                 <w:color w:val="548dd4"/>
@@ -1914,13 +1874,13 @@
                 <w:szCs w:val="20"/>
                 <w:rtl w:val="0"/>
               </w:rPr>
-              <w:t xml:space="preserve">Justifica brevemente por qué es posible desarrollar tu proyecto APT. Considera el tiempo y materiales que necesitas para desarrollarlo, así como los posibles factores externos que podrían dificultar y facilitar su desarrollo.  </w:t>
-            </w:r>
-          </w:p>
-          <w:p>
-            <w:pPr>
-              <w:rPr>
-                <w:rFonts w:ascii="Calibri" w:cs="Calibri" w:eastAsia="Calibri" w:hAnsi="Calibri"/>
+              <w:t xml:space="preserve">El proyecto es factible de desarrollar durante el periodo académico, ya que se plantea como una solución web acotada y se utilizarán herramientas disponibles para el equipo. El desarrollo se realizará de forma incremental, priorizando funcionalidades como la búsqueda y comparación de medicamentos, consulta de farmacias, geolocalización y generación de rutas.</w:t>
+            </w:r>
+          </w:p>
+          <w:p>
+            <w:pPr>
+              <w:spacing w:after="240" w:before="240" w:lineRule="auto"/>
+              <w:rPr>
                 <w:i w:val="1"/>
                 <w:iCs w:val="1"/>
                 <w:color w:val="548dd4"/>
@@ -1930,7 +1890,6 @@
             </w:pPr>
             <w:r>
               <w:rPr>
-                <w:rFonts w:ascii="Calibri" w:cs="Calibri" w:eastAsia="Calibri" w:hAnsi="Calibri"/>
                 <w:i w:val="1"/>
                 <w:iCs w:val="1"/>
                 <w:color w:val="548dd4"/>
@@ -1938,297 +1897,88 @@
                 <w:szCs w:val="20"/>
                 <w:rtl w:val="0"/>
               </w:rPr>
-              <w:t xml:space="preserve">¿Por qué crees es posible desarrollar tu Proyecto APT? Para responder esta pregunta debes tener en consideración:</w:t>
-            </w:r>
-          </w:p>
-          <w:p>
-            <w:pPr>
-              <w:keepNext w:val="0"/>
-              <w:keepLines w:val="0"/>
-              <w:pageBreakBefore w:val="0"/>
-              <w:widowControl w:val="1"/>
-              <w:numPr>
-                <w:ilvl w:val="0"/>
-                <w:numId w:val="2"/>
-              </w:numPr>
-              <w:pBdr>
-                <w:top w:space="0" w:sz="0" w:val="nil"/>
-                <w:left w:space="0" w:sz="0" w:val="nil"/>
-                <w:bottom w:space="0" w:sz="0" w:val="nil"/>
-                <w:right w:space="0" w:sz="0" w:val="nil"/>
-                <w:between w:space="0" w:sz="0" w:val="nil"/>
-              </w:pBdr>
-              <w:shd w:fill="auto" w:val="clear"/>
-              <w:spacing w:after="0" w:before="0" w:line="259" w:lineRule="auto"/>
-              <w:ind w:left="720" w:right="0" w:hanging="360"/>
-              <w:jc w:val="left"/>
-              <w:rPr>
-                <w:rFonts w:ascii="Calibri" w:cs="Calibri" w:eastAsia="Calibri" w:hAnsi="Calibri"/>
-                <w:b w:val="0"/>
-                <w:bCs w:val="0"/>
+              <w:t xml:space="preserve">La información de precios se obtendrá mediante mecanismos automatizados de extracción de datos, mientras que para la geolocalización se utilizarán servicios de mapas. Uno de los principales factores externos corresponde a la disponibilidad y actualización de las fuentes de información, por lo que se evaluarán previamente y se limitará el alcance del proyecto a un conjunto de farmacias que permita asegurar su desarrollo.</w:t>
+            </w:r>
+          </w:p>
+          <w:p>
+            <w:pPr>
+              <w:spacing w:after="240" w:before="240" w:lineRule="auto"/>
+              <w:rPr>
                 <w:i w:val="1"/>
                 <w:iCs w:val="1"/>
-                <w:smallCaps w:val="0"/>
-                <w:strike w:val="0"/>
                 <w:color w:val="548dd4"/>
                 <w:sz w:val="20"/>
                 <w:szCs w:val="20"/>
-                <w:u w:val="none"/>
-                <w:shd w:fill="auto" w:val="clear"/>
-                <w:vertAlign w:val="baseline"/>
-              </w:rPr>
-            </w:pPr>
-            <w:r>
-              <w:rPr>
-                <w:rFonts w:ascii="Calibri" w:cs="Calibri" w:eastAsia="Calibri" w:hAnsi="Calibri"/>
-                <w:b w:val="0"/>
-                <w:bCs w:val="0"/>
+              </w:rPr>
+            </w:pPr>
+            <w:r>
+              <w:rPr>
                 <w:i w:val="1"/>
                 <w:iCs w:val="1"/>
-                <w:smallCaps w:val="0"/>
-                <w:strike w:val="0"/>
                 <w:color w:val="548dd4"/>
                 <w:sz w:val="20"/>
                 <w:szCs w:val="20"/>
-                <w:u w:val="none"/>
-                <w:shd w:fill="auto" w:val="clear"/>
-                <w:vertAlign w:val="baseline"/>
-                <w:rtl w:val="0"/>
-              </w:rPr>
-              <w:t xml:space="preserve">Duración del semestre</w:t>
-            </w:r>
-          </w:p>
-          <w:p>
-            <w:pPr>
-              <w:keepNext w:val="0"/>
-              <w:keepLines w:val="0"/>
-              <w:pageBreakBefore w:val="0"/>
-              <w:widowControl w:val="1"/>
-              <w:numPr>
-                <w:ilvl w:val="0"/>
-                <w:numId w:val="2"/>
-              </w:numPr>
-              <w:pBdr>
-                <w:top w:space="0" w:sz="0" w:val="nil"/>
-                <w:left w:space="0" w:sz="0" w:val="nil"/>
-                <w:bottom w:space="0" w:sz="0" w:val="nil"/>
-                <w:right w:space="0" w:sz="0" w:val="nil"/>
-                <w:between w:space="0" w:sz="0" w:val="nil"/>
-              </w:pBdr>
-              <w:shd w:fill="auto" w:val="clear"/>
-              <w:spacing w:after="0" w:before="0" w:line="259" w:lineRule="auto"/>
-              <w:ind w:left="720" w:right="0" w:hanging="360"/>
-              <w:jc w:val="left"/>
-              <w:rPr>
-                <w:rFonts w:ascii="Calibri" w:cs="Calibri" w:eastAsia="Calibri" w:hAnsi="Calibri"/>
-                <w:b w:val="0"/>
-                <w:bCs w:val="0"/>
-                <w:i w:val="1"/>
-                <w:iCs w:val="1"/>
-                <w:smallCaps w:val="0"/>
-                <w:strike w:val="0"/>
-                <w:color w:val="548dd4"/>
-                <w:sz w:val="20"/>
-                <w:szCs w:val="20"/>
-                <w:u w:val="none"/>
-                <w:shd w:fill="auto" w:val="clear"/>
-                <w:vertAlign w:val="baseline"/>
-              </w:rPr>
-            </w:pPr>
-            <w:r>
-              <w:rPr>
-                <w:rFonts w:ascii="Calibri" w:cs="Calibri" w:eastAsia="Calibri" w:hAnsi="Calibri"/>
-                <w:b w:val="0"/>
-                <w:bCs w:val="0"/>
-                <w:i w:val="1"/>
-                <w:iCs w:val="1"/>
-                <w:smallCaps w:val="0"/>
-                <w:strike w:val="0"/>
-                <w:color w:val="548dd4"/>
-                <w:sz w:val="20"/>
-                <w:szCs w:val="20"/>
-                <w:u w:val="none"/>
-                <w:shd w:fill="auto" w:val="clear"/>
-                <w:vertAlign w:val="baseline"/>
-                <w:rtl w:val="0"/>
-              </w:rPr>
-              <w:t xml:space="preserve">Horas asignadas a la asignatura </w:t>
-            </w:r>
-          </w:p>
-          <w:p>
-            <w:pPr>
-              <w:keepNext w:val="0"/>
-              <w:keepLines w:val="0"/>
-              <w:pageBreakBefore w:val="0"/>
-              <w:widowControl w:val="1"/>
-              <w:numPr>
-                <w:ilvl w:val="0"/>
-                <w:numId w:val="2"/>
-              </w:numPr>
-              <w:pBdr>
-                <w:top w:space="0" w:sz="0" w:val="nil"/>
-                <w:left w:space="0" w:sz="0" w:val="nil"/>
-                <w:bottom w:space="0" w:sz="0" w:val="nil"/>
-                <w:right w:space="0" w:sz="0" w:val="nil"/>
-                <w:between w:space="0" w:sz="0" w:val="nil"/>
-              </w:pBdr>
-              <w:shd w:fill="auto" w:val="clear"/>
-              <w:spacing w:after="0" w:before="0" w:line="259" w:lineRule="auto"/>
-              <w:ind w:left="720" w:right="0" w:hanging="360"/>
-              <w:jc w:val="left"/>
-              <w:rPr>
-                <w:rFonts w:ascii="Calibri" w:cs="Calibri" w:eastAsia="Calibri" w:hAnsi="Calibri"/>
-                <w:b w:val="0"/>
-                <w:bCs w:val="0"/>
-                <w:i w:val="1"/>
-                <w:iCs w:val="1"/>
-                <w:smallCaps w:val="0"/>
-                <w:strike w:val="0"/>
-                <w:color w:val="548dd4"/>
-                <w:sz w:val="20"/>
-                <w:szCs w:val="20"/>
-                <w:u w:val="none"/>
-                <w:shd w:fill="auto" w:val="clear"/>
-                <w:vertAlign w:val="baseline"/>
-              </w:rPr>
-            </w:pPr>
-            <w:r>
-              <w:rPr>
-                <w:rFonts w:ascii="Calibri" w:cs="Calibri" w:eastAsia="Calibri" w:hAnsi="Calibri"/>
-                <w:b w:val="0"/>
-                <w:bCs w:val="0"/>
-                <w:i w:val="1"/>
-                <w:iCs w:val="1"/>
-                <w:smallCaps w:val="0"/>
-                <w:strike w:val="0"/>
-                <w:color w:val="548dd4"/>
-                <w:sz w:val="20"/>
-                <w:szCs w:val="20"/>
-                <w:u w:val="none"/>
-                <w:shd w:fill="auto" w:val="clear"/>
-                <w:vertAlign w:val="baseline"/>
-                <w:rtl w:val="0"/>
-              </w:rPr>
-              <w:t xml:space="preserve">Materiales requeridos</w:t>
-            </w:r>
-          </w:p>
-          <w:p>
-            <w:pPr>
-              <w:keepNext w:val="0"/>
-              <w:keepLines w:val="0"/>
-              <w:pageBreakBefore w:val="0"/>
-              <w:widowControl w:val="1"/>
-              <w:numPr>
-                <w:ilvl w:val="0"/>
-                <w:numId w:val="2"/>
-              </w:numPr>
-              <w:pBdr>
-                <w:top w:space="0" w:sz="0" w:val="nil"/>
-                <w:left w:space="0" w:sz="0" w:val="nil"/>
-                <w:bottom w:space="0" w:sz="0" w:val="nil"/>
-                <w:right w:space="0" w:sz="0" w:val="nil"/>
-                <w:between w:space="0" w:sz="0" w:val="nil"/>
-              </w:pBdr>
-              <w:shd w:fill="auto" w:val="clear"/>
-              <w:spacing w:after="0" w:before="0" w:line="259" w:lineRule="auto"/>
-              <w:ind w:left="720" w:right="0" w:hanging="360"/>
-              <w:jc w:val="left"/>
-              <w:rPr>
-                <w:rFonts w:ascii="Calibri" w:cs="Calibri" w:eastAsia="Calibri" w:hAnsi="Calibri"/>
-                <w:b w:val="0"/>
-                <w:bCs w:val="0"/>
-                <w:i w:val="1"/>
-                <w:iCs w:val="1"/>
-                <w:smallCaps w:val="0"/>
-                <w:strike w:val="0"/>
-                <w:color w:val="548dd4"/>
-                <w:sz w:val="20"/>
-                <w:szCs w:val="20"/>
-                <w:u w:val="none"/>
-                <w:shd w:fill="auto" w:val="clear"/>
-                <w:vertAlign w:val="baseline"/>
-              </w:rPr>
-            </w:pPr>
-            <w:r>
-              <w:rPr>
-                <w:rFonts w:ascii="Calibri" w:cs="Calibri" w:eastAsia="Calibri" w:hAnsi="Calibri"/>
-                <w:b w:val="0"/>
-                <w:bCs w:val="0"/>
-                <w:i w:val="1"/>
-                <w:iCs w:val="1"/>
-                <w:smallCaps w:val="0"/>
-                <w:strike w:val="0"/>
-                <w:color w:val="548dd4"/>
-                <w:sz w:val="20"/>
-                <w:szCs w:val="20"/>
-                <w:u w:val="none"/>
-                <w:shd w:fill="auto" w:val="clear"/>
-                <w:vertAlign w:val="baseline"/>
-                <w:rtl w:val="0"/>
-              </w:rPr>
-              <w:t xml:space="preserve">Factores externos que facilitan su desarrollo </w:t>
-            </w:r>
-          </w:p>
-          <w:p>
-            <w:pPr>
-              <w:keepNext w:val="0"/>
-              <w:keepLines w:val="0"/>
-              <w:pageBreakBefore w:val="0"/>
-              <w:widowControl w:val="1"/>
-              <w:numPr>
-                <w:ilvl w:val="0"/>
-                <w:numId w:val="2"/>
-              </w:numPr>
-              <w:pBdr>
-                <w:top w:space="0" w:sz="0" w:val="nil"/>
-                <w:left w:space="0" w:sz="0" w:val="nil"/>
-                <w:bottom w:space="0" w:sz="0" w:val="nil"/>
-                <w:right w:space="0" w:sz="0" w:val="nil"/>
-                <w:between w:space="0" w:sz="0" w:val="nil"/>
-              </w:pBdr>
-              <w:shd w:fill="auto" w:val="clear"/>
-              <w:spacing w:after="160" w:before="0" w:line="259" w:lineRule="auto"/>
-              <w:ind w:left="720" w:right="0" w:hanging="360"/>
-              <w:jc w:val="left"/>
-              <w:rPr>
-                <w:rFonts w:ascii="Calibri" w:cs="Calibri" w:eastAsia="Calibri" w:hAnsi="Calibri"/>
-                <w:b w:val="0"/>
-                <w:bCs w:val="0"/>
-                <w:i w:val="1"/>
-                <w:iCs w:val="1"/>
-                <w:smallCaps w:val="0"/>
-                <w:strike w:val="0"/>
-                <w:color w:val="548dd4"/>
-                <w:sz w:val="20"/>
-                <w:szCs w:val="20"/>
-                <w:u w:val="none"/>
-                <w:shd w:fill="auto" w:val="clear"/>
-                <w:vertAlign w:val="baseline"/>
-              </w:rPr>
-            </w:pPr>
-            <w:r>
-              <w:rPr>
-                <w:rFonts w:ascii="Calibri" w:cs="Calibri" w:eastAsia="Calibri" w:hAnsi="Calibri"/>
-                <w:b w:val="0"/>
-                <w:bCs w:val="0"/>
-                <w:i w:val="1"/>
-                <w:iCs w:val="1"/>
-                <w:smallCaps w:val="0"/>
-                <w:strike w:val="0"/>
-                <w:color w:val="548dd4"/>
-                <w:sz w:val="20"/>
-                <w:szCs w:val="20"/>
-                <w:u w:val="none"/>
-                <w:shd w:fill="auto" w:val="clear"/>
-                <w:vertAlign w:val="baseline"/>
-                <w:rtl w:val="0"/>
-              </w:rPr>
-              <w:t xml:space="preserve">Factores externos que dificultan su desarrollo y maneras en que podrías solucionarlos</w:t>
+                <w:rtl w:val="0"/>
+              </w:rPr>
+              <w:t xml:space="preserve">Finalmente, el proyecto se organizará en etapas de análisis, diseño, desarrollo, integración y pruebas, distribuyendo las tareas entre los integrantes del equipo de acuerdo con el tiempo disponible durante el semestre.</w:t>
+            </w:r>
+            <w:r>
+              <w:rPr>
+                <w:rtl w:val="0"/>
+              </w:rPr>
             </w:r>
           </w:p>
         </w:tc>
       </w:tr>
     </w:tbl>
+    <w:p>
+      <w:pPr>
+        <w:rPr>
+          <w:b w:val="1"/>
+          <w:bCs w:val="1"/>
+          <w:color w:val="4472c4"/>
+          <w:sz w:val="32"/>
+          <w:szCs w:val="32"/>
+        </w:rPr>
+      </w:pPr>
+      <w:r>
+        <w:rPr>
+          <w:rtl w:val="0"/>
+        </w:rPr>
+      </w:r>
+    </w:p>
+    <w:p>
+      <w:pPr>
+        <w:rPr>
+          <w:b w:val="1"/>
+          <w:bCs w:val="1"/>
+          <w:color w:val="4472c4"/>
+          <w:sz w:val="32"/>
+          <w:szCs w:val="32"/>
+        </w:rPr>
+      </w:pPr>
+      <w:r>
+        <w:rPr>
+          <w:rtl w:val="0"/>
+        </w:rPr>
+      </w:r>
+    </w:p>
+    <w:p>
+      <w:pPr>
+        <w:rPr>
+          <w:b w:val="1"/>
+          <w:bCs w:val="1"/>
+          <w:color w:val="4472c4"/>
+          <w:sz w:val="32"/>
+          <w:szCs w:val="32"/>
+        </w:rPr>
+      </w:pPr>
+      <w:r>
+        <w:rPr>
+          <w:rtl w:val="0"/>
+        </w:rPr>
+      </w:r>
+    </w:p>
     <w:p>
       <w:pPr>
         <w:rPr>
@@ -2300,6 +2050,11 @@
         </w:rPr>
         <w:t xml:space="preserve">PARTE II </w:t>
       </w:r>
+      <w:r>
+        <w:rPr>
+          <w:rtl w:val="0"/>
+        </w:rPr>
+      </w:r>
     </w:p>
     <w:tbl>
       <w:tblPr>
@@ -2375,7 +2130,6 @@
             <w:pPr>
               <w:keepNext w:val="0"/>
               <w:keepLines w:val="0"/>
-              <w:pageBreakBefore w:val="0"/>
               <w:widowControl w:val="1"/>
               <w:pBdr>
                 <w:top w:space="0" w:sz="0" w:val="nil"/>
@@ -2451,7 +2205,7 @@
     <w:tbl>
       <w:tblPr>
         <w:tblStyle w:val="Table8"/>
-        <w:tblW w:w="9498.0" w:type="dxa"/>
+        <w:tblW w:w="9495.0" w:type="dxa"/>
         <w:jc w:val="left"/>
         <w:tblInd w:w="-714.0" w:type="dxa"/>
         <w:tblBorders>
@@ -2466,12 +2220,12 @@
         <w:tblLook w:val="0400"/>
       </w:tblPr>
       <w:tblGrid>
-        <w:gridCol w:w="2638"/>
-        <w:gridCol w:w="6860"/>
+        <w:gridCol w:w="2430"/>
+        <w:gridCol w:w="7065"/>
         <w:tblGridChange w:id="0">
           <w:tblGrid>
-            <w:gridCol w:w="2638"/>
-            <w:gridCol w:w="6860"/>
+            <w:gridCol w:w="2430"/>
+            <w:gridCol w:w="7065"/>
           </w:tblGrid>
         </w:tblGridChange>
       </w:tblGrid>
@@ -2510,7 +2264,6 @@
             <w:pPr>
               <w:jc w:val="both"/>
               <w:rPr>
-                <w:rFonts w:ascii="Calibri" w:cs="Calibri" w:eastAsia="Calibri" w:hAnsi="Calibri"/>
                 <w:i w:val="1"/>
                 <w:iCs w:val="1"/>
                 <w:color w:val="548dd4"/>
@@ -2520,7 +2273,6 @@
             </w:pPr>
             <w:r>
               <w:rPr>
-                <w:rFonts w:ascii="Calibri" w:cs="Calibri" w:eastAsia="Calibri" w:hAnsi="Calibri"/>
                 <w:i w:val="1"/>
                 <w:iCs w:val="1"/>
                 <w:color w:val="548dd4"/>
@@ -2528,7 +2280,7 @@
                 <w:szCs w:val="20"/>
                 <w:rtl w:val="0"/>
               </w:rPr>
-              <w:t xml:space="preserve">Describe el o los objetivos generales de tu trabajo. Estos representan las grandes metas del proyecto que realizarás, de manera que te servirán de guía para que, una vez finalizado todo el proceso, puedas contrastar el resultado con lo planificado y así ver en qué medida fue posible cumplirlo.</w:t>
+              <w:t xml:space="preserve">Desarrollar una plataforma web que permita comparar precios de medicamentos entre distintas farmacias y localizar establecimientos cercanos mediante geolocalización, facilitando a los usuarios la búsqueda de alternativas convenientes según precio y ubicación.</w:t>
             </w:r>
           </w:p>
         </w:tc>
@@ -2578,7 +2330,6 @@
             </w:pPr>
             <w:r>
               <w:rPr>
-                <w:rFonts w:ascii="Calibri" w:cs="Calibri" w:eastAsia="Calibri" w:hAnsi="Calibri"/>
                 <w:i w:val="1"/>
                 <w:iCs w:val="1"/>
                 <w:color w:val="548dd4"/>
@@ -2586,7 +2337,12 @@
                 <w:szCs w:val="20"/>
                 <w:rtl w:val="0"/>
               </w:rPr>
-              <w:t xml:space="preserve">Describe los objetivos específicos del proyecto. Estos permiten aterrizar el trabajo y trazar procedimientos concretos a seguir. Se desprenden del objetivo general. </w:t>
+              <w:t xml:space="preserve">Recopilar y procesar información de medicamentos y farmacias, diseñar una base de datos que permita gestionar y comparar sus precios, desarrollar los componentes necesarios para la integración de servicios externos y evaluar el funcionamiento de la solución mediante pruebas.</w:t>
+            </w:r>
+            <w:r>
+              <w:rPr>
+                <w:rtl w:val="0"/>
+              </w:rPr>
             </w:r>
           </w:p>
         </w:tc>
@@ -2700,7 +2456,6 @@
             <w:pPr>
               <w:keepNext w:val="0"/>
               <w:keepLines w:val="0"/>
-              <w:pageBreakBefore w:val="0"/>
               <w:widowControl w:val="1"/>
               <w:pBdr>
                 <w:top w:space="0" w:sz="0" w:val="nil"/>
@@ -2834,9 +2589,9 @@
           <w:tcPr/>
           <w:p>
             <w:pPr>
-              <w:jc w:val="both"/>
-              <w:rPr>
-                <w:rFonts w:ascii="Calibri" w:cs="Calibri" w:eastAsia="Calibri" w:hAnsi="Calibri"/>
+              <w:spacing w:after="240" w:before="240" w:lineRule="auto"/>
+              <w:jc w:val="both"/>
+              <w:rPr>
                 <w:i w:val="1"/>
                 <w:iCs w:val="1"/>
                 <w:color w:val="548dd4"/>
@@ -2846,7 +2601,6 @@
             </w:pPr>
             <w:r>
               <w:rPr>
-                <w:rFonts w:ascii="Calibri" w:cs="Calibri" w:eastAsia="Calibri" w:hAnsi="Calibri"/>
                 <w:i w:val="1"/>
                 <w:iCs w:val="1"/>
                 <w:color w:val="548dd4"/>
@@ -2854,24 +2608,12 @@
                 <w:szCs w:val="20"/>
                 <w:rtl w:val="0"/>
               </w:rPr>
-              <w:t xml:space="preserve">Describe cómo abordarás el problema o situación que se identificó anteriormente, señalando la metodología que se utilizará para cumplir con tu objetivo. </w:t>
-            </w:r>
-          </w:p>
-          <w:p>
-            <w:pPr>
-              <w:jc w:val="both"/>
-              <w:rPr>
-                <w:rFonts w:ascii="Calibri" w:cs="Calibri" w:eastAsia="Calibri" w:hAnsi="Calibri"/>
-                <w:i w:val="1"/>
-                <w:iCs w:val="1"/>
-                <w:color w:val="ff0000"/>
-                <w:sz w:val="18"/>
-                <w:szCs w:val="18"/>
-              </w:rPr>
-            </w:pPr>
-            <w:r>
-              <w:rPr>
-                <w:rFonts w:ascii="Calibri" w:cs="Calibri" w:eastAsia="Calibri" w:hAnsi="Calibri"/>
+              <w:t xml:space="preserve">Para el desarrollo de FarmaPricey se utilizará una metodología ágil basada en </w:t>
+            </w:r>
+            <w:r>
+              <w:rPr>
+                <w:b w:val="1"/>
+                <w:bCs w:val="1"/>
                 <w:i w:val="1"/>
                 <w:iCs w:val="1"/>
                 <w:color w:val="548dd4"/>
@@ -2879,8 +2621,103 @@
                 <w:szCs w:val="20"/>
                 <w:rtl w:val="0"/>
               </w:rPr>
-              <w:t xml:space="preserve">Cuando el proyecto a desarrollar es grupal, es necesario incorporar la definición de las funciones, tareas y responsabilidades asociadas a cada integrante del equipo.</w:t>
-            </w:r>
+              <w:t xml:space="preserve">Scrum</w:t>
+            </w:r>
+            <w:r>
+              <w:rPr>
+                <w:i w:val="1"/>
+                <w:iCs w:val="1"/>
+                <w:color w:val="548dd4"/>
+                <w:sz w:val="20"/>
+                <w:szCs w:val="20"/>
+                <w:rtl w:val="0"/>
+              </w:rPr>
+              <w:t xml:space="preserve">, adaptada a las características de un proyecto académico de tres integrantes. Esta metodología permitirá organizar el trabajo en iteraciones, priorizar funcionalidades, realizar seguimiento del avance y efectuar ajustes de acuerdo con los resultados obtenidos durante el desarrollo. </w:t>
+            </w:r>
+          </w:p>
+          <w:p>
+            <w:pPr>
+              <w:spacing w:after="240" w:before="240" w:lineRule="auto"/>
+              <w:jc w:val="both"/>
+              <w:rPr>
+                <w:i w:val="1"/>
+                <w:iCs w:val="1"/>
+                <w:color w:val="548dd4"/>
+                <w:sz w:val="20"/>
+                <w:szCs w:val="20"/>
+              </w:rPr>
+            </w:pPr>
+            <w:r>
+              <w:rPr>
+                <w:i w:val="1"/>
+                <w:iCs w:val="1"/>
+                <w:color w:val="548dd4"/>
+                <w:sz w:val="20"/>
+                <w:szCs w:val="20"/>
+                <w:rtl w:val="0"/>
+              </w:rPr>
+              <w:t xml:space="preserve">El proyecto comenzará con una etapa de levantamiento y análisis de requerimientos, seguida por el diseño de la arquitectura, modelo de datos e interfaces de la solución. Posteriormente, las funcionalidades serán desarrolladas de manera incremental mediante iteraciones, priorizando aquellas correspondientes al producto mínimo viable, como la obtención y gestión de información de medicamentos, comparación de precios, búsqueda de establecimientos y geolocalización.</w:t>
+            </w:r>
+          </w:p>
+          <w:p>
+            <w:pPr>
+              <w:spacing w:after="240" w:before="240" w:lineRule="auto"/>
+              <w:jc w:val="both"/>
+              <w:rPr>
+                <w:i w:val="1"/>
+                <w:iCs w:val="1"/>
+                <w:color w:val="548dd4"/>
+                <w:sz w:val="20"/>
+                <w:szCs w:val="20"/>
+              </w:rPr>
+            </w:pPr>
+            <w:r>
+              <w:rPr>
+                <w:i w:val="1"/>
+                <w:iCs w:val="1"/>
+                <w:color w:val="548dd4"/>
+                <w:sz w:val="20"/>
+                <w:szCs w:val="20"/>
+                <w:rtl w:val="0"/>
+              </w:rPr>
+              <w:t xml:space="preserve">Durante cada iteración se realizarán actividades de planificación, desarrollo, integración y pruebas. El equipo realizará reuniones periódicas para revisar el progreso, identificar dificultades y distribuir las tareas necesarias para cumplir los objetivos establecidos. Al finalizar cada iteración se evaluarán los resultados y se determinarán los ajustes o funcionalidades que deberán abordarse en la siguiente etapa.</w:t>
+            </w:r>
+          </w:p>
+          <w:p>
+            <w:pPr>
+              <w:spacing w:after="240" w:before="240" w:lineRule="auto"/>
+              <w:jc w:val="both"/>
+              <w:rPr>
+                <w:i w:val="1"/>
+                <w:iCs w:val="1"/>
+                <w:color w:val="548dd4"/>
+                <w:sz w:val="20"/>
+                <w:szCs w:val="20"/>
+              </w:rPr>
+            </w:pPr>
+            <w:r>
+              <w:rPr>
+                <w:i w:val="1"/>
+                <w:iCs w:val="1"/>
+                <w:color w:val="548dd4"/>
+                <w:sz w:val="20"/>
+                <w:szCs w:val="20"/>
+                <w:rtl w:val="0"/>
+              </w:rPr>
+              <w:t xml:space="preserve">Debido a que el proyecto será desarrollado por tres integrantes, se distribuirán responsabilidades principales de acuerdo con las necesidades del proyecto, manteniendo una dinámica de trabajo colaborativa en la que todos los integrantes participarán en las etapas de análisis, desarrollo, pruebas y documentación.</w:t>
+            </w:r>
+          </w:p>
+          <w:p>
+            <w:pPr>
+              <w:jc w:val="both"/>
+              <w:rPr>
+                <w:i w:val="1"/>
+                <w:iCs w:val="1"/>
+                <w:color w:val="548dd4"/>
+                <w:sz w:val="20"/>
+                <w:szCs w:val="20"/>
+              </w:rPr>
+            </w:pPr>
             <w:r>
               <w:rPr>
                 <w:rtl w:val="0"/>
@@ -2890,23 +2727,6 @@
         </w:tc>
       </w:tr>
     </w:tbl>
-    <w:p>
-      <w:pPr>
-        <w:spacing w:after="0" w:line="360" w:lineRule="auto"/>
-        <w:jc w:val="both"/>
-        <w:rPr>
-          <w:b w:val="1"/>
-          <w:bCs w:val="1"/>
-          <w:sz w:val="24"/>
-          <w:szCs w:val="24"/>
-        </w:rPr>
-      </w:pPr>
-      <w:r>
-        <w:rPr>
-          <w:rtl w:val="0"/>
-        </w:rPr>
-      </w:r>
-    </w:p>
     <w:p>
       <w:pPr>
         <w:spacing w:after="0" w:line="240" w:lineRule="auto"/>
@@ -2917,9 +2737,6 @@
           <w:szCs w:val="24"/>
         </w:rPr>
       </w:pPr>
-      <w:r>
-        <w:br w:type="page"/>
-      </w:r>
       <w:r>
         <w:rPr>
           <w:rtl w:val="0"/>
@@ -3049,7 +2866,7 @@
     <w:tbl>
       <w:tblPr>
         <w:tblStyle w:val="Table12"/>
-        <w:tblW w:w="10062.0" w:type="dxa"/>
+        <w:tblW w:w="10215.0" w:type="dxa"/>
         <w:jc w:val="left"/>
         <w:tblInd w:w="-714.0" w:type="dxa"/>
         <w:tblBorders>
@@ -3064,16 +2881,16 @@
         <w:tblLook w:val="0400"/>
       </w:tblPr>
       <w:tblGrid>
-        <w:gridCol w:w="1843"/>
-        <w:gridCol w:w="1843"/>
+        <w:gridCol w:w="1905"/>
+        <w:gridCol w:w="1785"/>
         <w:gridCol w:w="3825"/>
-        <w:gridCol w:w="2551"/>
+        <w:gridCol w:w="2700"/>
         <w:tblGridChange w:id="0">
           <w:tblGrid>
-            <w:gridCol w:w="1843"/>
-            <w:gridCol w:w="1843"/>
+            <w:gridCol w:w="1905"/>
+            <w:gridCol w:w="1785"/>
             <w:gridCol w:w="3825"/>
-            <w:gridCol w:w="2551"/>
+            <w:gridCol w:w="2700"/>
           </w:tblGrid>
         </w:tblGridChange>
       </w:tblGrid>
@@ -3091,7 +2908,6 @@
             <w:pPr>
               <w:keepNext w:val="0"/>
               <w:keepLines w:val="0"/>
-              <w:pageBreakBefore w:val="0"/>
               <w:widowControl w:val="1"/>
               <w:pBdr>
                 <w:top w:space="0" w:sz="0" w:val="nil"/>
@@ -3148,7 +2964,6 @@
             <w:pPr>
               <w:keepNext w:val="0"/>
               <w:keepLines w:val="0"/>
-              <w:pageBreakBefore w:val="0"/>
               <w:widowControl w:val="1"/>
               <w:pBdr>
                 <w:top w:space="0" w:sz="0" w:val="nil"/>
@@ -3210,7 +3025,6 @@
             <w:pPr>
               <w:keepNext w:val="0"/>
               <w:keepLines w:val="0"/>
-              <w:pageBreakBefore w:val="0"/>
               <w:widowControl w:val="1"/>
               <w:pBdr>
                 <w:top w:space="0" w:sz="0" w:val="nil"/>
@@ -3272,7 +3086,6 @@
             <w:pPr>
               <w:keepNext w:val="0"/>
               <w:keepLines w:val="0"/>
-              <w:pageBreakBefore w:val="0"/>
               <w:widowControl w:val="1"/>
               <w:pBdr>
                 <w:top w:space="0" w:sz="0" w:val="nil"/>
@@ -3334,7 +3147,6 @@
             <w:pPr>
               <w:keepNext w:val="0"/>
               <w:keepLines w:val="0"/>
-              <w:pageBreakBefore w:val="0"/>
               <w:widowControl w:val="1"/>
               <w:pBdr>
                 <w:top w:space="0" w:sz="0" w:val="nil"/>
@@ -3401,7 +3213,6 @@
             <w:pPr>
               <w:keepNext w:val="0"/>
               <w:keepLines w:val="0"/>
-              <w:pageBreakBefore w:val="0"/>
               <w:widowControl w:val="1"/>
               <w:pBdr>
                 <w:top w:space="0" w:sz="0" w:val="nil"/>
@@ -3436,6 +3247,15 @@
             </w:pPr>
             <w:r>
               <w:rPr>
+                <w:b w:val="1"/>
+                <w:bCs w:val="1"/>
+                <w:color w:val="1f3864"/>
+                <w:rtl w:val="0"/>
+              </w:rPr>
+              <w:t xml:space="preserve">Avance</w:t>
+            </w:r>
+            <w:r>
+              <w:rPr>
                 <w:rtl w:val="0"/>
               </w:rPr>
             </w:r>
@@ -3447,7 +3267,6 @@
             <w:pPr>
               <w:keepNext w:val="0"/>
               <w:keepLines w:val="0"/>
-              <w:pageBreakBefore w:val="0"/>
               <w:widowControl w:val="1"/>
               <w:pBdr>
                 <w:top w:space="0" w:sz="0" w:val="nil"/>
@@ -3482,6 +3301,15 @@
             </w:pPr>
             <w:r>
               <w:rPr>
+                <w:b w:val="1"/>
+                <w:bCs w:val="1"/>
+                <w:color w:val="1f3864"/>
+                <w:rtl w:val="0"/>
+              </w:rPr>
+              <w:t xml:space="preserve">Documento de requerimientos y diseño</w:t>
+            </w:r>
+            <w:r>
+              <w:rPr>
                 <w:rtl w:val="0"/>
               </w:rPr>
             </w:r>
@@ -3503,7 +3331,6 @@
             </w:pPr>
             <w:r>
               <w:rPr>
-                <w:rFonts w:ascii="Calibri" w:cs="Calibri" w:eastAsia="Calibri" w:hAnsi="Calibri"/>
                 <w:i w:val="1"/>
                 <w:iCs w:val="1"/>
                 <w:color w:val="4472c4"/>
@@ -3511,7 +3338,12 @@
                 <w:szCs w:val="18"/>
                 <w:rtl w:val="0"/>
               </w:rPr>
-              <w:t xml:space="preserve">Describe las evidencias acordadas con tu docente, siempre teniendo en mente que estas deben dar cuenta del desarrollo de tu Proyecto APT.</w:t>
+              <w:t xml:space="preserve">Documento que contiene los requerimientos del sistema, diseño de la arquitectura, modelo de datos y prototipos de la plataforma.</w:t>
+            </w:r>
+            <w:r>
+              <w:rPr>
+                <w:rtl w:val="0"/>
+              </w:rPr>
             </w:r>
           </w:p>
         </w:tc>
@@ -3521,7 +3353,6 @@
             <w:pPr>
               <w:keepNext w:val="0"/>
               <w:keepLines w:val="0"/>
-              <w:pageBreakBefore w:val="0"/>
               <w:widowControl w:val="1"/>
               <w:pBdr>
                 <w:top w:space="0" w:sz="0" w:val="nil"/>
@@ -3556,6 +3387,15 @@
             </w:pPr>
             <w:r>
               <w:rPr>
+                <w:b w:val="1"/>
+                <w:bCs w:val="1"/>
+                <w:color w:val="1f3864"/>
+                <w:rtl w:val="0"/>
+              </w:rPr>
+              <w:t xml:space="preserve">Permite evidenciar el análisis del problema y la planificación de la solución antes de su implementación.</w:t>
+            </w:r>
+            <w:r>
+              <w:rPr>
                 <w:rtl w:val="0"/>
               </w:rPr>
             </w:r>
@@ -3574,7 +3414,6 @@
             <w:pPr>
               <w:keepNext w:val="0"/>
               <w:keepLines w:val="0"/>
-              <w:pageBreakBefore w:val="0"/>
               <w:widowControl w:val="1"/>
               <w:pBdr>
                 <w:top w:space="0" w:sz="0" w:val="nil"/>
@@ -3609,6 +3448,15 @@
             </w:pPr>
             <w:r>
               <w:rPr>
+                <w:b w:val="1"/>
+                <w:bCs w:val="1"/>
+                <w:color w:val="1f3864"/>
+                <w:rtl w:val="0"/>
+              </w:rPr>
+              <w:t xml:space="preserve">Avance</w:t>
+            </w:r>
+            <w:r>
+              <w:rPr>
                 <w:rtl w:val="0"/>
               </w:rPr>
             </w:r>
@@ -3620,7 +3468,6 @@
             <w:pPr>
               <w:keepNext w:val="0"/>
               <w:keepLines w:val="0"/>
-              <w:pageBreakBefore w:val="0"/>
               <w:widowControl w:val="1"/>
               <w:pBdr>
                 <w:top w:space="0" w:sz="0" w:val="nil"/>
@@ -3655,6 +3502,15 @@
             </w:pPr>
             <w:r>
               <w:rPr>
+                <w:b w:val="1"/>
+                <w:bCs w:val="1"/>
+                <w:color w:val="1f3864"/>
+                <w:rtl w:val="0"/>
+              </w:rPr>
+              <w:t xml:space="preserve">Prototipo funcional</w:t>
+            </w:r>
+            <w:r>
+              <w:rPr>
                 <w:rtl w:val="0"/>
               </w:rPr>
             </w:r>
@@ -3666,7 +3522,6 @@
             <w:pPr>
               <w:keepNext w:val="0"/>
               <w:keepLines w:val="0"/>
-              <w:pageBreakBefore w:val="0"/>
               <w:widowControl w:val="1"/>
               <w:pBdr>
                 <w:top w:space="0" w:sz="0" w:val="nil"/>
@@ -3712,7 +3567,6 @@
             <w:pPr>
               <w:keepNext w:val="0"/>
               <w:keepLines w:val="0"/>
-              <w:pageBreakBefore w:val="0"/>
               <w:widowControl w:val="1"/>
               <w:pBdr>
                 <w:top w:space="0" w:sz="0" w:val="nil"/>
@@ -3765,7 +3619,6 @@
             <w:pPr>
               <w:keepNext w:val="0"/>
               <w:keepLines w:val="0"/>
-              <w:pageBreakBefore w:val="0"/>
               <w:widowControl w:val="1"/>
               <w:pBdr>
                 <w:top w:space="0" w:sz="0" w:val="nil"/>
@@ -3811,7 +3664,6 @@
             <w:pPr>
               <w:keepNext w:val="0"/>
               <w:keepLines w:val="0"/>
-              <w:pageBreakBefore w:val="0"/>
               <w:widowControl w:val="1"/>
               <w:pBdr>
                 <w:top w:space="0" w:sz="0" w:val="nil"/>
@@ -3857,7 +3709,6 @@
             <w:pPr>
               <w:keepNext w:val="0"/>
               <w:keepLines w:val="0"/>
-              <w:pageBreakBefore w:val="0"/>
               <w:widowControl w:val="1"/>
               <w:pBdr>
                 <w:top w:space="0" w:sz="0" w:val="nil"/>
@@ -3903,7 +3754,6 @@
             <w:pPr>
               <w:keepNext w:val="0"/>
               <w:keepLines w:val="0"/>
-              <w:pageBreakBefore w:val="0"/>
               <w:widowControl w:val="1"/>
               <w:pBdr>
                 <w:top w:space="0" w:sz="0" w:val="nil"/>
@@ -3956,7 +3806,6 @@
             <w:pPr>
               <w:keepNext w:val="0"/>
               <w:keepLines w:val="0"/>
-              <w:pageBreakBefore w:val="0"/>
               <w:widowControl w:val="1"/>
               <w:pBdr>
                 <w:top w:space="0" w:sz="0" w:val="nil"/>
@@ -4002,7 +3851,6 @@
             <w:pPr>
               <w:keepNext w:val="0"/>
               <w:keepLines w:val="0"/>
-              <w:pageBreakBefore w:val="0"/>
               <w:widowControl w:val="1"/>
               <w:pBdr>
                 <w:top w:space="0" w:sz="0" w:val="nil"/>
@@ -4048,7 +3896,6 @@
             <w:pPr>
               <w:keepNext w:val="0"/>
               <w:keepLines w:val="0"/>
-              <w:pageBreakBefore w:val="0"/>
               <w:widowControl w:val="1"/>
               <w:pBdr>
                 <w:top w:space="0" w:sz="0" w:val="nil"/>
@@ -4094,7 +3941,6 @@
             <w:pPr>
               <w:keepNext w:val="0"/>
               <w:keepLines w:val="0"/>
-              <w:pageBreakBefore w:val="0"/>
               <w:widowControl w:val="1"/>
               <w:pBdr>
                 <w:top w:space="0" w:sz="0" w:val="nil"/>
@@ -4227,7 +4073,6 @@
             <w:pPr>
               <w:keepNext w:val="0"/>
               <w:keepLines w:val="0"/>
-              <w:pageBreakBefore w:val="0"/>
               <w:widowControl w:val="1"/>
               <w:pBdr>
                 <w:top w:space="0" w:sz="0" w:val="nil"/>
@@ -5224,7 +5069,6 @@
             <w:pPr>
               <w:keepNext w:val="0"/>
               <w:keepLines w:val="0"/>
-              <w:pageBreakBefore w:val="0"/>
               <w:widowControl w:val="1"/>
               <w:pBdr>
                 <w:top w:space="0" w:sz="0" w:val="nil"/>
@@ -7182,7 +7026,7 @@
       </w:r>
     </w:p>
     <w:sectPr>
-      <w:headerReference r:id="rId8" w:type="default"/>
+      <w:headerReference r:id="rId9" w:type="default"/>
       <w:pgSz w:h="16838" w:w="11906" w:orient="portrait"/>
       <w:pgMar w:bottom="1417" w:top="1417" w:left="1701" w:right="1701" w:header="708" w:footer="708"/>
       <w:pgNumType w:start="1"/>
@@ -7198,7 +7042,6 @@
       <w:pPr>
         <w:keepNext w:val="0"/>
         <w:keepLines w:val="0"/>
-        <w:pageBreakBefore w:val="0"/>
         <w:widowControl w:val="1"/>
         <w:pBdr>
           <w:top w:space="0" w:sz="0" w:val="nil"/>
@@ -7283,7 +7126,6 @@
     <w:pPr>
       <w:keepNext w:val="0"/>
       <w:keepLines w:val="0"/>
-      <w:pageBreakBefore w:val="0"/>
       <w:widowControl w:val="0"/>
       <w:pBdr>
         <w:top w:space="0" w:sz="0" w:val="nil"/>
@@ -7437,7 +7279,7 @@
               <wp:inline distB="0" distT="0" distL="0" distR="0">
                 <wp:extent cx="1996440" cy="428625"/>
                 <wp:effectExtent b="0" l="0" r="0" t="0"/>
-                <wp:docPr descr="http://www.duoc.cl/normasgraficas/normasgraficas/marca-duoc/6logo-fondo-transparente/fondo-transparente.png" id="2" name="image1.png"/>
+                <wp:docPr descr="http://www.duoc.cl/normasgraficas/normasgraficas/marca-duoc/6logo-fondo-transparente/fondo-transparente.png" id="4" name="image1.png"/>
                 <a:graphic>
                   <a:graphicData uri="http://schemas.openxmlformats.org/drawingml/2006/picture">
                     <pic:pic>
@@ -7479,7 +7321,6 @@
     <w:pPr>
       <w:keepNext w:val="0"/>
       <w:keepLines w:val="0"/>
-      <w:pageBreakBefore w:val="0"/>
       <w:widowControl w:val="1"/>
       <w:pBdr>
         <w:top w:space="0" w:sz="0" w:val="nil"/>
@@ -7617,200 +7458,8 @@
       <w:rPr/>
     </w:lvl>
   </w:abstractNum>
-  <w:abstractNum w:abstractNumId="2">
-    <w:lvl w:ilvl="0">
-      <w:start w:val="1"/>
-      <w:numFmt w:val="decimal"/>
-      <w:lvlText w:val="(%1)"/>
-      <w:lvlJc w:val="left"/>
-      <w:pPr>
-        <w:ind w:left="720" w:hanging="360"/>
-      </w:pPr>
-      <w:rPr/>
-    </w:lvl>
-    <w:lvl w:ilvl="1">
-      <w:start w:val="1"/>
-      <w:numFmt w:val="lowerLetter"/>
-      <w:lvlText w:val="%2."/>
-      <w:lvlJc w:val="left"/>
-      <w:pPr>
-        <w:ind w:left="1440" w:hanging="360"/>
-      </w:pPr>
-      <w:rPr/>
-    </w:lvl>
-    <w:lvl w:ilvl="2">
-      <w:start w:val="1"/>
-      <w:numFmt w:val="lowerRoman"/>
-      <w:lvlText w:val="%3."/>
-      <w:lvlJc w:val="right"/>
-      <w:pPr>
-        <w:ind w:left="2160" w:hanging="180"/>
-      </w:pPr>
-      <w:rPr/>
-    </w:lvl>
-    <w:lvl w:ilvl="3">
-      <w:start w:val="1"/>
-      <w:numFmt w:val="decimal"/>
-      <w:lvlText w:val="%4."/>
-      <w:lvlJc w:val="left"/>
-      <w:pPr>
-        <w:ind w:left="2880" w:hanging="360"/>
-      </w:pPr>
-      <w:rPr/>
-    </w:lvl>
-    <w:lvl w:ilvl="4">
-      <w:start w:val="1"/>
-      <w:numFmt w:val="lowerLetter"/>
-      <w:lvlText w:val="%5."/>
-      <w:lvlJc w:val="left"/>
-      <w:pPr>
-        <w:ind w:left="3600" w:hanging="360"/>
-      </w:pPr>
-      <w:rPr/>
-    </w:lvl>
-    <w:lvl w:ilvl="5">
-      <w:start w:val="1"/>
-      <w:numFmt w:val="lowerRoman"/>
-      <w:lvlText w:val="%6."/>
-      <w:lvlJc w:val="right"/>
-      <w:pPr>
-        <w:ind w:left="4320" w:hanging="180"/>
-      </w:pPr>
-      <w:rPr/>
-    </w:lvl>
-    <w:lvl w:ilvl="6">
-      <w:start w:val="1"/>
-      <w:numFmt w:val="decimal"/>
-      <w:lvlText w:val="%7."/>
-      <w:lvlJc w:val="left"/>
-      <w:pPr>
-        <w:ind w:left="5040" w:hanging="360"/>
-      </w:pPr>
-      <w:rPr/>
-    </w:lvl>
-    <w:lvl w:ilvl="7">
-      <w:start w:val="1"/>
-      <w:numFmt w:val="lowerLetter"/>
-      <w:lvlText w:val="%8."/>
-      <w:lvlJc w:val="left"/>
-      <w:pPr>
-        <w:ind w:left="5760" w:hanging="360"/>
-      </w:pPr>
-      <w:rPr/>
-    </w:lvl>
-    <w:lvl w:ilvl="8">
-      <w:start w:val="1"/>
-      <w:numFmt w:val="lowerRoman"/>
-      <w:lvlText w:val="%9."/>
-      <w:lvlJc w:val="right"/>
-      <w:pPr>
-        <w:ind w:left="6480" w:hanging="180"/>
-      </w:pPr>
-      <w:rPr/>
-    </w:lvl>
-  </w:abstractNum>
-  <w:abstractNum w:abstractNumId="3">
-    <w:lvl w:ilvl="0">
-      <w:start w:val="1"/>
-      <w:numFmt w:val="bullet"/>
-      <w:lvlText w:val="●"/>
-      <w:lvlJc w:val="left"/>
-      <w:pPr>
-        <w:ind w:left="1080" w:hanging="360"/>
-      </w:pPr>
-      <w:rPr>
-        <w:rFonts w:ascii="Noto Sans Symbols" w:cs="Noto Sans Symbols" w:eastAsia="Noto Sans Symbols" w:hAnsi="Noto Sans Symbols"/>
-      </w:rPr>
-    </w:lvl>
-    <w:lvl w:ilvl="1">
-      <w:start w:val="1"/>
-      <w:numFmt w:val="lowerLetter"/>
-      <w:lvlText w:val="%2."/>
-      <w:lvlJc w:val="left"/>
-      <w:pPr>
-        <w:ind w:left="1800" w:hanging="360"/>
-      </w:pPr>
-      <w:rPr/>
-    </w:lvl>
-    <w:lvl w:ilvl="2">
-      <w:start w:val="1"/>
-      <w:numFmt w:val="lowerRoman"/>
-      <w:lvlText w:val="%3."/>
-      <w:lvlJc w:val="right"/>
-      <w:pPr>
-        <w:ind w:left="2520" w:hanging="180"/>
-      </w:pPr>
-      <w:rPr/>
-    </w:lvl>
-    <w:lvl w:ilvl="3">
-      <w:start w:val="1"/>
-      <w:numFmt w:val="decimal"/>
-      <w:lvlText w:val="%4."/>
-      <w:lvlJc w:val="left"/>
-      <w:pPr>
-        <w:ind w:left="3240" w:hanging="360"/>
-      </w:pPr>
-      <w:rPr/>
-    </w:lvl>
-    <w:lvl w:ilvl="4">
-      <w:start w:val="1"/>
-      <w:numFmt w:val="lowerLetter"/>
-      <w:lvlText w:val="%5."/>
-      <w:lvlJc w:val="left"/>
-      <w:pPr>
-        <w:ind w:left="3960" w:hanging="360"/>
-      </w:pPr>
-      <w:rPr/>
-    </w:lvl>
-    <w:lvl w:ilvl="5">
-      <w:start w:val="1"/>
-      <w:numFmt w:val="lowerRoman"/>
-      <w:lvlText w:val="%6."/>
-      <w:lvlJc w:val="right"/>
-      <w:pPr>
-        <w:ind w:left="4680" w:hanging="180"/>
-      </w:pPr>
-      <w:rPr/>
-    </w:lvl>
-    <w:lvl w:ilvl="6">
-      <w:start w:val="1"/>
-      <w:numFmt w:val="decimal"/>
-      <w:lvlText w:val="%7."/>
-      <w:lvlJc w:val="left"/>
-      <w:pPr>
-        <w:ind w:left="5400" w:hanging="360"/>
-      </w:pPr>
-      <w:rPr/>
-    </w:lvl>
-    <w:lvl w:ilvl="7">
-      <w:start w:val="1"/>
-      <w:numFmt w:val="lowerLetter"/>
-      <w:lvlText w:val="%8."/>
-      <w:lvlJc w:val="left"/>
-      <w:pPr>
-        <w:ind w:left="6120" w:hanging="360"/>
-      </w:pPr>
-      <w:rPr/>
-    </w:lvl>
-    <w:lvl w:ilvl="8">
-      <w:start w:val="1"/>
-      <w:numFmt w:val="lowerRoman"/>
-      <w:lvlText w:val="%9."/>
-      <w:lvlJc w:val="right"/>
-      <w:pPr>
-        <w:ind w:left="6840" w:hanging="180"/>
-      </w:pPr>
-      <w:rPr/>
-    </w:lvl>
-  </w:abstractNum>
   <w:num w:numId="1">
     <w:abstractNumId w:val="1"/>
-  </w:num>
-  <w:num w:numId="2">
-    <w:abstractNumId w:val="2"/>
-  </w:num>
-  <w:num w:numId="3">
-    <w:abstractNumId w:val="3"/>
   </w:num>
 </w:numbering>
 </file>
@@ -7963,6 +7612,309 @@
       <w:sz w:val="72"/>
       <w:szCs w:val="72"/>
     </w:rPr>
+  </w:style>
+  <w:style w:type="table" w:styleId="TableNormal" w:default="1">
+    <w:name w:val="TableNormal"/>
+    <w:tblPr>
+      <w:tblCellMar>
+        <w:top w:w="100.0" w:type="dxa"/>
+        <w:left w:w="100.0" w:type="dxa"/>
+        <w:bottom w:w="100.0" w:type="dxa"/>
+        <w:right w:w="100.0" w:type="dxa"/>
+      </w:tblCellMar>
+    </w:tblPr>
+  </w:style>
+  <w:style w:type="paragraph" w:styleId="Normal" w:default="1">
+    <w:name w:val="normal"/>
+  </w:style>
+  <w:style w:type="table" w:styleId="Table1">
+    <w:basedOn w:val="TableNormal"/>
+    <w:rPr>
+      <w:sz w:val="22"/>
+      <w:szCs w:val="22"/>
+    </w:rPr>
+    <w:tblPr>
+      <w:tblStyleRowBandSize w:val="1"/>
+      <w:tblStyleColBandSize w:val="1"/>
+      <w:tblCellMar>
+        <w:top w:w="0.0" w:type="dxa"/>
+        <w:left w:w="108.0" w:type="dxa"/>
+        <w:bottom w:w="0.0" w:type="dxa"/>
+        <w:right w:w="108.0" w:type="dxa"/>
+      </w:tblCellMar>
+    </w:tblPr>
+  </w:style>
+  <w:style w:type="table" w:styleId="Table2">
+    <w:basedOn w:val="TableNormal"/>
+    <w:rPr>
+      <w:sz w:val="22"/>
+      <w:szCs w:val="22"/>
+    </w:rPr>
+    <w:tblPr>
+      <w:tblStyleRowBandSize w:val="1"/>
+      <w:tblStyleColBandSize w:val="1"/>
+      <w:tblCellMar>
+        <w:top w:w="0.0" w:type="dxa"/>
+        <w:left w:w="108.0" w:type="dxa"/>
+        <w:bottom w:w="0.0" w:type="dxa"/>
+        <w:right w:w="108.0" w:type="dxa"/>
+      </w:tblCellMar>
+    </w:tblPr>
+  </w:style>
+  <w:style w:type="table" w:styleId="Table3">
+    <w:basedOn w:val="TableNormal"/>
+    <w:rPr>
+      <w:sz w:val="22"/>
+      <w:szCs w:val="22"/>
+    </w:rPr>
+    <w:tblPr>
+      <w:tblStyleRowBandSize w:val="1"/>
+      <w:tblStyleColBandSize w:val="1"/>
+      <w:tblCellMar>
+        <w:top w:w="0.0" w:type="dxa"/>
+        <w:left w:w="108.0" w:type="dxa"/>
+        <w:bottom w:w="0.0" w:type="dxa"/>
+        <w:right w:w="108.0" w:type="dxa"/>
+      </w:tblCellMar>
+    </w:tblPr>
+  </w:style>
+  <w:style w:type="table" w:styleId="Table4">
+    <w:basedOn w:val="TableNormal"/>
+    <w:rPr>
+      <w:sz w:val="22"/>
+      <w:szCs w:val="22"/>
+    </w:rPr>
+    <w:tblPr>
+      <w:tblStyleRowBandSize w:val="1"/>
+      <w:tblStyleColBandSize w:val="1"/>
+      <w:tblCellMar>
+        <w:top w:w="0.0" w:type="dxa"/>
+        <w:left w:w="108.0" w:type="dxa"/>
+        <w:bottom w:w="0.0" w:type="dxa"/>
+        <w:right w:w="108.0" w:type="dxa"/>
+      </w:tblCellMar>
+    </w:tblPr>
+  </w:style>
+  <w:style w:type="table" w:styleId="Table5">
+    <w:basedOn w:val="TableNormal"/>
+    <w:rPr>
+      <w:sz w:val="22"/>
+      <w:szCs w:val="22"/>
+    </w:rPr>
+    <w:tblPr>
+      <w:tblStyleRowBandSize w:val="1"/>
+      <w:tblStyleColBandSize w:val="1"/>
+      <w:tblCellMar>
+        <w:top w:w="0.0" w:type="dxa"/>
+        <w:left w:w="108.0" w:type="dxa"/>
+        <w:bottom w:w="0.0" w:type="dxa"/>
+        <w:right w:w="108.0" w:type="dxa"/>
+      </w:tblCellMar>
+    </w:tblPr>
+  </w:style>
+  <w:style w:type="table" w:styleId="Table6">
+    <w:basedOn w:val="TableNormal"/>
+    <w:rPr>
+      <w:sz w:val="22"/>
+      <w:szCs w:val="22"/>
+    </w:rPr>
+    <w:tblPr>
+      <w:tblStyleRowBandSize w:val="1"/>
+      <w:tblStyleColBandSize w:val="1"/>
+      <w:tblCellMar>
+        <w:top w:w="0.0" w:type="dxa"/>
+        <w:left w:w="108.0" w:type="dxa"/>
+        <w:bottom w:w="0.0" w:type="dxa"/>
+        <w:right w:w="108.0" w:type="dxa"/>
+      </w:tblCellMar>
+    </w:tblPr>
+  </w:style>
+  <w:style w:type="table" w:styleId="Table7">
+    <w:basedOn w:val="TableNormal"/>
+    <w:rPr>
+      <w:sz w:val="22"/>
+      <w:szCs w:val="22"/>
+    </w:rPr>
+    <w:tblPr>
+      <w:tblStyleRowBandSize w:val="1"/>
+      <w:tblStyleColBandSize w:val="1"/>
+      <w:tblCellMar>
+        <w:top w:w="0.0" w:type="dxa"/>
+        <w:left w:w="108.0" w:type="dxa"/>
+        <w:bottom w:w="0.0" w:type="dxa"/>
+        <w:right w:w="108.0" w:type="dxa"/>
+      </w:tblCellMar>
+    </w:tblPr>
+  </w:style>
+  <w:style w:type="table" w:styleId="Table8">
+    <w:basedOn w:val="TableNormal"/>
+    <w:rPr>
+      <w:sz w:val="22"/>
+      <w:szCs w:val="22"/>
+    </w:rPr>
+    <w:tblPr>
+      <w:tblStyleRowBandSize w:val="1"/>
+      <w:tblStyleColBandSize w:val="1"/>
+      <w:tblCellMar>
+        <w:top w:w="0.0" w:type="dxa"/>
+        <w:left w:w="108.0" w:type="dxa"/>
+        <w:bottom w:w="0.0" w:type="dxa"/>
+        <w:right w:w="108.0" w:type="dxa"/>
+      </w:tblCellMar>
+    </w:tblPr>
+  </w:style>
+  <w:style w:type="table" w:styleId="Table9">
+    <w:basedOn w:val="TableNormal"/>
+    <w:rPr>
+      <w:sz w:val="22"/>
+      <w:szCs w:val="22"/>
+    </w:rPr>
+    <w:tblPr>
+      <w:tblStyleRowBandSize w:val="1"/>
+      <w:tblStyleColBandSize w:val="1"/>
+      <w:tblCellMar>
+        <w:top w:w="0.0" w:type="dxa"/>
+        <w:left w:w="108.0" w:type="dxa"/>
+        <w:bottom w:w="0.0" w:type="dxa"/>
+        <w:right w:w="108.0" w:type="dxa"/>
+      </w:tblCellMar>
+    </w:tblPr>
+  </w:style>
+  <w:style w:type="table" w:styleId="Table10">
+    <w:basedOn w:val="TableNormal"/>
+    <w:rPr>
+      <w:sz w:val="22"/>
+      <w:szCs w:val="22"/>
+    </w:rPr>
+    <w:tblPr>
+      <w:tblStyleRowBandSize w:val="1"/>
+      <w:tblStyleColBandSize w:val="1"/>
+      <w:tblCellMar>
+        <w:top w:w="0.0" w:type="dxa"/>
+        <w:left w:w="108.0" w:type="dxa"/>
+        <w:bottom w:w="0.0" w:type="dxa"/>
+        <w:right w:w="108.0" w:type="dxa"/>
+      </w:tblCellMar>
+    </w:tblPr>
+  </w:style>
+  <w:style w:type="table" w:styleId="Table11">
+    <w:basedOn w:val="TableNormal"/>
+    <w:rPr>
+      <w:sz w:val="22"/>
+      <w:szCs w:val="22"/>
+    </w:rPr>
+    <w:tblPr>
+      <w:tblStyleRowBandSize w:val="1"/>
+      <w:tblStyleColBandSize w:val="1"/>
+      <w:tblCellMar>
+        <w:top w:w="0.0" w:type="dxa"/>
+        <w:left w:w="108.0" w:type="dxa"/>
+        <w:bottom w:w="0.0" w:type="dxa"/>
+        <w:right w:w="108.0" w:type="dxa"/>
+      </w:tblCellMar>
+    </w:tblPr>
+  </w:style>
+  <w:style w:type="table" w:styleId="Table12">
+    <w:basedOn w:val="TableNormal"/>
+    <w:rPr>
+      <w:sz w:val="22"/>
+      <w:szCs w:val="22"/>
+    </w:rPr>
+    <w:tblPr>
+      <w:tblStyleRowBandSize w:val="1"/>
+      <w:tblStyleColBandSize w:val="1"/>
+      <w:tblCellMar>
+        <w:top w:w="0.0" w:type="dxa"/>
+        <w:left w:w="108.0" w:type="dxa"/>
+        <w:bottom w:w="0.0" w:type="dxa"/>
+        <w:right w:w="108.0" w:type="dxa"/>
+      </w:tblCellMar>
+    </w:tblPr>
+  </w:style>
+  <w:style w:type="table" w:styleId="Table13">
+    <w:basedOn w:val="TableNormal"/>
+    <w:rPr>
+      <w:sz w:val="22"/>
+      <w:szCs w:val="22"/>
+    </w:rPr>
+    <w:tblPr>
+      <w:tblStyleRowBandSize w:val="1"/>
+      <w:tblStyleColBandSize w:val="1"/>
+      <w:tblCellMar>
+        <w:top w:w="0.0" w:type="dxa"/>
+        <w:left w:w="108.0" w:type="dxa"/>
+        <w:bottom w:w="0.0" w:type="dxa"/>
+        <w:right w:w="108.0" w:type="dxa"/>
+      </w:tblCellMar>
+    </w:tblPr>
+  </w:style>
+  <w:style w:type="table" w:styleId="Table14">
+    <w:basedOn w:val="TableNormal"/>
+    <w:rPr>
+      <w:sz w:val="22"/>
+      <w:szCs w:val="22"/>
+    </w:rPr>
+    <w:tblPr>
+      <w:tblStyleRowBandSize w:val="1"/>
+      <w:tblStyleColBandSize w:val="1"/>
+      <w:tblCellMar>
+        <w:top w:w="0.0" w:type="dxa"/>
+        <w:left w:w="108.0" w:type="dxa"/>
+        <w:bottom w:w="0.0" w:type="dxa"/>
+        <w:right w:w="108.0" w:type="dxa"/>
+      </w:tblCellMar>
+    </w:tblPr>
+  </w:style>
+  <w:style w:type="table" w:styleId="Table15">
+    <w:basedOn w:val="TableNormal"/>
+    <w:rPr>
+      <w:sz w:val="22"/>
+      <w:szCs w:val="22"/>
+    </w:rPr>
+    <w:tblPr>
+      <w:tblStyleRowBandSize w:val="1"/>
+      <w:tblStyleColBandSize w:val="1"/>
+      <w:tblCellMar>
+        <w:top w:w="0.0" w:type="dxa"/>
+        <w:left w:w="108.0" w:type="dxa"/>
+        <w:bottom w:w="0.0" w:type="dxa"/>
+        <w:right w:w="108.0" w:type="dxa"/>
+      </w:tblCellMar>
+    </w:tblPr>
+  </w:style>
+  <w:style w:type="table" w:styleId="Table16">
+    <w:basedOn w:val="TableNormal"/>
+    <w:rPr>
+      <w:sz w:val="22"/>
+      <w:szCs w:val="22"/>
+    </w:rPr>
+    <w:tblPr>
+      <w:tblStyleRowBandSize w:val="1"/>
+      <w:tblStyleColBandSize w:val="1"/>
+      <w:tblCellMar>
+        <w:top w:w="0.0" w:type="dxa"/>
+        <w:left w:w="108.0" w:type="dxa"/>
+        <w:bottom w:w="0.0" w:type="dxa"/>
+        <w:right w:w="108.0" w:type="dxa"/>
+      </w:tblCellMar>
+    </w:tblPr>
+  </w:style>
+  <w:style w:type="table" w:styleId="Table17">
+    <w:basedOn w:val="TableNormal"/>
+    <w:rPr>
+      <w:sz w:val="22"/>
+      <w:szCs w:val="22"/>
+    </w:rPr>
+    <w:tblPr>
+      <w:tblStyleRowBandSize w:val="1"/>
+      <w:tblStyleColBandSize w:val="1"/>
+      <w:tblCellMar>
+        <w:top w:w="0.0" w:type="dxa"/>
+        <w:left w:w="108.0" w:type="dxa"/>
+        <w:bottom w:w="0.0" w:type="dxa"/>
+        <w:right w:w="108.0" w:type="dxa"/>
+      </w:tblCellMar>
+    </w:tblPr>
   </w:style>
   <w:style w:type="paragraph" w:styleId="Subtitle">
     <w:name w:val="Subtitle"/>
@@ -8593,4 +8545,19 @@
   </a:objectDefaults>
   <a:extraClrSchemeLst/>
 </a:theme>
+</file>
+
+<file path=customXML/item1.xml><?xml version="1.0" encoding="utf-8"?>
+<go:gDocsCustomXmlDataStorage xmlns:go="http://customooxmlschemas.google.com/" xmlns:r="http://schemas.openxmlformats.org/officeDocument/2006/relationships" uri="GoogleDocsCustomDataVersion2">
+  <go:docsCustomData xmlns:go="http://customooxmlschemas.google.com/" roundtripDataSignature="AMtx7miMaO+4DlQSE8z/mawXsZunKllPqA==">CgMxLjA4AHIhMVBDeldNa1Jya1h4ZGpwZmFrWXFuUUFBbkZKYnVSX1VM</go:docsCustomData>
+</go:gDocsCustomXmlDataStorage>
+</file>
+
+<file path=customXML/itemProps1.xml><?xml version="1.0" encoding="utf-8"?>
+<ds:datastoreItem xmlns:ds="http://schemas.openxmlformats.org/officeDocument/2006/customXml" ds:itemID="{11111111-1234-1234-1234-123412341234}">
+  <ds:schemaRefs>
+    <ds:schemaRef ds:uri="http://schemas.openxmlformats.org/officeDocument/2006/relationships"/>
+    <ds:schemaRef ds:uri="http://customooxmlschemas.google.com/"/>
+  </ds:schemaRefs>
+</ds:datastoreItem>
 </file>
--- a/Sede Antonio Varas/Docente Aldo Martinez/004D Equipo HJB/Fase 1/Evidencias Grupales/1.5_GuiaEstudiante_Fase 1_Definicion Proyecto APT.docx
+++ b/Sede Antonio Varas/Docente Aldo Martinez/004D Equipo HJB/Fase 1/Evidencias Grupales/1.5_GuiaEstudiante_Fase 1_Definicion Proyecto APT.docx
@@ -286,7 +286,7 @@
                         <pic:cNvPicPr preferRelativeResize="0"/>
                       </pic:nvPicPr>
                       <pic:blipFill>
-                        <a:blip r:embed="rId8"/>
+                        <a:blip r:embed="rId7"/>
                         <a:srcRect/>
                         <a:stretch>
                           <a:fillRect/>
@@ -383,7 +383,7 @@
         <w:widowControl w:val="1"/>
         <w:numPr>
           <w:ilvl w:val="0"/>
-          <w:numId w:val="1"/>
+          <w:numId w:val="2"/>
         </w:numPr>
         <w:pBdr>
           <w:top w:space="0" w:sz="0" w:val="nil"/>
@@ -968,9 +968,9 @@
     <w:tbl>
       <w:tblPr>
         <w:tblStyle w:val="Table4"/>
-        <w:tblW w:w="9498.0" w:type="dxa"/>
+        <w:tblW w:w="9540.0" w:type="dxa"/>
         <w:jc w:val="left"/>
-        <w:tblInd w:w="-714.0" w:type="dxa"/>
+        <w:tblInd w:w="-759.0" w:type="dxa"/>
         <w:tblBorders>
           <w:top w:color="bfbfbf" w:space="0" w:sz="4" w:val="single"/>
           <w:left w:color="bfbfbf" w:space="0" w:sz="4" w:val="single"/>
@@ -983,12 +983,12 @@
         <w:tblLook w:val="0400"/>
       </w:tblPr>
       <w:tblGrid>
-        <w:gridCol w:w="2587"/>
-        <w:gridCol w:w="6911"/>
+        <w:gridCol w:w="2625"/>
+        <w:gridCol w:w="6915"/>
         <w:tblGridChange w:id="0">
           <w:tblGrid>
-            <w:gridCol w:w="2587"/>
-            <w:gridCol w:w="6911"/>
+            <w:gridCol w:w="2625"/>
+            <w:gridCol w:w="6915"/>
           </w:tblGrid>
         </w:tblGridChange>
       </w:tblGrid>
@@ -2003,7 +2003,7 @@
         <w:widowControl w:val="1"/>
         <w:numPr>
           <w:ilvl w:val="0"/>
-          <w:numId w:val="1"/>
+          <w:numId w:val="2"/>
         </w:numPr>
         <w:pBdr>
           <w:top w:space="0" w:sz="0" w:val="nil"/>
@@ -2680,7 +2680,29 @@
                 <w:szCs w:val="20"/>
                 <w:rtl w:val="0"/>
               </w:rPr>
-              <w:t xml:space="preserve">Durante cada iteración se realizarán actividades de planificación, desarrollo, integración y pruebas. El equipo realizará reuniones periódicas para revisar el progreso, identificar dificultades y distribuir las tareas necesarias para cumplir los objetivos establecidos. Al finalizar cada iteración se evaluarán los resultados y se determinarán los ajustes o funcionalidades que deberán abordarse en la siguiente etapa.</w:t>
+              <w:t xml:space="preserve">Durante cada iteración se </w:t>
+            </w:r>
+            <w:r>
+              <w:rPr>
+                <w:i w:val="1"/>
+                <w:iCs w:val="1"/>
+                <w:color w:val="548dd4"/>
+                <w:sz w:val="20"/>
+                <w:szCs w:val="20"/>
+                <w:rtl w:val="0"/>
+              </w:rPr>
+              <w:t xml:space="preserve">realizarán</w:t>
+            </w:r>
+            <w:r>
+              <w:rPr>
+                <w:i w:val="1"/>
+                <w:iCs w:val="1"/>
+                <w:color w:val="548dd4"/>
+                <w:sz w:val="20"/>
+                <w:szCs w:val="20"/>
+                <w:rtl w:val="0"/>
+              </w:rPr>
+              <w:t xml:space="preserve"> actividades de planificación, desarrollo, integración y pruebas. El equipo realizará reuniones periódicas para revisar el progreso, identificar dificultades y distribuir las tareas necesarias para cumplir los objetivos establecidos. Al finalizar cada iteración se evaluarán los resultados y se determinarán los ajustes o funcionalidades que deberán abordarse en la siguiente etapa.</w:t>
             </w:r>
           </w:p>
           <w:p>
@@ -3321,29 +3343,19 @@
             <w:pPr>
               <w:jc w:val="both"/>
               <w:rPr>
-                <w:rFonts w:ascii="Calibri" w:cs="Calibri" w:eastAsia="Calibri" w:hAnsi="Calibri"/>
-                <w:i w:val="1"/>
-                <w:iCs w:val="1"/>
-                <w:color w:val="4472c4"/>
-                <w:sz w:val="18"/>
-                <w:szCs w:val="18"/>
-              </w:rPr>
-            </w:pPr>
-            <w:r>
-              <w:rPr>
-                <w:i w:val="1"/>
-                <w:iCs w:val="1"/>
-                <w:color w:val="4472c4"/>
-                <w:sz w:val="18"/>
-                <w:szCs w:val="18"/>
+                <w:b w:val="1"/>
+                <w:bCs w:val="1"/>
+                <w:color w:val="1f3864"/>
+              </w:rPr>
+            </w:pPr>
+            <w:r>
+              <w:rPr>
+                <w:b w:val="1"/>
+                <w:bCs w:val="1"/>
+                <w:color w:val="1f3864"/>
                 <w:rtl w:val="0"/>
               </w:rPr>
               <w:t xml:space="preserve">Documento que contiene los requerimientos del sistema, diseño de la arquitectura, modelo de datos y prototipos de la plataforma.</w:t>
-            </w:r>
-            <w:r>
-              <w:rPr>
-                <w:rtl w:val="0"/>
-              </w:rPr>
             </w:r>
           </w:p>
         </w:tc>
@@ -3539,7 +3551,6 @@
               <w:ind w:left="0" w:right="0" w:firstLine="0"/>
               <w:jc w:val="both"/>
               <w:rPr>
-                <w:rFonts w:ascii="Calibri" w:cs="Calibri" w:eastAsia="Calibri" w:hAnsi="Calibri"/>
                 <w:b w:val="1"/>
                 <w:bCs w:val="1"/>
                 <w:i w:val="0"/>
@@ -3554,6 +3565,15 @@
                 <w:vertAlign w:val="baseline"/>
               </w:rPr>
             </w:pPr>
+            <w:r>
+              <w:rPr>
+                <w:b w:val="1"/>
+                <w:bCs w:val="1"/>
+                <w:color w:val="1f3864"/>
+                <w:rtl w:val="0"/>
+              </w:rPr>
+              <w:t xml:space="preserve">Versión inicial de la plataforma que permita visualizar la interfaz, realizar búsquedas de medicamentos y mostrar información básica de precios y farmacias.</w:t>
+            </w:r>
             <w:r>
               <w:rPr>
                 <w:rtl w:val="0"/>
@@ -3601,6 +3621,15 @@
             </w:pPr>
             <w:r>
               <w:rPr>
+                <w:b w:val="1"/>
+                <w:bCs w:val="1"/>
+                <w:color w:val="1f3864"/>
+                <w:rtl w:val="0"/>
+              </w:rPr>
+              <w:t xml:space="preserve">Permite evidenciar el avance en la implementación de las funcionalidades principales y validar la propuesta antes de completar el desarrollo.</w:t>
+            </w:r>
+            <w:r>
+              <w:rPr>
                 <w:rtl w:val="0"/>
               </w:rPr>
             </w:r>
@@ -3653,6 +3682,15 @@
             </w:pPr>
             <w:r>
               <w:rPr>
+                <w:b w:val="1"/>
+                <w:bCs w:val="1"/>
+                <w:color w:val="1f3864"/>
+                <w:rtl w:val="0"/>
+              </w:rPr>
+              <w:t xml:space="preserve">Avance</w:t>
+            </w:r>
+            <w:r>
+              <w:rPr>
                 <w:rtl w:val="0"/>
               </w:rPr>
             </w:r>
@@ -3698,6 +3736,15 @@
             </w:pPr>
             <w:r>
               <w:rPr>
+                <w:b w:val="1"/>
+                <w:bCs w:val="1"/>
+                <w:color w:val="1f3864"/>
+                <w:rtl w:val="0"/>
+              </w:rPr>
+              <w:t xml:space="preserve">Módulo de obtención y gestión de datos</w:t>
+            </w:r>
+            <w:r>
+              <w:rPr>
                 <w:rtl w:val="0"/>
               </w:rPr>
             </w:r>
@@ -3726,7 +3773,6 @@
               <w:ind w:left="0" w:right="0" w:firstLine="0"/>
               <w:jc w:val="both"/>
               <w:rPr>
-                <w:rFonts w:ascii="Calibri" w:cs="Calibri" w:eastAsia="Calibri" w:hAnsi="Calibri"/>
                 <w:b w:val="1"/>
                 <w:bCs w:val="1"/>
                 <w:i w:val="0"/>
@@ -3741,6 +3787,15 @@
                 <w:vertAlign w:val="baseline"/>
               </w:rPr>
             </w:pPr>
+            <w:r>
+              <w:rPr>
+                <w:b w:val="1"/>
+                <w:bCs w:val="1"/>
+                <w:color w:val="1f3864"/>
+                <w:rtl w:val="0"/>
+              </w:rPr>
+              <w:t xml:space="preserve">Implementación inicial del mecanismo de obtención, procesamiento y almacenamiento de información de medicamentos, precios y farmacias.</w:t>
+            </w:r>
             <w:r>
               <w:rPr>
                 <w:rtl w:val="0"/>
@@ -3788,6 +3843,15 @@
             </w:pPr>
             <w:r>
               <w:rPr>
+                <w:b w:val="1"/>
+                <w:bCs w:val="1"/>
+                <w:color w:val="1f3864"/>
+                <w:rtl w:val="0"/>
+              </w:rPr>
+              <w:t xml:space="preserve">Permite demostrar la implementación del proceso de gestión de información que utilizará la plataforma.</w:t>
+            </w:r>
+            <w:r>
+              <w:rPr>
                 <w:rtl w:val="0"/>
               </w:rPr>
             </w:r>
@@ -3840,6 +3904,15 @@
             </w:pPr>
             <w:r>
               <w:rPr>
+                <w:b w:val="1"/>
+                <w:bCs w:val="1"/>
+                <w:color w:val="1f3864"/>
+                <w:rtl w:val="0"/>
+              </w:rPr>
+              <w:t xml:space="preserve">Final</w:t>
+            </w:r>
+            <w:r>
+              <w:rPr>
                 <w:rtl w:val="0"/>
               </w:rPr>
             </w:r>
@@ -3885,6 +3958,15 @@
             </w:pPr>
             <w:r>
               <w:rPr>
+                <w:b w:val="1"/>
+                <w:bCs w:val="1"/>
+                <w:color w:val="1f3864"/>
+                <w:rtl w:val="0"/>
+              </w:rPr>
+              <w:t xml:space="preserve">Plataforma web funcional</w:t>
+            </w:r>
+            <w:r>
+              <w:rPr>
                 <w:rtl w:val="0"/>
               </w:rPr>
             </w:r>
@@ -3930,6 +4012,15 @@
             </w:pPr>
             <w:r>
               <w:rPr>
+                <w:b w:val="1"/>
+                <w:bCs w:val="1"/>
+                <w:color w:val="1f3864"/>
+                <w:rtl w:val="0"/>
+              </w:rPr>
+              <w:t xml:space="preserve">Versión final del FarmaPricey con las funcionalidades implementadas para búsqueda y comparación de medicamentos, consulta de farmacias y geolocalización.</w:t>
+            </w:r>
+            <w:r>
+              <w:rPr>
                 <w:rtl w:val="0"/>
               </w:rPr>
             </w:r>
@@ -3973,6 +4064,371 @@
                 <w:vertAlign w:val="baseline"/>
               </w:rPr>
             </w:pPr>
+            <w:r>
+              <w:rPr>
+                <w:b w:val="1"/>
+                <w:bCs w:val="1"/>
+                <w:color w:val="1f3864"/>
+                <w:rtl w:val="0"/>
+              </w:rPr>
+              <w:t xml:space="preserve">Permite evidenciar el cumplimiento del objetivo general mediante una solución funcional.</w:t>
+            </w:r>
+            <w:r>
+              <w:rPr>
+                <w:rtl w:val="0"/>
+              </w:rPr>
+            </w:r>
+          </w:p>
+        </w:tc>
+      </w:tr>
+      <w:tr>
+        <w:trPr>
+          <w:cantSplit w:val="0"/>
+          <w:trHeight w:val="362" w:hRule="atLeast"/>
+          <w:tblHeader w:val="0"/>
+        </w:trPr>
+        <w:tc>
+          <w:tcPr/>
+          <w:p>
+            <w:pPr>
+              <w:keepNext w:val="0"/>
+              <w:keepLines w:val="0"/>
+              <w:widowControl w:val="1"/>
+              <w:pBdr>
+                <w:top w:space="0" w:sz="0" w:val="nil"/>
+                <w:left w:space="0" w:sz="0" w:val="nil"/>
+                <w:bottom w:space="0" w:sz="0" w:val="nil"/>
+                <w:right w:space="0" w:sz="0" w:val="nil"/>
+                <w:between w:space="0" w:sz="0" w:val="nil"/>
+              </w:pBdr>
+              <w:shd w:fill="auto" w:val="clear"/>
+              <w:tabs>
+                <w:tab w:val="center" w:leader="none" w:pos="4419"/>
+                <w:tab w:val="right" w:leader="none" w:pos="8838"/>
+              </w:tabs>
+              <w:spacing w:after="0" w:before="0" w:line="240" w:lineRule="auto"/>
+              <w:ind w:left="0" w:right="0" w:firstLine="0"/>
+              <w:jc w:val="both"/>
+              <w:rPr>
+                <w:b w:val="1"/>
+                <w:bCs w:val="1"/>
+                <w:color w:val="1f3864"/>
+              </w:rPr>
+            </w:pPr>
+            <w:r>
+              <w:rPr>
+                <w:b w:val="1"/>
+                <w:bCs w:val="1"/>
+                <w:color w:val="1f3864"/>
+                <w:rtl w:val="0"/>
+              </w:rPr>
+              <w:t xml:space="preserve">Final</w:t>
+            </w:r>
+          </w:p>
+        </w:tc>
+        <w:tc>
+          <w:tcPr/>
+          <w:p>
+            <w:pPr>
+              <w:keepNext w:val="0"/>
+              <w:keepLines w:val="0"/>
+              <w:widowControl w:val="1"/>
+              <w:pBdr>
+                <w:top w:space="0" w:sz="0" w:val="nil"/>
+                <w:left w:space="0" w:sz="0" w:val="nil"/>
+                <w:bottom w:space="0" w:sz="0" w:val="nil"/>
+                <w:right w:space="0" w:sz="0" w:val="nil"/>
+                <w:between w:space="0" w:sz="0" w:val="nil"/>
+              </w:pBdr>
+              <w:shd w:fill="auto" w:val="clear"/>
+              <w:tabs>
+                <w:tab w:val="center" w:leader="none" w:pos="4419"/>
+                <w:tab w:val="right" w:leader="none" w:pos="8838"/>
+              </w:tabs>
+              <w:spacing w:after="0" w:before="0" w:line="240" w:lineRule="auto"/>
+              <w:ind w:left="0" w:right="0" w:firstLine="0"/>
+              <w:jc w:val="both"/>
+              <w:rPr>
+                <w:b w:val="1"/>
+                <w:bCs w:val="1"/>
+                <w:color w:val="1f3864"/>
+              </w:rPr>
+            </w:pPr>
+            <w:r>
+              <w:rPr>
+                <w:b w:val="1"/>
+                <w:bCs w:val="1"/>
+                <w:color w:val="1f3864"/>
+                <w:rtl w:val="0"/>
+              </w:rPr>
+              <w:t xml:space="preserve">Integración de servicios externos</w:t>
+            </w:r>
+          </w:p>
+        </w:tc>
+        <w:tc>
+          <w:tcPr/>
+          <w:p>
+            <w:pPr>
+              <w:keepNext w:val="0"/>
+              <w:keepLines w:val="0"/>
+              <w:widowControl w:val="1"/>
+              <w:pBdr>
+                <w:top w:space="0" w:sz="0" w:val="nil"/>
+                <w:left w:space="0" w:sz="0" w:val="nil"/>
+                <w:bottom w:space="0" w:sz="0" w:val="nil"/>
+                <w:right w:space="0" w:sz="0" w:val="nil"/>
+                <w:between w:space="0" w:sz="0" w:val="nil"/>
+              </w:pBdr>
+              <w:shd w:fill="auto" w:val="clear"/>
+              <w:tabs>
+                <w:tab w:val="center" w:leader="none" w:pos="4419"/>
+                <w:tab w:val="right" w:leader="none" w:pos="8838"/>
+              </w:tabs>
+              <w:spacing w:after="0" w:before="0" w:line="240" w:lineRule="auto"/>
+              <w:ind w:left="0" w:right="0" w:firstLine="0"/>
+              <w:jc w:val="both"/>
+              <w:rPr>
+                <w:b w:val="1"/>
+                <w:bCs w:val="1"/>
+                <w:color w:val="1f3864"/>
+              </w:rPr>
+            </w:pPr>
+            <w:r>
+              <w:rPr>
+                <w:b w:val="1"/>
+                <w:bCs w:val="1"/>
+                <w:color w:val="1f3864"/>
+                <w:rtl w:val="0"/>
+              </w:rPr>
+              <w:t xml:space="preserve">Implementación de los servicios utilizados para la obtención automatizada de información y la geolocalización y visualización de establecimientos.</w:t>
+            </w:r>
+          </w:p>
+        </w:tc>
+        <w:tc>
+          <w:tcPr/>
+          <w:p>
+            <w:pPr>
+              <w:keepNext w:val="0"/>
+              <w:keepLines w:val="0"/>
+              <w:widowControl w:val="1"/>
+              <w:pBdr>
+                <w:top w:space="0" w:sz="0" w:val="nil"/>
+                <w:left w:space="0" w:sz="0" w:val="nil"/>
+                <w:bottom w:space="0" w:sz="0" w:val="nil"/>
+                <w:right w:space="0" w:sz="0" w:val="nil"/>
+                <w:between w:space="0" w:sz="0" w:val="nil"/>
+              </w:pBdr>
+              <w:shd w:fill="auto" w:val="clear"/>
+              <w:tabs>
+                <w:tab w:val="center" w:leader="none" w:pos="4419"/>
+                <w:tab w:val="right" w:leader="none" w:pos="8838"/>
+              </w:tabs>
+              <w:spacing w:after="0" w:before="0" w:line="240" w:lineRule="auto"/>
+              <w:ind w:left="0" w:right="0" w:firstLine="0"/>
+              <w:jc w:val="both"/>
+              <w:rPr>
+                <w:rFonts w:ascii="Calibri" w:cs="Calibri" w:eastAsia="Calibri" w:hAnsi="Calibri"/>
+                <w:b w:val="1"/>
+                <w:bCs w:val="1"/>
+                <w:i w:val="0"/>
+                <w:iCs w:val="0"/>
+                <w:smallCaps w:val="0"/>
+                <w:strike w:val="0"/>
+                <w:color w:val="1f3864"/>
+                <w:sz w:val="22"/>
+                <w:szCs w:val="22"/>
+                <w:u w:val="none"/>
+                <w:shd w:fill="auto" w:val="clear"/>
+                <w:vertAlign w:val="baseline"/>
+              </w:rPr>
+            </w:pPr>
+            <w:r>
+              <w:rPr>
+                <w:b w:val="1"/>
+                <w:bCs w:val="1"/>
+                <w:color w:val="1f3864"/>
+                <w:rtl w:val="0"/>
+              </w:rPr>
+              <w:t xml:space="preserve">Permite demostrar la integración de diferentes tecnologías y servicios necesarios para el funcionamiento de la solución.</w:t>
+            </w:r>
+            <w:r>
+              <w:rPr>
+                <w:rtl w:val="0"/>
+              </w:rPr>
+            </w:r>
+          </w:p>
+        </w:tc>
+      </w:tr>
+      <w:tr>
+        <w:trPr>
+          <w:cantSplit w:val="0"/>
+          <w:trHeight w:val="362" w:hRule="atLeast"/>
+          <w:tblHeader w:val="0"/>
+        </w:trPr>
+        <w:tc>
+          <w:tcPr/>
+          <w:p>
+            <w:pPr>
+              <w:keepNext w:val="0"/>
+              <w:keepLines w:val="0"/>
+              <w:widowControl w:val="1"/>
+              <w:pBdr>
+                <w:top w:space="0" w:sz="0" w:val="nil"/>
+                <w:left w:space="0" w:sz="0" w:val="nil"/>
+                <w:bottom w:space="0" w:sz="0" w:val="nil"/>
+                <w:right w:space="0" w:sz="0" w:val="nil"/>
+                <w:between w:space="0" w:sz="0" w:val="nil"/>
+              </w:pBdr>
+              <w:shd w:fill="auto" w:val="clear"/>
+              <w:tabs>
+                <w:tab w:val="center" w:leader="none" w:pos="4419"/>
+                <w:tab w:val="right" w:leader="none" w:pos="8838"/>
+              </w:tabs>
+              <w:spacing w:after="0" w:before="0" w:line="240" w:lineRule="auto"/>
+              <w:ind w:left="0" w:right="0" w:firstLine="0"/>
+              <w:jc w:val="both"/>
+              <w:rPr>
+                <w:b w:val="1"/>
+                <w:bCs w:val="1"/>
+                <w:color w:val="1f3864"/>
+              </w:rPr>
+            </w:pPr>
+            <w:r>
+              <w:rPr>
+                <w:b w:val="1"/>
+                <w:bCs w:val="1"/>
+                <w:color w:val="1f3864"/>
+                <w:rtl w:val="0"/>
+              </w:rPr>
+              <w:t xml:space="preserve">Final</w:t>
+            </w:r>
+          </w:p>
+        </w:tc>
+        <w:tc>
+          <w:tcPr/>
+          <w:p>
+            <w:pPr>
+              <w:keepNext w:val="0"/>
+              <w:keepLines w:val="0"/>
+              <w:widowControl w:val="1"/>
+              <w:pBdr>
+                <w:top w:space="0" w:sz="0" w:val="nil"/>
+                <w:left w:space="0" w:sz="0" w:val="nil"/>
+                <w:bottom w:space="0" w:sz="0" w:val="nil"/>
+                <w:right w:space="0" w:sz="0" w:val="nil"/>
+                <w:between w:space="0" w:sz="0" w:val="nil"/>
+              </w:pBdr>
+              <w:shd w:fill="auto" w:val="clear"/>
+              <w:tabs>
+                <w:tab w:val="center" w:leader="none" w:pos="4419"/>
+                <w:tab w:val="right" w:leader="none" w:pos="8838"/>
+              </w:tabs>
+              <w:spacing w:after="0" w:before="0" w:line="240" w:lineRule="auto"/>
+              <w:ind w:left="0" w:right="0" w:firstLine="0"/>
+              <w:jc w:val="both"/>
+              <w:rPr>
+                <w:b w:val="1"/>
+                <w:bCs w:val="1"/>
+                <w:color w:val="1f3864"/>
+              </w:rPr>
+            </w:pPr>
+            <w:r>
+              <w:rPr>
+                <w:b w:val="1"/>
+                <w:bCs w:val="1"/>
+                <w:color w:val="1f3864"/>
+                <w:rtl w:val="0"/>
+              </w:rPr>
+              <w:t xml:space="preserve">Informe de pruebas y validación.</w:t>
+            </w:r>
+          </w:p>
+        </w:tc>
+        <w:tc>
+          <w:tcPr/>
+          <w:p>
+            <w:pPr>
+              <w:keepNext w:val="0"/>
+              <w:keepLines w:val="0"/>
+              <w:widowControl w:val="1"/>
+              <w:pBdr>
+                <w:top w:space="0" w:sz="0" w:val="nil"/>
+                <w:left w:space="0" w:sz="0" w:val="nil"/>
+                <w:bottom w:space="0" w:sz="0" w:val="nil"/>
+                <w:right w:space="0" w:sz="0" w:val="nil"/>
+                <w:between w:space="0" w:sz="0" w:val="nil"/>
+              </w:pBdr>
+              <w:shd w:fill="auto" w:val="clear"/>
+              <w:tabs>
+                <w:tab w:val="center" w:leader="none" w:pos="4419"/>
+                <w:tab w:val="right" w:leader="none" w:pos="8838"/>
+              </w:tabs>
+              <w:spacing w:after="0" w:before="0" w:line="240" w:lineRule="auto"/>
+              <w:ind w:left="0" w:right="0" w:firstLine="0"/>
+              <w:jc w:val="both"/>
+              <w:rPr>
+                <w:b w:val="1"/>
+                <w:bCs w:val="1"/>
+                <w:color w:val="1f3864"/>
+              </w:rPr>
+            </w:pPr>
+            <w:r>
+              <w:rPr>
+                <w:b w:val="1"/>
+                <w:bCs w:val="1"/>
+                <w:color w:val="1f3864"/>
+                <w:rtl w:val="0"/>
+              </w:rPr>
+              <w:t xml:space="preserve">Documento con las pruebas realizadas sobre las principales funcionalidades del sistema, resultados obtenidos y correcciones aplicadas.</w:t>
+            </w:r>
+          </w:p>
+        </w:tc>
+        <w:tc>
+          <w:tcPr/>
+          <w:p>
+            <w:pPr>
+              <w:keepNext w:val="0"/>
+              <w:keepLines w:val="0"/>
+              <w:widowControl w:val="1"/>
+              <w:pBdr>
+                <w:top w:space="0" w:sz="0" w:val="nil"/>
+                <w:left w:space="0" w:sz="0" w:val="nil"/>
+                <w:bottom w:space="0" w:sz="0" w:val="nil"/>
+                <w:right w:space="0" w:sz="0" w:val="nil"/>
+                <w:between w:space="0" w:sz="0" w:val="nil"/>
+              </w:pBdr>
+              <w:shd w:fill="auto" w:val="clear"/>
+              <w:tabs>
+                <w:tab w:val="center" w:leader="none" w:pos="4419"/>
+                <w:tab w:val="right" w:leader="none" w:pos="8838"/>
+              </w:tabs>
+              <w:spacing w:after="0" w:before="0" w:line="240" w:lineRule="auto"/>
+              <w:ind w:left="0" w:right="0" w:firstLine="0"/>
+              <w:jc w:val="both"/>
+              <w:rPr>
+                <w:rFonts w:ascii="Calibri" w:cs="Calibri" w:eastAsia="Calibri" w:hAnsi="Calibri"/>
+                <w:b w:val="1"/>
+                <w:bCs w:val="1"/>
+                <w:i w:val="0"/>
+                <w:iCs w:val="0"/>
+                <w:smallCaps w:val="0"/>
+                <w:strike w:val="0"/>
+                <w:color w:val="1f3864"/>
+                <w:sz w:val="22"/>
+                <w:szCs w:val="22"/>
+                <w:u w:val="none"/>
+                <w:shd w:fill="auto" w:val="clear"/>
+                <w:vertAlign w:val="baseline"/>
+              </w:rPr>
+            </w:pPr>
+            <w:r>
+              <w:rPr>
+                <w:b w:val="1"/>
+                <w:bCs w:val="1"/>
+                <w:color w:val="1f3864"/>
+                <w:rtl w:val="0"/>
+              </w:rPr>
+              <w:t xml:space="preserve">Permite evidenciar el aseguramiento de la calidad y la validación del correcto funcionamiento de la plataforma.</w:t>
+            </w:r>
             <w:r>
               <w:rPr>
                 <w:rtl w:val="0"/>
@@ -4148,7 +4604,7 @@
     <w:tbl>
       <w:tblPr>
         <w:tblStyle w:val="Table14"/>
-        <w:tblW w:w="11061.0" w:type="dxa"/>
+        <w:tblW w:w="11040.0" w:type="dxa"/>
         <w:jc w:val="center"/>
         <w:tblBorders>
           <w:top w:color="bfbfbf" w:space="0" w:sz="4" w:val="single"/>
@@ -4162,22 +4618,22 @@
         <w:tblLook w:val="0400"/>
       </w:tblPr>
       <w:tblGrid>
-        <w:gridCol w:w="1580"/>
-        <w:gridCol w:w="1580"/>
-        <w:gridCol w:w="1580"/>
-        <w:gridCol w:w="1580"/>
-        <w:gridCol w:w="1580"/>
-        <w:gridCol w:w="1580"/>
-        <w:gridCol w:w="1581"/>
+        <w:gridCol w:w="1590"/>
+        <w:gridCol w:w="1575"/>
+        <w:gridCol w:w="1575"/>
+        <w:gridCol w:w="1575"/>
+        <w:gridCol w:w="1575"/>
+        <w:gridCol w:w="1575"/>
+        <w:gridCol w:w="1575"/>
         <w:tblGridChange w:id="0">
           <w:tblGrid>
-            <w:gridCol w:w="1580"/>
-            <w:gridCol w:w="1580"/>
-            <w:gridCol w:w="1580"/>
-            <w:gridCol w:w="1580"/>
-            <w:gridCol w:w="1580"/>
-            <w:gridCol w:w="1580"/>
-            <w:gridCol w:w="1581"/>
+            <w:gridCol w:w="1590"/>
+            <w:gridCol w:w="1575"/>
+            <w:gridCol w:w="1575"/>
+            <w:gridCol w:w="1575"/>
+            <w:gridCol w:w="1575"/>
+            <w:gridCol w:w="1575"/>
+            <w:gridCol w:w="1575"/>
           </w:tblGrid>
         </w:tblGridChange>
       </w:tblGrid>
@@ -4376,14 +4832,6 @@
             </w:r>
             <w:r>
               <w:rPr>
-                <w:rFonts w:ascii="Calibri" w:cs="Calibri" w:eastAsia="Calibri" w:hAnsi="Calibri"/>
-                <w:color w:val="1f3864"/>
-                <w:vertAlign w:val="superscript"/>
-              </w:rPr>
-              <w:footnoteReference w:customMarkFollows="0" w:id="0"/>
-            </w:r>
-            <w:r>
-              <w:rPr>
                 <w:rtl w:val="0"/>
               </w:rPr>
             </w:r>
@@ -4408,6 +4856,256 @@
                 <w:rtl w:val="0"/>
               </w:rPr>
               <w:t xml:space="preserve">Observaciones</w:t>
+            </w:r>
+          </w:p>
+        </w:tc>
+      </w:tr>
+      <w:tr>
+        <w:trPr>
+          <w:cantSplit w:val="0"/>
+          <w:trHeight w:val="2618.33740234375" w:hRule="atLeast"/>
+          <w:tblHeader w:val="0"/>
+        </w:trPr>
+        <w:tc>
+          <w:tcPr/>
+          <w:p>
+            <w:pPr>
+              <w:jc w:val="both"/>
+              <w:rPr>
+                <w:rFonts w:ascii="Calibri" w:cs="Calibri" w:eastAsia="Calibri" w:hAnsi="Calibri"/>
+                <w:i w:val="1"/>
+                <w:iCs w:val="1"/>
+                <w:color w:val="548dd4"/>
+                <w:sz w:val="18"/>
+                <w:szCs w:val="18"/>
+              </w:rPr>
+            </w:pPr>
+            <w:r>
+              <w:rPr>
+                <w:i w:val="1"/>
+                <w:iCs w:val="1"/>
+                <w:color w:val="548dd4"/>
+                <w:sz w:val="18"/>
+                <w:szCs w:val="18"/>
+                <w:rtl w:val="0"/>
+              </w:rPr>
+              <w:t xml:space="preserve">Levantamiento y análisis de requerimientos</w:t>
+            </w:r>
+            <w:r>
+              <w:rPr>
+                <w:rtl w:val="0"/>
+              </w:rPr>
+            </w:r>
+          </w:p>
+        </w:tc>
+        <w:tc>
+          <w:tcPr/>
+          <w:p>
+            <w:pPr>
+              <w:jc w:val="both"/>
+              <w:rPr>
+                <w:b w:val="1"/>
+                <w:bCs w:val="1"/>
+                <w:sz w:val="18"/>
+                <w:szCs w:val="18"/>
+              </w:rPr>
+            </w:pPr>
+            <w:r>
+              <w:rPr>
+                <w:i w:val="1"/>
+                <w:iCs w:val="1"/>
+                <w:color w:val="548dd4"/>
+                <w:sz w:val="18"/>
+                <w:szCs w:val="18"/>
+                <w:rtl w:val="0"/>
+              </w:rPr>
+              <w:t xml:space="preserve">Identificación de requerimiento</w:t>
+            </w:r>
+            <w:r>
+              <w:rPr>
+                <w:rtl w:val="0"/>
+              </w:rPr>
+            </w:r>
+          </w:p>
+        </w:tc>
+        <w:tc>
+          <w:tcPr/>
+          <w:p>
+            <w:pPr>
+              <w:jc w:val="both"/>
+              <w:rPr>
+                <w:b w:val="1"/>
+                <w:bCs w:val="1"/>
+                <w:sz w:val="18"/>
+                <w:szCs w:val="18"/>
+              </w:rPr>
+            </w:pPr>
+            <w:r>
+              <w:rPr>
+                <w:i w:val="1"/>
+                <w:iCs w:val="1"/>
+                <w:color w:val="548dd4"/>
+                <w:sz w:val="18"/>
+                <w:szCs w:val="18"/>
+                <w:rtl w:val="0"/>
+              </w:rPr>
+              <w:t xml:space="preserve">Identificar y documentar las necesidades de los usuarios y las funcionalidades que deberá incorporar Farmacia Pricey para la búsqueda y comparación de medicamentos</w:t>
+            </w:r>
+            <w:r>
+              <w:rPr>
+                <w:rtl w:val="0"/>
+              </w:rPr>
+            </w:r>
+          </w:p>
+        </w:tc>
+        <w:tc>
+          <w:tcPr/>
+          <w:p>
+            <w:pPr>
+              <w:jc w:val="both"/>
+              <w:rPr>
+                <w:rFonts w:ascii="Calibri" w:cs="Calibri" w:eastAsia="Calibri" w:hAnsi="Calibri"/>
+                <w:i w:val="1"/>
+                <w:iCs w:val="1"/>
+                <w:color w:val="548dd4"/>
+                <w:sz w:val="18"/>
+                <w:szCs w:val="18"/>
+              </w:rPr>
+            </w:pPr>
+            <w:r>
+              <w:rPr>
+                <w:i w:val="1"/>
+                <w:iCs w:val="1"/>
+                <w:color w:val="548dd4"/>
+                <w:sz w:val="18"/>
+                <w:szCs w:val="18"/>
+                <w:rtl w:val="0"/>
+              </w:rPr>
+              <w:t xml:space="preserve">Reuniones de equipo, documentación del proyecto, herramientas de documentación</w:t>
+            </w:r>
+            <w:r>
+              <w:rPr>
+                <w:rtl w:val="0"/>
+              </w:rPr>
+            </w:r>
+          </w:p>
+        </w:tc>
+        <w:tc>
+          <w:tcPr>
+            <w:tcBorders>
+              <w:right w:color="ffffff" w:space="0" w:sz="4" w:val="single"/>
+            </w:tcBorders>
+          </w:tcPr>
+          <w:p>
+            <w:pPr>
+              <w:jc w:val="both"/>
+              <w:rPr>
+                <w:rFonts w:ascii="Calibri" w:cs="Calibri" w:eastAsia="Calibri" w:hAnsi="Calibri"/>
+                <w:i w:val="1"/>
+                <w:iCs w:val="1"/>
+                <w:color w:val="548dd4"/>
+                <w:sz w:val="18"/>
+                <w:szCs w:val="18"/>
+              </w:rPr>
+            </w:pPr>
+            <w:r>
+              <w:rPr>
+                <w:i w:val="1"/>
+                <w:iCs w:val="1"/>
+                <w:color w:val="548dd4"/>
+                <w:sz w:val="18"/>
+                <w:szCs w:val="18"/>
+                <w:rtl w:val="0"/>
+              </w:rPr>
+              <w:t xml:space="preserve">1 semana</w:t>
+            </w:r>
+            <w:r>
+              <w:rPr>
+                <w:rtl w:val="0"/>
+              </w:rPr>
+            </w:r>
+          </w:p>
+          <w:p>
+            <w:pPr>
+              <w:jc w:val="both"/>
+              <w:rPr>
+                <w:rFonts w:ascii="Calibri" w:cs="Calibri" w:eastAsia="Calibri" w:hAnsi="Calibri"/>
+                <w:i w:val="1"/>
+                <w:iCs w:val="1"/>
+                <w:color w:val="548dd4"/>
+                <w:sz w:val="18"/>
+                <w:szCs w:val="18"/>
+              </w:rPr>
+            </w:pPr>
+            <w:r>
+              <w:rPr>
+                <w:rtl w:val="0"/>
+              </w:rPr>
+            </w:r>
+          </w:p>
+        </w:tc>
+        <w:tc>
+          <w:tcPr>
+            <w:tcBorders>
+              <w:left w:color="ffffff" w:space="0" w:sz="4" w:val="single"/>
+            </w:tcBorders>
+            <w:shd w:fill="d9d9d9" w:val="clear"/>
+          </w:tcPr>
+          <w:p>
+            <w:pPr>
+              <w:jc w:val="both"/>
+              <w:rPr>
+                <w:b w:val="1"/>
+                <w:bCs w:val="1"/>
+                <w:sz w:val="18"/>
+                <w:szCs w:val="18"/>
+              </w:rPr>
+            </w:pPr>
+            <w:r>
+              <w:rPr>
+                <w:i w:val="1"/>
+                <w:iCs w:val="1"/>
+                <w:color w:val="548dd4"/>
+                <w:sz w:val="18"/>
+                <w:szCs w:val="18"/>
+                <w:rtl w:val="0"/>
+              </w:rPr>
+              <w:t xml:space="preserve">Bastian Herrera </w:t>
+            </w:r>
+            <w:r>
+              <w:rPr>
+                <w:rtl w:val="0"/>
+              </w:rPr>
+            </w:r>
+          </w:p>
+        </w:tc>
+        <w:tc>
+          <w:tcPr/>
+          <w:p>
+            <w:pPr>
+              <w:jc w:val="both"/>
+              <w:rPr>
+                <w:b w:val="1"/>
+                <w:bCs w:val="1"/>
+                <w:sz w:val="18"/>
+                <w:szCs w:val="18"/>
+              </w:rPr>
+            </w:pPr>
+            <w:r>
+              <w:rPr>
+                <w:i w:val="1"/>
+                <w:iCs w:val="1"/>
+                <w:color w:val="548dd4"/>
+                <w:sz w:val="18"/>
+                <w:szCs w:val="18"/>
+                <w:rtl w:val="0"/>
+              </w:rPr>
+              <w:t xml:space="preserve">Se debe priorizar las funcionalidades considerando el tiempo disponible para el desarrollo.</w:t>
+            </w:r>
+            <w:r>
+              <w:rPr>
+                <w:rtl w:val="0"/>
+              </w:rPr>
             </w:r>
           </w:p>
         </w:tc>
@@ -4433,15 +5131,19 @@
             </w:pPr>
             <w:r>
               <w:rPr>
-                <w:rFonts w:ascii="Calibri" w:cs="Calibri" w:eastAsia="Calibri" w:hAnsi="Calibri"/>
-                <w:i w:val="1"/>
-                <w:iCs w:val="1"/>
-                <w:color w:val="548dd4"/>
-                <w:sz w:val="18"/>
-                <w:szCs w:val="18"/>
-                <w:rtl w:val="0"/>
-              </w:rPr>
-              <w:t xml:space="preserve">Nombra las competencias o unidades de competencias que se relacionan con las diferentes actividades requeridas para el desarrollo de la actividad.</w:t>
+                <w:i w:val="1"/>
+                <w:iCs w:val="1"/>
+                <w:color w:val="548dd4"/>
+                <w:sz w:val="18"/>
+                <w:szCs w:val="18"/>
+                <w:rtl w:val="0"/>
+              </w:rPr>
+              <w:t xml:space="preserve">Levantamiento y análisis de requerimientos</w:t>
+            </w:r>
+            <w:r>
+              <w:rPr>
+                <w:rtl w:val="0"/>
+              </w:rPr>
             </w:r>
           </w:p>
         </w:tc>
@@ -4451,23 +5153,24 @@
             <w:pPr>
               <w:jc w:val="both"/>
               <w:rPr>
-                <w:b w:val="1"/>
-                <w:bCs w:val="1"/>
-                <w:sz w:val="18"/>
-                <w:szCs w:val="18"/>
-              </w:rPr>
-            </w:pPr>
-            <w:r>
-              <w:rPr>
-                <w:rFonts w:ascii="Calibri" w:cs="Calibri" w:eastAsia="Calibri" w:hAnsi="Calibri"/>
-                <w:i w:val="1"/>
-                <w:iCs w:val="1"/>
-                <w:color w:val="548dd4"/>
-                <w:sz w:val="18"/>
-                <w:szCs w:val="18"/>
-                <w:rtl w:val="0"/>
-              </w:rPr>
-              <w:t xml:space="preserve">Señale el nombre de la tarea o actividad.</w:t>
+                <w:rFonts w:ascii="Calibri" w:cs="Calibri" w:eastAsia="Calibri" w:hAnsi="Calibri"/>
+                <w:i w:val="1"/>
+                <w:iCs w:val="1"/>
+                <w:color w:val="548dd4"/>
+                <w:sz w:val="18"/>
+                <w:szCs w:val="18"/>
+              </w:rPr>
+            </w:pPr>
+            <w:r>
+              <w:rPr>
+                <w:i w:val="1"/>
+                <w:iCs w:val="1"/>
+                <w:color w:val="548dd4"/>
+                <w:sz w:val="18"/>
+                <w:szCs w:val="18"/>
+                <w:rtl w:val="0"/>
+              </w:rPr>
+              <w:t xml:space="preserve">Análisis de fuentes de información </w:t>
             </w:r>
             <w:r>
               <w:rPr>
@@ -4482,23 +5185,24 @@
             <w:pPr>
               <w:jc w:val="both"/>
               <w:rPr>
-                <w:b w:val="1"/>
-                <w:bCs w:val="1"/>
-                <w:sz w:val="18"/>
-                <w:szCs w:val="18"/>
-              </w:rPr>
-            </w:pPr>
-            <w:r>
-              <w:rPr>
-                <w:rFonts w:ascii="Calibri" w:cs="Calibri" w:eastAsia="Calibri" w:hAnsi="Calibri"/>
-                <w:i w:val="1"/>
-                <w:iCs w:val="1"/>
-                <w:color w:val="548dd4"/>
-                <w:sz w:val="18"/>
-                <w:szCs w:val="18"/>
-                <w:rtl w:val="0"/>
-              </w:rPr>
-              <w:t xml:space="preserve">Describe la tarea o actividad.</w:t>
+                <w:rFonts w:ascii="Calibri" w:cs="Calibri" w:eastAsia="Calibri" w:hAnsi="Calibri"/>
+                <w:i w:val="1"/>
+                <w:iCs w:val="1"/>
+                <w:color w:val="548dd4"/>
+                <w:sz w:val="18"/>
+                <w:szCs w:val="18"/>
+              </w:rPr>
+            </w:pPr>
+            <w:r>
+              <w:rPr>
+                <w:i w:val="1"/>
+                <w:iCs w:val="1"/>
+                <w:color w:val="548dd4"/>
+                <w:sz w:val="18"/>
+                <w:szCs w:val="18"/>
+                <w:rtl w:val="0"/>
+              </w:rPr>
+              <w:t xml:space="preserve">Identificar y analizar las fuentes disponibles para obtener información relacionada con medicamentos, precios, disponibilidad y farmacias.</w:t>
             </w:r>
             <w:r>
               <w:rPr>
@@ -4523,15 +5227,19 @@
             </w:pPr>
             <w:r>
               <w:rPr>
-                <w:rFonts w:ascii="Calibri" w:cs="Calibri" w:eastAsia="Calibri" w:hAnsi="Calibri"/>
-                <w:i w:val="1"/>
-                <w:iCs w:val="1"/>
-                <w:color w:val="548dd4"/>
-                <w:sz w:val="18"/>
-                <w:szCs w:val="18"/>
-                <w:rtl w:val="0"/>
-              </w:rPr>
-              <w:t xml:space="preserve">Nombra los recursos necesarios para llevar a cabo las actividades definidas.</w:t>
+                <w:i w:val="1"/>
+                <w:iCs w:val="1"/>
+                <w:color w:val="548dd4"/>
+                <w:sz w:val="18"/>
+                <w:szCs w:val="18"/>
+                <w:rtl w:val="0"/>
+              </w:rPr>
+              <w:t xml:space="preserve">Computador, internet, fuentes públicas de información y documentación técnica.</w:t>
+            </w:r>
+            <w:r>
+              <w:rPr>
+                <w:rtl w:val="0"/>
+              </w:rPr>
             </w:r>
           </w:p>
         </w:tc>
@@ -4555,29 +5263,15 @@
             </w:pPr>
             <w:r>
               <w:rPr>
-                <w:rFonts w:ascii="Calibri" w:cs="Calibri" w:eastAsia="Calibri" w:hAnsi="Calibri"/>
-                <w:i w:val="1"/>
-                <w:iCs w:val="1"/>
-                <w:color w:val="548dd4"/>
-                <w:sz w:val="18"/>
-                <w:szCs w:val="18"/>
-                <w:rtl w:val="0"/>
-              </w:rPr>
-              <w:t xml:space="preserve">Escribe la duración de actividades o tarea.</w:t>
-            </w:r>
-          </w:p>
-          <w:p>
-            <w:pPr>
-              <w:jc w:val="both"/>
-              <w:rPr>
-                <w:rFonts w:ascii="Calibri" w:cs="Calibri" w:eastAsia="Calibri" w:hAnsi="Calibri"/>
-                <w:i w:val="1"/>
-                <w:iCs w:val="1"/>
-                <w:color w:val="548dd4"/>
-                <w:sz w:val="18"/>
-                <w:szCs w:val="18"/>
-              </w:rPr>
-            </w:pPr>
+                <w:i w:val="1"/>
+                <w:iCs w:val="1"/>
+                <w:color w:val="548dd4"/>
+                <w:sz w:val="18"/>
+                <w:szCs w:val="18"/>
+                <w:rtl w:val="0"/>
+              </w:rPr>
+              <w:t xml:space="preserve">1 semana </w:t>
+            </w:r>
             <w:r>
               <w:rPr>
                 <w:rtl w:val="0"/>
@@ -4596,23 +5290,24 @@
             <w:pPr>
               <w:jc w:val="both"/>
               <w:rPr>
-                <w:b w:val="1"/>
-                <w:bCs w:val="1"/>
-                <w:sz w:val="18"/>
-                <w:szCs w:val="18"/>
-              </w:rPr>
-            </w:pPr>
-            <w:r>
-              <w:rPr>
-                <w:rFonts w:ascii="Calibri" w:cs="Calibri" w:eastAsia="Calibri" w:hAnsi="Calibri"/>
-                <w:i w:val="1"/>
-                <w:iCs w:val="1"/>
-                <w:color w:val="548dd4"/>
-                <w:sz w:val="18"/>
-                <w:szCs w:val="18"/>
-                <w:rtl w:val="0"/>
-              </w:rPr>
-              <w:t xml:space="preserve">Escribe el nombre del integrante del equipo responsable de la actividad y tareas asociadas.</w:t>
+                <w:rFonts w:ascii="Calibri" w:cs="Calibri" w:eastAsia="Calibri" w:hAnsi="Calibri"/>
+                <w:i w:val="1"/>
+                <w:iCs w:val="1"/>
+                <w:color w:val="548dd4"/>
+                <w:sz w:val="18"/>
+                <w:szCs w:val="18"/>
+              </w:rPr>
+            </w:pPr>
+            <w:r>
+              <w:rPr>
+                <w:i w:val="1"/>
+                <w:iCs w:val="1"/>
+                <w:color w:val="548dd4"/>
+                <w:sz w:val="18"/>
+                <w:szCs w:val="18"/>
+                <w:rtl w:val="0"/>
+              </w:rPr>
+              <w:t xml:space="preserve">Helen Mora</w:t>
             </w:r>
             <w:r>
               <w:rPr>
@@ -4627,23 +5322,24 @@
             <w:pPr>
               <w:jc w:val="both"/>
               <w:rPr>
-                <w:b w:val="1"/>
-                <w:bCs w:val="1"/>
-                <w:sz w:val="18"/>
-                <w:szCs w:val="18"/>
-              </w:rPr>
-            </w:pPr>
-            <w:r>
-              <w:rPr>
-                <w:rFonts w:ascii="Calibri" w:cs="Calibri" w:eastAsia="Calibri" w:hAnsi="Calibri"/>
-                <w:i w:val="1"/>
-                <w:iCs w:val="1"/>
-                <w:color w:val="548dd4"/>
-                <w:sz w:val="18"/>
-                <w:szCs w:val="18"/>
-                <w:rtl w:val="0"/>
-              </w:rPr>
-              <w:t xml:space="preserve">Escribe las dificultades o facilitadores que se podrían presentar durante la ejecución de cada una de las actividades propuestas para llevar a cabo el plan de trabajo.</w:t>
+                <w:rFonts w:ascii="Calibri" w:cs="Calibri" w:eastAsia="Calibri" w:hAnsi="Calibri"/>
+                <w:i w:val="1"/>
+                <w:iCs w:val="1"/>
+                <w:color w:val="548dd4"/>
+                <w:sz w:val="18"/>
+                <w:szCs w:val="18"/>
+              </w:rPr>
+            </w:pPr>
+            <w:r>
+              <w:rPr>
+                <w:i w:val="1"/>
+                <w:iCs w:val="1"/>
+                <w:color w:val="548dd4"/>
+                <w:sz w:val="18"/>
+                <w:szCs w:val="18"/>
+                <w:rtl w:val="0"/>
+              </w:rPr>
+              <w:t xml:space="preserve">Las fuentes disponibles pueden presentar diferencias en formato, disponibilidad o actualización de información</w:t>
             </w:r>
             <w:r>
               <w:rPr>
@@ -4674,6 +5370,17 @@
             </w:pPr>
             <w:r>
               <w:rPr>
+                <w:i w:val="1"/>
+                <w:iCs w:val="1"/>
+                <w:color w:val="548dd4"/>
+                <w:sz w:val="18"/>
+                <w:szCs w:val="18"/>
+                <w:rtl w:val="0"/>
+              </w:rPr>
+              <w:t xml:space="preserve">Desarrollo de soluciones tecnologías</w:t>
+            </w:r>
+            <w:r>
+              <w:rPr>
                 <w:rtl w:val="0"/>
               </w:rPr>
             </w:r>
@@ -4695,6 +5402,17 @@
             </w:pPr>
             <w:r>
               <w:rPr>
+                <w:i w:val="1"/>
+                <w:iCs w:val="1"/>
+                <w:color w:val="548dd4"/>
+                <w:sz w:val="18"/>
+                <w:szCs w:val="18"/>
+                <w:rtl w:val="0"/>
+              </w:rPr>
+              <w:t xml:space="preserve">Diseño de la solución </w:t>
+            </w:r>
+            <w:r>
+              <w:rPr>
                 <w:rtl w:val="0"/>
               </w:rPr>
             </w:r>
@@ -4716,6 +5434,17 @@
             </w:pPr>
             <w:r>
               <w:rPr>
+                <w:i w:val="1"/>
+                <w:iCs w:val="1"/>
+                <w:color w:val="548dd4"/>
+                <w:sz w:val="18"/>
+                <w:szCs w:val="18"/>
+                <w:rtl w:val="0"/>
+              </w:rPr>
+              <w:t xml:space="preserve">Definir la arquitectura general de FarmaPricey, considerando frontend, backend, base de datos y los componentes necesarios para la obtención y procesamiento de información. </w:t>
+            </w:r>
+            <w:r>
+              <w:rPr>
                 <w:rtl w:val="0"/>
               </w:rPr>
             </w:r>
@@ -4735,6 +5464,17 @@
                 <w:szCs w:val="18"/>
               </w:rPr>
             </w:pPr>
+            <w:r>
+              <w:rPr>
+                <w:i w:val="1"/>
+                <w:iCs w:val="1"/>
+                <w:color w:val="548dd4"/>
+                <w:sz w:val="18"/>
+                <w:szCs w:val="18"/>
+                <w:rtl w:val="0"/>
+              </w:rPr>
+              <w:t xml:space="preserve">Computadores, herramientas de diagramación, documentación técnica y repositorio Git.</w:t>
+            </w:r>
             <w:r>
               <w:rPr>
                 <w:rtl w:val="0"/>
@@ -4760,6 +5500,17 @@
                 <w:szCs w:val="18"/>
               </w:rPr>
             </w:pPr>
+            <w:r>
+              <w:rPr>
+                <w:i w:val="1"/>
+                <w:iCs w:val="1"/>
+                <w:color w:val="548dd4"/>
+                <w:sz w:val="18"/>
+                <w:szCs w:val="18"/>
+                <w:rtl w:val="0"/>
+              </w:rPr>
+              <w:t xml:space="preserve">1 semana</w:t>
+            </w:r>
             <w:r>
               <w:rPr>
                 <w:rtl w:val="0"/>
@@ -4788,6 +5539,17 @@
             </w:pPr>
             <w:r>
               <w:rPr>
+                <w:i w:val="1"/>
+                <w:iCs w:val="1"/>
+                <w:color w:val="548dd4"/>
+                <w:sz w:val="18"/>
+                <w:szCs w:val="18"/>
+                <w:rtl w:val="0"/>
+              </w:rPr>
+              <w:t xml:space="preserve">Josefa Duran</w:t>
+            </w:r>
+            <w:r>
+              <w:rPr>
                 <w:rtl w:val="0"/>
               </w:rPr>
             </w:r>
@@ -4807,6 +5569,17 @@
                 <w:szCs w:val="18"/>
               </w:rPr>
             </w:pPr>
+            <w:r>
+              <w:rPr>
+                <w:i w:val="1"/>
+                <w:iCs w:val="1"/>
+                <w:color w:val="548dd4"/>
+                <w:sz w:val="18"/>
+                <w:szCs w:val="18"/>
+                <w:rtl w:val="0"/>
+              </w:rPr>
+              <w:t xml:space="preserve">El diseño podra ajustarse según las necesidades detectadas durante el desarollo</w:t>
+            </w:r>
             <w:r>
               <w:rPr>
                 <w:rtl w:val="0"/>
@@ -4826,18 +5599,23 @@
             <w:pPr>
               <w:jc w:val="both"/>
               <w:rPr>
-                <w:rFonts w:ascii="Calibri" w:cs="Calibri" w:eastAsia="Calibri" w:hAnsi="Calibri"/>
-                <w:i w:val="1"/>
-                <w:iCs w:val="1"/>
-                <w:color w:val="548dd4"/>
-                <w:sz w:val="18"/>
-                <w:szCs w:val="18"/>
-              </w:rPr>
-            </w:pPr>
-            <w:r>
-              <w:rPr>
-                <w:rtl w:val="0"/>
-              </w:rPr>
+                <w:i w:val="1"/>
+                <w:iCs w:val="1"/>
+                <w:color w:val="548dd4"/>
+                <w:sz w:val="18"/>
+                <w:szCs w:val="18"/>
+              </w:rPr>
+            </w:pPr>
+            <w:r>
+              <w:rPr>
+                <w:i w:val="1"/>
+                <w:iCs w:val="1"/>
+                <w:color w:val="548dd4"/>
+                <w:sz w:val="18"/>
+                <w:szCs w:val="18"/>
+                <w:rtl w:val="0"/>
+              </w:rPr>
+              <w:t xml:space="preserve">Gestión de información</w:t>
             </w:r>
           </w:p>
         </w:tc>
@@ -4847,18 +5625,23 @@
             <w:pPr>
               <w:jc w:val="both"/>
               <w:rPr>
-                <w:rFonts w:ascii="Calibri" w:cs="Calibri" w:eastAsia="Calibri" w:hAnsi="Calibri"/>
-                <w:i w:val="1"/>
-                <w:iCs w:val="1"/>
-                <w:color w:val="548dd4"/>
-                <w:sz w:val="18"/>
-                <w:szCs w:val="18"/>
-              </w:rPr>
-            </w:pPr>
-            <w:r>
-              <w:rPr>
-                <w:rtl w:val="0"/>
-              </w:rPr>
+                <w:i w:val="1"/>
+                <w:iCs w:val="1"/>
+                <w:color w:val="548dd4"/>
+                <w:sz w:val="18"/>
+                <w:szCs w:val="18"/>
+              </w:rPr>
+            </w:pPr>
+            <w:r>
+              <w:rPr>
+                <w:i w:val="1"/>
+                <w:iCs w:val="1"/>
+                <w:color w:val="548dd4"/>
+                <w:sz w:val="18"/>
+                <w:szCs w:val="18"/>
+                <w:rtl w:val="0"/>
+              </w:rPr>
+              <w:t xml:space="preserve">Diseño de base de datos </w:t>
             </w:r>
           </w:p>
         </w:tc>
@@ -4868,18 +5651,23 @@
             <w:pPr>
               <w:jc w:val="both"/>
               <w:rPr>
-                <w:rFonts w:ascii="Calibri" w:cs="Calibri" w:eastAsia="Calibri" w:hAnsi="Calibri"/>
-                <w:i w:val="1"/>
-                <w:iCs w:val="1"/>
-                <w:color w:val="548dd4"/>
-                <w:sz w:val="18"/>
-                <w:szCs w:val="18"/>
-              </w:rPr>
-            </w:pPr>
-            <w:r>
-              <w:rPr>
-                <w:rtl w:val="0"/>
-              </w:rPr>
+                <w:i w:val="1"/>
+                <w:iCs w:val="1"/>
+                <w:color w:val="548dd4"/>
+                <w:sz w:val="18"/>
+                <w:szCs w:val="18"/>
+              </w:rPr>
+            </w:pPr>
+            <w:r>
+              <w:rPr>
+                <w:i w:val="1"/>
+                <w:iCs w:val="1"/>
+                <w:color w:val="548dd4"/>
+                <w:sz w:val="18"/>
+                <w:szCs w:val="18"/>
+                <w:rtl w:val="0"/>
+              </w:rPr>
+              <w:t xml:space="preserve">Diseñar la estructura de la base de datos para almacenar y organizar información de medicamentos, farmacias, precios, disponibilidad y ubicaciones.</w:t>
             </w:r>
           </w:p>
         </w:tc>
@@ -4897,6 +5685,17 @@
                 <w:szCs w:val="18"/>
               </w:rPr>
             </w:pPr>
+            <w:r>
+              <w:rPr>
+                <w:i w:val="1"/>
+                <w:iCs w:val="1"/>
+                <w:color w:val="548dd4"/>
+                <w:sz w:val="18"/>
+                <w:szCs w:val="18"/>
+                <w:rtl w:val="0"/>
+              </w:rPr>
+              <w:t xml:space="preserve">Sistema gestor de base de datos, herramientas de modelamiento y computador.</w:t>
+            </w:r>
             <w:r>
               <w:rPr>
                 <w:rtl w:val="0"/>
@@ -4922,6 +5721,17 @@
                 <w:szCs w:val="18"/>
               </w:rPr>
             </w:pPr>
+            <w:r>
+              <w:rPr>
+                <w:i w:val="1"/>
+                <w:iCs w:val="1"/>
+                <w:color w:val="548dd4"/>
+                <w:sz w:val="18"/>
+                <w:szCs w:val="18"/>
+                <w:rtl w:val="0"/>
+              </w:rPr>
+              <w:t xml:space="preserve">1 semana</w:t>
+            </w:r>
             <w:r>
               <w:rPr>
                 <w:rtl w:val="0"/>
@@ -4950,6 +5760,17 @@
             </w:pPr>
             <w:r>
               <w:rPr>
+                <w:i w:val="1"/>
+                <w:iCs w:val="1"/>
+                <w:color w:val="548dd4"/>
+                <w:sz w:val="18"/>
+                <w:szCs w:val="18"/>
+                <w:rtl w:val="0"/>
+              </w:rPr>
+              <w:t xml:space="preserve">Helen Mora</w:t>
+            </w:r>
+            <w:r>
+              <w:rPr>
                 <w:rtl w:val="0"/>
               </w:rPr>
             </w:r>
@@ -4971,8 +5792,2714 @@
             </w:pPr>
             <w:r>
               <w:rPr>
-                <w:rtl w:val="0"/>
-              </w:rPr>
+                <w:i w:val="1"/>
+                <w:iCs w:val="1"/>
+                <w:color w:val="548dd4"/>
+                <w:sz w:val="18"/>
+                <w:szCs w:val="18"/>
+                <w:rtl w:val="0"/>
+              </w:rPr>
+              <w:t xml:space="preserve">Se debe considerar la consistencia y organización de la información almacenada.</w:t>
+            </w:r>
+            <w:r>
+              <w:rPr>
+                <w:rtl w:val="0"/>
+              </w:rPr>
+            </w:r>
+          </w:p>
+        </w:tc>
+      </w:tr>
+      <w:tr>
+        <w:trPr>
+          <w:cantSplit w:val="0"/>
+          <w:tblHeader w:val="0"/>
+        </w:trPr>
+        <w:tc>
+          <w:tcPr/>
+          <w:p>
+            <w:pPr>
+              <w:jc w:val="both"/>
+              <w:rPr>
+                <w:i w:val="1"/>
+                <w:iCs w:val="1"/>
+                <w:color w:val="548dd4"/>
+                <w:sz w:val="18"/>
+                <w:szCs w:val="18"/>
+              </w:rPr>
+            </w:pPr>
+            <w:r>
+              <w:rPr>
+                <w:i w:val="1"/>
+                <w:iCs w:val="1"/>
+                <w:color w:val="548dd4"/>
+                <w:sz w:val="18"/>
+                <w:szCs w:val="18"/>
+                <w:rtl w:val="0"/>
+              </w:rPr>
+              <w:t xml:space="preserve">Desarrollo de soluciones tecnológicas</w:t>
+            </w:r>
+          </w:p>
+        </w:tc>
+        <w:tc>
+          <w:tcPr/>
+          <w:p>
+            <w:pPr>
+              <w:jc w:val="both"/>
+              <w:rPr>
+                <w:i w:val="1"/>
+                <w:iCs w:val="1"/>
+                <w:color w:val="548dd4"/>
+                <w:sz w:val="18"/>
+                <w:szCs w:val="18"/>
+              </w:rPr>
+            </w:pPr>
+            <w:r>
+              <w:rPr>
+                <w:i w:val="1"/>
+                <w:iCs w:val="1"/>
+                <w:color w:val="548dd4"/>
+                <w:sz w:val="18"/>
+                <w:szCs w:val="18"/>
+                <w:rtl w:val="0"/>
+              </w:rPr>
+              <w:t xml:space="preserve">Diseño de interfaz y prototipo</w:t>
+            </w:r>
+          </w:p>
+        </w:tc>
+        <w:tc>
+          <w:tcPr/>
+          <w:p>
+            <w:pPr>
+              <w:jc w:val="both"/>
+              <w:rPr>
+                <w:i w:val="1"/>
+                <w:iCs w:val="1"/>
+                <w:color w:val="548dd4"/>
+                <w:sz w:val="18"/>
+                <w:szCs w:val="18"/>
+              </w:rPr>
+            </w:pPr>
+            <w:r>
+              <w:rPr>
+                <w:i w:val="1"/>
+                <w:iCs w:val="1"/>
+                <w:color w:val="548dd4"/>
+                <w:sz w:val="18"/>
+                <w:szCs w:val="18"/>
+                <w:rtl w:val="0"/>
+              </w:rPr>
+              <w:t xml:space="preserve">Diseñar las principales interfaces de FarmaPricey, considerando la búsqueda de medicamentos, comparación de precios y visualización de farmacias cercanas.</w:t>
+            </w:r>
+          </w:p>
+        </w:tc>
+        <w:tc>
+          <w:tcPr/>
+          <w:p>
+            <w:pPr>
+              <w:jc w:val="both"/>
+              <w:rPr>
+                <w:rFonts w:ascii="Calibri" w:cs="Calibri" w:eastAsia="Calibri" w:hAnsi="Calibri"/>
+                <w:i w:val="1"/>
+                <w:iCs w:val="1"/>
+                <w:color w:val="548dd4"/>
+                <w:sz w:val="18"/>
+                <w:szCs w:val="18"/>
+              </w:rPr>
+            </w:pPr>
+            <w:r>
+              <w:rPr>
+                <w:i w:val="1"/>
+                <w:iCs w:val="1"/>
+                <w:color w:val="548dd4"/>
+                <w:sz w:val="18"/>
+                <w:szCs w:val="18"/>
+                <w:rtl w:val="0"/>
+              </w:rPr>
+              <w:t xml:space="preserve">Figma, requerimientos definidos y herramientas de diseño.</w:t>
+            </w:r>
+            <w:r>
+              <w:rPr>
+                <w:rtl w:val="0"/>
+              </w:rPr>
+            </w:r>
+          </w:p>
+        </w:tc>
+        <w:tc>
+          <w:tcPr>
+            <w:tcBorders>
+              <w:right w:color="ffffff" w:space="0" w:sz="4" w:val="single"/>
+            </w:tcBorders>
+          </w:tcPr>
+          <w:p>
+            <w:pPr>
+              <w:jc w:val="both"/>
+              <w:rPr>
+                <w:rFonts w:ascii="Calibri" w:cs="Calibri" w:eastAsia="Calibri" w:hAnsi="Calibri"/>
+                <w:i w:val="1"/>
+                <w:iCs w:val="1"/>
+                <w:color w:val="548dd4"/>
+                <w:sz w:val="18"/>
+                <w:szCs w:val="18"/>
+              </w:rPr>
+            </w:pPr>
+            <w:r>
+              <w:rPr>
+                <w:i w:val="1"/>
+                <w:iCs w:val="1"/>
+                <w:color w:val="548dd4"/>
+                <w:sz w:val="18"/>
+                <w:szCs w:val="18"/>
+                <w:rtl w:val="0"/>
+              </w:rPr>
+              <w:t xml:space="preserve">1 semana</w:t>
+            </w:r>
+            <w:r>
+              <w:rPr>
+                <w:rtl w:val="0"/>
+              </w:rPr>
+            </w:r>
+          </w:p>
+        </w:tc>
+        <w:tc>
+          <w:tcPr>
+            <w:tcBorders>
+              <w:left w:color="ffffff" w:space="0" w:sz="4" w:val="single"/>
+            </w:tcBorders>
+            <w:shd w:fill="d9d9d9" w:val="clear"/>
+          </w:tcPr>
+          <w:p>
+            <w:pPr>
+              <w:jc w:val="both"/>
+              <w:rPr>
+                <w:rFonts w:ascii="Calibri" w:cs="Calibri" w:eastAsia="Calibri" w:hAnsi="Calibri"/>
+                <w:i w:val="1"/>
+                <w:iCs w:val="1"/>
+                <w:color w:val="548dd4"/>
+                <w:sz w:val="18"/>
+                <w:szCs w:val="18"/>
+              </w:rPr>
+            </w:pPr>
+            <w:r>
+              <w:rPr>
+                <w:i w:val="1"/>
+                <w:iCs w:val="1"/>
+                <w:color w:val="548dd4"/>
+                <w:sz w:val="18"/>
+                <w:szCs w:val="18"/>
+                <w:rtl w:val="0"/>
+              </w:rPr>
+              <w:t xml:space="preserve">Josefa Duran</w:t>
+            </w:r>
+            <w:r>
+              <w:rPr>
+                <w:rtl w:val="0"/>
+              </w:rPr>
+            </w:r>
+          </w:p>
+        </w:tc>
+        <w:tc>
+          <w:tcPr/>
+          <w:p>
+            <w:pPr>
+              <w:jc w:val="both"/>
+              <w:rPr>
+                <w:rFonts w:ascii="Calibri" w:cs="Calibri" w:eastAsia="Calibri" w:hAnsi="Calibri"/>
+                <w:i w:val="1"/>
+                <w:iCs w:val="1"/>
+                <w:color w:val="548dd4"/>
+                <w:sz w:val="18"/>
+                <w:szCs w:val="18"/>
+              </w:rPr>
+            </w:pPr>
+            <w:r>
+              <w:rPr>
+                <w:i w:val="1"/>
+                <w:iCs w:val="1"/>
+                <w:color w:val="548dd4"/>
+                <w:sz w:val="18"/>
+                <w:szCs w:val="18"/>
+                <w:rtl w:val="0"/>
+              </w:rPr>
+              <w:t xml:space="preserve">El prototipo podrá modificarse a partir de las pruebas y retroalimentación del equipo</w:t>
+            </w:r>
+            <w:r>
+              <w:rPr>
+                <w:rtl w:val="0"/>
+              </w:rPr>
+            </w:r>
+          </w:p>
+        </w:tc>
+      </w:tr>
+      <w:tr>
+        <w:trPr>
+          <w:cantSplit w:val="0"/>
+          <w:tblHeader w:val="0"/>
+        </w:trPr>
+        <w:tc>
+          <w:tcPr/>
+          <w:p>
+            <w:pPr>
+              <w:jc w:val="both"/>
+              <w:rPr>
+                <w:i w:val="1"/>
+                <w:iCs w:val="1"/>
+                <w:color w:val="548dd4"/>
+                <w:sz w:val="18"/>
+                <w:szCs w:val="18"/>
+              </w:rPr>
+            </w:pPr>
+            <w:r>
+              <w:rPr>
+                <w:i w:val="1"/>
+                <w:iCs w:val="1"/>
+                <w:color w:val="548dd4"/>
+                <w:sz w:val="18"/>
+                <w:szCs w:val="18"/>
+                <w:rtl w:val="0"/>
+              </w:rPr>
+              <w:t xml:space="preserve">Integración de tecnologías de información </w:t>
+            </w:r>
+          </w:p>
+        </w:tc>
+        <w:tc>
+          <w:tcPr/>
+          <w:p>
+            <w:pPr>
+              <w:jc w:val="both"/>
+              <w:rPr>
+                <w:i w:val="1"/>
+                <w:iCs w:val="1"/>
+                <w:color w:val="548dd4"/>
+                <w:sz w:val="18"/>
+                <w:szCs w:val="18"/>
+              </w:rPr>
+            </w:pPr>
+            <w:r>
+              <w:rPr>
+                <w:i w:val="1"/>
+                <w:iCs w:val="1"/>
+                <w:color w:val="548dd4"/>
+                <w:sz w:val="18"/>
+                <w:szCs w:val="18"/>
+                <w:rtl w:val="0"/>
+              </w:rPr>
+              <w:t xml:space="preserve">Desarrollo del módulo de obtención de datos.</w:t>
+            </w:r>
+          </w:p>
+        </w:tc>
+        <w:tc>
+          <w:tcPr/>
+          <w:p>
+            <w:pPr>
+              <w:jc w:val="both"/>
+              <w:rPr>
+                <w:i w:val="1"/>
+                <w:iCs w:val="1"/>
+                <w:color w:val="548dd4"/>
+                <w:sz w:val="18"/>
+                <w:szCs w:val="18"/>
+              </w:rPr>
+            </w:pPr>
+            <w:r>
+              <w:rPr>
+                <w:i w:val="1"/>
+                <w:iCs w:val="1"/>
+                <w:color w:val="548dd4"/>
+                <w:sz w:val="18"/>
+                <w:szCs w:val="18"/>
+                <w:rtl w:val="0"/>
+              </w:rPr>
+              <w:t xml:space="preserve">Implementar mecanismos para obtener información desde las fuentes seleccionadas y preparar los datos para ser utilizados por la plataforma.</w:t>
+            </w:r>
+          </w:p>
+        </w:tc>
+        <w:tc>
+          <w:tcPr/>
+          <w:p>
+            <w:pPr>
+              <w:jc w:val="both"/>
+              <w:rPr>
+                <w:i w:val="1"/>
+                <w:iCs w:val="1"/>
+                <w:color w:val="548dd4"/>
+                <w:sz w:val="18"/>
+                <w:szCs w:val="18"/>
+              </w:rPr>
+            </w:pPr>
+            <w:r>
+              <w:rPr>
+                <w:i w:val="1"/>
+                <w:iCs w:val="1"/>
+                <w:color w:val="548dd4"/>
+                <w:sz w:val="18"/>
+                <w:szCs w:val="18"/>
+                <w:rtl w:val="0"/>
+              </w:rPr>
+              <w:t xml:space="preserve">Python, herramientas de desarrollo, fuentes de información y Git/GitHub.</w:t>
+            </w:r>
+          </w:p>
+        </w:tc>
+        <w:tc>
+          <w:tcPr/>
+          <w:p>
+            <w:pPr>
+              <w:jc w:val="both"/>
+              <w:rPr>
+                <w:i w:val="1"/>
+                <w:iCs w:val="1"/>
+                <w:color w:val="548dd4"/>
+                <w:sz w:val="18"/>
+                <w:szCs w:val="18"/>
+              </w:rPr>
+            </w:pPr>
+            <w:r>
+              <w:rPr>
+                <w:i w:val="1"/>
+                <w:iCs w:val="1"/>
+                <w:color w:val="548dd4"/>
+                <w:sz w:val="18"/>
+                <w:szCs w:val="18"/>
+                <w:rtl w:val="0"/>
+              </w:rPr>
+              <w:t xml:space="preserve">2 semanas</w:t>
+            </w:r>
+          </w:p>
+        </w:tc>
+        <w:tc>
+          <w:tcPr>
+            <w:tcBorders>
+              <w:left w:color="ffffff" w:space="0" w:sz="4" w:val="single"/>
+            </w:tcBorders>
+            <w:shd w:fill="d9d9d9" w:val="clear"/>
+          </w:tcPr>
+          <w:p>
+            <w:pPr>
+              <w:jc w:val="both"/>
+              <w:rPr>
+                <w:rFonts w:ascii="Calibri" w:cs="Calibri" w:eastAsia="Calibri" w:hAnsi="Calibri"/>
+                <w:i w:val="1"/>
+                <w:iCs w:val="1"/>
+                <w:color w:val="548dd4"/>
+                <w:sz w:val="18"/>
+                <w:szCs w:val="18"/>
+              </w:rPr>
+            </w:pPr>
+            <w:r>
+              <w:rPr>
+                <w:i w:val="1"/>
+                <w:iCs w:val="1"/>
+                <w:color w:val="548dd4"/>
+                <w:sz w:val="18"/>
+                <w:szCs w:val="18"/>
+                <w:rtl w:val="0"/>
+              </w:rPr>
+              <w:t xml:space="preserve">Helen Mora</w:t>
+            </w:r>
+            <w:r>
+              <w:rPr>
+                <w:rtl w:val="0"/>
+              </w:rPr>
+            </w:r>
+          </w:p>
+        </w:tc>
+        <w:tc>
+          <w:tcPr/>
+          <w:p>
+            <w:pPr>
+              <w:jc w:val="both"/>
+              <w:rPr>
+                <w:rFonts w:ascii="Calibri" w:cs="Calibri" w:eastAsia="Calibri" w:hAnsi="Calibri"/>
+                <w:i w:val="1"/>
+                <w:iCs w:val="1"/>
+                <w:color w:val="548dd4"/>
+                <w:sz w:val="18"/>
+                <w:szCs w:val="18"/>
+              </w:rPr>
+            </w:pPr>
+            <w:r>
+              <w:rPr>
+                <w:i w:val="1"/>
+                <w:iCs w:val="1"/>
+                <w:color w:val="548dd4"/>
+                <w:sz w:val="18"/>
+                <w:szCs w:val="18"/>
+                <w:rtl w:val="0"/>
+              </w:rPr>
+              <w:t xml:space="preserve">Se deben considerar cambios en la estructura o disponibilidad de las fuentes utilizadas.</w:t>
+            </w:r>
+            <w:r>
+              <w:rPr>
+                <w:rtl w:val="0"/>
+              </w:rPr>
+            </w:r>
+          </w:p>
+        </w:tc>
+      </w:tr>
+      <w:tr>
+        <w:trPr>
+          <w:cantSplit w:val="0"/>
+          <w:tblHeader w:val="0"/>
+        </w:trPr>
+        <w:tc>
+          <w:tcPr/>
+          <w:p>
+            <w:pPr>
+              <w:jc w:val="both"/>
+              <w:rPr>
+                <w:i w:val="1"/>
+                <w:iCs w:val="1"/>
+                <w:color w:val="548dd4"/>
+                <w:sz w:val="18"/>
+                <w:szCs w:val="18"/>
+              </w:rPr>
+            </w:pPr>
+            <w:r>
+              <w:rPr>
+                <w:i w:val="1"/>
+                <w:iCs w:val="1"/>
+                <w:color w:val="548dd4"/>
+                <w:sz w:val="18"/>
+                <w:szCs w:val="18"/>
+                <w:rtl w:val="0"/>
+              </w:rPr>
+              <w:t xml:space="preserve">Gestión de la información</w:t>
+            </w:r>
+          </w:p>
+        </w:tc>
+        <w:tc>
+          <w:tcPr/>
+          <w:p>
+            <w:pPr>
+              <w:jc w:val="both"/>
+              <w:rPr>
+                <w:i w:val="1"/>
+                <w:iCs w:val="1"/>
+                <w:color w:val="548dd4"/>
+                <w:sz w:val="18"/>
+                <w:szCs w:val="18"/>
+              </w:rPr>
+            </w:pPr>
+            <w:r>
+              <w:rPr>
+                <w:i w:val="1"/>
+                <w:iCs w:val="1"/>
+                <w:color w:val="548dd4"/>
+                <w:sz w:val="18"/>
+                <w:szCs w:val="18"/>
+                <w:rtl w:val="0"/>
+              </w:rPr>
+              <w:t xml:space="preserve">Procesamiento y normalización</w:t>
+            </w:r>
+          </w:p>
+        </w:tc>
+        <w:tc>
+          <w:tcPr/>
+          <w:p>
+            <w:pPr>
+              <w:jc w:val="both"/>
+              <w:rPr>
+                <w:i w:val="1"/>
+                <w:iCs w:val="1"/>
+                <w:color w:val="548dd4"/>
+                <w:sz w:val="18"/>
+                <w:szCs w:val="18"/>
+              </w:rPr>
+            </w:pPr>
+            <w:r>
+              <w:rPr>
+                <w:i w:val="1"/>
+                <w:iCs w:val="1"/>
+                <w:color w:val="548dd4"/>
+                <w:sz w:val="18"/>
+                <w:szCs w:val="18"/>
+                <w:rtl w:val="0"/>
+              </w:rPr>
+              <w:t xml:space="preserve">Limpiar, transformar y normalización obtenida para facilitar su almacenamiento, consulta y posterior comparación dentro de FarmaPricey.</w:t>
+            </w:r>
+          </w:p>
+        </w:tc>
+        <w:tc>
+          <w:tcPr/>
+          <w:p>
+            <w:pPr>
+              <w:jc w:val="both"/>
+              <w:rPr>
+                <w:i w:val="1"/>
+                <w:iCs w:val="1"/>
+                <w:color w:val="548dd4"/>
+                <w:sz w:val="18"/>
+                <w:szCs w:val="18"/>
+              </w:rPr>
+            </w:pPr>
+            <w:r>
+              <w:rPr>
+                <w:i w:val="1"/>
+                <w:iCs w:val="1"/>
+                <w:color w:val="548dd4"/>
+                <w:sz w:val="18"/>
+                <w:szCs w:val="18"/>
+                <w:rtl w:val="0"/>
+              </w:rPr>
+              <w:t xml:space="preserve">Python, Pandas, base de datos y computador.</w:t>
+            </w:r>
+          </w:p>
+        </w:tc>
+        <w:tc>
+          <w:tcPr>
+            <w:tcBorders>
+              <w:right w:color="ffffff" w:space="0" w:sz="4" w:val="single"/>
+            </w:tcBorders>
+          </w:tcPr>
+          <w:p>
+            <w:pPr>
+              <w:jc w:val="both"/>
+              <w:rPr>
+                <w:rFonts w:ascii="Calibri" w:cs="Calibri" w:eastAsia="Calibri" w:hAnsi="Calibri"/>
+                <w:i w:val="1"/>
+                <w:iCs w:val="1"/>
+                <w:color w:val="548dd4"/>
+                <w:sz w:val="18"/>
+                <w:szCs w:val="18"/>
+              </w:rPr>
+            </w:pPr>
+            <w:r>
+              <w:rPr>
+                <w:i w:val="1"/>
+                <w:iCs w:val="1"/>
+                <w:color w:val="548dd4"/>
+                <w:sz w:val="18"/>
+                <w:szCs w:val="18"/>
+                <w:rtl w:val="0"/>
+              </w:rPr>
+              <w:t xml:space="preserve">1 semana</w:t>
+            </w:r>
+            <w:r>
+              <w:rPr>
+                <w:rtl w:val="0"/>
+              </w:rPr>
+            </w:r>
+          </w:p>
+        </w:tc>
+        <w:tc>
+          <w:tcPr>
+            <w:tcBorders>
+              <w:left w:color="ffffff" w:space="0" w:sz="4" w:val="single"/>
+            </w:tcBorders>
+            <w:shd w:fill="d9d9d9" w:val="clear"/>
+          </w:tcPr>
+          <w:p>
+            <w:pPr>
+              <w:jc w:val="both"/>
+              <w:rPr>
+                <w:rFonts w:ascii="Calibri" w:cs="Calibri" w:eastAsia="Calibri" w:hAnsi="Calibri"/>
+                <w:i w:val="1"/>
+                <w:iCs w:val="1"/>
+                <w:color w:val="548dd4"/>
+                <w:sz w:val="18"/>
+                <w:szCs w:val="18"/>
+              </w:rPr>
+            </w:pPr>
+            <w:r>
+              <w:rPr>
+                <w:i w:val="1"/>
+                <w:iCs w:val="1"/>
+                <w:color w:val="548dd4"/>
+                <w:sz w:val="18"/>
+                <w:szCs w:val="18"/>
+                <w:rtl w:val="0"/>
+              </w:rPr>
+              <w:t xml:space="preserve">Helen Mora</w:t>
+            </w:r>
+            <w:r>
+              <w:rPr>
+                <w:rtl w:val="0"/>
+              </w:rPr>
+            </w:r>
+          </w:p>
+        </w:tc>
+        <w:tc>
+          <w:tcPr/>
+          <w:p>
+            <w:pPr>
+              <w:jc w:val="both"/>
+              <w:rPr>
+                <w:rFonts w:ascii="Calibri" w:cs="Calibri" w:eastAsia="Calibri" w:hAnsi="Calibri"/>
+                <w:i w:val="1"/>
+                <w:iCs w:val="1"/>
+                <w:color w:val="548dd4"/>
+                <w:sz w:val="18"/>
+                <w:szCs w:val="18"/>
+              </w:rPr>
+            </w:pPr>
+            <w:r>
+              <w:rPr>
+                <w:i w:val="1"/>
+                <w:iCs w:val="1"/>
+                <w:color w:val="548dd4"/>
+                <w:sz w:val="18"/>
+                <w:szCs w:val="18"/>
+                <w:rtl w:val="0"/>
+              </w:rPr>
+              <w:t xml:space="preserve">Pueden existir datos duplicados, incompletos o con diferentes formatos.</w:t>
+            </w:r>
+            <w:r>
+              <w:rPr>
+                <w:rtl w:val="0"/>
+              </w:rPr>
+            </w:r>
+          </w:p>
+        </w:tc>
+      </w:tr>
+      <w:tr>
+        <w:trPr>
+          <w:cantSplit w:val="0"/>
+          <w:tblHeader w:val="0"/>
+        </w:trPr>
+        <w:tc>
+          <w:tcPr/>
+          <w:p>
+            <w:pPr>
+              <w:jc w:val="both"/>
+              <w:rPr>
+                <w:i w:val="1"/>
+                <w:iCs w:val="1"/>
+                <w:color w:val="548dd4"/>
+                <w:sz w:val="18"/>
+                <w:szCs w:val="18"/>
+              </w:rPr>
+            </w:pPr>
+            <w:r>
+              <w:rPr>
+                <w:i w:val="1"/>
+                <w:iCs w:val="1"/>
+                <w:color w:val="548dd4"/>
+                <w:sz w:val="18"/>
+                <w:szCs w:val="18"/>
+                <w:rtl w:val="0"/>
+              </w:rPr>
+              <w:t xml:space="preserve">Desarrollo de soluciones tecnológicas.</w:t>
+            </w:r>
+          </w:p>
+        </w:tc>
+        <w:tc>
+          <w:tcPr/>
+          <w:p>
+            <w:pPr>
+              <w:jc w:val="both"/>
+              <w:rPr>
+                <w:i w:val="1"/>
+                <w:iCs w:val="1"/>
+                <w:color w:val="548dd4"/>
+                <w:sz w:val="18"/>
+                <w:szCs w:val="18"/>
+              </w:rPr>
+            </w:pPr>
+            <w:r>
+              <w:rPr>
+                <w:i w:val="1"/>
+                <w:iCs w:val="1"/>
+                <w:color w:val="548dd4"/>
+                <w:sz w:val="18"/>
+                <w:szCs w:val="18"/>
+                <w:rtl w:val="0"/>
+              </w:rPr>
+              <w:t xml:space="preserve">Desarrollo Backend</w:t>
+            </w:r>
+          </w:p>
+        </w:tc>
+        <w:tc>
+          <w:tcPr/>
+          <w:p>
+            <w:pPr>
+              <w:jc w:val="both"/>
+              <w:rPr>
+                <w:i w:val="1"/>
+                <w:iCs w:val="1"/>
+                <w:color w:val="548dd4"/>
+                <w:sz w:val="18"/>
+                <w:szCs w:val="18"/>
+              </w:rPr>
+            </w:pPr>
+            <w:r>
+              <w:rPr>
+                <w:i w:val="1"/>
+                <w:iCs w:val="1"/>
+                <w:color w:val="548dd4"/>
+                <w:sz w:val="18"/>
+                <w:szCs w:val="18"/>
+                <w:rtl w:val="0"/>
+              </w:rPr>
+              <w:t xml:space="preserve">Implementar la lógica de negocio y los servicios necesarios para gestionar medicamentos, precios, farmacias y consultas realizadas por los usuarios.</w:t>
+            </w:r>
+          </w:p>
+        </w:tc>
+        <w:tc>
+          <w:tcPr/>
+          <w:p>
+            <w:pPr>
+              <w:jc w:val="both"/>
+              <w:rPr>
+                <w:i w:val="1"/>
+                <w:iCs w:val="1"/>
+                <w:color w:val="548dd4"/>
+                <w:sz w:val="18"/>
+                <w:szCs w:val="18"/>
+              </w:rPr>
+            </w:pPr>
+            <w:r>
+              <w:rPr>
+                <w:i w:val="1"/>
+                <w:iCs w:val="1"/>
+                <w:color w:val="548dd4"/>
+                <w:sz w:val="18"/>
+                <w:szCs w:val="18"/>
+                <w:rtl w:val="0"/>
+              </w:rPr>
+              <w:t xml:space="preserve">Lenguaje/framework backend seleccionado, base de datos, Git/GitHub y computador.</w:t>
+            </w:r>
+          </w:p>
+        </w:tc>
+        <w:tc>
+          <w:tcPr>
+            <w:tcBorders>
+              <w:right w:color="ffffff" w:space="0" w:sz="4" w:val="single"/>
+            </w:tcBorders>
+          </w:tcPr>
+          <w:p>
+            <w:pPr>
+              <w:jc w:val="both"/>
+              <w:rPr>
+                <w:rFonts w:ascii="Calibri" w:cs="Calibri" w:eastAsia="Calibri" w:hAnsi="Calibri"/>
+                <w:i w:val="1"/>
+                <w:iCs w:val="1"/>
+                <w:color w:val="548dd4"/>
+                <w:sz w:val="18"/>
+                <w:szCs w:val="18"/>
+              </w:rPr>
+            </w:pPr>
+            <w:r>
+              <w:rPr>
+                <w:i w:val="1"/>
+                <w:iCs w:val="1"/>
+                <w:color w:val="548dd4"/>
+                <w:sz w:val="18"/>
+                <w:szCs w:val="18"/>
+                <w:rtl w:val="0"/>
+              </w:rPr>
+              <w:t xml:space="preserve">2 semanas</w:t>
+            </w:r>
+            <w:r>
+              <w:rPr>
+                <w:rtl w:val="0"/>
+              </w:rPr>
+            </w:r>
+          </w:p>
+        </w:tc>
+        <w:tc>
+          <w:tcPr>
+            <w:tcBorders>
+              <w:left w:color="ffffff" w:space="0" w:sz="4" w:val="single"/>
+            </w:tcBorders>
+            <w:shd w:fill="d9d9d9" w:val="clear"/>
+          </w:tcPr>
+          <w:p>
+            <w:pPr>
+              <w:jc w:val="both"/>
+              <w:rPr>
+                <w:rFonts w:ascii="Calibri" w:cs="Calibri" w:eastAsia="Calibri" w:hAnsi="Calibri"/>
+                <w:i w:val="1"/>
+                <w:iCs w:val="1"/>
+                <w:color w:val="548dd4"/>
+                <w:sz w:val="18"/>
+                <w:szCs w:val="18"/>
+              </w:rPr>
+            </w:pPr>
+            <w:r>
+              <w:rPr>
+                <w:i w:val="1"/>
+                <w:iCs w:val="1"/>
+                <w:color w:val="548dd4"/>
+                <w:sz w:val="18"/>
+                <w:szCs w:val="18"/>
+                <w:rtl w:val="0"/>
+              </w:rPr>
+              <w:t xml:space="preserve">Bastian Herrera</w:t>
+            </w:r>
+            <w:r>
+              <w:rPr>
+                <w:rtl w:val="0"/>
+              </w:rPr>
+            </w:r>
+          </w:p>
+        </w:tc>
+        <w:tc>
+          <w:tcPr/>
+          <w:p>
+            <w:pPr>
+              <w:jc w:val="both"/>
+              <w:rPr>
+                <w:rFonts w:ascii="Calibri" w:cs="Calibri" w:eastAsia="Calibri" w:hAnsi="Calibri"/>
+                <w:i w:val="1"/>
+                <w:iCs w:val="1"/>
+                <w:color w:val="548dd4"/>
+                <w:sz w:val="18"/>
+                <w:szCs w:val="18"/>
+              </w:rPr>
+            </w:pPr>
+            <w:r>
+              <w:rPr>
+                <w:i w:val="1"/>
+                <w:iCs w:val="1"/>
+                <w:color w:val="548dd4"/>
+                <w:sz w:val="18"/>
+                <w:szCs w:val="18"/>
+                <w:rtl w:val="0"/>
+              </w:rPr>
+              <w:t xml:space="preserve">El desarrollo dependerá de la estructura definitiva de la base de datos y los requerimientos.</w:t>
+            </w:r>
+            <w:r>
+              <w:rPr>
+                <w:rtl w:val="0"/>
+              </w:rPr>
+            </w:r>
+          </w:p>
+        </w:tc>
+      </w:tr>
+      <w:tr>
+        <w:trPr>
+          <w:cantSplit w:val="0"/>
+          <w:tblHeader w:val="0"/>
+        </w:trPr>
+        <w:tc>
+          <w:tcPr/>
+          <w:p>
+            <w:pPr>
+              <w:jc w:val="both"/>
+              <w:rPr>
+                <w:i w:val="1"/>
+                <w:iCs w:val="1"/>
+                <w:color w:val="548dd4"/>
+                <w:sz w:val="18"/>
+                <w:szCs w:val="18"/>
+              </w:rPr>
+            </w:pPr>
+            <w:r>
+              <w:rPr>
+                <w:i w:val="1"/>
+                <w:iCs w:val="1"/>
+                <w:color w:val="548dd4"/>
+                <w:sz w:val="18"/>
+                <w:szCs w:val="18"/>
+                <w:rtl w:val="0"/>
+              </w:rPr>
+              <w:t xml:space="preserve">Desarrollo de soluciones tecnológicas</w:t>
+            </w:r>
+          </w:p>
+        </w:tc>
+        <w:tc>
+          <w:tcPr/>
+          <w:p>
+            <w:pPr>
+              <w:jc w:val="both"/>
+              <w:rPr>
+                <w:i w:val="1"/>
+                <w:iCs w:val="1"/>
+                <w:color w:val="548dd4"/>
+                <w:sz w:val="18"/>
+                <w:szCs w:val="18"/>
+              </w:rPr>
+            </w:pPr>
+            <w:r>
+              <w:rPr>
+                <w:i w:val="1"/>
+                <w:iCs w:val="1"/>
+                <w:color w:val="548dd4"/>
+                <w:sz w:val="18"/>
+                <w:szCs w:val="18"/>
+                <w:rtl w:val="0"/>
+              </w:rPr>
+              <w:t xml:space="preserve">Desarrollo Frontend</w:t>
+            </w:r>
+          </w:p>
+        </w:tc>
+        <w:tc>
+          <w:tcPr/>
+          <w:p>
+            <w:pPr>
+              <w:jc w:val="both"/>
+              <w:rPr>
+                <w:i w:val="1"/>
+                <w:iCs w:val="1"/>
+                <w:color w:val="548dd4"/>
+                <w:sz w:val="18"/>
+                <w:szCs w:val="18"/>
+              </w:rPr>
+            </w:pPr>
+            <w:r>
+              <w:rPr>
+                <w:i w:val="1"/>
+                <w:iCs w:val="1"/>
+                <w:color w:val="548dd4"/>
+                <w:sz w:val="18"/>
+                <w:szCs w:val="18"/>
+                <w:rtl w:val="0"/>
+              </w:rPr>
+              <w:t xml:space="preserve">Implementar las interfaces diseñadas para permitir al usuario buscar medicamentos, consultar precios y visualizar la información entregada por el sistema.</w:t>
+            </w:r>
+          </w:p>
+        </w:tc>
+        <w:tc>
+          <w:tcPr/>
+          <w:p>
+            <w:pPr>
+              <w:jc w:val="both"/>
+              <w:rPr>
+                <w:i w:val="1"/>
+                <w:iCs w:val="1"/>
+                <w:color w:val="548dd4"/>
+                <w:sz w:val="18"/>
+                <w:szCs w:val="18"/>
+              </w:rPr>
+            </w:pPr>
+            <w:r>
+              <w:rPr>
+                <w:i w:val="1"/>
+                <w:iCs w:val="1"/>
+                <w:color w:val="548dd4"/>
+                <w:sz w:val="18"/>
+                <w:szCs w:val="18"/>
+                <w:rtl w:val="0"/>
+              </w:rPr>
+              <w:t xml:space="preserve">HTML, CSS, JavaScript/framework seleccionado, Figma y Git/GitHub.</w:t>
+            </w:r>
+          </w:p>
+        </w:tc>
+        <w:tc>
+          <w:tcPr>
+            <w:tcBorders>
+              <w:right w:color="ffffff" w:space="0" w:sz="4" w:val="single"/>
+            </w:tcBorders>
+          </w:tcPr>
+          <w:p>
+            <w:pPr>
+              <w:jc w:val="both"/>
+              <w:rPr>
+                <w:rFonts w:ascii="Calibri" w:cs="Calibri" w:eastAsia="Calibri" w:hAnsi="Calibri"/>
+                <w:i w:val="1"/>
+                <w:iCs w:val="1"/>
+                <w:color w:val="548dd4"/>
+                <w:sz w:val="18"/>
+                <w:szCs w:val="18"/>
+              </w:rPr>
+            </w:pPr>
+            <w:r>
+              <w:rPr>
+                <w:i w:val="1"/>
+                <w:iCs w:val="1"/>
+                <w:color w:val="548dd4"/>
+                <w:sz w:val="18"/>
+                <w:szCs w:val="18"/>
+                <w:rtl w:val="0"/>
+              </w:rPr>
+              <w:t xml:space="preserve">2 semanas</w:t>
+            </w:r>
+            <w:r>
+              <w:rPr>
+                <w:rtl w:val="0"/>
+              </w:rPr>
+            </w:r>
+          </w:p>
+        </w:tc>
+        <w:tc>
+          <w:tcPr>
+            <w:tcBorders>
+              <w:left w:color="ffffff" w:space="0" w:sz="4" w:val="single"/>
+            </w:tcBorders>
+            <w:shd w:fill="d9d9d9" w:val="clear"/>
+          </w:tcPr>
+          <w:p>
+            <w:pPr>
+              <w:jc w:val="both"/>
+              <w:rPr>
+                <w:rFonts w:ascii="Calibri" w:cs="Calibri" w:eastAsia="Calibri" w:hAnsi="Calibri"/>
+                <w:i w:val="1"/>
+                <w:iCs w:val="1"/>
+                <w:color w:val="548dd4"/>
+                <w:sz w:val="18"/>
+                <w:szCs w:val="18"/>
+              </w:rPr>
+            </w:pPr>
+            <w:r>
+              <w:rPr>
+                <w:i w:val="1"/>
+                <w:iCs w:val="1"/>
+                <w:color w:val="548dd4"/>
+                <w:sz w:val="18"/>
+                <w:szCs w:val="18"/>
+                <w:rtl w:val="0"/>
+              </w:rPr>
+              <w:t xml:space="preserve">Josefa Durán</w:t>
+            </w:r>
+            <w:r>
+              <w:rPr>
+                <w:rtl w:val="0"/>
+              </w:rPr>
+            </w:r>
+          </w:p>
+        </w:tc>
+        <w:tc>
+          <w:tcPr/>
+          <w:p>
+            <w:pPr>
+              <w:jc w:val="both"/>
+              <w:rPr>
+                <w:rFonts w:ascii="Calibri" w:cs="Calibri" w:eastAsia="Calibri" w:hAnsi="Calibri"/>
+                <w:i w:val="1"/>
+                <w:iCs w:val="1"/>
+                <w:color w:val="548dd4"/>
+                <w:sz w:val="18"/>
+                <w:szCs w:val="18"/>
+              </w:rPr>
+            </w:pPr>
+            <w:r>
+              <w:rPr>
+                <w:i w:val="1"/>
+                <w:iCs w:val="1"/>
+                <w:color w:val="548dd4"/>
+                <w:sz w:val="18"/>
+                <w:szCs w:val="18"/>
+                <w:rtl w:val="0"/>
+              </w:rPr>
+              <w:t xml:space="preserve">Se realizarán ajustes de interfaz durante la integración y las pruebas.</w:t>
+            </w:r>
+            <w:r>
+              <w:rPr>
+                <w:rtl w:val="0"/>
+              </w:rPr>
+            </w:r>
+          </w:p>
+        </w:tc>
+      </w:tr>
+      <w:tr>
+        <w:trPr>
+          <w:cantSplit w:val="0"/>
+          <w:tblHeader w:val="0"/>
+        </w:trPr>
+        <w:tc>
+          <w:tcPr/>
+          <w:p>
+            <w:pPr>
+              <w:jc w:val="both"/>
+              <w:rPr>
+                <w:i w:val="1"/>
+                <w:iCs w:val="1"/>
+                <w:color w:val="548dd4"/>
+                <w:sz w:val="18"/>
+                <w:szCs w:val="18"/>
+              </w:rPr>
+            </w:pPr>
+            <w:r>
+              <w:rPr>
+                <w:i w:val="1"/>
+                <w:iCs w:val="1"/>
+                <w:color w:val="548dd4"/>
+                <w:sz w:val="18"/>
+                <w:szCs w:val="18"/>
+                <w:rtl w:val="0"/>
+              </w:rPr>
+              <w:t xml:space="preserve">Integración de tecnologías de información </w:t>
+            </w:r>
+          </w:p>
+        </w:tc>
+        <w:tc>
+          <w:tcPr/>
+          <w:p>
+            <w:pPr>
+              <w:jc w:val="both"/>
+              <w:rPr>
+                <w:i w:val="1"/>
+                <w:iCs w:val="1"/>
+                <w:color w:val="548dd4"/>
+                <w:sz w:val="18"/>
+                <w:szCs w:val="18"/>
+              </w:rPr>
+            </w:pPr>
+            <w:r>
+              <w:rPr>
+                <w:i w:val="1"/>
+                <w:iCs w:val="1"/>
+                <w:color w:val="548dd4"/>
+                <w:sz w:val="18"/>
+                <w:szCs w:val="18"/>
+                <w:rtl w:val="0"/>
+              </w:rPr>
+              <w:t xml:space="preserve">Implementación de comparación de precios </w:t>
+            </w:r>
+          </w:p>
+        </w:tc>
+        <w:tc>
+          <w:tcPr/>
+          <w:p>
+            <w:pPr>
+              <w:jc w:val="both"/>
+              <w:rPr>
+                <w:i w:val="1"/>
+                <w:iCs w:val="1"/>
+                <w:color w:val="548dd4"/>
+                <w:sz w:val="18"/>
+                <w:szCs w:val="18"/>
+              </w:rPr>
+            </w:pPr>
+            <w:r>
+              <w:rPr>
+                <w:i w:val="1"/>
+                <w:iCs w:val="1"/>
+                <w:color w:val="548dd4"/>
+                <w:sz w:val="18"/>
+                <w:szCs w:val="18"/>
+                <w:rtl w:val="0"/>
+              </w:rPr>
+              <w:t xml:space="preserve">Implementar la funcionalidad que permita comparar los precios disponibles de un medicamento entre diferentes farmacias y presentar las alternativas al usuario.</w:t>
+            </w:r>
+          </w:p>
+        </w:tc>
+        <w:tc>
+          <w:tcPr/>
+          <w:p>
+            <w:pPr>
+              <w:jc w:val="both"/>
+              <w:rPr>
+                <w:i w:val="1"/>
+                <w:iCs w:val="1"/>
+                <w:color w:val="548dd4"/>
+                <w:sz w:val="18"/>
+                <w:szCs w:val="18"/>
+              </w:rPr>
+            </w:pPr>
+            <w:r>
+              <w:rPr>
+                <w:i w:val="1"/>
+                <w:iCs w:val="1"/>
+                <w:color w:val="548dd4"/>
+                <w:sz w:val="18"/>
+                <w:szCs w:val="18"/>
+                <w:rtl w:val="0"/>
+              </w:rPr>
+              <w:t xml:space="preserve">Frontend, backend, base de datos y datos procesados. </w:t>
+            </w:r>
+          </w:p>
+        </w:tc>
+        <w:tc>
+          <w:tcPr>
+            <w:tcBorders>
+              <w:right w:color="ffffff" w:space="0" w:sz="4" w:val="single"/>
+            </w:tcBorders>
+          </w:tcPr>
+          <w:p>
+            <w:pPr>
+              <w:jc w:val="both"/>
+              <w:rPr>
+                <w:rFonts w:ascii="Calibri" w:cs="Calibri" w:eastAsia="Calibri" w:hAnsi="Calibri"/>
+                <w:i w:val="1"/>
+                <w:iCs w:val="1"/>
+                <w:color w:val="548dd4"/>
+                <w:sz w:val="18"/>
+                <w:szCs w:val="18"/>
+              </w:rPr>
+            </w:pPr>
+            <w:r>
+              <w:rPr>
+                <w:i w:val="1"/>
+                <w:iCs w:val="1"/>
+                <w:color w:val="548dd4"/>
+                <w:sz w:val="18"/>
+                <w:szCs w:val="18"/>
+                <w:rtl w:val="0"/>
+              </w:rPr>
+              <w:t xml:space="preserve">1 semana </w:t>
+            </w:r>
+            <w:r>
+              <w:rPr>
+                <w:rtl w:val="0"/>
+              </w:rPr>
+            </w:r>
+          </w:p>
+        </w:tc>
+        <w:tc>
+          <w:tcPr>
+            <w:tcBorders>
+              <w:left w:color="ffffff" w:space="0" w:sz="4" w:val="single"/>
+            </w:tcBorders>
+            <w:shd w:fill="d9d9d9" w:val="clear"/>
+          </w:tcPr>
+          <w:p>
+            <w:pPr>
+              <w:jc w:val="both"/>
+              <w:rPr>
+                <w:rFonts w:ascii="Calibri" w:cs="Calibri" w:eastAsia="Calibri" w:hAnsi="Calibri"/>
+                <w:i w:val="1"/>
+                <w:iCs w:val="1"/>
+                <w:color w:val="548dd4"/>
+                <w:sz w:val="18"/>
+                <w:szCs w:val="18"/>
+              </w:rPr>
+            </w:pPr>
+            <w:r>
+              <w:rPr>
+                <w:i w:val="1"/>
+                <w:iCs w:val="1"/>
+                <w:color w:val="548dd4"/>
+                <w:sz w:val="18"/>
+                <w:szCs w:val="18"/>
+                <w:rtl w:val="0"/>
+              </w:rPr>
+              <w:t xml:space="preserve">Bastian Herrera </w:t>
+            </w:r>
+            <w:r>
+              <w:rPr>
+                <w:rtl w:val="0"/>
+              </w:rPr>
+            </w:r>
+          </w:p>
+        </w:tc>
+        <w:tc>
+          <w:tcPr/>
+          <w:p>
+            <w:pPr>
+              <w:jc w:val="both"/>
+              <w:rPr>
+                <w:rFonts w:ascii="Calibri" w:cs="Calibri" w:eastAsia="Calibri" w:hAnsi="Calibri"/>
+                <w:i w:val="1"/>
+                <w:iCs w:val="1"/>
+                <w:color w:val="548dd4"/>
+                <w:sz w:val="18"/>
+                <w:szCs w:val="18"/>
+              </w:rPr>
+            </w:pPr>
+            <w:r>
+              <w:rPr>
+                <w:i w:val="1"/>
+                <w:iCs w:val="1"/>
+                <w:color w:val="548dd4"/>
+                <w:sz w:val="18"/>
+                <w:szCs w:val="18"/>
+                <w:rtl w:val="0"/>
+              </w:rPr>
+              <w:t xml:space="preserve">La funcionalidad dependerá de la calidad y disponibilidad de los datos obtenidos.</w:t>
+            </w:r>
+            <w:r>
+              <w:rPr>
+                <w:rtl w:val="0"/>
+              </w:rPr>
+            </w:r>
+          </w:p>
+        </w:tc>
+      </w:tr>
+      <w:tr>
+        <w:trPr>
+          <w:cantSplit w:val="0"/>
+          <w:tblHeader w:val="0"/>
+        </w:trPr>
+        <w:tc>
+          <w:tcPr/>
+          <w:p>
+            <w:pPr>
+              <w:jc w:val="both"/>
+              <w:rPr>
+                <w:i w:val="1"/>
+                <w:iCs w:val="1"/>
+                <w:color w:val="548dd4"/>
+                <w:sz w:val="18"/>
+                <w:szCs w:val="18"/>
+              </w:rPr>
+            </w:pPr>
+            <w:r>
+              <w:rPr>
+                <w:i w:val="1"/>
+                <w:iCs w:val="1"/>
+                <w:color w:val="548dd4"/>
+                <w:sz w:val="18"/>
+                <w:szCs w:val="18"/>
+                <w:rtl w:val="0"/>
+              </w:rPr>
+              <w:t xml:space="preserve">Integración de tecnologías de información </w:t>
+            </w:r>
+          </w:p>
+        </w:tc>
+        <w:tc>
+          <w:tcPr/>
+          <w:p>
+            <w:pPr>
+              <w:jc w:val="both"/>
+              <w:rPr>
+                <w:i w:val="1"/>
+                <w:iCs w:val="1"/>
+                <w:color w:val="548dd4"/>
+                <w:sz w:val="18"/>
+                <w:szCs w:val="18"/>
+              </w:rPr>
+            </w:pPr>
+            <w:r>
+              <w:rPr>
+                <w:i w:val="1"/>
+                <w:iCs w:val="1"/>
+                <w:color w:val="548dd4"/>
+                <w:sz w:val="18"/>
+                <w:szCs w:val="18"/>
+                <w:rtl w:val="0"/>
+              </w:rPr>
+              <w:t xml:space="preserve">Implementación de geolocalización</w:t>
+            </w:r>
+          </w:p>
+        </w:tc>
+        <w:tc>
+          <w:tcPr/>
+          <w:p>
+            <w:pPr>
+              <w:jc w:val="both"/>
+              <w:rPr>
+                <w:i w:val="1"/>
+                <w:iCs w:val="1"/>
+                <w:color w:val="548dd4"/>
+                <w:sz w:val="18"/>
+                <w:szCs w:val="18"/>
+              </w:rPr>
+            </w:pPr>
+            <w:r>
+              <w:rPr>
+                <w:i w:val="1"/>
+                <w:iCs w:val="1"/>
+                <w:color w:val="548dd4"/>
+                <w:sz w:val="18"/>
+                <w:szCs w:val="18"/>
+                <w:rtl w:val="0"/>
+              </w:rPr>
+              <w:t xml:space="preserve">Integrar servicios de geolocalización para permitir identificar farmacias cercanas y mostrar su ubicación al usuario.</w:t>
+            </w:r>
+          </w:p>
+        </w:tc>
+        <w:tc>
+          <w:tcPr/>
+          <w:p>
+            <w:pPr>
+              <w:jc w:val="both"/>
+              <w:rPr>
+                <w:i w:val="1"/>
+                <w:iCs w:val="1"/>
+                <w:color w:val="548dd4"/>
+                <w:sz w:val="18"/>
+                <w:szCs w:val="18"/>
+              </w:rPr>
+            </w:pPr>
+            <w:r>
+              <w:rPr>
+                <w:i w:val="1"/>
+                <w:iCs w:val="1"/>
+                <w:color w:val="548dd4"/>
+                <w:sz w:val="18"/>
+                <w:szCs w:val="18"/>
+                <w:rtl w:val="0"/>
+              </w:rPr>
+              <w:t xml:space="preserve">API o servicio de mapas, computador, frontend y backend.</w:t>
+            </w:r>
+          </w:p>
+        </w:tc>
+        <w:tc>
+          <w:tcPr>
+            <w:tcBorders>
+              <w:right w:color="ffffff" w:space="0" w:sz="4" w:val="single"/>
+            </w:tcBorders>
+          </w:tcPr>
+          <w:p>
+            <w:pPr>
+              <w:jc w:val="both"/>
+              <w:rPr>
+                <w:i w:val="1"/>
+                <w:iCs w:val="1"/>
+                <w:color w:val="548dd4"/>
+                <w:sz w:val="18"/>
+                <w:szCs w:val="18"/>
+              </w:rPr>
+            </w:pPr>
+            <w:r>
+              <w:rPr>
+                <w:i w:val="1"/>
+                <w:iCs w:val="1"/>
+                <w:color w:val="548dd4"/>
+                <w:sz w:val="18"/>
+                <w:szCs w:val="18"/>
+                <w:rtl w:val="0"/>
+              </w:rPr>
+              <w:t xml:space="preserve">1 semanas</w:t>
+            </w:r>
+          </w:p>
+        </w:tc>
+        <w:tc>
+          <w:tcPr>
+            <w:tcBorders>
+              <w:left w:color="ffffff" w:space="0" w:sz="4" w:val="single"/>
+            </w:tcBorders>
+            <w:shd w:fill="d9d9d9" w:val="clear"/>
+          </w:tcPr>
+          <w:p>
+            <w:pPr>
+              <w:jc w:val="both"/>
+              <w:rPr>
+                <w:i w:val="1"/>
+                <w:iCs w:val="1"/>
+                <w:color w:val="548dd4"/>
+                <w:sz w:val="18"/>
+                <w:szCs w:val="18"/>
+              </w:rPr>
+            </w:pPr>
+            <w:r>
+              <w:rPr>
+                <w:i w:val="1"/>
+                <w:iCs w:val="1"/>
+                <w:color w:val="548dd4"/>
+                <w:sz w:val="18"/>
+                <w:szCs w:val="18"/>
+                <w:rtl w:val="0"/>
+              </w:rPr>
+              <w:t xml:space="preserve">Josefa Durán</w:t>
+            </w:r>
+          </w:p>
+        </w:tc>
+        <w:tc>
+          <w:tcPr/>
+          <w:p>
+            <w:pPr>
+              <w:jc w:val="both"/>
+              <w:rPr>
+                <w:rFonts w:ascii="Calibri" w:cs="Calibri" w:eastAsia="Calibri" w:hAnsi="Calibri"/>
+                <w:i w:val="1"/>
+                <w:iCs w:val="1"/>
+                <w:color w:val="548dd4"/>
+                <w:sz w:val="18"/>
+                <w:szCs w:val="18"/>
+              </w:rPr>
+            </w:pPr>
+            <w:r>
+              <w:rPr>
+                <w:i w:val="1"/>
+                <w:iCs w:val="1"/>
+                <w:color w:val="548dd4"/>
+                <w:sz w:val="18"/>
+                <w:szCs w:val="18"/>
+                <w:rtl w:val="0"/>
+              </w:rPr>
+              <w:t xml:space="preserve">La implementación puede depender de las características y limitaciones del servicio seleccionado.</w:t>
+            </w:r>
+            <w:r>
+              <w:rPr>
+                <w:rtl w:val="0"/>
+              </w:rPr>
+            </w:r>
+          </w:p>
+        </w:tc>
+      </w:tr>
+      <w:tr>
+        <w:trPr>
+          <w:cantSplit w:val="0"/>
+          <w:tblHeader w:val="0"/>
+        </w:trPr>
+        <w:tc>
+          <w:tcPr/>
+          <w:p>
+            <w:pPr>
+              <w:jc w:val="both"/>
+              <w:rPr>
+                <w:i w:val="1"/>
+                <w:iCs w:val="1"/>
+                <w:color w:val="548dd4"/>
+                <w:sz w:val="18"/>
+                <w:szCs w:val="18"/>
+              </w:rPr>
+            </w:pPr>
+            <w:r>
+              <w:rPr>
+                <w:i w:val="1"/>
+                <w:iCs w:val="1"/>
+                <w:color w:val="548dd4"/>
+                <w:sz w:val="18"/>
+                <w:szCs w:val="18"/>
+                <w:rtl w:val="0"/>
+              </w:rPr>
+              <w:t xml:space="preserve">Integración de tecnologías de información </w:t>
+            </w:r>
+          </w:p>
+        </w:tc>
+        <w:tc>
+          <w:tcPr/>
+          <w:p>
+            <w:pPr>
+              <w:jc w:val="both"/>
+              <w:rPr>
+                <w:i w:val="1"/>
+                <w:iCs w:val="1"/>
+                <w:color w:val="548dd4"/>
+                <w:sz w:val="18"/>
+                <w:szCs w:val="18"/>
+              </w:rPr>
+            </w:pPr>
+            <w:r>
+              <w:rPr>
+                <w:i w:val="1"/>
+                <w:iCs w:val="1"/>
+                <w:color w:val="548dd4"/>
+                <w:sz w:val="18"/>
+                <w:szCs w:val="18"/>
+                <w:rtl w:val="0"/>
+              </w:rPr>
+              <w:t xml:space="preserve">Integración de componentes </w:t>
+            </w:r>
+          </w:p>
+        </w:tc>
+        <w:tc>
+          <w:tcPr/>
+          <w:p>
+            <w:pPr>
+              <w:jc w:val="both"/>
+              <w:rPr>
+                <w:i w:val="1"/>
+                <w:iCs w:val="1"/>
+                <w:color w:val="548dd4"/>
+                <w:sz w:val="18"/>
+                <w:szCs w:val="18"/>
+              </w:rPr>
+            </w:pPr>
+            <w:r>
+              <w:rPr>
+                <w:i w:val="1"/>
+                <w:iCs w:val="1"/>
+                <w:color w:val="548dd4"/>
+                <w:sz w:val="18"/>
+                <w:szCs w:val="18"/>
+                <w:rtl w:val="0"/>
+              </w:rPr>
+              <w:t xml:space="preserve">Integrar frontend, backend, base de datos, obtención de datos y servicios de geolocalización para obtener una versión funcional de FarmaPricey.</w:t>
+            </w:r>
+          </w:p>
+        </w:tc>
+        <w:tc>
+          <w:tcPr/>
+          <w:p>
+            <w:pPr>
+              <w:jc w:val="both"/>
+              <w:rPr>
+                <w:i w:val="1"/>
+                <w:iCs w:val="1"/>
+                <w:color w:val="548dd4"/>
+                <w:sz w:val="18"/>
+                <w:szCs w:val="18"/>
+              </w:rPr>
+            </w:pPr>
+            <w:r>
+              <w:rPr>
+                <w:i w:val="1"/>
+                <w:iCs w:val="1"/>
+                <w:color w:val="548dd4"/>
+                <w:sz w:val="18"/>
+                <w:szCs w:val="18"/>
+                <w:rtl w:val="0"/>
+              </w:rPr>
+              <w:t xml:space="preserve">Git/GitHub, entorno de desarrollo, APIs y base de datos. </w:t>
+            </w:r>
+          </w:p>
+        </w:tc>
+        <w:tc>
+          <w:tcPr>
+            <w:tcBorders>
+              <w:right w:color="ffffff" w:space="0" w:sz="4" w:val="single"/>
+            </w:tcBorders>
+          </w:tcPr>
+          <w:p>
+            <w:pPr>
+              <w:jc w:val="both"/>
+              <w:rPr>
+                <w:i w:val="1"/>
+                <w:iCs w:val="1"/>
+                <w:color w:val="548dd4"/>
+                <w:sz w:val="18"/>
+                <w:szCs w:val="18"/>
+              </w:rPr>
+            </w:pPr>
+            <w:r>
+              <w:rPr>
+                <w:i w:val="1"/>
+                <w:iCs w:val="1"/>
+                <w:color w:val="548dd4"/>
+                <w:sz w:val="18"/>
+                <w:szCs w:val="18"/>
+                <w:rtl w:val="0"/>
+              </w:rPr>
+              <w:t xml:space="preserve">1 semana </w:t>
+            </w:r>
+          </w:p>
+        </w:tc>
+        <w:tc>
+          <w:tcPr>
+            <w:tcBorders>
+              <w:left w:color="ffffff" w:space="0" w:sz="4" w:val="single"/>
+            </w:tcBorders>
+            <w:shd w:fill="d9d9d9" w:val="clear"/>
+          </w:tcPr>
+          <w:p>
+            <w:pPr>
+              <w:jc w:val="both"/>
+              <w:rPr>
+                <w:i w:val="1"/>
+                <w:iCs w:val="1"/>
+                <w:color w:val="548dd4"/>
+                <w:sz w:val="18"/>
+                <w:szCs w:val="18"/>
+              </w:rPr>
+            </w:pPr>
+            <w:r>
+              <w:rPr>
+                <w:i w:val="1"/>
+                <w:iCs w:val="1"/>
+                <w:color w:val="548dd4"/>
+                <w:sz w:val="18"/>
+                <w:szCs w:val="18"/>
+                <w:rtl w:val="0"/>
+              </w:rPr>
+              <w:t xml:space="preserve">Bastian Herrera </w:t>
+            </w:r>
+          </w:p>
+        </w:tc>
+        <w:tc>
+          <w:tcPr/>
+          <w:p>
+            <w:pPr>
+              <w:jc w:val="both"/>
+              <w:rPr>
+                <w:rFonts w:ascii="Calibri" w:cs="Calibri" w:eastAsia="Calibri" w:hAnsi="Calibri"/>
+                <w:i w:val="1"/>
+                <w:iCs w:val="1"/>
+                <w:color w:val="548dd4"/>
+                <w:sz w:val="18"/>
+                <w:szCs w:val="18"/>
+              </w:rPr>
+            </w:pPr>
+            <w:r>
+              <w:rPr>
+                <w:i w:val="1"/>
+                <w:iCs w:val="1"/>
+                <w:color w:val="548dd4"/>
+                <w:sz w:val="18"/>
+                <w:szCs w:val="18"/>
+                <w:rtl w:val="0"/>
+              </w:rPr>
+              <w:t xml:space="preserve">Se realizarán pruebas de comunicación entre los distintos componentes.</w:t>
+            </w:r>
+            <w:r>
+              <w:rPr>
+                <w:rtl w:val="0"/>
+              </w:rPr>
+            </w:r>
+          </w:p>
+        </w:tc>
+      </w:tr>
+      <w:tr>
+        <w:trPr>
+          <w:cantSplit w:val="0"/>
+          <w:tblHeader w:val="0"/>
+        </w:trPr>
+        <w:tc>
+          <w:tcPr/>
+          <w:p>
+            <w:pPr>
+              <w:jc w:val="both"/>
+              <w:rPr>
+                <w:i w:val="1"/>
+                <w:iCs w:val="1"/>
+                <w:color w:val="548dd4"/>
+                <w:sz w:val="18"/>
+                <w:szCs w:val="18"/>
+              </w:rPr>
+            </w:pPr>
+            <w:r>
+              <w:rPr>
+                <w:i w:val="1"/>
+                <w:iCs w:val="1"/>
+                <w:color w:val="548dd4"/>
+                <w:sz w:val="18"/>
+                <w:szCs w:val="18"/>
+                <w:rtl w:val="0"/>
+              </w:rPr>
+              <w:t xml:space="preserve">Aseguramiento de la calidad del software</w:t>
+            </w:r>
+          </w:p>
+        </w:tc>
+        <w:tc>
+          <w:tcPr/>
+          <w:p>
+            <w:pPr>
+              <w:jc w:val="both"/>
+              <w:rPr>
+                <w:i w:val="1"/>
+                <w:iCs w:val="1"/>
+                <w:color w:val="548dd4"/>
+                <w:sz w:val="18"/>
+                <w:szCs w:val="18"/>
+              </w:rPr>
+            </w:pPr>
+            <w:r>
+              <w:rPr>
+                <w:i w:val="1"/>
+                <w:iCs w:val="1"/>
+                <w:color w:val="548dd4"/>
+                <w:sz w:val="18"/>
+                <w:szCs w:val="18"/>
+                <w:rtl w:val="0"/>
+              </w:rPr>
+              <w:t xml:space="preserve">Pruebas funcionales</w:t>
+            </w:r>
+          </w:p>
+        </w:tc>
+        <w:tc>
+          <w:tcPr/>
+          <w:p>
+            <w:pPr>
+              <w:jc w:val="both"/>
+              <w:rPr>
+                <w:i w:val="1"/>
+                <w:iCs w:val="1"/>
+                <w:color w:val="548dd4"/>
+                <w:sz w:val="18"/>
+                <w:szCs w:val="18"/>
+              </w:rPr>
+            </w:pPr>
+            <w:r>
+              <w:rPr>
+                <w:i w:val="1"/>
+                <w:iCs w:val="1"/>
+                <w:color w:val="548dd4"/>
+                <w:sz w:val="18"/>
+                <w:szCs w:val="18"/>
+                <w:rtl w:val="0"/>
+              </w:rPr>
+              <w:t xml:space="preserve">Ejecutar casos de prueba sobre las funcionalidades principales de FarmaPricey para verificar su correcto funcionamiento y detectar errores.</w:t>
+            </w:r>
+          </w:p>
+        </w:tc>
+        <w:tc>
+          <w:tcPr/>
+          <w:p>
+            <w:pPr>
+              <w:jc w:val="both"/>
+              <w:rPr>
+                <w:i w:val="1"/>
+                <w:iCs w:val="1"/>
+                <w:color w:val="548dd4"/>
+                <w:sz w:val="18"/>
+                <w:szCs w:val="18"/>
+              </w:rPr>
+            </w:pPr>
+            <w:r>
+              <w:rPr>
+                <w:i w:val="1"/>
+                <w:iCs w:val="1"/>
+                <w:color w:val="548dd4"/>
+                <w:sz w:val="18"/>
+                <w:szCs w:val="18"/>
+                <w:rtl w:val="0"/>
+              </w:rPr>
+              <w:t xml:space="preserve">Casos de prueba computador, plataforma desarrollada y documentación de requerimientos.</w:t>
+            </w:r>
+          </w:p>
+        </w:tc>
+        <w:tc>
+          <w:tcPr>
+            <w:tcBorders>
+              <w:right w:color="ffffff" w:space="0" w:sz="4" w:val="single"/>
+            </w:tcBorders>
+          </w:tcPr>
+          <w:p>
+            <w:pPr>
+              <w:jc w:val="both"/>
+              <w:rPr>
+                <w:i w:val="1"/>
+                <w:iCs w:val="1"/>
+                <w:color w:val="548dd4"/>
+                <w:sz w:val="18"/>
+                <w:szCs w:val="18"/>
+              </w:rPr>
+            </w:pPr>
+            <w:r>
+              <w:rPr>
+                <w:i w:val="1"/>
+                <w:iCs w:val="1"/>
+                <w:color w:val="548dd4"/>
+                <w:sz w:val="18"/>
+                <w:szCs w:val="18"/>
+                <w:rtl w:val="0"/>
+              </w:rPr>
+              <w:t xml:space="preserve">1 semana</w:t>
+            </w:r>
+          </w:p>
+        </w:tc>
+        <w:tc>
+          <w:tcPr>
+            <w:tcBorders>
+              <w:left w:color="ffffff" w:space="0" w:sz="4" w:val="single"/>
+            </w:tcBorders>
+            <w:shd w:fill="d9d9d9" w:val="clear"/>
+          </w:tcPr>
+          <w:p>
+            <w:pPr>
+              <w:jc w:val="both"/>
+              <w:rPr>
+                <w:i w:val="1"/>
+                <w:iCs w:val="1"/>
+                <w:color w:val="548dd4"/>
+                <w:sz w:val="18"/>
+                <w:szCs w:val="18"/>
+              </w:rPr>
+            </w:pPr>
+            <w:r>
+              <w:rPr>
+                <w:i w:val="1"/>
+                <w:iCs w:val="1"/>
+                <w:color w:val="548dd4"/>
+                <w:sz w:val="18"/>
+                <w:szCs w:val="18"/>
+                <w:rtl w:val="0"/>
+              </w:rPr>
+              <w:t xml:space="preserve">Josefa Durán</w:t>
+            </w:r>
+          </w:p>
+        </w:tc>
+        <w:tc>
+          <w:tcPr/>
+          <w:p>
+            <w:pPr>
+              <w:jc w:val="both"/>
+              <w:rPr>
+                <w:rFonts w:ascii="Calibri" w:cs="Calibri" w:eastAsia="Calibri" w:hAnsi="Calibri"/>
+                <w:i w:val="1"/>
+                <w:iCs w:val="1"/>
+                <w:color w:val="548dd4"/>
+                <w:sz w:val="18"/>
+                <w:szCs w:val="18"/>
+              </w:rPr>
+            </w:pPr>
+            <w:r>
+              <w:rPr>
+                <w:i w:val="1"/>
+                <w:iCs w:val="1"/>
+                <w:color w:val="548dd4"/>
+                <w:sz w:val="18"/>
+                <w:szCs w:val="18"/>
+                <w:rtl w:val="0"/>
+              </w:rPr>
+              <w:t xml:space="preserve">Los errores encontrados serán registrados para su posterior corrección.</w:t>
+            </w:r>
+            <w:r>
+              <w:rPr>
+                <w:rtl w:val="0"/>
+              </w:rPr>
+            </w:r>
+          </w:p>
+        </w:tc>
+      </w:tr>
+      <w:tr>
+        <w:trPr>
+          <w:cantSplit w:val="0"/>
+          <w:tblHeader w:val="0"/>
+        </w:trPr>
+        <w:tc>
+          <w:tcPr/>
+          <w:p>
+            <w:pPr>
+              <w:jc w:val="both"/>
+              <w:rPr>
+                <w:i w:val="1"/>
+                <w:iCs w:val="1"/>
+                <w:color w:val="548dd4"/>
+                <w:sz w:val="18"/>
+                <w:szCs w:val="18"/>
+              </w:rPr>
+            </w:pPr>
+            <w:r>
+              <w:rPr>
+                <w:i w:val="1"/>
+                <w:iCs w:val="1"/>
+                <w:color w:val="548dd4"/>
+                <w:sz w:val="18"/>
+                <w:szCs w:val="18"/>
+                <w:rtl w:val="0"/>
+              </w:rPr>
+              <w:t xml:space="preserve">Aseguramiento de la calidad del software</w:t>
+            </w:r>
+          </w:p>
+        </w:tc>
+        <w:tc>
+          <w:tcPr/>
+          <w:p>
+            <w:pPr>
+              <w:jc w:val="both"/>
+              <w:rPr>
+                <w:i w:val="1"/>
+                <w:iCs w:val="1"/>
+                <w:color w:val="548dd4"/>
+                <w:sz w:val="18"/>
+                <w:szCs w:val="18"/>
+              </w:rPr>
+            </w:pPr>
+            <w:r>
+              <w:rPr>
+                <w:i w:val="1"/>
+                <w:iCs w:val="1"/>
+                <w:color w:val="548dd4"/>
+                <w:sz w:val="18"/>
+                <w:szCs w:val="18"/>
+                <w:rtl w:val="0"/>
+              </w:rPr>
+              <w:t xml:space="preserve">Corrección de errores y mejoras</w:t>
+            </w:r>
+          </w:p>
+        </w:tc>
+        <w:tc>
+          <w:tcPr/>
+          <w:p>
+            <w:pPr>
+              <w:jc w:val="both"/>
+              <w:rPr>
+                <w:i w:val="1"/>
+                <w:iCs w:val="1"/>
+                <w:color w:val="548dd4"/>
+                <w:sz w:val="18"/>
+                <w:szCs w:val="18"/>
+              </w:rPr>
+            </w:pPr>
+            <w:r>
+              <w:rPr>
+                <w:i w:val="1"/>
+                <w:iCs w:val="1"/>
+                <w:color w:val="548dd4"/>
+                <w:sz w:val="18"/>
+                <w:szCs w:val="18"/>
+                <w:rtl w:val="0"/>
+              </w:rPr>
+              <w:t xml:space="preserve">Corregir los errores identificados durante las pruebas y realizar mejoras en las funcionalidades y experiencia de usuario.</w:t>
+            </w:r>
+          </w:p>
+        </w:tc>
+        <w:tc>
+          <w:tcPr/>
+          <w:p>
+            <w:pPr>
+              <w:jc w:val="both"/>
+              <w:rPr>
+                <w:i w:val="1"/>
+                <w:iCs w:val="1"/>
+                <w:color w:val="548dd4"/>
+                <w:sz w:val="18"/>
+                <w:szCs w:val="18"/>
+              </w:rPr>
+            </w:pPr>
+            <w:r>
+              <w:rPr>
+                <w:i w:val="1"/>
+                <w:iCs w:val="1"/>
+                <w:color w:val="548dd4"/>
+                <w:sz w:val="18"/>
+                <w:szCs w:val="18"/>
+                <w:rtl w:val="0"/>
+              </w:rPr>
+              <w:t xml:space="preserve">Código fuente, Git/GitHub, herramientas de desarrollo y resultados de pruebas.</w:t>
+            </w:r>
+          </w:p>
+        </w:tc>
+        <w:tc>
+          <w:tcPr>
+            <w:tcBorders>
+              <w:right w:color="ffffff" w:space="0" w:sz="4" w:val="single"/>
+            </w:tcBorders>
+          </w:tcPr>
+          <w:p>
+            <w:pPr>
+              <w:jc w:val="both"/>
+              <w:rPr>
+                <w:i w:val="1"/>
+                <w:iCs w:val="1"/>
+                <w:color w:val="548dd4"/>
+                <w:sz w:val="18"/>
+                <w:szCs w:val="18"/>
+              </w:rPr>
+            </w:pPr>
+            <w:r>
+              <w:rPr>
+                <w:i w:val="1"/>
+                <w:iCs w:val="1"/>
+                <w:color w:val="548dd4"/>
+                <w:sz w:val="18"/>
+                <w:szCs w:val="18"/>
+                <w:rtl w:val="0"/>
+              </w:rPr>
+              <w:t xml:space="preserve">1 semana</w:t>
+            </w:r>
+          </w:p>
+        </w:tc>
+        <w:tc>
+          <w:tcPr>
+            <w:tcBorders>
+              <w:left w:color="ffffff" w:space="0" w:sz="4" w:val="single"/>
+            </w:tcBorders>
+            <w:shd w:fill="d9d9d9" w:val="clear"/>
+          </w:tcPr>
+          <w:p>
+            <w:pPr>
+              <w:jc w:val="both"/>
+              <w:rPr>
+                <w:i w:val="1"/>
+                <w:iCs w:val="1"/>
+                <w:color w:val="548dd4"/>
+                <w:sz w:val="18"/>
+                <w:szCs w:val="18"/>
+              </w:rPr>
+            </w:pPr>
+            <w:r>
+              <w:rPr>
+                <w:i w:val="1"/>
+                <w:iCs w:val="1"/>
+                <w:color w:val="548dd4"/>
+                <w:sz w:val="18"/>
+                <w:szCs w:val="18"/>
+                <w:rtl w:val="0"/>
+              </w:rPr>
+              <w:t xml:space="preserve">Bastián Herrera</w:t>
+            </w:r>
+          </w:p>
+        </w:tc>
+        <w:tc>
+          <w:tcPr/>
+          <w:p>
+            <w:pPr>
+              <w:jc w:val="both"/>
+              <w:rPr>
+                <w:rFonts w:ascii="Calibri" w:cs="Calibri" w:eastAsia="Calibri" w:hAnsi="Calibri"/>
+                <w:i w:val="1"/>
+                <w:iCs w:val="1"/>
+                <w:color w:val="548dd4"/>
+                <w:sz w:val="18"/>
+                <w:szCs w:val="18"/>
+              </w:rPr>
+            </w:pPr>
+            <w:r>
+              <w:rPr>
+                <w:i w:val="1"/>
+                <w:iCs w:val="1"/>
+                <w:color w:val="548dd4"/>
+                <w:sz w:val="18"/>
+                <w:szCs w:val="18"/>
+                <w:rtl w:val="0"/>
+              </w:rPr>
+              <w:t xml:space="preserve">La duración puede variar según la cantidad y complejidad de los errores detectados.</w:t>
+            </w:r>
+            <w:r>
+              <w:rPr>
+                <w:rtl w:val="0"/>
+              </w:rPr>
+            </w:r>
+          </w:p>
+        </w:tc>
+      </w:tr>
+      <w:tr>
+        <w:trPr>
+          <w:cantSplit w:val="0"/>
+          <w:tblHeader w:val="0"/>
+        </w:trPr>
+        <w:tc>
+          <w:tcPr/>
+          <w:p>
+            <w:pPr>
+              <w:jc w:val="both"/>
+              <w:rPr>
+                <w:i w:val="1"/>
+                <w:iCs w:val="1"/>
+                <w:color w:val="548dd4"/>
+                <w:sz w:val="18"/>
+                <w:szCs w:val="18"/>
+              </w:rPr>
+            </w:pPr>
+            <w:r>
+              <w:rPr>
+                <w:i w:val="1"/>
+                <w:iCs w:val="1"/>
+                <w:color w:val="548dd4"/>
+                <w:sz w:val="18"/>
+                <w:szCs w:val="18"/>
+                <w:rtl w:val="0"/>
+              </w:rPr>
+              <w:t xml:space="preserve">Gestión de proyectos informáticos </w:t>
+            </w:r>
+          </w:p>
+        </w:tc>
+        <w:tc>
+          <w:tcPr/>
+          <w:p>
+            <w:pPr>
+              <w:jc w:val="both"/>
+              <w:rPr>
+                <w:i w:val="1"/>
+                <w:iCs w:val="1"/>
+                <w:color w:val="548dd4"/>
+                <w:sz w:val="18"/>
+                <w:szCs w:val="18"/>
+              </w:rPr>
+            </w:pPr>
+            <w:r>
+              <w:rPr>
+                <w:i w:val="1"/>
+                <w:iCs w:val="1"/>
+                <w:color w:val="548dd4"/>
+                <w:sz w:val="18"/>
+                <w:szCs w:val="18"/>
+                <w:rtl w:val="0"/>
+              </w:rPr>
+              <w:t xml:space="preserve">Gestión y seguimiento del proyecto</w:t>
+            </w:r>
+          </w:p>
+        </w:tc>
+        <w:tc>
+          <w:tcPr/>
+          <w:p>
+            <w:pPr>
+              <w:jc w:val="both"/>
+              <w:rPr>
+                <w:i w:val="1"/>
+                <w:iCs w:val="1"/>
+                <w:color w:val="548dd4"/>
+                <w:sz w:val="18"/>
+                <w:szCs w:val="18"/>
+              </w:rPr>
+            </w:pPr>
+            <w:r>
+              <w:rPr>
+                <w:i w:val="1"/>
+                <w:iCs w:val="1"/>
+                <w:color w:val="548dd4"/>
+                <w:sz w:val="18"/>
+                <w:szCs w:val="18"/>
+                <w:rtl w:val="0"/>
+              </w:rPr>
+              <w:t xml:space="preserve">Coordinar las actividades del equipo, realizar seguimiento de avances, distribuir responsabilidades y mantener organizada la documentación del proyecto.</w:t>
+            </w:r>
+          </w:p>
+        </w:tc>
+        <w:tc>
+          <w:tcPr/>
+          <w:p>
+            <w:pPr>
+              <w:jc w:val="both"/>
+              <w:rPr>
+                <w:i w:val="1"/>
+                <w:iCs w:val="1"/>
+                <w:color w:val="548dd4"/>
+                <w:sz w:val="18"/>
+                <w:szCs w:val="18"/>
+              </w:rPr>
+            </w:pPr>
+            <w:r>
+              <w:rPr>
+                <w:i w:val="1"/>
+                <w:iCs w:val="1"/>
+                <w:color w:val="548dd4"/>
+                <w:sz w:val="18"/>
+                <w:szCs w:val="18"/>
+                <w:rtl w:val="0"/>
+              </w:rPr>
+              <w:t xml:space="preserve">Reuniones de equipo, herramientas de gestión, Git/GitHub y documentación APT.</w:t>
+            </w:r>
+          </w:p>
+        </w:tc>
+        <w:tc>
+          <w:tcPr>
+            <w:tcBorders>
+              <w:right w:color="ffffff" w:space="0" w:sz="4" w:val="single"/>
+            </w:tcBorders>
+          </w:tcPr>
+          <w:p>
+            <w:pPr>
+              <w:jc w:val="both"/>
+              <w:rPr>
+                <w:i w:val="1"/>
+                <w:iCs w:val="1"/>
+                <w:color w:val="548dd4"/>
+                <w:sz w:val="18"/>
+                <w:szCs w:val="18"/>
+              </w:rPr>
+            </w:pPr>
+            <w:r>
+              <w:rPr>
+                <w:i w:val="1"/>
+                <w:iCs w:val="1"/>
+                <w:color w:val="548dd4"/>
+                <w:sz w:val="18"/>
+                <w:szCs w:val="18"/>
+                <w:rtl w:val="0"/>
+              </w:rPr>
+              <w:t xml:space="preserve">Durante todo el proyecto</w:t>
+            </w:r>
+          </w:p>
+        </w:tc>
+        <w:tc>
+          <w:tcPr>
+            <w:tcBorders>
+              <w:left w:color="ffffff" w:space="0" w:sz="4" w:val="single"/>
+            </w:tcBorders>
+            <w:shd w:fill="d9d9d9" w:val="clear"/>
+          </w:tcPr>
+          <w:p>
+            <w:pPr>
+              <w:jc w:val="both"/>
+              <w:rPr>
+                <w:i w:val="1"/>
+                <w:iCs w:val="1"/>
+                <w:color w:val="548dd4"/>
+                <w:sz w:val="18"/>
+                <w:szCs w:val="18"/>
+              </w:rPr>
+            </w:pPr>
+            <w:r>
+              <w:rPr>
+                <w:i w:val="1"/>
+                <w:iCs w:val="1"/>
+                <w:color w:val="548dd4"/>
+                <w:sz w:val="18"/>
+                <w:szCs w:val="18"/>
+                <w:rtl w:val="0"/>
+              </w:rPr>
+              <w:t xml:space="preserve">Bastian Herrera </w:t>
+            </w:r>
+          </w:p>
+        </w:tc>
+        <w:tc>
+          <w:tcPr/>
+          <w:p>
+            <w:pPr>
+              <w:jc w:val="both"/>
+              <w:rPr>
+                <w:rFonts w:ascii="Calibri" w:cs="Calibri" w:eastAsia="Calibri" w:hAnsi="Calibri"/>
+                <w:i w:val="1"/>
+                <w:iCs w:val="1"/>
+                <w:color w:val="548dd4"/>
+                <w:sz w:val="18"/>
+                <w:szCs w:val="18"/>
+              </w:rPr>
+            </w:pPr>
+            <w:r>
+              <w:rPr>
+                <w:i w:val="1"/>
+                <w:iCs w:val="1"/>
+                <w:color w:val="548dd4"/>
+                <w:sz w:val="18"/>
+                <w:szCs w:val="18"/>
+                <w:rtl w:val="0"/>
+              </w:rPr>
+              <w:t xml:space="preserve">El seguimiento se realizará de manera continua mediante reuniones de equipo y revisión periódica del avance de las actividades.</w:t>
+            </w:r>
+            <w:r>
+              <w:rPr>
+                <w:rtl w:val="0"/>
+              </w:rPr>
+            </w:r>
+          </w:p>
+        </w:tc>
+      </w:tr>
+      <w:tr>
+        <w:trPr>
+          <w:cantSplit w:val="0"/>
+          <w:tblHeader w:val="0"/>
+        </w:trPr>
+        <w:tc>
+          <w:tcPr/>
+          <w:p>
+            <w:pPr>
+              <w:jc w:val="both"/>
+              <w:rPr>
+                <w:i w:val="1"/>
+                <w:iCs w:val="1"/>
+                <w:color w:val="548dd4"/>
+                <w:sz w:val="18"/>
+                <w:szCs w:val="18"/>
+              </w:rPr>
+            </w:pPr>
+            <w:r>
+              <w:rPr>
+                <w:i w:val="1"/>
+                <w:iCs w:val="1"/>
+                <w:color w:val="548dd4"/>
+                <w:sz w:val="18"/>
+                <w:szCs w:val="18"/>
+                <w:rtl w:val="0"/>
+              </w:rPr>
+              <w:t xml:space="preserve">Gestión de proyectos informáticos</w:t>
+            </w:r>
+          </w:p>
+        </w:tc>
+        <w:tc>
+          <w:tcPr/>
+          <w:p>
+            <w:pPr>
+              <w:jc w:val="both"/>
+              <w:rPr>
+                <w:i w:val="1"/>
+                <w:iCs w:val="1"/>
+                <w:color w:val="548dd4"/>
+                <w:sz w:val="18"/>
+                <w:szCs w:val="18"/>
+              </w:rPr>
+            </w:pPr>
+            <w:r>
+              <w:rPr>
+                <w:i w:val="1"/>
+                <w:iCs w:val="1"/>
+                <w:color w:val="548dd4"/>
+                <w:sz w:val="18"/>
+                <w:szCs w:val="18"/>
+                <w:rtl w:val="0"/>
+              </w:rPr>
+              <w:t xml:space="preserve">Documentación del proyecto</w:t>
+            </w:r>
+          </w:p>
+        </w:tc>
+        <w:tc>
+          <w:tcPr/>
+          <w:p>
+            <w:pPr>
+              <w:jc w:val="both"/>
+              <w:rPr>
+                <w:i w:val="1"/>
+                <w:iCs w:val="1"/>
+                <w:color w:val="548dd4"/>
+                <w:sz w:val="18"/>
+                <w:szCs w:val="18"/>
+              </w:rPr>
+            </w:pPr>
+            <w:r>
+              <w:rPr>
+                <w:i w:val="1"/>
+                <w:iCs w:val="1"/>
+                <w:color w:val="548dd4"/>
+                <w:sz w:val="18"/>
+                <w:szCs w:val="18"/>
+                <w:rtl w:val="0"/>
+              </w:rPr>
+              <w:t xml:space="preserve">Elaborar y mantener la documentación técnica y académica de FarmaPricey, registrando avances, decisiones, resultados y evidencias del proyecto. </w:t>
+            </w:r>
+          </w:p>
+        </w:tc>
+        <w:tc>
+          <w:tcPr/>
+          <w:p>
+            <w:pPr>
+              <w:jc w:val="both"/>
+              <w:rPr>
+                <w:i w:val="1"/>
+                <w:iCs w:val="1"/>
+                <w:color w:val="548dd4"/>
+                <w:sz w:val="18"/>
+                <w:szCs w:val="18"/>
+              </w:rPr>
+            </w:pPr>
+            <w:r>
+              <w:rPr>
+                <w:i w:val="1"/>
+                <w:iCs w:val="1"/>
+                <w:color w:val="548dd4"/>
+                <w:sz w:val="18"/>
+                <w:szCs w:val="18"/>
+                <w:rtl w:val="0"/>
+              </w:rPr>
+              <w:t xml:space="preserve">Microsoft Word, documentación técnica, Git/GitHub y evidencias del proyecto.</w:t>
+            </w:r>
+          </w:p>
+        </w:tc>
+        <w:tc>
+          <w:tcPr>
+            <w:tcBorders>
+              <w:right w:color="ffffff" w:space="0" w:sz="4" w:val="single"/>
+            </w:tcBorders>
+          </w:tcPr>
+          <w:p>
+            <w:pPr>
+              <w:jc w:val="both"/>
+              <w:rPr>
+                <w:i w:val="1"/>
+                <w:iCs w:val="1"/>
+                <w:color w:val="548dd4"/>
+                <w:sz w:val="18"/>
+                <w:szCs w:val="18"/>
+              </w:rPr>
+            </w:pPr>
+            <w:r>
+              <w:rPr>
+                <w:i w:val="1"/>
+                <w:iCs w:val="1"/>
+                <w:color w:val="548dd4"/>
+                <w:sz w:val="18"/>
+                <w:szCs w:val="18"/>
+                <w:rtl w:val="0"/>
+              </w:rPr>
+              <w:t xml:space="preserve">Durante todo el proyecto</w:t>
+            </w:r>
+          </w:p>
+        </w:tc>
+        <w:tc>
+          <w:tcPr>
+            <w:tcBorders>
+              <w:left w:color="ffffff" w:space="0" w:sz="4" w:val="single"/>
+            </w:tcBorders>
+            <w:shd w:fill="d9d9d9" w:val="clear"/>
+          </w:tcPr>
+          <w:p>
+            <w:pPr>
+              <w:jc w:val="both"/>
+              <w:rPr>
+                <w:i w:val="1"/>
+                <w:iCs w:val="1"/>
+                <w:color w:val="548dd4"/>
+                <w:sz w:val="18"/>
+                <w:szCs w:val="18"/>
+              </w:rPr>
+            </w:pPr>
+            <w:r>
+              <w:rPr>
+                <w:i w:val="1"/>
+                <w:iCs w:val="1"/>
+                <w:color w:val="548dd4"/>
+                <w:sz w:val="18"/>
+                <w:szCs w:val="18"/>
+                <w:rtl w:val="0"/>
+              </w:rPr>
+              <w:t xml:space="preserve">Helen Mora</w:t>
+            </w:r>
+          </w:p>
+        </w:tc>
+        <w:tc>
+          <w:tcPr/>
+          <w:p>
+            <w:pPr>
+              <w:jc w:val="both"/>
+              <w:rPr>
+                <w:i w:val="1"/>
+                <w:iCs w:val="1"/>
+                <w:color w:val="548dd4"/>
+                <w:sz w:val="18"/>
+                <w:szCs w:val="18"/>
+              </w:rPr>
+            </w:pPr>
+            <w:r>
+              <w:rPr>
+                <w:i w:val="1"/>
+                <w:iCs w:val="1"/>
+                <w:color w:val="548dd4"/>
+                <w:sz w:val="18"/>
+                <w:szCs w:val="18"/>
+                <w:rtl w:val="0"/>
+              </w:rPr>
+              <w:t xml:space="preserve">La documentación se actualizará durante el desarrollo para mantener registro del trabajo realizado</w:t>
+            </w:r>
+          </w:p>
+        </w:tc>
+      </w:tr>
+      <w:tr>
+        <w:trPr>
+          <w:cantSplit w:val="0"/>
+          <w:tblHeader w:val="0"/>
+        </w:trPr>
+        <w:tc>
+          <w:tcPr/>
+          <w:p>
+            <w:pPr>
+              <w:jc w:val="both"/>
+              <w:rPr>
+                <w:i w:val="1"/>
+                <w:iCs w:val="1"/>
+                <w:color w:val="548dd4"/>
+                <w:sz w:val="18"/>
+                <w:szCs w:val="18"/>
+              </w:rPr>
+            </w:pPr>
+            <w:r>
+              <w:rPr>
+                <w:i w:val="1"/>
+                <w:iCs w:val="1"/>
+                <w:color w:val="548dd4"/>
+                <w:sz w:val="18"/>
+                <w:szCs w:val="18"/>
+                <w:rtl w:val="0"/>
+              </w:rPr>
+              <w:t xml:space="preserve">Gestión de proyectos informáticos</w:t>
+            </w:r>
+          </w:p>
+        </w:tc>
+        <w:tc>
+          <w:tcPr/>
+          <w:p>
+            <w:pPr>
+              <w:jc w:val="both"/>
+              <w:rPr>
+                <w:i w:val="1"/>
+                <w:iCs w:val="1"/>
+                <w:color w:val="548dd4"/>
+                <w:sz w:val="18"/>
+                <w:szCs w:val="18"/>
+              </w:rPr>
+            </w:pPr>
+            <w:r>
+              <w:rPr>
+                <w:i w:val="1"/>
+                <w:iCs w:val="1"/>
+                <w:color w:val="548dd4"/>
+                <w:sz w:val="18"/>
+                <w:szCs w:val="18"/>
+                <w:rtl w:val="0"/>
+              </w:rPr>
+              <w:t xml:space="preserve">Presentación y entrega final</w:t>
+            </w:r>
+          </w:p>
+        </w:tc>
+        <w:tc>
+          <w:tcPr/>
+          <w:p>
+            <w:pPr>
+              <w:jc w:val="both"/>
+              <w:rPr>
+                <w:i w:val="1"/>
+                <w:iCs w:val="1"/>
+                <w:color w:val="548dd4"/>
+                <w:sz w:val="18"/>
+                <w:szCs w:val="18"/>
+              </w:rPr>
+            </w:pPr>
+            <w:r>
+              <w:rPr>
+                <w:i w:val="1"/>
+                <w:iCs w:val="1"/>
+                <w:color w:val="548dd4"/>
+                <w:sz w:val="18"/>
+                <w:szCs w:val="18"/>
+                <w:rtl w:val="0"/>
+              </w:rPr>
+              <w:t xml:space="preserve">Preparar la presentación, demostración de la plataforma y entrega de los productos finales de FarmaPricey</w:t>
+            </w:r>
+          </w:p>
+        </w:tc>
+        <w:tc>
+          <w:tcPr/>
+          <w:p>
+            <w:pPr>
+              <w:jc w:val="both"/>
+              <w:rPr>
+                <w:i w:val="1"/>
+                <w:iCs w:val="1"/>
+                <w:color w:val="548dd4"/>
+                <w:sz w:val="18"/>
+                <w:szCs w:val="18"/>
+              </w:rPr>
+            </w:pPr>
+            <w:r>
+              <w:rPr>
+                <w:i w:val="1"/>
+                <w:iCs w:val="1"/>
+                <w:color w:val="548dd4"/>
+                <w:sz w:val="18"/>
+                <w:szCs w:val="18"/>
+                <w:rtl w:val="0"/>
+              </w:rPr>
+              <w:t xml:space="preserve">Presentación, plataforma funcional, documentación y evidencias.</w:t>
+            </w:r>
+          </w:p>
+        </w:tc>
+        <w:tc>
+          <w:tcPr>
+            <w:tcBorders>
+              <w:right w:color="ffffff" w:space="0" w:sz="4" w:val="single"/>
+            </w:tcBorders>
+          </w:tcPr>
+          <w:p>
+            <w:pPr>
+              <w:jc w:val="both"/>
+              <w:rPr>
+                <w:i w:val="1"/>
+                <w:iCs w:val="1"/>
+                <w:color w:val="548dd4"/>
+                <w:sz w:val="18"/>
+                <w:szCs w:val="18"/>
+              </w:rPr>
+            </w:pPr>
+            <w:r>
+              <w:rPr>
+                <w:i w:val="1"/>
+                <w:iCs w:val="1"/>
+                <w:color w:val="548dd4"/>
+                <w:sz w:val="18"/>
+                <w:szCs w:val="18"/>
+                <w:rtl w:val="0"/>
+              </w:rPr>
+              <w:t xml:space="preserve">1 semana</w:t>
+            </w:r>
+          </w:p>
+        </w:tc>
+        <w:tc>
+          <w:tcPr>
+            <w:tcBorders>
+              <w:left w:color="ffffff" w:space="0" w:sz="4" w:val="single"/>
+            </w:tcBorders>
+            <w:shd w:fill="d9d9d9" w:val="clear"/>
+          </w:tcPr>
+          <w:p>
+            <w:pPr>
+              <w:jc w:val="both"/>
+              <w:rPr>
+                <w:i w:val="1"/>
+                <w:iCs w:val="1"/>
+                <w:color w:val="548dd4"/>
+                <w:sz w:val="18"/>
+                <w:szCs w:val="18"/>
+              </w:rPr>
+            </w:pPr>
+            <w:r>
+              <w:rPr>
+                <w:i w:val="1"/>
+                <w:iCs w:val="1"/>
+                <w:color w:val="548dd4"/>
+                <w:sz w:val="18"/>
+                <w:szCs w:val="18"/>
+                <w:rtl w:val="0"/>
+              </w:rPr>
+              <w:t xml:space="preserve">Josefa Durán</w:t>
+            </w:r>
+          </w:p>
+        </w:tc>
+        <w:tc>
+          <w:tcPr/>
+          <w:p>
+            <w:pPr>
+              <w:jc w:val="both"/>
+              <w:rPr>
+                <w:i w:val="1"/>
+                <w:iCs w:val="1"/>
+                <w:color w:val="548dd4"/>
+                <w:sz w:val="18"/>
+                <w:szCs w:val="18"/>
+              </w:rPr>
+            </w:pPr>
+            <w:r>
+              <w:rPr>
+                <w:i w:val="1"/>
+                <w:iCs w:val="1"/>
+                <w:color w:val="548dd4"/>
+                <w:sz w:val="18"/>
+                <w:szCs w:val="18"/>
+                <w:rtl w:val="0"/>
+              </w:rPr>
+              <w:t xml:space="preserve">Participarán los tres integrantes en la presentación y defensa del proyecto.</w:t>
             </w:r>
           </w:p>
         </w:tc>
@@ -5049,7 +8576,7 @@
                 <w:szCs w:val="28"/>
                 <w:rtl w:val="0"/>
               </w:rPr>
-              <w:t xml:space="preserve">8. Carta Gantt </w:t>
+              <w:t xml:space="preserve">8. Planificación metodología Scrum</w:t>
             </w:r>
           </w:p>
         </w:tc>
@@ -5118,1898 +8645,33 @@
                 <w:vertAlign w:val="baseline"/>
                 <w:rtl w:val="0"/>
               </w:rPr>
-              <w:t xml:space="preserve">Busca un formato de Carta Gantt que te acomode y organiza en este las actividades planificadas en el punto anterior considerando el periodo asignado para el desarrollo de tu Proyecto APT. Debes mantener la temporalidad del periodo académico en el desarrollo de las tres fases que contempla la Asignatura de Portafolio de Título.</w:t>
-            </w:r>
-          </w:p>
-        </w:tc>
-      </w:tr>
-    </w:tbl>
-    <w:p>
-      <w:pPr>
-        <w:spacing w:after="0" w:line="360" w:lineRule="auto"/>
-        <w:jc w:val="both"/>
-        <w:rPr>
-          <w:b w:val="1"/>
-          <w:bCs w:val="1"/>
-          <w:sz w:val="24"/>
-          <w:szCs w:val="24"/>
-        </w:rPr>
-      </w:pPr>
-      <w:r>
-        <w:rPr>
-          <w:rtl w:val="0"/>
-        </w:rPr>
-      </w:r>
-    </w:p>
-    <w:p>
-      <w:pPr>
-        <w:spacing w:after="0" w:line="360" w:lineRule="auto"/>
-        <w:jc w:val="both"/>
-        <w:rPr>
-          <w:b w:val="1"/>
-          <w:bCs w:val="1"/>
-          <w:sz w:val="24"/>
-          <w:szCs w:val="24"/>
-        </w:rPr>
-      </w:pPr>
-      <w:r>
-        <w:rPr>
-          <w:rtl w:val="0"/>
-        </w:rPr>
-      </w:r>
-    </w:p>
-    <w:tbl>
-      <w:tblPr>
-        <w:tblStyle w:val="Table16"/>
-        <w:tblW w:w="10801.999999999998" w:type="dxa"/>
-        <w:jc w:val="left"/>
-        <w:tblInd w:w="-1160.0" w:type="dxa"/>
-        <w:tblBorders>
-          <w:top w:color="bfbfbf" w:space="0" w:sz="4" w:val="single"/>
-          <w:left w:color="bfbfbf" w:space="0" w:sz="4" w:val="single"/>
-          <w:bottom w:color="bfbfbf" w:space="0" w:sz="4" w:val="single"/>
-          <w:right w:color="bfbfbf" w:space="0" w:sz="4" w:val="single"/>
-          <w:insideH w:color="bfbfbf" w:space="0" w:sz="4" w:val="single"/>
-          <w:insideV w:color="bfbfbf" w:space="0" w:sz="4" w:val="single"/>
-        </w:tblBorders>
-        <w:tblLayout w:type="fixed"/>
-        <w:tblLook w:val="0400"/>
-      </w:tblPr>
-      <w:tblGrid>
-        <w:gridCol w:w="1351"/>
-        <w:gridCol w:w="536"/>
-        <w:gridCol w:w="522"/>
-        <w:gridCol w:w="523"/>
-        <w:gridCol w:w="526"/>
-        <w:gridCol w:w="523"/>
-        <w:gridCol w:w="523"/>
-        <w:gridCol w:w="523"/>
-        <w:gridCol w:w="523"/>
-        <w:gridCol w:w="523"/>
-        <w:gridCol w:w="523"/>
-        <w:gridCol w:w="523"/>
-        <w:gridCol w:w="523"/>
-        <w:gridCol w:w="525"/>
-        <w:gridCol w:w="525"/>
-        <w:gridCol w:w="525"/>
-        <w:gridCol w:w="7"/>
-        <w:gridCol w:w="518"/>
-        <w:gridCol w:w="525"/>
-        <w:gridCol w:w="525"/>
-        <w:gridCol w:w="10"/>
-        <w:tblGridChange w:id="0">
-          <w:tblGrid>
-            <w:gridCol w:w="1351"/>
-            <w:gridCol w:w="536"/>
-            <w:gridCol w:w="522"/>
-            <w:gridCol w:w="523"/>
-            <w:gridCol w:w="526"/>
-            <w:gridCol w:w="523"/>
-            <w:gridCol w:w="523"/>
-            <w:gridCol w:w="523"/>
-            <w:gridCol w:w="523"/>
-            <w:gridCol w:w="523"/>
-            <w:gridCol w:w="523"/>
-            <w:gridCol w:w="523"/>
-            <w:gridCol w:w="523"/>
-            <w:gridCol w:w="525"/>
-            <w:gridCol w:w="525"/>
-            <w:gridCol w:w="525"/>
-            <w:gridCol w:w="7"/>
-            <w:gridCol w:w="518"/>
-            <w:gridCol w:w="525"/>
-            <w:gridCol w:w="525"/>
-            <w:gridCol w:w="10"/>
-          </w:tblGrid>
-        </w:tblGridChange>
-      </w:tblGrid>
-      <w:tr>
-        <w:trPr>
-          <w:cantSplit w:val="0"/>
-          <w:trHeight w:val="294" w:hRule="atLeast"/>
-          <w:tblHeader w:val="0"/>
-        </w:trPr>
-        <w:tc>
-          <w:tcPr>
-            <w:vMerge w:val="restart"/>
-          </w:tcPr>
-          <w:p>
-            <w:pPr>
-              <w:spacing w:line="360" w:lineRule="auto"/>
-              <w:jc w:val="both"/>
-              <w:rPr>
-                <w:b w:val="1"/>
-                <w:bCs w:val="1"/>
-                <w:sz w:val="16"/>
-                <w:szCs w:val="16"/>
-              </w:rPr>
-            </w:pPr>
-            <w:r>
-              <w:rPr>
-                <w:b w:val="1"/>
-                <w:bCs w:val="1"/>
-                <w:sz w:val="16"/>
-                <w:szCs w:val="16"/>
-                <w:rtl w:val="0"/>
-              </w:rPr>
-              <w:t xml:space="preserve">Actividad</w:t>
-            </w:r>
-          </w:p>
-        </w:tc>
-        <w:tc>
-          <w:tcPr>
-            <w:gridSpan w:val="4"/>
-            <w:shd w:fill="e2efd9" w:val="clear"/>
-          </w:tcPr>
-          <w:p>
-            <w:pPr>
-              <w:spacing w:line="360" w:lineRule="auto"/>
-              <w:jc w:val="center"/>
-              <w:rPr>
-                <w:b w:val="1"/>
-                <w:bCs w:val="1"/>
-                <w:sz w:val="16"/>
-                <w:szCs w:val="16"/>
-              </w:rPr>
-            </w:pPr>
-            <w:r>
-              <w:rPr>
-                <w:b w:val="1"/>
-                <w:bCs w:val="1"/>
-                <w:sz w:val="16"/>
-                <w:szCs w:val="16"/>
-                <w:rtl w:val="0"/>
-              </w:rPr>
-              <w:t xml:space="preserve">Fase 1</w:t>
-            </w:r>
-          </w:p>
-        </w:tc>
-        <w:tc>
-          <w:tcPr>
-            <w:gridSpan w:val="12"/>
-            <w:shd w:fill="fff2cb" w:val="clear"/>
-          </w:tcPr>
-          <w:p>
-            <w:pPr>
-              <w:spacing w:line="360" w:lineRule="auto"/>
-              <w:jc w:val="center"/>
-              <w:rPr>
-                <w:b w:val="1"/>
-                <w:bCs w:val="1"/>
-                <w:sz w:val="16"/>
-                <w:szCs w:val="16"/>
-              </w:rPr>
-            </w:pPr>
-            <w:r>
-              <w:rPr>
-                <w:b w:val="1"/>
-                <w:bCs w:val="1"/>
-                <w:sz w:val="16"/>
-                <w:szCs w:val="16"/>
-                <w:rtl w:val="0"/>
-              </w:rPr>
-              <w:t xml:space="preserve">Fase 2</w:t>
-            </w:r>
-          </w:p>
-        </w:tc>
-        <w:tc>
-          <w:tcPr>
-            <w:gridSpan w:val="4"/>
-            <w:shd w:fill="fbe4d5" w:val="clear"/>
-          </w:tcPr>
-          <w:p>
-            <w:pPr>
-              <w:spacing w:line="360" w:lineRule="auto"/>
-              <w:jc w:val="center"/>
-              <w:rPr>
-                <w:b w:val="1"/>
-                <w:bCs w:val="1"/>
-                <w:sz w:val="16"/>
-                <w:szCs w:val="16"/>
-              </w:rPr>
-            </w:pPr>
-            <w:r>
-              <w:rPr>
-                <w:b w:val="1"/>
-                <w:bCs w:val="1"/>
-                <w:sz w:val="16"/>
-                <w:szCs w:val="16"/>
-                <w:rtl w:val="0"/>
-              </w:rPr>
-              <w:t xml:space="preserve">Fase 3</w:t>
-            </w:r>
-          </w:p>
-        </w:tc>
-      </w:tr>
-      <w:tr>
-        <w:trPr>
-          <w:cantSplit w:val="0"/>
-          <w:trHeight w:val="303" w:hRule="atLeast"/>
-          <w:tblHeader w:val="0"/>
-        </w:trPr>
-        <w:tc>
-          <w:tcPr>
-            <w:vMerge w:val="continue"/>
-          </w:tcPr>
-          <w:p>
-            <w:pPr>
-              <w:keepNext w:val="0"/>
-              <w:keepLines w:val="0"/>
-              <w:pageBreakBefore w:val="0"/>
-              <w:widowControl w:val="0"/>
-              <w:pBdr>
-                <w:top w:space="0" w:sz="0" w:val="nil"/>
-                <w:left w:space="0" w:sz="0" w:val="nil"/>
-                <w:bottom w:space="0" w:sz="0" w:val="nil"/>
-                <w:right w:space="0" w:sz="0" w:val="nil"/>
-                <w:between w:space="0" w:sz="0" w:val="nil"/>
-              </w:pBdr>
-              <w:shd w:fill="auto" w:val="clear"/>
-              <w:spacing w:after="0" w:before="0" w:line="276" w:lineRule="auto"/>
-              <w:ind w:left="0" w:right="0" w:firstLine="0"/>
-              <w:jc w:val="left"/>
-              <w:rPr>
-                <w:b w:val="1"/>
-                <w:bCs w:val="1"/>
-                <w:sz w:val="16"/>
-                <w:szCs w:val="16"/>
-              </w:rPr>
-            </w:pPr>
-            <w:r>
-              <w:rPr>
-                <w:rtl w:val="0"/>
-              </w:rPr>
-            </w:r>
-          </w:p>
-        </w:tc>
-        <w:tc>
-          <w:tcPr/>
-          <w:p>
-            <w:pPr>
-              <w:spacing w:line="360" w:lineRule="auto"/>
-              <w:jc w:val="center"/>
-              <w:rPr>
-                <w:b w:val="1"/>
-                <w:bCs w:val="1"/>
-                <w:sz w:val="16"/>
-                <w:szCs w:val="16"/>
-              </w:rPr>
-            </w:pPr>
-            <w:r>
-              <w:rPr>
-                <w:b w:val="1"/>
-                <w:bCs w:val="1"/>
-                <w:sz w:val="16"/>
-                <w:szCs w:val="16"/>
-                <w:rtl w:val="0"/>
-              </w:rPr>
-              <w:t xml:space="preserve">S 1</w:t>
-            </w:r>
-          </w:p>
-        </w:tc>
-        <w:tc>
-          <w:tcPr/>
-          <w:p>
-            <w:pPr>
-              <w:spacing w:line="360" w:lineRule="auto"/>
-              <w:jc w:val="center"/>
-              <w:rPr>
-                <w:b w:val="1"/>
-                <w:bCs w:val="1"/>
-                <w:sz w:val="16"/>
-                <w:szCs w:val="16"/>
-              </w:rPr>
-            </w:pPr>
-            <w:r>
-              <w:rPr>
-                <w:b w:val="1"/>
-                <w:bCs w:val="1"/>
-                <w:sz w:val="16"/>
-                <w:szCs w:val="16"/>
-                <w:rtl w:val="0"/>
-              </w:rPr>
-              <w:t xml:space="preserve">S 2</w:t>
-            </w:r>
-          </w:p>
-        </w:tc>
-        <w:tc>
-          <w:tcPr/>
-          <w:p>
-            <w:pPr>
-              <w:spacing w:line="360" w:lineRule="auto"/>
-              <w:jc w:val="center"/>
-              <w:rPr>
-                <w:b w:val="1"/>
-                <w:bCs w:val="1"/>
-                <w:sz w:val="16"/>
-                <w:szCs w:val="16"/>
-              </w:rPr>
-            </w:pPr>
-            <w:r>
-              <w:rPr>
-                <w:b w:val="1"/>
-                <w:bCs w:val="1"/>
-                <w:sz w:val="16"/>
-                <w:szCs w:val="16"/>
-                <w:rtl w:val="0"/>
-              </w:rPr>
-              <w:t xml:space="preserve">S 3</w:t>
-            </w:r>
-          </w:p>
-        </w:tc>
-        <w:tc>
-          <w:tcPr/>
-          <w:p>
-            <w:pPr>
-              <w:spacing w:line="360" w:lineRule="auto"/>
-              <w:jc w:val="center"/>
-              <w:rPr>
-                <w:b w:val="1"/>
-                <w:bCs w:val="1"/>
-                <w:sz w:val="16"/>
-                <w:szCs w:val="16"/>
-              </w:rPr>
-            </w:pPr>
-            <w:r>
-              <w:rPr>
-                <w:b w:val="1"/>
-                <w:bCs w:val="1"/>
-                <w:sz w:val="16"/>
-                <w:szCs w:val="16"/>
-                <w:rtl w:val="0"/>
-              </w:rPr>
-              <w:t xml:space="preserve">S 4</w:t>
-            </w:r>
-          </w:p>
-        </w:tc>
-        <w:tc>
-          <w:tcPr/>
-          <w:p>
-            <w:pPr>
-              <w:spacing w:line="360" w:lineRule="auto"/>
-              <w:jc w:val="center"/>
-              <w:rPr>
-                <w:b w:val="1"/>
-                <w:bCs w:val="1"/>
-                <w:sz w:val="16"/>
-                <w:szCs w:val="16"/>
-              </w:rPr>
-            </w:pPr>
-            <w:r>
-              <w:rPr>
-                <w:b w:val="1"/>
-                <w:bCs w:val="1"/>
-                <w:sz w:val="16"/>
-                <w:szCs w:val="16"/>
-                <w:rtl w:val="0"/>
-              </w:rPr>
-              <w:t xml:space="preserve">S 5</w:t>
-            </w:r>
-          </w:p>
-        </w:tc>
-        <w:tc>
-          <w:tcPr/>
-          <w:p>
-            <w:pPr>
-              <w:spacing w:line="360" w:lineRule="auto"/>
-              <w:jc w:val="center"/>
-              <w:rPr>
-                <w:b w:val="1"/>
-                <w:bCs w:val="1"/>
-                <w:sz w:val="16"/>
-                <w:szCs w:val="16"/>
-              </w:rPr>
-            </w:pPr>
-            <w:r>
-              <w:rPr>
-                <w:b w:val="1"/>
-                <w:bCs w:val="1"/>
-                <w:sz w:val="16"/>
-                <w:szCs w:val="16"/>
-                <w:rtl w:val="0"/>
-              </w:rPr>
-              <w:t xml:space="preserve">S 6</w:t>
-            </w:r>
-          </w:p>
-        </w:tc>
-        <w:tc>
-          <w:tcPr/>
-          <w:p>
-            <w:pPr>
-              <w:spacing w:line="360" w:lineRule="auto"/>
-              <w:jc w:val="center"/>
-              <w:rPr>
-                <w:b w:val="1"/>
-                <w:bCs w:val="1"/>
-                <w:sz w:val="16"/>
-                <w:szCs w:val="16"/>
-              </w:rPr>
-            </w:pPr>
-            <w:r>
-              <w:rPr>
-                <w:b w:val="1"/>
-                <w:bCs w:val="1"/>
-                <w:sz w:val="16"/>
-                <w:szCs w:val="16"/>
-                <w:rtl w:val="0"/>
-              </w:rPr>
-              <w:t xml:space="preserve">S 7</w:t>
-            </w:r>
-          </w:p>
-        </w:tc>
-        <w:tc>
-          <w:tcPr/>
-          <w:p>
-            <w:pPr>
-              <w:spacing w:line="360" w:lineRule="auto"/>
-              <w:jc w:val="center"/>
-              <w:rPr>
-                <w:b w:val="1"/>
-                <w:bCs w:val="1"/>
-                <w:sz w:val="16"/>
-                <w:szCs w:val="16"/>
-              </w:rPr>
-            </w:pPr>
-            <w:r>
-              <w:rPr>
-                <w:b w:val="1"/>
-                <w:bCs w:val="1"/>
-                <w:sz w:val="16"/>
-                <w:szCs w:val="16"/>
-                <w:rtl w:val="0"/>
-              </w:rPr>
-              <w:t xml:space="preserve">S 8</w:t>
-            </w:r>
-          </w:p>
-        </w:tc>
-        <w:tc>
-          <w:tcPr/>
-          <w:p>
-            <w:pPr>
-              <w:spacing w:line="360" w:lineRule="auto"/>
-              <w:jc w:val="center"/>
-              <w:rPr>
-                <w:b w:val="1"/>
-                <w:bCs w:val="1"/>
-                <w:sz w:val="16"/>
-                <w:szCs w:val="16"/>
-              </w:rPr>
-            </w:pPr>
-            <w:r>
-              <w:rPr>
-                <w:b w:val="1"/>
-                <w:bCs w:val="1"/>
-                <w:sz w:val="16"/>
-                <w:szCs w:val="16"/>
-                <w:rtl w:val="0"/>
-              </w:rPr>
-              <w:t xml:space="preserve">S 9</w:t>
-            </w:r>
-          </w:p>
-        </w:tc>
-        <w:tc>
-          <w:tcPr/>
-          <w:p>
-            <w:pPr>
-              <w:spacing w:line="360" w:lineRule="auto"/>
-              <w:jc w:val="center"/>
-              <w:rPr>
-                <w:b w:val="1"/>
-                <w:bCs w:val="1"/>
-                <w:sz w:val="16"/>
-                <w:szCs w:val="16"/>
-              </w:rPr>
-            </w:pPr>
-            <w:r>
-              <w:rPr>
-                <w:b w:val="1"/>
-                <w:bCs w:val="1"/>
-                <w:sz w:val="16"/>
-                <w:szCs w:val="16"/>
-                <w:rtl w:val="0"/>
-              </w:rPr>
-              <w:t xml:space="preserve">S 10</w:t>
-            </w:r>
-          </w:p>
-        </w:tc>
-        <w:tc>
-          <w:tcPr/>
-          <w:p>
-            <w:pPr>
-              <w:spacing w:line="360" w:lineRule="auto"/>
-              <w:jc w:val="center"/>
-              <w:rPr>
-                <w:b w:val="1"/>
-                <w:bCs w:val="1"/>
-                <w:sz w:val="16"/>
-                <w:szCs w:val="16"/>
-              </w:rPr>
-            </w:pPr>
-            <w:r>
-              <w:rPr>
-                <w:b w:val="1"/>
-                <w:bCs w:val="1"/>
-                <w:sz w:val="16"/>
-                <w:szCs w:val="16"/>
-                <w:rtl w:val="0"/>
-              </w:rPr>
-              <w:t xml:space="preserve">S 11</w:t>
-            </w:r>
-          </w:p>
-        </w:tc>
-        <w:tc>
-          <w:tcPr/>
-          <w:p>
-            <w:pPr>
-              <w:spacing w:line="360" w:lineRule="auto"/>
-              <w:jc w:val="center"/>
-              <w:rPr>
-                <w:b w:val="1"/>
-                <w:bCs w:val="1"/>
-                <w:sz w:val="16"/>
-                <w:szCs w:val="16"/>
-              </w:rPr>
-            </w:pPr>
-            <w:r>
-              <w:rPr>
-                <w:b w:val="1"/>
-                <w:bCs w:val="1"/>
-                <w:sz w:val="16"/>
-                <w:szCs w:val="16"/>
-                <w:rtl w:val="0"/>
-              </w:rPr>
-              <w:t xml:space="preserve">S 12</w:t>
-            </w:r>
-          </w:p>
-        </w:tc>
-        <w:tc>
-          <w:tcPr/>
-          <w:p>
-            <w:pPr>
-              <w:spacing w:line="360" w:lineRule="auto"/>
-              <w:jc w:val="center"/>
-              <w:rPr>
-                <w:b w:val="1"/>
-                <w:bCs w:val="1"/>
-                <w:sz w:val="16"/>
-                <w:szCs w:val="16"/>
-              </w:rPr>
-            </w:pPr>
-            <w:r>
-              <w:rPr>
-                <w:b w:val="1"/>
-                <w:bCs w:val="1"/>
-                <w:sz w:val="16"/>
-                <w:szCs w:val="16"/>
-                <w:rtl w:val="0"/>
-              </w:rPr>
-              <w:t xml:space="preserve">S 13</w:t>
-            </w:r>
-          </w:p>
-        </w:tc>
-        <w:tc>
-          <w:tcPr/>
-          <w:p>
-            <w:pPr>
-              <w:spacing w:line="360" w:lineRule="auto"/>
-              <w:jc w:val="center"/>
-              <w:rPr>
-                <w:b w:val="1"/>
-                <w:bCs w:val="1"/>
-                <w:sz w:val="16"/>
-                <w:szCs w:val="16"/>
-              </w:rPr>
-            </w:pPr>
-            <w:r>
-              <w:rPr>
-                <w:b w:val="1"/>
-                <w:bCs w:val="1"/>
-                <w:sz w:val="16"/>
-                <w:szCs w:val="16"/>
-                <w:rtl w:val="0"/>
-              </w:rPr>
-              <w:t xml:space="preserve">S 14</w:t>
-            </w:r>
-          </w:p>
-        </w:tc>
-        <w:tc>
-          <w:tcPr/>
-          <w:p>
-            <w:pPr>
-              <w:spacing w:line="360" w:lineRule="auto"/>
-              <w:jc w:val="center"/>
-              <w:rPr>
-                <w:b w:val="1"/>
-                <w:bCs w:val="1"/>
-                <w:sz w:val="16"/>
-                <w:szCs w:val="16"/>
-              </w:rPr>
-            </w:pPr>
-            <w:r>
-              <w:rPr>
-                <w:b w:val="1"/>
-                <w:bCs w:val="1"/>
-                <w:sz w:val="16"/>
-                <w:szCs w:val="16"/>
-                <w:rtl w:val="0"/>
-              </w:rPr>
-              <w:t xml:space="preserve">S 15</w:t>
-            </w:r>
-          </w:p>
-        </w:tc>
-        <w:tc>
-          <w:tcPr>
-            <w:gridSpan w:val="2"/>
-          </w:tcPr>
-          <w:p>
-            <w:pPr>
-              <w:spacing w:line="360" w:lineRule="auto"/>
-              <w:jc w:val="center"/>
-              <w:rPr>
-                <w:b w:val="1"/>
-                <w:bCs w:val="1"/>
-                <w:sz w:val="16"/>
-                <w:szCs w:val="16"/>
-              </w:rPr>
-            </w:pPr>
-            <w:r>
-              <w:rPr>
-                <w:b w:val="1"/>
-                <w:bCs w:val="1"/>
-                <w:sz w:val="16"/>
-                <w:szCs w:val="16"/>
-                <w:rtl w:val="0"/>
-              </w:rPr>
-              <w:t xml:space="preserve">S 16</w:t>
-            </w:r>
-          </w:p>
-        </w:tc>
-        <w:tc>
-          <w:tcPr/>
-          <w:p>
-            <w:pPr>
-              <w:spacing w:line="360" w:lineRule="auto"/>
-              <w:jc w:val="center"/>
-              <w:rPr>
-                <w:b w:val="1"/>
-                <w:bCs w:val="1"/>
-                <w:sz w:val="16"/>
-                <w:szCs w:val="16"/>
-              </w:rPr>
-            </w:pPr>
-            <w:r>
-              <w:rPr>
-                <w:b w:val="1"/>
-                <w:bCs w:val="1"/>
-                <w:sz w:val="16"/>
-                <w:szCs w:val="16"/>
-                <w:rtl w:val="0"/>
-              </w:rPr>
-              <w:t xml:space="preserve">S 17</w:t>
-            </w:r>
-          </w:p>
-        </w:tc>
-        <w:tc>
-          <w:tcPr/>
-          <w:p>
-            <w:pPr>
-              <w:spacing w:line="360" w:lineRule="auto"/>
-              <w:jc w:val="center"/>
-              <w:rPr>
-                <w:b w:val="1"/>
-                <w:bCs w:val="1"/>
-                <w:sz w:val="16"/>
-                <w:szCs w:val="16"/>
-              </w:rPr>
-            </w:pPr>
-            <w:r>
-              <w:rPr>
-                <w:b w:val="1"/>
-                <w:bCs w:val="1"/>
-                <w:sz w:val="16"/>
-                <w:szCs w:val="16"/>
-                <w:rtl w:val="0"/>
-              </w:rPr>
-              <w:t xml:space="preserve">S 18</w:t>
-            </w:r>
-          </w:p>
-        </w:tc>
-      </w:tr>
-      <w:tr>
-        <w:trPr>
-          <w:cantSplit w:val="0"/>
-          <w:trHeight w:val="294" w:hRule="atLeast"/>
-          <w:tblHeader w:val="0"/>
-        </w:trPr>
-        <w:tc>
-          <w:tcPr/>
-          <w:p>
-            <w:pPr>
-              <w:spacing w:line="360" w:lineRule="auto"/>
-              <w:jc w:val="both"/>
-              <w:rPr>
-                <w:b w:val="1"/>
-                <w:bCs w:val="1"/>
-                <w:sz w:val="16"/>
-                <w:szCs w:val="16"/>
-              </w:rPr>
-            </w:pPr>
-            <w:r>
-              <w:rPr>
-                <w:rFonts w:ascii="Calibri" w:cs="Calibri" w:eastAsia="Calibri" w:hAnsi="Calibri"/>
-                <w:i w:val="1"/>
-                <w:iCs w:val="1"/>
-                <w:color w:val="548dd4"/>
-                <w:sz w:val="16"/>
-                <w:szCs w:val="16"/>
-                <w:rtl w:val="0"/>
-              </w:rPr>
-              <w:t xml:space="preserve">Describe actividades del punto anterior</w:t>
-            </w:r>
-            <w:r>
-              <w:rPr>
-                <w:rtl w:val="0"/>
-              </w:rPr>
-            </w:r>
-          </w:p>
-        </w:tc>
-        <w:tc>
-          <w:tcPr/>
-          <w:p>
-            <w:pPr>
-              <w:spacing w:line="360" w:lineRule="auto"/>
-              <w:jc w:val="both"/>
-              <w:rPr>
-                <w:b w:val="1"/>
-                <w:bCs w:val="1"/>
-                <w:sz w:val="16"/>
-                <w:szCs w:val="16"/>
-              </w:rPr>
-            </w:pPr>
-            <w:r>
-              <w:rPr>
-                <w:rtl w:val="0"/>
-              </w:rPr>
-            </w:r>
-          </w:p>
-        </w:tc>
-        <w:tc>
-          <w:tcPr/>
-          <w:p>
-            <w:pPr>
-              <w:spacing w:line="360" w:lineRule="auto"/>
-              <w:jc w:val="both"/>
-              <w:rPr>
-                <w:b w:val="1"/>
-                <w:bCs w:val="1"/>
-                <w:sz w:val="16"/>
-                <w:szCs w:val="16"/>
-              </w:rPr>
-            </w:pPr>
-            <w:r>
-              <w:rPr>
-                <w:rtl w:val="0"/>
-              </w:rPr>
-            </w:r>
-          </w:p>
-        </w:tc>
-        <w:tc>
-          <w:tcPr/>
-          <w:p>
-            <w:pPr>
-              <w:spacing w:line="360" w:lineRule="auto"/>
-              <w:jc w:val="both"/>
-              <w:rPr>
-                <w:b w:val="1"/>
-                <w:bCs w:val="1"/>
-                <w:sz w:val="16"/>
-                <w:szCs w:val="16"/>
-              </w:rPr>
-            </w:pPr>
-            <w:r>
-              <w:rPr>
-                <w:rtl w:val="0"/>
-              </w:rPr>
-            </w:r>
-          </w:p>
-        </w:tc>
-        <w:tc>
-          <w:tcPr/>
-          <w:p>
-            <w:pPr>
-              <w:spacing w:line="360" w:lineRule="auto"/>
-              <w:jc w:val="both"/>
-              <w:rPr>
-                <w:b w:val="1"/>
-                <w:bCs w:val="1"/>
-                <w:sz w:val="16"/>
-                <w:szCs w:val="16"/>
-              </w:rPr>
-            </w:pPr>
-            <w:r>
-              <w:rPr>
-                <w:rtl w:val="0"/>
-              </w:rPr>
-            </w:r>
-          </w:p>
-        </w:tc>
-        <w:tc>
-          <w:tcPr/>
-          <w:p>
-            <w:pPr>
-              <w:spacing w:line="360" w:lineRule="auto"/>
-              <w:jc w:val="both"/>
-              <w:rPr>
-                <w:b w:val="1"/>
-                <w:bCs w:val="1"/>
-                <w:sz w:val="16"/>
-                <w:szCs w:val="16"/>
-              </w:rPr>
-            </w:pPr>
-            <w:r>
-              <w:rPr>
-                <w:rtl w:val="0"/>
-              </w:rPr>
-            </w:r>
-          </w:p>
-        </w:tc>
-        <w:tc>
-          <w:tcPr/>
-          <w:p>
-            <w:pPr>
-              <w:spacing w:line="360" w:lineRule="auto"/>
-              <w:jc w:val="both"/>
-              <w:rPr>
-                <w:b w:val="1"/>
-                <w:bCs w:val="1"/>
-                <w:sz w:val="16"/>
-                <w:szCs w:val="16"/>
-              </w:rPr>
-            </w:pPr>
-            <w:r>
-              <w:rPr>
-                <w:rtl w:val="0"/>
-              </w:rPr>
-            </w:r>
-          </w:p>
-        </w:tc>
-        <w:tc>
-          <w:tcPr/>
-          <w:p>
-            <w:pPr>
-              <w:spacing w:line="360" w:lineRule="auto"/>
-              <w:jc w:val="both"/>
-              <w:rPr>
-                <w:b w:val="1"/>
-                <w:bCs w:val="1"/>
-                <w:sz w:val="16"/>
-                <w:szCs w:val="16"/>
-              </w:rPr>
-            </w:pPr>
-            <w:r>
-              <w:rPr>
-                <w:rtl w:val="0"/>
-              </w:rPr>
-            </w:r>
-          </w:p>
-        </w:tc>
-        <w:tc>
-          <w:tcPr/>
-          <w:p>
-            <w:pPr>
-              <w:spacing w:line="360" w:lineRule="auto"/>
-              <w:jc w:val="both"/>
-              <w:rPr>
-                <w:b w:val="1"/>
-                <w:bCs w:val="1"/>
-                <w:sz w:val="16"/>
-                <w:szCs w:val="16"/>
-              </w:rPr>
-            </w:pPr>
-            <w:r>
-              <w:rPr>
-                <w:rtl w:val="0"/>
-              </w:rPr>
-            </w:r>
-          </w:p>
-        </w:tc>
-        <w:tc>
-          <w:tcPr/>
-          <w:p>
-            <w:pPr>
-              <w:spacing w:line="360" w:lineRule="auto"/>
-              <w:jc w:val="both"/>
-              <w:rPr>
-                <w:b w:val="1"/>
-                <w:bCs w:val="1"/>
-                <w:sz w:val="16"/>
-                <w:szCs w:val="16"/>
-              </w:rPr>
-            </w:pPr>
-            <w:r>
-              <w:rPr>
-                <w:rtl w:val="0"/>
-              </w:rPr>
-            </w:r>
-          </w:p>
-        </w:tc>
-        <w:tc>
-          <w:tcPr/>
-          <w:p>
-            <w:pPr>
-              <w:spacing w:line="360" w:lineRule="auto"/>
-              <w:jc w:val="both"/>
-              <w:rPr>
-                <w:b w:val="1"/>
-                <w:bCs w:val="1"/>
-                <w:sz w:val="16"/>
-                <w:szCs w:val="16"/>
-              </w:rPr>
-            </w:pPr>
-            <w:r>
-              <w:rPr>
-                <w:rtl w:val="0"/>
-              </w:rPr>
-            </w:r>
-          </w:p>
-        </w:tc>
-        <w:tc>
-          <w:tcPr/>
-          <w:p>
-            <w:pPr>
-              <w:spacing w:line="360" w:lineRule="auto"/>
-              <w:jc w:val="both"/>
-              <w:rPr>
-                <w:b w:val="1"/>
-                <w:bCs w:val="1"/>
-                <w:sz w:val="16"/>
-                <w:szCs w:val="16"/>
-              </w:rPr>
-            </w:pPr>
-            <w:r>
-              <w:rPr>
-                <w:rtl w:val="0"/>
-              </w:rPr>
-            </w:r>
-          </w:p>
-        </w:tc>
-        <w:tc>
-          <w:tcPr/>
-          <w:p>
-            <w:pPr>
-              <w:spacing w:line="360" w:lineRule="auto"/>
-              <w:jc w:val="both"/>
-              <w:rPr>
-                <w:b w:val="1"/>
-                <w:bCs w:val="1"/>
-                <w:sz w:val="16"/>
-                <w:szCs w:val="16"/>
-              </w:rPr>
-            </w:pPr>
-            <w:r>
-              <w:rPr>
-                <w:rtl w:val="0"/>
-              </w:rPr>
-            </w:r>
-          </w:p>
-        </w:tc>
-        <w:tc>
-          <w:tcPr/>
-          <w:p>
-            <w:pPr>
-              <w:spacing w:line="360" w:lineRule="auto"/>
-              <w:jc w:val="both"/>
-              <w:rPr>
-                <w:b w:val="1"/>
-                <w:bCs w:val="1"/>
-                <w:sz w:val="16"/>
-                <w:szCs w:val="16"/>
-              </w:rPr>
-            </w:pPr>
-            <w:r>
-              <w:rPr>
-                <w:rtl w:val="0"/>
-              </w:rPr>
-            </w:r>
-          </w:p>
-        </w:tc>
-        <w:tc>
-          <w:tcPr/>
-          <w:p>
-            <w:pPr>
-              <w:spacing w:line="360" w:lineRule="auto"/>
-              <w:jc w:val="both"/>
-              <w:rPr>
-                <w:b w:val="1"/>
-                <w:bCs w:val="1"/>
-                <w:sz w:val="16"/>
-                <w:szCs w:val="16"/>
-              </w:rPr>
-            </w:pPr>
-            <w:r>
-              <w:rPr>
-                <w:rtl w:val="0"/>
-              </w:rPr>
-            </w:r>
-          </w:p>
-        </w:tc>
-        <w:tc>
-          <w:tcPr/>
-          <w:p>
-            <w:pPr>
-              <w:spacing w:line="360" w:lineRule="auto"/>
-              <w:jc w:val="both"/>
-              <w:rPr>
-                <w:b w:val="1"/>
-                <w:bCs w:val="1"/>
-                <w:sz w:val="16"/>
-                <w:szCs w:val="16"/>
-              </w:rPr>
-            </w:pPr>
-            <w:r>
-              <w:rPr>
-                <w:rtl w:val="0"/>
-              </w:rPr>
-            </w:r>
-          </w:p>
-        </w:tc>
-        <w:tc>
-          <w:tcPr>
-            <w:gridSpan w:val="2"/>
-          </w:tcPr>
-          <w:p>
-            <w:pPr>
-              <w:spacing w:line="360" w:lineRule="auto"/>
-              <w:jc w:val="both"/>
-              <w:rPr>
-                <w:b w:val="1"/>
-                <w:bCs w:val="1"/>
-                <w:sz w:val="16"/>
-                <w:szCs w:val="16"/>
-              </w:rPr>
-            </w:pPr>
-            <w:r>
-              <w:rPr>
-                <w:rtl w:val="0"/>
-              </w:rPr>
-            </w:r>
-          </w:p>
-        </w:tc>
-        <w:tc>
-          <w:tcPr/>
-          <w:p>
-            <w:pPr>
-              <w:spacing w:line="360" w:lineRule="auto"/>
-              <w:jc w:val="both"/>
-              <w:rPr>
-                <w:b w:val="1"/>
-                <w:bCs w:val="1"/>
-                <w:sz w:val="16"/>
-                <w:szCs w:val="16"/>
-              </w:rPr>
-            </w:pPr>
-            <w:r>
-              <w:rPr>
-                <w:rtl w:val="0"/>
-              </w:rPr>
-            </w:r>
-          </w:p>
-        </w:tc>
-        <w:tc>
-          <w:tcPr/>
-          <w:p>
-            <w:pPr>
-              <w:spacing w:line="360" w:lineRule="auto"/>
-              <w:jc w:val="both"/>
-              <w:rPr>
-                <w:b w:val="1"/>
-                <w:bCs w:val="1"/>
-                <w:sz w:val="16"/>
-                <w:szCs w:val="16"/>
-              </w:rPr>
-            </w:pPr>
-            <w:r>
-              <w:rPr>
-                <w:rtl w:val="0"/>
-              </w:rPr>
-            </w:r>
-          </w:p>
-        </w:tc>
-      </w:tr>
-      <w:tr>
-        <w:trPr>
-          <w:cantSplit w:val="0"/>
-          <w:trHeight w:val="303" w:hRule="atLeast"/>
-          <w:tblHeader w:val="0"/>
-        </w:trPr>
-        <w:tc>
-          <w:tcPr/>
-          <w:p>
-            <w:pPr>
-              <w:spacing w:line="360" w:lineRule="auto"/>
-              <w:jc w:val="both"/>
-              <w:rPr>
-                <w:b w:val="1"/>
-                <w:bCs w:val="1"/>
-                <w:sz w:val="16"/>
-                <w:szCs w:val="16"/>
-              </w:rPr>
-            </w:pPr>
-            <w:r>
-              <w:rPr>
-                <w:rtl w:val="0"/>
-              </w:rPr>
-            </w:r>
-          </w:p>
-        </w:tc>
-        <w:tc>
-          <w:tcPr/>
-          <w:p>
-            <w:pPr>
-              <w:spacing w:line="360" w:lineRule="auto"/>
-              <w:jc w:val="both"/>
-              <w:rPr>
-                <w:b w:val="1"/>
-                <w:bCs w:val="1"/>
-                <w:sz w:val="16"/>
-                <w:szCs w:val="16"/>
-              </w:rPr>
-            </w:pPr>
-            <w:r>
-              <w:rPr>
-                <w:rtl w:val="0"/>
-              </w:rPr>
-            </w:r>
-          </w:p>
-        </w:tc>
-        <w:tc>
-          <w:tcPr/>
-          <w:p>
-            <w:pPr>
-              <w:spacing w:line="360" w:lineRule="auto"/>
-              <w:jc w:val="both"/>
-              <w:rPr>
-                <w:b w:val="1"/>
-                <w:bCs w:val="1"/>
-                <w:sz w:val="16"/>
-                <w:szCs w:val="16"/>
-              </w:rPr>
-            </w:pPr>
-            <w:r>
-              <w:rPr>
-                <w:rtl w:val="0"/>
-              </w:rPr>
-            </w:r>
-          </w:p>
-        </w:tc>
-        <w:tc>
-          <w:tcPr/>
-          <w:p>
-            <w:pPr>
-              <w:spacing w:line="360" w:lineRule="auto"/>
-              <w:jc w:val="both"/>
-              <w:rPr>
-                <w:b w:val="1"/>
-                <w:bCs w:val="1"/>
-                <w:sz w:val="16"/>
-                <w:szCs w:val="16"/>
-              </w:rPr>
-            </w:pPr>
-            <w:r>
-              <w:rPr>
-                <w:rtl w:val="0"/>
-              </w:rPr>
-            </w:r>
-          </w:p>
-        </w:tc>
-        <w:tc>
-          <w:tcPr/>
-          <w:p>
-            <w:pPr>
-              <w:spacing w:line="360" w:lineRule="auto"/>
-              <w:jc w:val="both"/>
-              <w:rPr>
-                <w:b w:val="1"/>
-                <w:bCs w:val="1"/>
-                <w:sz w:val="16"/>
-                <w:szCs w:val="16"/>
-              </w:rPr>
-            </w:pPr>
-            <w:r>
-              <w:rPr>
-                <w:rtl w:val="0"/>
-              </w:rPr>
-            </w:r>
-          </w:p>
-        </w:tc>
-        <w:tc>
-          <w:tcPr/>
-          <w:p>
-            <w:pPr>
-              <w:spacing w:line="360" w:lineRule="auto"/>
-              <w:jc w:val="both"/>
-              <w:rPr>
-                <w:b w:val="1"/>
-                <w:bCs w:val="1"/>
-                <w:sz w:val="16"/>
-                <w:szCs w:val="16"/>
-              </w:rPr>
-            </w:pPr>
-            <w:r>
-              <w:rPr>
-                <w:rtl w:val="0"/>
-              </w:rPr>
-            </w:r>
-          </w:p>
-        </w:tc>
-        <w:tc>
-          <w:tcPr/>
-          <w:p>
-            <w:pPr>
-              <w:spacing w:line="360" w:lineRule="auto"/>
-              <w:jc w:val="both"/>
-              <w:rPr>
-                <w:b w:val="1"/>
-                <w:bCs w:val="1"/>
-                <w:sz w:val="16"/>
-                <w:szCs w:val="16"/>
-              </w:rPr>
-            </w:pPr>
-            <w:r>
-              <w:rPr>
-                <w:rtl w:val="0"/>
-              </w:rPr>
-            </w:r>
-          </w:p>
-        </w:tc>
-        <w:tc>
-          <w:tcPr/>
-          <w:p>
-            <w:pPr>
-              <w:spacing w:line="360" w:lineRule="auto"/>
-              <w:jc w:val="both"/>
-              <w:rPr>
-                <w:b w:val="1"/>
-                <w:bCs w:val="1"/>
-                <w:sz w:val="16"/>
-                <w:szCs w:val="16"/>
-              </w:rPr>
-            </w:pPr>
-            <w:r>
-              <w:rPr>
-                <w:rtl w:val="0"/>
-              </w:rPr>
-            </w:r>
-          </w:p>
-        </w:tc>
-        <w:tc>
-          <w:tcPr/>
-          <w:p>
-            <w:pPr>
-              <w:spacing w:line="360" w:lineRule="auto"/>
-              <w:jc w:val="both"/>
-              <w:rPr>
-                <w:b w:val="1"/>
-                <w:bCs w:val="1"/>
-                <w:sz w:val="16"/>
-                <w:szCs w:val="16"/>
-              </w:rPr>
-            </w:pPr>
-            <w:r>
-              <w:rPr>
-                <w:rtl w:val="0"/>
-              </w:rPr>
-            </w:r>
-          </w:p>
-        </w:tc>
-        <w:tc>
-          <w:tcPr/>
-          <w:p>
-            <w:pPr>
-              <w:spacing w:line="360" w:lineRule="auto"/>
-              <w:jc w:val="both"/>
-              <w:rPr>
-                <w:b w:val="1"/>
-                <w:bCs w:val="1"/>
-                <w:sz w:val="16"/>
-                <w:szCs w:val="16"/>
-              </w:rPr>
-            </w:pPr>
-            <w:r>
-              <w:rPr>
-                <w:rtl w:val="0"/>
-              </w:rPr>
-            </w:r>
-          </w:p>
-        </w:tc>
-        <w:tc>
-          <w:tcPr/>
-          <w:p>
-            <w:pPr>
-              <w:spacing w:line="360" w:lineRule="auto"/>
-              <w:jc w:val="both"/>
-              <w:rPr>
-                <w:b w:val="1"/>
-                <w:bCs w:val="1"/>
-                <w:sz w:val="16"/>
-                <w:szCs w:val="16"/>
-              </w:rPr>
-            </w:pPr>
-            <w:r>
-              <w:rPr>
-                <w:rtl w:val="0"/>
-              </w:rPr>
-            </w:r>
-          </w:p>
-        </w:tc>
-        <w:tc>
-          <w:tcPr/>
-          <w:p>
-            <w:pPr>
-              <w:spacing w:line="360" w:lineRule="auto"/>
-              <w:jc w:val="both"/>
-              <w:rPr>
-                <w:b w:val="1"/>
-                <w:bCs w:val="1"/>
-                <w:sz w:val="16"/>
-                <w:szCs w:val="16"/>
-              </w:rPr>
-            </w:pPr>
-            <w:r>
-              <w:rPr>
-                <w:rtl w:val="0"/>
-              </w:rPr>
-            </w:r>
-          </w:p>
-        </w:tc>
-        <w:tc>
-          <w:tcPr/>
-          <w:p>
-            <w:pPr>
-              <w:spacing w:line="360" w:lineRule="auto"/>
-              <w:jc w:val="both"/>
-              <w:rPr>
-                <w:b w:val="1"/>
-                <w:bCs w:val="1"/>
-                <w:sz w:val="16"/>
-                <w:szCs w:val="16"/>
-              </w:rPr>
-            </w:pPr>
-            <w:r>
-              <w:rPr>
-                <w:rtl w:val="0"/>
-              </w:rPr>
-            </w:r>
-          </w:p>
-        </w:tc>
-        <w:tc>
-          <w:tcPr/>
-          <w:p>
-            <w:pPr>
-              <w:spacing w:line="360" w:lineRule="auto"/>
-              <w:jc w:val="both"/>
-              <w:rPr>
-                <w:b w:val="1"/>
-                <w:bCs w:val="1"/>
-                <w:sz w:val="16"/>
-                <w:szCs w:val="16"/>
-              </w:rPr>
-            </w:pPr>
-            <w:r>
-              <w:rPr>
-                <w:rtl w:val="0"/>
-              </w:rPr>
-            </w:r>
-          </w:p>
-        </w:tc>
-        <w:tc>
-          <w:tcPr/>
-          <w:p>
-            <w:pPr>
-              <w:spacing w:line="360" w:lineRule="auto"/>
-              <w:jc w:val="both"/>
-              <w:rPr>
-                <w:b w:val="1"/>
-                <w:bCs w:val="1"/>
-                <w:sz w:val="16"/>
-                <w:szCs w:val="16"/>
-              </w:rPr>
-            </w:pPr>
-            <w:r>
-              <w:rPr>
-                <w:rtl w:val="0"/>
-              </w:rPr>
-            </w:r>
-          </w:p>
-        </w:tc>
-        <w:tc>
-          <w:tcPr/>
-          <w:p>
-            <w:pPr>
-              <w:spacing w:line="360" w:lineRule="auto"/>
-              <w:jc w:val="both"/>
-              <w:rPr>
-                <w:b w:val="1"/>
-                <w:bCs w:val="1"/>
-                <w:sz w:val="16"/>
-                <w:szCs w:val="16"/>
-              </w:rPr>
-            </w:pPr>
-            <w:r>
-              <w:rPr>
-                <w:rtl w:val="0"/>
-              </w:rPr>
-            </w:r>
-          </w:p>
-        </w:tc>
-        <w:tc>
-          <w:tcPr>
-            <w:gridSpan w:val="2"/>
-          </w:tcPr>
-          <w:p>
-            <w:pPr>
-              <w:spacing w:line="360" w:lineRule="auto"/>
-              <w:jc w:val="both"/>
-              <w:rPr>
-                <w:b w:val="1"/>
-                <w:bCs w:val="1"/>
-                <w:sz w:val="16"/>
-                <w:szCs w:val="16"/>
-              </w:rPr>
-            </w:pPr>
-            <w:r>
-              <w:rPr>
-                <w:rtl w:val="0"/>
-              </w:rPr>
-            </w:r>
-          </w:p>
-        </w:tc>
-        <w:tc>
-          <w:tcPr/>
-          <w:p>
-            <w:pPr>
-              <w:spacing w:line="360" w:lineRule="auto"/>
-              <w:jc w:val="both"/>
-              <w:rPr>
-                <w:b w:val="1"/>
-                <w:bCs w:val="1"/>
-                <w:sz w:val="16"/>
-                <w:szCs w:val="16"/>
-              </w:rPr>
-            </w:pPr>
-            <w:r>
-              <w:rPr>
-                <w:rtl w:val="0"/>
-              </w:rPr>
-            </w:r>
-          </w:p>
-        </w:tc>
-        <w:tc>
-          <w:tcPr/>
-          <w:p>
-            <w:pPr>
-              <w:spacing w:line="360" w:lineRule="auto"/>
-              <w:jc w:val="both"/>
-              <w:rPr>
-                <w:b w:val="1"/>
-                <w:bCs w:val="1"/>
-                <w:sz w:val="16"/>
-                <w:szCs w:val="16"/>
-              </w:rPr>
-            </w:pPr>
-            <w:r>
-              <w:rPr>
-                <w:rtl w:val="0"/>
-              </w:rPr>
-            </w:r>
-          </w:p>
-        </w:tc>
-      </w:tr>
-      <w:tr>
-        <w:trPr>
-          <w:cantSplit w:val="0"/>
-          <w:trHeight w:val="294" w:hRule="atLeast"/>
-          <w:tblHeader w:val="0"/>
-        </w:trPr>
-        <w:tc>
-          <w:tcPr/>
-          <w:p>
-            <w:pPr>
-              <w:spacing w:line="360" w:lineRule="auto"/>
-              <w:jc w:val="both"/>
-              <w:rPr>
-                <w:b w:val="1"/>
-                <w:bCs w:val="1"/>
-                <w:sz w:val="16"/>
-                <w:szCs w:val="16"/>
-              </w:rPr>
-            </w:pPr>
-            <w:r>
-              <w:rPr>
-                <w:rtl w:val="0"/>
-              </w:rPr>
-            </w:r>
-          </w:p>
-        </w:tc>
-        <w:tc>
-          <w:tcPr/>
-          <w:p>
-            <w:pPr>
-              <w:spacing w:line="360" w:lineRule="auto"/>
-              <w:jc w:val="both"/>
-              <w:rPr>
-                <w:b w:val="1"/>
-                <w:bCs w:val="1"/>
-                <w:sz w:val="16"/>
-                <w:szCs w:val="16"/>
-              </w:rPr>
-            </w:pPr>
-            <w:r>
-              <w:rPr>
-                <w:rtl w:val="0"/>
-              </w:rPr>
-            </w:r>
-          </w:p>
-        </w:tc>
-        <w:tc>
-          <w:tcPr/>
-          <w:p>
-            <w:pPr>
-              <w:spacing w:line="360" w:lineRule="auto"/>
-              <w:jc w:val="both"/>
-              <w:rPr>
-                <w:b w:val="1"/>
-                <w:bCs w:val="1"/>
-                <w:sz w:val="16"/>
-                <w:szCs w:val="16"/>
-              </w:rPr>
-            </w:pPr>
-            <w:r>
-              <w:rPr>
-                <w:rtl w:val="0"/>
-              </w:rPr>
-            </w:r>
-          </w:p>
-        </w:tc>
-        <w:tc>
-          <w:tcPr/>
-          <w:p>
-            <w:pPr>
-              <w:spacing w:line="360" w:lineRule="auto"/>
-              <w:jc w:val="both"/>
-              <w:rPr>
-                <w:b w:val="1"/>
-                <w:bCs w:val="1"/>
-                <w:sz w:val="16"/>
-                <w:szCs w:val="16"/>
-              </w:rPr>
-            </w:pPr>
-            <w:r>
-              <w:rPr>
-                <w:rtl w:val="0"/>
-              </w:rPr>
-            </w:r>
-          </w:p>
-        </w:tc>
-        <w:tc>
-          <w:tcPr/>
-          <w:p>
-            <w:pPr>
-              <w:spacing w:line="360" w:lineRule="auto"/>
-              <w:jc w:val="both"/>
-              <w:rPr>
-                <w:b w:val="1"/>
-                <w:bCs w:val="1"/>
-                <w:sz w:val="16"/>
-                <w:szCs w:val="16"/>
-              </w:rPr>
-            </w:pPr>
-            <w:r>
-              <w:rPr>
-                <w:rtl w:val="0"/>
-              </w:rPr>
-            </w:r>
-          </w:p>
-        </w:tc>
-        <w:tc>
-          <w:tcPr/>
-          <w:p>
-            <w:pPr>
-              <w:spacing w:line="360" w:lineRule="auto"/>
-              <w:jc w:val="both"/>
-              <w:rPr>
-                <w:b w:val="1"/>
-                <w:bCs w:val="1"/>
-                <w:sz w:val="16"/>
-                <w:szCs w:val="16"/>
-              </w:rPr>
-            </w:pPr>
-            <w:r>
-              <w:rPr>
-                <w:rtl w:val="0"/>
-              </w:rPr>
-            </w:r>
-          </w:p>
-        </w:tc>
-        <w:tc>
-          <w:tcPr/>
-          <w:p>
-            <w:pPr>
-              <w:spacing w:line="360" w:lineRule="auto"/>
-              <w:jc w:val="both"/>
-              <w:rPr>
-                <w:b w:val="1"/>
-                <w:bCs w:val="1"/>
-                <w:sz w:val="16"/>
-                <w:szCs w:val="16"/>
-              </w:rPr>
-            </w:pPr>
-            <w:r>
-              <w:rPr>
-                <w:rtl w:val="0"/>
-              </w:rPr>
-            </w:r>
-          </w:p>
-        </w:tc>
-        <w:tc>
-          <w:tcPr/>
-          <w:p>
-            <w:pPr>
-              <w:spacing w:line="360" w:lineRule="auto"/>
-              <w:jc w:val="both"/>
-              <w:rPr>
-                <w:b w:val="1"/>
-                <w:bCs w:val="1"/>
-                <w:sz w:val="16"/>
-                <w:szCs w:val="16"/>
-              </w:rPr>
-            </w:pPr>
-            <w:r>
-              <w:rPr>
-                <w:rtl w:val="0"/>
-              </w:rPr>
-            </w:r>
-          </w:p>
-        </w:tc>
-        <w:tc>
-          <w:tcPr/>
-          <w:p>
-            <w:pPr>
-              <w:spacing w:line="360" w:lineRule="auto"/>
-              <w:jc w:val="both"/>
-              <w:rPr>
-                <w:b w:val="1"/>
-                <w:bCs w:val="1"/>
-                <w:sz w:val="16"/>
-                <w:szCs w:val="16"/>
-              </w:rPr>
-            </w:pPr>
-            <w:r>
-              <w:rPr>
-                <w:rtl w:val="0"/>
-              </w:rPr>
-            </w:r>
-          </w:p>
-        </w:tc>
-        <w:tc>
-          <w:tcPr/>
-          <w:p>
-            <w:pPr>
-              <w:spacing w:line="360" w:lineRule="auto"/>
-              <w:jc w:val="both"/>
-              <w:rPr>
-                <w:b w:val="1"/>
-                <w:bCs w:val="1"/>
-                <w:sz w:val="16"/>
-                <w:szCs w:val="16"/>
-              </w:rPr>
-            </w:pPr>
-            <w:r>
-              <w:rPr>
-                <w:rtl w:val="0"/>
-              </w:rPr>
-            </w:r>
-          </w:p>
-        </w:tc>
-        <w:tc>
-          <w:tcPr/>
-          <w:p>
-            <w:pPr>
-              <w:spacing w:line="360" w:lineRule="auto"/>
-              <w:jc w:val="both"/>
-              <w:rPr>
-                <w:b w:val="1"/>
-                <w:bCs w:val="1"/>
-                <w:sz w:val="16"/>
-                <w:szCs w:val="16"/>
-              </w:rPr>
-            </w:pPr>
-            <w:r>
-              <w:rPr>
-                <w:rtl w:val="0"/>
-              </w:rPr>
-            </w:r>
-          </w:p>
-        </w:tc>
-        <w:tc>
-          <w:tcPr/>
-          <w:p>
-            <w:pPr>
-              <w:spacing w:line="360" w:lineRule="auto"/>
-              <w:jc w:val="both"/>
-              <w:rPr>
-                <w:b w:val="1"/>
-                <w:bCs w:val="1"/>
-                <w:sz w:val="16"/>
-                <w:szCs w:val="16"/>
-              </w:rPr>
-            </w:pPr>
-            <w:r>
-              <w:rPr>
-                <w:rtl w:val="0"/>
-              </w:rPr>
-            </w:r>
-          </w:p>
-        </w:tc>
-        <w:tc>
-          <w:tcPr/>
-          <w:p>
-            <w:pPr>
-              <w:spacing w:line="360" w:lineRule="auto"/>
-              <w:jc w:val="both"/>
-              <w:rPr>
-                <w:b w:val="1"/>
-                <w:bCs w:val="1"/>
-                <w:sz w:val="16"/>
-                <w:szCs w:val="16"/>
-              </w:rPr>
-            </w:pPr>
-            <w:r>
-              <w:rPr>
-                <w:rtl w:val="0"/>
-              </w:rPr>
-            </w:r>
-          </w:p>
-        </w:tc>
-        <w:tc>
-          <w:tcPr/>
-          <w:p>
-            <w:pPr>
-              <w:spacing w:line="360" w:lineRule="auto"/>
-              <w:jc w:val="both"/>
-              <w:rPr>
-                <w:b w:val="1"/>
-                <w:bCs w:val="1"/>
-                <w:sz w:val="16"/>
-                <w:szCs w:val="16"/>
-              </w:rPr>
-            </w:pPr>
-            <w:r>
-              <w:rPr>
-                <w:rtl w:val="0"/>
-              </w:rPr>
-            </w:r>
-          </w:p>
-        </w:tc>
-        <w:tc>
-          <w:tcPr/>
-          <w:p>
-            <w:pPr>
-              <w:spacing w:line="360" w:lineRule="auto"/>
-              <w:jc w:val="both"/>
-              <w:rPr>
-                <w:b w:val="1"/>
-                <w:bCs w:val="1"/>
-                <w:sz w:val="16"/>
-                <w:szCs w:val="16"/>
-              </w:rPr>
-            </w:pPr>
-            <w:r>
-              <w:rPr>
-                <w:rtl w:val="0"/>
-              </w:rPr>
-            </w:r>
-          </w:p>
-        </w:tc>
-        <w:tc>
-          <w:tcPr/>
-          <w:p>
-            <w:pPr>
-              <w:spacing w:line="360" w:lineRule="auto"/>
-              <w:jc w:val="both"/>
-              <w:rPr>
-                <w:b w:val="1"/>
-                <w:bCs w:val="1"/>
-                <w:sz w:val="16"/>
-                <w:szCs w:val="16"/>
-              </w:rPr>
-            </w:pPr>
-            <w:r>
-              <w:rPr>
-                <w:rtl w:val="0"/>
-              </w:rPr>
-            </w:r>
-          </w:p>
-        </w:tc>
-        <w:tc>
-          <w:tcPr>
-            <w:gridSpan w:val="2"/>
-          </w:tcPr>
-          <w:p>
-            <w:pPr>
-              <w:spacing w:line="360" w:lineRule="auto"/>
-              <w:jc w:val="both"/>
-              <w:rPr>
-                <w:b w:val="1"/>
-                <w:bCs w:val="1"/>
-                <w:sz w:val="16"/>
-                <w:szCs w:val="16"/>
-              </w:rPr>
-            </w:pPr>
-            <w:r>
-              <w:rPr>
-                <w:rtl w:val="0"/>
-              </w:rPr>
-            </w:r>
-          </w:p>
-        </w:tc>
-        <w:tc>
-          <w:tcPr/>
-          <w:p>
-            <w:pPr>
-              <w:spacing w:line="360" w:lineRule="auto"/>
-              <w:jc w:val="both"/>
-              <w:rPr>
-                <w:b w:val="1"/>
-                <w:bCs w:val="1"/>
-                <w:sz w:val="16"/>
-                <w:szCs w:val="16"/>
-              </w:rPr>
-            </w:pPr>
-            <w:r>
-              <w:rPr>
-                <w:rtl w:val="0"/>
-              </w:rPr>
-            </w:r>
-          </w:p>
-        </w:tc>
-        <w:tc>
-          <w:tcPr/>
-          <w:p>
-            <w:pPr>
-              <w:spacing w:line="360" w:lineRule="auto"/>
-              <w:jc w:val="both"/>
-              <w:rPr>
-                <w:b w:val="1"/>
-                <w:bCs w:val="1"/>
-                <w:sz w:val="16"/>
-                <w:szCs w:val="16"/>
-              </w:rPr>
-            </w:pPr>
-            <w:r>
-              <w:rPr>
-                <w:rtl w:val="0"/>
-              </w:rPr>
+              <w:t xml:space="preserve">Busca un formato de </w:t>
+            </w:r>
+            <w:r>
+              <w:rPr>
+                <w:color w:val="1f3864"/>
+                <w:rtl w:val="0"/>
+              </w:rPr>
+              <w:t xml:space="preserve">Sprint </w:t>
+            </w:r>
+            <w:r>
+              <w:rPr>
+                <w:rFonts w:ascii="Calibri" w:cs="Calibri" w:eastAsia="Calibri" w:hAnsi="Calibri"/>
+                <w:b w:val="0"/>
+                <w:bCs w:val="0"/>
+                <w:i w:val="0"/>
+                <w:iCs w:val="0"/>
+                <w:smallCaps w:val="0"/>
+                <w:strike w:val="0"/>
+                <w:color w:val="1f3864"/>
+                <w:sz w:val="22"/>
+                <w:szCs w:val="22"/>
+                <w:u w:val="none"/>
+                <w:shd w:fill="auto" w:val="clear"/>
+                <w:vertAlign w:val="baseline"/>
+                <w:rtl w:val="0"/>
+              </w:rPr>
+              <w:t xml:space="preserve">que te acomode y organiza en este las actividades planificadas en el punto anterior considerando el periodo asignado para el desarrollo de tu Proyecto APT. Debes mantener la temporalidad del periodo académico en el desarrollo de las tres fases que contempla la Asignatura de Portafolio de Título.</w:t>
             </w:r>
           </w:p>
         </w:tc>
@@ -7025,99 +8687,3153 @@
         </w:rPr>
       </w:r>
     </w:p>
+    <w:p>
+      <w:pPr>
+        <w:rPr/>
+      </w:pPr>
+      <w:r>
+        <w:rPr>
+          <w:rtl w:val="0"/>
+        </w:rPr>
+      </w:r>
+    </w:p>
+    <w:p>
+      <w:pPr>
+        <w:rPr/>
+      </w:pPr>
+      <w:r>
+        <w:rPr>
+          <w:rtl w:val="0"/>
+        </w:rPr>
+      </w:r>
+    </w:p>
+    <w:p>
+      <w:pPr>
+        <w:rPr>
+          <w:sz w:val="28"/>
+          <w:szCs w:val="28"/>
+        </w:rPr>
+      </w:pPr>
+      <w:r>
+        <w:rPr>
+          <w:b w:val="1"/>
+          <w:bCs w:val="1"/>
+          <w:sz w:val="28"/>
+          <w:szCs w:val="28"/>
+          <w:rtl w:val="0"/>
+        </w:rPr>
+        <w:t xml:space="preserve">Planificación de Sprints</w:t>
+      </w:r>
+      <w:r>
+        <w:rPr>
+          <w:rtl w:val="0"/>
+        </w:rPr>
+      </w:r>
+    </w:p>
+    <w:sdt>
+      <w:sdtPr>
+        <w:lock w:val="contentLocked"/>
+        <w:id w:val="-43918956"/>
+        <w:tag w:val="goog_rdk_0"/>
+      </w:sdtPr>
+      <w:sdtContent>
+        <w:tbl>
+          <w:tblPr>
+            <w:tblStyle w:val="Table16"/>
+            <w:tblW w:w="7740.0" w:type="dxa"/>
+            <w:jc w:val="left"/>
+            <w:tblBorders>
+              <w:top w:color="000000" w:space="0" w:sz="8" w:val="single"/>
+              <w:left w:color="000000" w:space="0" w:sz="8" w:val="single"/>
+              <w:bottom w:color="000000" w:space="0" w:sz="8" w:val="single"/>
+              <w:right w:color="000000" w:space="0" w:sz="8" w:val="single"/>
+              <w:insideH w:color="000000" w:space="0" w:sz="8" w:val="single"/>
+              <w:insideV w:color="000000" w:space="0" w:sz="8" w:val="single"/>
+            </w:tblBorders>
+            <w:tblLayout w:type="fixed"/>
+            <w:tblLook w:val="0600"/>
+          </w:tblPr>
+          <w:tblGrid>
+            <w:gridCol w:w="1020"/>
+            <w:gridCol w:w="1515"/>
+            <w:gridCol w:w="1650"/>
+            <w:gridCol w:w="1545"/>
+            <w:gridCol w:w="1095"/>
+            <w:gridCol w:w="915"/>
+            <w:tblGridChange w:id="0">
+              <w:tblGrid>
+                <w:gridCol w:w="1020"/>
+                <w:gridCol w:w="1515"/>
+                <w:gridCol w:w="1650"/>
+                <w:gridCol w:w="1545"/>
+                <w:gridCol w:w="1095"/>
+                <w:gridCol w:w="915"/>
+              </w:tblGrid>
+            </w:tblGridChange>
+          </w:tblGrid>
+          <w:tr>
+            <w:trPr>
+              <w:cantSplit w:val="0"/>
+              <w:tblHeader w:val="0"/>
+            </w:trPr>
+            <w:tc>
+              <w:tcPr>
+                <w:shd w:fill="auto" w:val="clear"/>
+                <w:tcMar>
+                  <w:top w:w="100.0" w:type="dxa"/>
+                  <w:left w:w="100.0" w:type="dxa"/>
+                  <w:bottom w:w="100.0" w:type="dxa"/>
+                  <w:right w:w="100.0" w:type="dxa"/>
+                </w:tcMar>
+                <w:vAlign w:val="top"/>
+              </w:tcPr>
+              <w:p>
+                <w:pPr>
+                  <w:keepNext w:val="0"/>
+                  <w:keepLines w:val="0"/>
+                  <w:pageBreakBefore w:val="0"/>
+                  <w:widowControl w:val="0"/>
+                  <w:pBdr>
+                    <w:top w:space="0" w:sz="0" w:val="nil"/>
+                    <w:left w:space="0" w:sz="0" w:val="nil"/>
+                    <w:bottom w:space="0" w:sz="0" w:val="nil"/>
+                    <w:right w:space="0" w:sz="0" w:val="nil"/>
+                    <w:between w:space="0" w:sz="0" w:val="nil"/>
+                  </w:pBdr>
+                  <w:shd w:fill="auto" w:val="clear"/>
+                  <w:spacing w:after="0" w:before="0" w:line="240" w:lineRule="auto"/>
+                  <w:ind w:left="0" w:right="0" w:firstLine="0"/>
+                  <w:jc w:val="left"/>
+                  <w:rPr>
+                    <w:b w:val="1"/>
+                    <w:bCs w:val="1"/>
+                    <w:sz w:val="20"/>
+                    <w:szCs w:val="20"/>
+                  </w:rPr>
+                </w:pPr>
+                <w:r>
+                  <w:rPr>
+                    <w:b w:val="1"/>
+                    <w:bCs w:val="1"/>
+                    <w:sz w:val="20"/>
+                    <w:szCs w:val="20"/>
+                    <w:rtl w:val="0"/>
+                  </w:rPr>
+                  <w:t xml:space="preserve">Sprint </w:t>
+                </w:r>
+              </w:p>
+            </w:tc>
+            <w:tc>
+              <w:tcPr>
+                <w:shd w:fill="auto" w:val="clear"/>
+                <w:tcMar>
+                  <w:top w:w="100.0" w:type="dxa"/>
+                  <w:left w:w="100.0" w:type="dxa"/>
+                  <w:bottom w:w="100.0" w:type="dxa"/>
+                  <w:right w:w="100.0" w:type="dxa"/>
+                </w:tcMar>
+                <w:vAlign w:val="top"/>
+              </w:tcPr>
+              <w:p>
+                <w:pPr>
+                  <w:keepNext w:val="0"/>
+                  <w:keepLines w:val="0"/>
+                  <w:pageBreakBefore w:val="0"/>
+                  <w:widowControl w:val="0"/>
+                  <w:pBdr>
+                    <w:top w:space="0" w:sz="0" w:val="nil"/>
+                    <w:left w:space="0" w:sz="0" w:val="nil"/>
+                    <w:bottom w:space="0" w:sz="0" w:val="nil"/>
+                    <w:right w:space="0" w:sz="0" w:val="nil"/>
+                    <w:between w:space="0" w:sz="0" w:val="nil"/>
+                  </w:pBdr>
+                  <w:shd w:fill="auto" w:val="clear"/>
+                  <w:spacing w:after="0" w:before="0" w:line="240" w:lineRule="auto"/>
+                  <w:ind w:left="0" w:right="0" w:firstLine="0"/>
+                  <w:jc w:val="left"/>
+                  <w:rPr>
+                    <w:b w:val="1"/>
+                    <w:bCs w:val="1"/>
+                    <w:sz w:val="20"/>
+                    <w:szCs w:val="20"/>
+                  </w:rPr>
+                </w:pPr>
+                <w:r>
+                  <w:rPr>
+                    <w:b w:val="1"/>
+                    <w:bCs w:val="1"/>
+                    <w:sz w:val="20"/>
+                    <w:szCs w:val="20"/>
+                    <w:rtl w:val="0"/>
+                  </w:rPr>
+                  <w:t xml:space="preserve">Objetivo</w:t>
+                </w:r>
+              </w:p>
+            </w:tc>
+            <w:tc>
+              <w:tcPr>
+                <w:shd w:fill="auto" w:val="clear"/>
+                <w:tcMar>
+                  <w:top w:w="100.0" w:type="dxa"/>
+                  <w:left w:w="100.0" w:type="dxa"/>
+                  <w:bottom w:w="100.0" w:type="dxa"/>
+                  <w:right w:w="100.0" w:type="dxa"/>
+                </w:tcMar>
+                <w:vAlign w:val="top"/>
+              </w:tcPr>
+              <w:p>
+                <w:pPr>
+                  <w:keepNext w:val="0"/>
+                  <w:keepLines w:val="0"/>
+                  <w:pageBreakBefore w:val="0"/>
+                  <w:widowControl w:val="0"/>
+                  <w:pBdr>
+                    <w:top w:space="0" w:sz="0" w:val="nil"/>
+                    <w:left w:space="0" w:sz="0" w:val="nil"/>
+                    <w:bottom w:space="0" w:sz="0" w:val="nil"/>
+                    <w:right w:space="0" w:sz="0" w:val="nil"/>
+                    <w:between w:space="0" w:sz="0" w:val="nil"/>
+                  </w:pBdr>
+                  <w:shd w:fill="auto" w:val="clear"/>
+                  <w:spacing w:after="0" w:before="0" w:line="240" w:lineRule="auto"/>
+                  <w:ind w:left="0" w:right="0" w:firstLine="0"/>
+                  <w:jc w:val="left"/>
+                  <w:rPr>
+                    <w:b w:val="1"/>
+                    <w:bCs w:val="1"/>
+                    <w:sz w:val="20"/>
+                    <w:szCs w:val="20"/>
+                  </w:rPr>
+                </w:pPr>
+                <w:r>
+                  <w:rPr>
+                    <w:b w:val="1"/>
+                    <w:bCs w:val="1"/>
+                    <w:sz w:val="20"/>
+                    <w:szCs w:val="20"/>
+                    <w:rtl w:val="0"/>
+                  </w:rPr>
+                  <w:t xml:space="preserve">Actividades principales</w:t>
+                </w:r>
+              </w:p>
+            </w:tc>
+            <w:tc>
+              <w:tcPr>
+                <w:shd w:fill="auto" w:val="clear"/>
+                <w:tcMar>
+                  <w:top w:w="100.0" w:type="dxa"/>
+                  <w:left w:w="100.0" w:type="dxa"/>
+                  <w:bottom w:w="100.0" w:type="dxa"/>
+                  <w:right w:w="100.0" w:type="dxa"/>
+                </w:tcMar>
+                <w:vAlign w:val="top"/>
+              </w:tcPr>
+              <w:p>
+                <w:pPr>
+                  <w:keepNext w:val="0"/>
+                  <w:keepLines w:val="0"/>
+                  <w:pageBreakBefore w:val="0"/>
+                  <w:widowControl w:val="0"/>
+                  <w:pBdr>
+                    <w:top w:space="0" w:sz="0" w:val="nil"/>
+                    <w:left w:space="0" w:sz="0" w:val="nil"/>
+                    <w:bottom w:space="0" w:sz="0" w:val="nil"/>
+                    <w:right w:space="0" w:sz="0" w:val="nil"/>
+                    <w:between w:space="0" w:sz="0" w:val="nil"/>
+                  </w:pBdr>
+                  <w:shd w:fill="auto" w:val="clear"/>
+                  <w:spacing w:after="0" w:before="0" w:line="240" w:lineRule="auto"/>
+                  <w:ind w:left="0" w:right="0" w:firstLine="0"/>
+                  <w:jc w:val="left"/>
+                  <w:rPr>
+                    <w:b w:val="1"/>
+                    <w:bCs w:val="1"/>
+                    <w:sz w:val="20"/>
+                    <w:szCs w:val="20"/>
+                  </w:rPr>
+                </w:pPr>
+                <w:r>
+                  <w:rPr>
+                    <w:b w:val="1"/>
+                    <w:bCs w:val="1"/>
+                    <w:sz w:val="20"/>
+                    <w:szCs w:val="20"/>
+                    <w:rtl w:val="0"/>
+                  </w:rPr>
+                  <w:t xml:space="preserve">Resultado esperado</w:t>
+                </w:r>
+              </w:p>
+            </w:tc>
+            <w:tc>
+              <w:tcPr>
+                <w:shd w:fill="auto" w:val="clear"/>
+                <w:tcMar>
+                  <w:top w:w="100.0" w:type="dxa"/>
+                  <w:left w:w="100.0" w:type="dxa"/>
+                  <w:bottom w:w="100.0" w:type="dxa"/>
+                  <w:right w:w="100.0" w:type="dxa"/>
+                </w:tcMar>
+                <w:vAlign w:val="top"/>
+              </w:tcPr>
+              <w:p>
+                <w:pPr>
+                  <w:keepNext w:val="0"/>
+                  <w:keepLines w:val="0"/>
+                  <w:pageBreakBefore w:val="0"/>
+                  <w:widowControl w:val="0"/>
+                  <w:pBdr>
+                    <w:top w:space="0" w:sz="0" w:val="nil"/>
+                    <w:left w:space="0" w:sz="0" w:val="nil"/>
+                    <w:bottom w:space="0" w:sz="0" w:val="nil"/>
+                    <w:right w:space="0" w:sz="0" w:val="nil"/>
+                    <w:between w:space="0" w:sz="0" w:val="nil"/>
+                  </w:pBdr>
+                  <w:shd w:fill="auto" w:val="clear"/>
+                  <w:spacing w:after="0" w:before="0" w:line="240" w:lineRule="auto"/>
+                  <w:ind w:left="0" w:right="0" w:firstLine="0"/>
+                  <w:jc w:val="left"/>
+                  <w:rPr>
+                    <w:b w:val="1"/>
+                    <w:bCs w:val="1"/>
+                    <w:sz w:val="20"/>
+                    <w:szCs w:val="20"/>
+                  </w:rPr>
+                </w:pPr>
+                <w:r>
+                  <w:rPr>
+                    <w:b w:val="1"/>
+                    <w:bCs w:val="1"/>
+                    <w:sz w:val="20"/>
+                    <w:szCs w:val="20"/>
+                    <w:rtl w:val="0"/>
+                  </w:rPr>
+                  <w:t xml:space="preserve">Duración</w:t>
+                </w:r>
+              </w:p>
+            </w:tc>
+            <w:tc>
+              <w:tcPr>
+                <w:shd w:fill="auto" w:val="clear"/>
+                <w:tcMar>
+                  <w:top w:w="100.0" w:type="dxa"/>
+                  <w:left w:w="100.0" w:type="dxa"/>
+                  <w:bottom w:w="100.0" w:type="dxa"/>
+                  <w:right w:w="100.0" w:type="dxa"/>
+                </w:tcMar>
+                <w:vAlign w:val="top"/>
+              </w:tcPr>
+              <w:p>
+                <w:pPr>
+                  <w:keepNext w:val="0"/>
+                  <w:keepLines w:val="0"/>
+                  <w:pageBreakBefore w:val="0"/>
+                  <w:widowControl w:val="0"/>
+                  <w:pBdr>
+                    <w:top w:space="0" w:sz="0" w:val="nil"/>
+                    <w:left w:space="0" w:sz="0" w:val="nil"/>
+                    <w:bottom w:space="0" w:sz="0" w:val="nil"/>
+                    <w:right w:space="0" w:sz="0" w:val="nil"/>
+                    <w:between w:space="0" w:sz="0" w:val="nil"/>
+                  </w:pBdr>
+                  <w:shd w:fill="auto" w:val="clear"/>
+                  <w:spacing w:after="0" w:before="0" w:line="240" w:lineRule="auto"/>
+                  <w:ind w:left="0" w:right="0" w:firstLine="0"/>
+                  <w:jc w:val="left"/>
+                  <w:rPr>
+                    <w:b w:val="1"/>
+                    <w:bCs w:val="1"/>
+                    <w:sz w:val="20"/>
+                    <w:szCs w:val="20"/>
+                  </w:rPr>
+                </w:pPr>
+                <w:r>
+                  <w:rPr>
+                    <w:b w:val="1"/>
+                    <w:bCs w:val="1"/>
+                    <w:sz w:val="20"/>
+                    <w:szCs w:val="20"/>
+                    <w:rtl w:val="0"/>
+                  </w:rPr>
+                  <w:t xml:space="preserve">Semanas</w:t>
+                </w:r>
+              </w:p>
+            </w:tc>
+          </w:tr>
+          <w:tr>
+            <w:trPr>
+              <w:cantSplit w:val="0"/>
+              <w:tblHeader w:val="0"/>
+            </w:trPr>
+            <w:tc>
+              <w:tcPr>
+                <w:shd w:fill="auto" w:val="clear"/>
+                <w:tcMar>
+                  <w:top w:w="100.0" w:type="dxa"/>
+                  <w:left w:w="100.0" w:type="dxa"/>
+                  <w:bottom w:w="100.0" w:type="dxa"/>
+                  <w:right w:w="100.0" w:type="dxa"/>
+                </w:tcMar>
+                <w:vAlign w:val="top"/>
+              </w:tcPr>
+              <w:p>
+                <w:pPr>
+                  <w:keepNext w:val="0"/>
+                  <w:keepLines w:val="0"/>
+                  <w:pageBreakBefore w:val="0"/>
+                  <w:widowControl w:val="0"/>
+                  <w:pBdr>
+                    <w:top w:space="0" w:sz="0" w:val="nil"/>
+                    <w:left w:space="0" w:sz="0" w:val="nil"/>
+                    <w:bottom w:space="0" w:sz="0" w:val="nil"/>
+                    <w:right w:space="0" w:sz="0" w:val="nil"/>
+                    <w:between w:space="0" w:sz="0" w:val="nil"/>
+                  </w:pBdr>
+                  <w:shd w:fill="auto" w:val="clear"/>
+                  <w:spacing w:after="0" w:before="0" w:line="240" w:lineRule="auto"/>
+                  <w:ind w:left="0" w:right="0" w:firstLine="0"/>
+                  <w:jc w:val="left"/>
+                  <w:rPr>
+                    <w:sz w:val="20"/>
+                    <w:szCs w:val="20"/>
+                  </w:rPr>
+                </w:pPr>
+                <w:r>
+                  <w:rPr>
+                    <w:sz w:val="20"/>
+                    <w:szCs w:val="20"/>
+                    <w:rtl w:val="0"/>
+                  </w:rPr>
+                  <w:t xml:space="preserve">Sprint 1</w:t>
+                </w:r>
+              </w:p>
+            </w:tc>
+            <w:tc>
+              <w:tcPr>
+                <w:shd w:fill="auto" w:val="clear"/>
+                <w:tcMar>
+                  <w:top w:w="100.0" w:type="dxa"/>
+                  <w:left w:w="100.0" w:type="dxa"/>
+                  <w:bottom w:w="100.0" w:type="dxa"/>
+                  <w:right w:w="100.0" w:type="dxa"/>
+                </w:tcMar>
+                <w:vAlign w:val="top"/>
+              </w:tcPr>
+              <w:p>
+                <w:pPr>
+                  <w:keepNext w:val="0"/>
+                  <w:keepLines w:val="0"/>
+                  <w:pageBreakBefore w:val="0"/>
+                  <w:widowControl w:val="0"/>
+                  <w:pBdr>
+                    <w:top w:space="0" w:sz="0" w:val="nil"/>
+                    <w:left w:space="0" w:sz="0" w:val="nil"/>
+                    <w:bottom w:space="0" w:sz="0" w:val="nil"/>
+                    <w:right w:space="0" w:sz="0" w:val="nil"/>
+                    <w:between w:space="0" w:sz="0" w:val="nil"/>
+                  </w:pBdr>
+                  <w:shd w:fill="auto" w:val="clear"/>
+                  <w:spacing w:after="0" w:before="0" w:line="240" w:lineRule="auto"/>
+                  <w:ind w:left="0" w:right="0" w:firstLine="0"/>
+                  <w:jc w:val="left"/>
+                  <w:rPr>
+                    <w:sz w:val="20"/>
+                    <w:szCs w:val="20"/>
+                  </w:rPr>
+                </w:pPr>
+                <w:r>
+                  <w:rPr>
+                    <w:sz w:val="20"/>
+                    <w:szCs w:val="20"/>
+                    <w:rtl w:val="0"/>
+                  </w:rPr>
+                  <w:t xml:space="preserve">Definición y planificación del proyecto</w:t>
+                </w:r>
+              </w:p>
+            </w:tc>
+            <w:tc>
+              <w:tcPr>
+                <w:shd w:fill="auto" w:val="clear"/>
+                <w:tcMar>
+                  <w:top w:w="100.0" w:type="dxa"/>
+                  <w:left w:w="100.0" w:type="dxa"/>
+                  <w:bottom w:w="100.0" w:type="dxa"/>
+                  <w:right w:w="100.0" w:type="dxa"/>
+                </w:tcMar>
+                <w:vAlign w:val="top"/>
+              </w:tcPr>
+              <w:p>
+                <w:pPr>
+                  <w:keepNext w:val="0"/>
+                  <w:keepLines w:val="0"/>
+                  <w:pageBreakBefore w:val="0"/>
+                  <w:widowControl w:val="0"/>
+                  <w:pBdr>
+                    <w:top w:space="0" w:sz="0" w:val="nil"/>
+                    <w:left w:space="0" w:sz="0" w:val="nil"/>
+                    <w:bottom w:space="0" w:sz="0" w:val="nil"/>
+                    <w:right w:space="0" w:sz="0" w:val="nil"/>
+                    <w:between w:space="0" w:sz="0" w:val="nil"/>
+                  </w:pBdr>
+                  <w:shd w:fill="auto" w:val="clear"/>
+                  <w:spacing w:after="0" w:before="0" w:line="240" w:lineRule="auto"/>
+                  <w:ind w:left="0" w:right="0" w:firstLine="0"/>
+                  <w:jc w:val="left"/>
+                  <w:rPr>
+                    <w:sz w:val="20"/>
+                    <w:szCs w:val="20"/>
+                  </w:rPr>
+                </w:pPr>
+                <w:r>
+                  <w:rPr>
+                    <w:sz w:val="20"/>
+                    <w:szCs w:val="20"/>
+                    <w:rtl w:val="0"/>
+                  </w:rPr>
+                  <w:t xml:space="preserve">Levantamiento y análisis de requerimientos; identificación de necesidades de los usuarios; definición de requerimientos funcionales y no funcionales, análisis inicial de fuentes de información; definición de arquitectura general</w:t>
+                </w:r>
+              </w:p>
+            </w:tc>
+            <w:tc>
+              <w:tcPr>
+                <w:shd w:fill="auto" w:val="clear"/>
+                <w:tcMar>
+                  <w:top w:w="100.0" w:type="dxa"/>
+                  <w:left w:w="100.0" w:type="dxa"/>
+                  <w:bottom w:w="100.0" w:type="dxa"/>
+                  <w:right w:w="100.0" w:type="dxa"/>
+                </w:tcMar>
+                <w:vAlign w:val="top"/>
+              </w:tcPr>
+              <w:p>
+                <w:pPr>
+                  <w:keepNext w:val="0"/>
+                  <w:keepLines w:val="0"/>
+                  <w:pageBreakBefore w:val="0"/>
+                  <w:widowControl w:val="0"/>
+                  <w:pBdr>
+                    <w:top w:space="0" w:sz="0" w:val="nil"/>
+                    <w:left w:space="0" w:sz="0" w:val="nil"/>
+                    <w:bottom w:space="0" w:sz="0" w:val="nil"/>
+                    <w:right w:space="0" w:sz="0" w:val="nil"/>
+                    <w:between w:space="0" w:sz="0" w:val="nil"/>
+                  </w:pBdr>
+                  <w:shd w:fill="auto" w:val="clear"/>
+                  <w:spacing w:after="0" w:before="0" w:line="240" w:lineRule="auto"/>
+                  <w:ind w:left="0" w:right="0" w:firstLine="0"/>
+                  <w:jc w:val="left"/>
+                  <w:rPr>
+                    <w:sz w:val="20"/>
+                    <w:szCs w:val="20"/>
+                  </w:rPr>
+                </w:pPr>
+                <w:r>
+                  <w:rPr>
+                    <w:sz w:val="20"/>
+                    <w:szCs w:val="20"/>
+                    <w:rtl w:val="0"/>
+                  </w:rPr>
+                  <w:t xml:space="preserve">Requerimientos definidos, arquitectura inicial y backlog inicial del producto.</w:t>
+                </w:r>
+              </w:p>
+            </w:tc>
+            <w:tc>
+              <w:tcPr>
+                <w:shd w:fill="auto" w:val="clear"/>
+                <w:tcMar>
+                  <w:top w:w="100.0" w:type="dxa"/>
+                  <w:left w:w="100.0" w:type="dxa"/>
+                  <w:bottom w:w="100.0" w:type="dxa"/>
+                  <w:right w:w="100.0" w:type="dxa"/>
+                </w:tcMar>
+                <w:vAlign w:val="top"/>
+              </w:tcPr>
+              <w:p>
+                <w:pPr>
+                  <w:keepNext w:val="0"/>
+                  <w:keepLines w:val="0"/>
+                  <w:pageBreakBefore w:val="0"/>
+                  <w:widowControl w:val="0"/>
+                  <w:pBdr>
+                    <w:top w:space="0" w:sz="0" w:val="nil"/>
+                    <w:left w:space="0" w:sz="0" w:val="nil"/>
+                    <w:bottom w:space="0" w:sz="0" w:val="nil"/>
+                    <w:right w:space="0" w:sz="0" w:val="nil"/>
+                    <w:between w:space="0" w:sz="0" w:val="nil"/>
+                  </w:pBdr>
+                  <w:shd w:fill="auto" w:val="clear"/>
+                  <w:spacing w:after="0" w:before="0" w:line="240" w:lineRule="auto"/>
+                  <w:ind w:left="0" w:right="0" w:firstLine="0"/>
+                  <w:jc w:val="left"/>
+                  <w:rPr>
+                    <w:sz w:val="20"/>
+                    <w:szCs w:val="20"/>
+                  </w:rPr>
+                </w:pPr>
+                <w:r>
+                  <w:rPr>
+                    <w:sz w:val="20"/>
+                    <w:szCs w:val="20"/>
+                    <w:rtl w:val="0"/>
+                  </w:rPr>
+                  <w:t xml:space="preserve">2 Semanas</w:t>
+                </w:r>
+              </w:p>
+            </w:tc>
+            <w:tc>
+              <w:tcPr>
+                <w:shd w:fill="auto" w:val="clear"/>
+                <w:tcMar>
+                  <w:top w:w="100.0" w:type="dxa"/>
+                  <w:left w:w="100.0" w:type="dxa"/>
+                  <w:bottom w:w="100.0" w:type="dxa"/>
+                  <w:right w:w="100.0" w:type="dxa"/>
+                </w:tcMar>
+                <w:vAlign w:val="top"/>
+              </w:tcPr>
+              <w:p>
+                <w:pPr>
+                  <w:keepNext w:val="0"/>
+                  <w:keepLines w:val="0"/>
+                  <w:pageBreakBefore w:val="0"/>
+                  <w:widowControl w:val="0"/>
+                  <w:pBdr>
+                    <w:top w:space="0" w:sz="0" w:val="nil"/>
+                    <w:left w:space="0" w:sz="0" w:val="nil"/>
+                    <w:bottom w:space="0" w:sz="0" w:val="nil"/>
+                    <w:right w:space="0" w:sz="0" w:val="nil"/>
+                    <w:between w:space="0" w:sz="0" w:val="nil"/>
+                  </w:pBdr>
+                  <w:shd w:fill="auto" w:val="clear"/>
+                  <w:spacing w:after="0" w:before="0" w:line="240" w:lineRule="auto"/>
+                  <w:ind w:left="0" w:right="0" w:firstLine="0"/>
+                  <w:jc w:val="left"/>
+                  <w:rPr>
+                    <w:sz w:val="20"/>
+                    <w:szCs w:val="20"/>
+                  </w:rPr>
+                </w:pPr>
+                <w:r>
+                  <w:rPr>
+                    <w:sz w:val="20"/>
+                    <w:szCs w:val="20"/>
+                    <w:rtl w:val="0"/>
+                  </w:rPr>
+                  <w:t xml:space="preserve">1-2</w:t>
+                </w:r>
+              </w:p>
+            </w:tc>
+          </w:tr>
+          <w:tr>
+            <w:trPr>
+              <w:cantSplit w:val="0"/>
+              <w:tblHeader w:val="0"/>
+            </w:trPr>
+            <w:tc>
+              <w:tcPr>
+                <w:shd w:fill="auto" w:val="clear"/>
+                <w:tcMar>
+                  <w:top w:w="100.0" w:type="dxa"/>
+                  <w:left w:w="100.0" w:type="dxa"/>
+                  <w:bottom w:w="100.0" w:type="dxa"/>
+                  <w:right w:w="100.0" w:type="dxa"/>
+                </w:tcMar>
+                <w:vAlign w:val="top"/>
+              </w:tcPr>
+              <w:p>
+                <w:pPr>
+                  <w:widowControl w:val="0"/>
+                  <w:spacing w:after="0" w:line="240" w:lineRule="auto"/>
+                  <w:rPr>
+                    <w:sz w:val="20"/>
+                    <w:szCs w:val="20"/>
+                  </w:rPr>
+                </w:pPr>
+                <w:r>
+                  <w:rPr>
+                    <w:sz w:val="20"/>
+                    <w:szCs w:val="20"/>
+                    <w:rtl w:val="0"/>
+                  </w:rPr>
+                  <w:t xml:space="preserve">Sprint 2</w:t>
+                </w:r>
+              </w:p>
+            </w:tc>
+            <w:tc>
+              <w:tcPr>
+                <w:shd w:fill="auto" w:val="clear"/>
+                <w:tcMar>
+                  <w:top w:w="100.0" w:type="dxa"/>
+                  <w:left w:w="100.0" w:type="dxa"/>
+                  <w:bottom w:w="100.0" w:type="dxa"/>
+                  <w:right w:w="100.0" w:type="dxa"/>
+                </w:tcMar>
+                <w:vAlign w:val="top"/>
+              </w:tcPr>
+              <w:p>
+                <w:pPr>
+                  <w:keepNext w:val="0"/>
+                  <w:keepLines w:val="0"/>
+                  <w:pageBreakBefore w:val="0"/>
+                  <w:widowControl w:val="0"/>
+                  <w:pBdr>
+                    <w:top w:space="0" w:sz="0" w:val="nil"/>
+                    <w:left w:space="0" w:sz="0" w:val="nil"/>
+                    <w:bottom w:space="0" w:sz="0" w:val="nil"/>
+                    <w:right w:space="0" w:sz="0" w:val="nil"/>
+                    <w:between w:space="0" w:sz="0" w:val="nil"/>
+                  </w:pBdr>
+                  <w:shd w:fill="auto" w:val="clear"/>
+                  <w:spacing w:after="0" w:before="0" w:line="240" w:lineRule="auto"/>
+                  <w:ind w:left="0" w:right="0" w:firstLine="0"/>
+                  <w:jc w:val="left"/>
+                  <w:rPr>
+                    <w:sz w:val="20"/>
+                    <w:szCs w:val="20"/>
+                  </w:rPr>
+                </w:pPr>
+                <w:r>
+                  <w:rPr>
+                    <w:sz w:val="20"/>
+                    <w:szCs w:val="20"/>
+                    <w:rtl w:val="0"/>
+                  </w:rPr>
+                  <w:t xml:space="preserve">Diseño de la solución y gestión de datos</w:t>
+                </w:r>
+              </w:p>
+            </w:tc>
+            <w:tc>
+              <w:tcPr>
+                <w:shd w:fill="auto" w:val="clear"/>
+                <w:tcMar>
+                  <w:top w:w="100.0" w:type="dxa"/>
+                  <w:left w:w="100.0" w:type="dxa"/>
+                  <w:bottom w:w="100.0" w:type="dxa"/>
+                  <w:right w:w="100.0" w:type="dxa"/>
+                </w:tcMar>
+                <w:vAlign w:val="top"/>
+              </w:tcPr>
+              <w:p>
+                <w:pPr>
+                  <w:keepNext w:val="0"/>
+                  <w:keepLines w:val="0"/>
+                  <w:pageBreakBefore w:val="0"/>
+                  <w:widowControl w:val="0"/>
+                  <w:pBdr>
+                    <w:top w:space="0" w:sz="0" w:val="nil"/>
+                    <w:left w:space="0" w:sz="0" w:val="nil"/>
+                    <w:bottom w:space="0" w:sz="0" w:val="nil"/>
+                    <w:right w:space="0" w:sz="0" w:val="nil"/>
+                    <w:between w:space="0" w:sz="0" w:val="nil"/>
+                  </w:pBdr>
+                  <w:shd w:fill="auto" w:val="clear"/>
+                  <w:spacing w:after="0" w:before="0" w:line="240" w:lineRule="auto"/>
+                  <w:ind w:left="0" w:right="0" w:firstLine="0"/>
+                  <w:jc w:val="left"/>
+                  <w:rPr>
+                    <w:sz w:val="20"/>
+                    <w:szCs w:val="20"/>
+                  </w:rPr>
+                </w:pPr>
+                <w:r>
+                  <w:rPr>
+                    <w:sz w:val="20"/>
+                    <w:szCs w:val="20"/>
+                    <w:rtl w:val="0"/>
+                  </w:rPr>
+                  <w:t xml:space="preserve">Diseño de la base de datos; definición de entidades y relaciones; diseño de interfaces; elaboración del prototipo; selección de tecnologías y fuentes de información.</w:t>
+                </w:r>
+              </w:p>
+            </w:tc>
+            <w:tc>
+              <w:tcPr>
+                <w:shd w:fill="auto" w:val="clear"/>
+                <w:tcMar>
+                  <w:top w:w="100.0" w:type="dxa"/>
+                  <w:left w:w="100.0" w:type="dxa"/>
+                  <w:bottom w:w="100.0" w:type="dxa"/>
+                  <w:right w:w="100.0" w:type="dxa"/>
+                </w:tcMar>
+                <w:vAlign w:val="top"/>
+              </w:tcPr>
+              <w:p>
+                <w:pPr>
+                  <w:keepNext w:val="0"/>
+                  <w:keepLines w:val="0"/>
+                  <w:pageBreakBefore w:val="0"/>
+                  <w:widowControl w:val="0"/>
+                  <w:pBdr>
+                    <w:top w:space="0" w:sz="0" w:val="nil"/>
+                    <w:left w:space="0" w:sz="0" w:val="nil"/>
+                    <w:bottom w:space="0" w:sz="0" w:val="nil"/>
+                    <w:right w:space="0" w:sz="0" w:val="nil"/>
+                    <w:between w:space="0" w:sz="0" w:val="nil"/>
+                  </w:pBdr>
+                  <w:shd w:fill="auto" w:val="clear"/>
+                  <w:spacing w:after="0" w:before="0" w:line="240" w:lineRule="auto"/>
+                  <w:ind w:left="0" w:right="0" w:firstLine="0"/>
+                  <w:jc w:val="left"/>
+                  <w:rPr>
+                    <w:sz w:val="20"/>
+                    <w:szCs w:val="20"/>
+                  </w:rPr>
+                </w:pPr>
+                <w:r>
+                  <w:rPr>
+                    <w:sz w:val="20"/>
+                    <w:szCs w:val="20"/>
+                    <w:rtl w:val="0"/>
+                  </w:rPr>
+                  <w:t xml:space="preserve">Modelo de datos, prototipo inicial y estructura técnica definida.</w:t>
+                </w:r>
+              </w:p>
+            </w:tc>
+            <w:tc>
+              <w:tcPr>
+                <w:shd w:fill="auto" w:val="clear"/>
+                <w:tcMar>
+                  <w:top w:w="100.0" w:type="dxa"/>
+                  <w:left w:w="100.0" w:type="dxa"/>
+                  <w:bottom w:w="100.0" w:type="dxa"/>
+                  <w:right w:w="100.0" w:type="dxa"/>
+                </w:tcMar>
+                <w:vAlign w:val="top"/>
+              </w:tcPr>
+              <w:p>
+                <w:pPr>
+                  <w:widowControl w:val="0"/>
+                  <w:spacing w:after="0" w:line="240" w:lineRule="auto"/>
+                  <w:rPr>
+                    <w:sz w:val="20"/>
+                    <w:szCs w:val="20"/>
+                  </w:rPr>
+                </w:pPr>
+                <w:r>
+                  <w:rPr>
+                    <w:sz w:val="20"/>
+                    <w:szCs w:val="20"/>
+                    <w:rtl w:val="0"/>
+                  </w:rPr>
+                  <w:t xml:space="preserve">2 Semanas</w:t>
+                </w:r>
+              </w:p>
+            </w:tc>
+            <w:tc>
+              <w:tcPr>
+                <w:shd w:fill="auto" w:val="clear"/>
+                <w:tcMar>
+                  <w:top w:w="100.0" w:type="dxa"/>
+                  <w:left w:w="100.0" w:type="dxa"/>
+                  <w:bottom w:w="100.0" w:type="dxa"/>
+                  <w:right w:w="100.0" w:type="dxa"/>
+                </w:tcMar>
+                <w:vAlign w:val="top"/>
+              </w:tcPr>
+              <w:p>
+                <w:pPr>
+                  <w:keepNext w:val="0"/>
+                  <w:keepLines w:val="0"/>
+                  <w:pageBreakBefore w:val="0"/>
+                  <w:widowControl w:val="0"/>
+                  <w:pBdr>
+                    <w:top w:space="0" w:sz="0" w:val="nil"/>
+                    <w:left w:space="0" w:sz="0" w:val="nil"/>
+                    <w:bottom w:space="0" w:sz="0" w:val="nil"/>
+                    <w:right w:space="0" w:sz="0" w:val="nil"/>
+                    <w:between w:space="0" w:sz="0" w:val="nil"/>
+                  </w:pBdr>
+                  <w:shd w:fill="auto" w:val="clear"/>
+                  <w:spacing w:after="0" w:before="0" w:line="240" w:lineRule="auto"/>
+                  <w:ind w:left="0" w:right="0" w:firstLine="0"/>
+                  <w:jc w:val="left"/>
+                  <w:rPr>
+                    <w:sz w:val="20"/>
+                    <w:szCs w:val="20"/>
+                  </w:rPr>
+                </w:pPr>
+                <w:r>
+                  <w:rPr>
+                    <w:sz w:val="20"/>
+                    <w:szCs w:val="20"/>
+                    <w:rtl w:val="0"/>
+                  </w:rPr>
+                  <w:t xml:space="preserve">3-4</w:t>
+                </w:r>
+              </w:p>
+            </w:tc>
+          </w:tr>
+          <w:tr>
+            <w:trPr>
+              <w:cantSplit w:val="0"/>
+              <w:tblHeader w:val="0"/>
+            </w:trPr>
+            <w:tc>
+              <w:tcPr>
+                <w:shd w:fill="auto" w:val="clear"/>
+                <w:tcMar>
+                  <w:top w:w="100.0" w:type="dxa"/>
+                  <w:left w:w="100.0" w:type="dxa"/>
+                  <w:bottom w:w="100.0" w:type="dxa"/>
+                  <w:right w:w="100.0" w:type="dxa"/>
+                </w:tcMar>
+                <w:vAlign w:val="top"/>
+              </w:tcPr>
+              <w:p>
+                <w:pPr>
+                  <w:widowControl w:val="0"/>
+                  <w:spacing w:after="0" w:line="240" w:lineRule="auto"/>
+                  <w:rPr>
+                    <w:sz w:val="20"/>
+                    <w:szCs w:val="20"/>
+                  </w:rPr>
+                </w:pPr>
+                <w:r>
+                  <w:rPr>
+                    <w:sz w:val="20"/>
+                    <w:szCs w:val="20"/>
+                    <w:rtl w:val="0"/>
+                  </w:rPr>
+                  <w:t xml:space="preserve">Sprint 3</w:t>
+                </w:r>
+              </w:p>
+            </w:tc>
+            <w:tc>
+              <w:tcPr>
+                <w:shd w:fill="auto" w:val="clear"/>
+                <w:tcMar>
+                  <w:top w:w="100.0" w:type="dxa"/>
+                  <w:left w:w="100.0" w:type="dxa"/>
+                  <w:bottom w:w="100.0" w:type="dxa"/>
+                  <w:right w:w="100.0" w:type="dxa"/>
+                </w:tcMar>
+                <w:vAlign w:val="top"/>
+              </w:tcPr>
+              <w:p>
+                <w:pPr>
+                  <w:keepNext w:val="0"/>
+                  <w:keepLines w:val="0"/>
+                  <w:pageBreakBefore w:val="0"/>
+                  <w:widowControl w:val="0"/>
+                  <w:pBdr>
+                    <w:top w:space="0" w:sz="0" w:val="nil"/>
+                    <w:left w:space="0" w:sz="0" w:val="nil"/>
+                    <w:bottom w:space="0" w:sz="0" w:val="nil"/>
+                    <w:right w:space="0" w:sz="0" w:val="nil"/>
+                    <w:between w:space="0" w:sz="0" w:val="nil"/>
+                  </w:pBdr>
+                  <w:shd w:fill="auto" w:val="clear"/>
+                  <w:spacing w:after="0" w:before="0" w:line="240" w:lineRule="auto"/>
+                  <w:ind w:left="0" w:right="0" w:firstLine="0"/>
+                  <w:jc w:val="left"/>
+                  <w:rPr>
+                    <w:sz w:val="20"/>
+                    <w:szCs w:val="20"/>
+                  </w:rPr>
+                </w:pPr>
+                <w:r>
+                  <w:rPr>
+                    <w:sz w:val="20"/>
+                    <w:szCs w:val="20"/>
+                    <w:rtl w:val="0"/>
+                  </w:rPr>
+                  <w:t xml:space="preserve">Obtención y procesamiento de información</w:t>
+                </w:r>
+              </w:p>
+            </w:tc>
+            <w:tc>
+              <w:tcPr>
+                <w:shd w:fill="auto" w:val="clear"/>
+                <w:tcMar>
+                  <w:top w:w="100.0" w:type="dxa"/>
+                  <w:left w:w="100.0" w:type="dxa"/>
+                  <w:bottom w:w="100.0" w:type="dxa"/>
+                  <w:right w:w="100.0" w:type="dxa"/>
+                </w:tcMar>
+                <w:vAlign w:val="top"/>
+              </w:tcPr>
+              <w:p>
+                <w:pPr>
+                  <w:keepNext w:val="0"/>
+                  <w:keepLines w:val="0"/>
+                  <w:pageBreakBefore w:val="0"/>
+                  <w:widowControl w:val="0"/>
+                  <w:pBdr>
+                    <w:top w:space="0" w:sz="0" w:val="nil"/>
+                    <w:left w:space="0" w:sz="0" w:val="nil"/>
+                    <w:bottom w:space="0" w:sz="0" w:val="nil"/>
+                    <w:right w:space="0" w:sz="0" w:val="nil"/>
+                    <w:between w:space="0" w:sz="0" w:val="nil"/>
+                  </w:pBdr>
+                  <w:shd w:fill="auto" w:val="clear"/>
+                  <w:spacing w:after="0" w:before="0" w:line="240" w:lineRule="auto"/>
+                  <w:ind w:left="0" w:right="0" w:firstLine="0"/>
+                  <w:jc w:val="left"/>
+                  <w:rPr>
+                    <w:sz w:val="20"/>
+                    <w:szCs w:val="20"/>
+                  </w:rPr>
+                </w:pPr>
+                <w:r>
+                  <w:rPr>
+                    <w:sz w:val="20"/>
+                    <w:szCs w:val="20"/>
+                    <w:rtl w:val="0"/>
+                  </w:rPr>
+                  <w:t xml:space="preserve">Desarrollo del módulo de obtención de datos; conexión con las fuentes seleccionadas; limpieza y normalización de la información; almacenamiento de los datos procesados.</w:t>
+                </w:r>
+              </w:p>
+            </w:tc>
+            <w:tc>
+              <w:tcPr>
+                <w:shd w:fill="auto" w:val="clear"/>
+                <w:tcMar>
+                  <w:top w:w="100.0" w:type="dxa"/>
+                  <w:left w:w="100.0" w:type="dxa"/>
+                  <w:bottom w:w="100.0" w:type="dxa"/>
+                  <w:right w:w="100.0" w:type="dxa"/>
+                </w:tcMar>
+                <w:vAlign w:val="top"/>
+              </w:tcPr>
+              <w:p>
+                <w:pPr>
+                  <w:keepNext w:val="0"/>
+                  <w:keepLines w:val="0"/>
+                  <w:pageBreakBefore w:val="0"/>
+                  <w:widowControl w:val="0"/>
+                  <w:pBdr>
+                    <w:top w:space="0" w:sz="0" w:val="nil"/>
+                    <w:left w:space="0" w:sz="0" w:val="nil"/>
+                    <w:bottom w:space="0" w:sz="0" w:val="nil"/>
+                    <w:right w:space="0" w:sz="0" w:val="nil"/>
+                    <w:between w:space="0" w:sz="0" w:val="nil"/>
+                  </w:pBdr>
+                  <w:shd w:fill="auto" w:val="clear"/>
+                  <w:spacing w:after="0" w:before="0" w:line="240" w:lineRule="auto"/>
+                  <w:ind w:left="0" w:right="0" w:firstLine="0"/>
+                  <w:jc w:val="left"/>
+                  <w:rPr>
+                    <w:sz w:val="20"/>
+                    <w:szCs w:val="20"/>
+                  </w:rPr>
+                </w:pPr>
+                <w:r>
+                  <w:rPr>
+                    <w:sz w:val="20"/>
+                    <w:szCs w:val="20"/>
+                    <w:rtl w:val="0"/>
+                  </w:rPr>
+                  <w:t xml:space="preserve">Primera versión funcional del sistema de gestión de información y datos disponibles para consulta.</w:t>
+                </w:r>
+              </w:p>
+            </w:tc>
+            <w:tc>
+              <w:tcPr>
+                <w:shd w:fill="auto" w:val="clear"/>
+                <w:tcMar>
+                  <w:top w:w="100.0" w:type="dxa"/>
+                  <w:left w:w="100.0" w:type="dxa"/>
+                  <w:bottom w:w="100.0" w:type="dxa"/>
+                  <w:right w:w="100.0" w:type="dxa"/>
+                </w:tcMar>
+                <w:vAlign w:val="top"/>
+              </w:tcPr>
+              <w:p>
+                <w:pPr>
+                  <w:widowControl w:val="0"/>
+                  <w:spacing w:after="0" w:line="240" w:lineRule="auto"/>
+                  <w:rPr>
+                    <w:sz w:val="20"/>
+                    <w:szCs w:val="20"/>
+                  </w:rPr>
+                </w:pPr>
+                <w:r>
+                  <w:rPr>
+                    <w:sz w:val="20"/>
+                    <w:szCs w:val="20"/>
+                    <w:rtl w:val="0"/>
+                  </w:rPr>
+                  <w:t xml:space="preserve">3 Semanas</w:t>
+                </w:r>
+              </w:p>
+            </w:tc>
+            <w:tc>
+              <w:tcPr>
+                <w:shd w:fill="auto" w:val="clear"/>
+                <w:tcMar>
+                  <w:top w:w="100.0" w:type="dxa"/>
+                  <w:left w:w="100.0" w:type="dxa"/>
+                  <w:bottom w:w="100.0" w:type="dxa"/>
+                  <w:right w:w="100.0" w:type="dxa"/>
+                </w:tcMar>
+                <w:vAlign w:val="top"/>
+              </w:tcPr>
+              <w:p>
+                <w:pPr>
+                  <w:keepNext w:val="0"/>
+                  <w:keepLines w:val="0"/>
+                  <w:pageBreakBefore w:val="0"/>
+                  <w:widowControl w:val="0"/>
+                  <w:pBdr>
+                    <w:top w:space="0" w:sz="0" w:val="nil"/>
+                    <w:left w:space="0" w:sz="0" w:val="nil"/>
+                    <w:bottom w:space="0" w:sz="0" w:val="nil"/>
+                    <w:right w:space="0" w:sz="0" w:val="nil"/>
+                    <w:between w:space="0" w:sz="0" w:val="nil"/>
+                  </w:pBdr>
+                  <w:shd w:fill="auto" w:val="clear"/>
+                  <w:spacing w:after="0" w:before="0" w:line="240" w:lineRule="auto"/>
+                  <w:ind w:left="0" w:right="0" w:firstLine="0"/>
+                  <w:jc w:val="left"/>
+                  <w:rPr>
+                    <w:sz w:val="20"/>
+                    <w:szCs w:val="20"/>
+                  </w:rPr>
+                </w:pPr>
+                <w:r>
+                  <w:rPr>
+                    <w:sz w:val="20"/>
+                    <w:szCs w:val="20"/>
+                    <w:rtl w:val="0"/>
+                  </w:rPr>
+                  <w:t xml:space="preserve">5-7</w:t>
+                </w:r>
+              </w:p>
+            </w:tc>
+          </w:tr>
+          <w:tr>
+            <w:trPr>
+              <w:cantSplit w:val="0"/>
+              <w:tblHeader w:val="0"/>
+            </w:trPr>
+            <w:tc>
+              <w:tcPr>
+                <w:shd w:fill="auto" w:val="clear"/>
+                <w:tcMar>
+                  <w:top w:w="100.0" w:type="dxa"/>
+                  <w:left w:w="100.0" w:type="dxa"/>
+                  <w:bottom w:w="100.0" w:type="dxa"/>
+                  <w:right w:w="100.0" w:type="dxa"/>
+                </w:tcMar>
+                <w:vAlign w:val="top"/>
+              </w:tcPr>
+              <w:p>
+                <w:pPr>
+                  <w:widowControl w:val="0"/>
+                  <w:spacing w:after="0" w:line="240" w:lineRule="auto"/>
+                  <w:rPr>
+                    <w:sz w:val="20"/>
+                    <w:szCs w:val="20"/>
+                  </w:rPr>
+                </w:pPr>
+                <w:r>
+                  <w:rPr>
+                    <w:sz w:val="20"/>
+                    <w:szCs w:val="20"/>
+                    <w:rtl w:val="0"/>
+                  </w:rPr>
+                  <w:t xml:space="preserve">Sprint 4</w:t>
+                </w:r>
+              </w:p>
+            </w:tc>
+            <w:tc>
+              <w:tcPr>
+                <w:shd w:fill="auto" w:val="clear"/>
+                <w:tcMar>
+                  <w:top w:w="100.0" w:type="dxa"/>
+                  <w:left w:w="100.0" w:type="dxa"/>
+                  <w:bottom w:w="100.0" w:type="dxa"/>
+                  <w:right w:w="100.0" w:type="dxa"/>
+                </w:tcMar>
+                <w:vAlign w:val="top"/>
+              </w:tcPr>
+              <w:p>
+                <w:pPr>
+                  <w:keepNext w:val="0"/>
+                  <w:keepLines w:val="0"/>
+                  <w:pageBreakBefore w:val="0"/>
+                  <w:widowControl w:val="0"/>
+                  <w:pBdr>
+                    <w:top w:space="0" w:sz="0" w:val="nil"/>
+                    <w:left w:space="0" w:sz="0" w:val="nil"/>
+                    <w:bottom w:space="0" w:sz="0" w:val="nil"/>
+                    <w:right w:space="0" w:sz="0" w:val="nil"/>
+                    <w:between w:space="0" w:sz="0" w:val="nil"/>
+                  </w:pBdr>
+                  <w:shd w:fill="auto" w:val="clear"/>
+                  <w:spacing w:after="0" w:before="0" w:line="240" w:lineRule="auto"/>
+                  <w:ind w:left="0" w:right="0" w:firstLine="0"/>
+                  <w:jc w:val="left"/>
+                  <w:rPr>
+                    <w:sz w:val="20"/>
+                    <w:szCs w:val="20"/>
+                  </w:rPr>
+                </w:pPr>
+                <w:r>
+                  <w:rPr>
+                    <w:sz w:val="20"/>
+                    <w:szCs w:val="20"/>
+                    <w:rtl w:val="0"/>
+                  </w:rPr>
+                  <w:t xml:space="preserve">Desarrollo del Backend</w:t>
+                </w:r>
+              </w:p>
+            </w:tc>
+            <w:tc>
+              <w:tcPr>
+                <w:shd w:fill="auto" w:val="clear"/>
+                <w:tcMar>
+                  <w:top w:w="100.0" w:type="dxa"/>
+                  <w:left w:w="100.0" w:type="dxa"/>
+                  <w:bottom w:w="100.0" w:type="dxa"/>
+                  <w:right w:w="100.0" w:type="dxa"/>
+                </w:tcMar>
+                <w:vAlign w:val="top"/>
+              </w:tcPr>
+              <w:p>
+                <w:pPr>
+                  <w:keepNext w:val="0"/>
+                  <w:keepLines w:val="0"/>
+                  <w:pageBreakBefore w:val="0"/>
+                  <w:widowControl w:val="0"/>
+                  <w:pBdr>
+                    <w:top w:space="0" w:sz="0" w:val="nil"/>
+                    <w:left w:space="0" w:sz="0" w:val="nil"/>
+                    <w:bottom w:space="0" w:sz="0" w:val="nil"/>
+                    <w:right w:space="0" w:sz="0" w:val="nil"/>
+                    <w:between w:space="0" w:sz="0" w:val="nil"/>
+                  </w:pBdr>
+                  <w:shd w:fill="auto" w:val="clear"/>
+                  <w:spacing w:after="0" w:before="0" w:line="240" w:lineRule="auto"/>
+                  <w:ind w:left="0" w:right="0" w:firstLine="0"/>
+                  <w:jc w:val="left"/>
+                  <w:rPr>
+                    <w:sz w:val="20"/>
+                    <w:szCs w:val="20"/>
+                  </w:rPr>
+                </w:pPr>
+                <w:r>
+                  <w:rPr>
+                    <w:sz w:val="20"/>
+                    <w:szCs w:val="20"/>
+                    <w:rtl w:val="0"/>
+                  </w:rPr>
+                  <w:t xml:space="preserve">Implementación de la lógica del sistema; desarrollo de servicios para medicamentos; farmacias; precios y consultas; conexión con la base de datos.</w:t>
+                </w:r>
+              </w:p>
+            </w:tc>
+            <w:tc>
+              <w:tcPr>
+                <w:shd w:fill="auto" w:val="clear"/>
+                <w:tcMar>
+                  <w:top w:w="100.0" w:type="dxa"/>
+                  <w:left w:w="100.0" w:type="dxa"/>
+                  <w:bottom w:w="100.0" w:type="dxa"/>
+                  <w:right w:w="100.0" w:type="dxa"/>
+                </w:tcMar>
+                <w:vAlign w:val="top"/>
+              </w:tcPr>
+              <w:p>
+                <w:pPr>
+                  <w:keepNext w:val="0"/>
+                  <w:keepLines w:val="0"/>
+                  <w:pageBreakBefore w:val="0"/>
+                  <w:widowControl w:val="0"/>
+                  <w:pBdr>
+                    <w:top w:space="0" w:sz="0" w:val="nil"/>
+                    <w:left w:space="0" w:sz="0" w:val="nil"/>
+                    <w:bottom w:space="0" w:sz="0" w:val="nil"/>
+                    <w:right w:space="0" w:sz="0" w:val="nil"/>
+                    <w:between w:space="0" w:sz="0" w:val="nil"/>
+                  </w:pBdr>
+                  <w:shd w:fill="auto" w:val="clear"/>
+                  <w:spacing w:after="0" w:before="0" w:line="240" w:lineRule="auto"/>
+                  <w:ind w:left="0" w:right="0" w:firstLine="0"/>
+                  <w:jc w:val="left"/>
+                  <w:rPr>
+                    <w:sz w:val="20"/>
+                    <w:szCs w:val="20"/>
+                  </w:rPr>
+                </w:pPr>
+                <w:r>
+                  <w:rPr>
+                    <w:sz w:val="20"/>
+                    <w:szCs w:val="20"/>
+                    <w:rtl w:val="0"/>
+                  </w:rPr>
+                  <w:t xml:space="preserve">Backend funcional conectado a la base de datos </w:t>
+                </w:r>
+              </w:p>
+            </w:tc>
+            <w:tc>
+              <w:tcPr>
+                <w:shd w:fill="auto" w:val="clear"/>
+                <w:tcMar>
+                  <w:top w:w="100.0" w:type="dxa"/>
+                  <w:left w:w="100.0" w:type="dxa"/>
+                  <w:bottom w:w="100.0" w:type="dxa"/>
+                  <w:right w:w="100.0" w:type="dxa"/>
+                </w:tcMar>
+                <w:vAlign w:val="top"/>
+              </w:tcPr>
+              <w:p>
+                <w:pPr>
+                  <w:widowControl w:val="0"/>
+                  <w:spacing w:after="0" w:line="240" w:lineRule="auto"/>
+                  <w:rPr>
+                    <w:sz w:val="20"/>
+                    <w:szCs w:val="20"/>
+                  </w:rPr>
+                </w:pPr>
+                <w:r>
+                  <w:rPr>
+                    <w:sz w:val="20"/>
+                    <w:szCs w:val="20"/>
+                    <w:rtl w:val="0"/>
+                  </w:rPr>
+                  <w:t xml:space="preserve">2 Semanas</w:t>
+                </w:r>
+              </w:p>
+            </w:tc>
+            <w:tc>
+              <w:tcPr>
+                <w:shd w:fill="auto" w:val="clear"/>
+                <w:tcMar>
+                  <w:top w:w="100.0" w:type="dxa"/>
+                  <w:left w:w="100.0" w:type="dxa"/>
+                  <w:bottom w:w="100.0" w:type="dxa"/>
+                  <w:right w:w="100.0" w:type="dxa"/>
+                </w:tcMar>
+                <w:vAlign w:val="top"/>
+              </w:tcPr>
+              <w:p>
+                <w:pPr>
+                  <w:keepNext w:val="0"/>
+                  <w:keepLines w:val="0"/>
+                  <w:pageBreakBefore w:val="0"/>
+                  <w:widowControl w:val="0"/>
+                  <w:pBdr>
+                    <w:top w:space="0" w:sz="0" w:val="nil"/>
+                    <w:left w:space="0" w:sz="0" w:val="nil"/>
+                    <w:bottom w:space="0" w:sz="0" w:val="nil"/>
+                    <w:right w:space="0" w:sz="0" w:val="nil"/>
+                    <w:between w:space="0" w:sz="0" w:val="nil"/>
+                  </w:pBdr>
+                  <w:shd w:fill="auto" w:val="clear"/>
+                  <w:spacing w:after="0" w:before="0" w:line="240" w:lineRule="auto"/>
+                  <w:ind w:left="0" w:right="0" w:firstLine="0"/>
+                  <w:jc w:val="left"/>
+                  <w:rPr>
+                    <w:sz w:val="20"/>
+                    <w:szCs w:val="20"/>
+                  </w:rPr>
+                </w:pPr>
+                <w:r>
+                  <w:rPr>
+                    <w:sz w:val="20"/>
+                    <w:szCs w:val="20"/>
+                    <w:rtl w:val="0"/>
+                  </w:rPr>
+                  <w:t xml:space="preserve">8-9</w:t>
+                </w:r>
+              </w:p>
+            </w:tc>
+          </w:tr>
+          <w:tr>
+            <w:trPr>
+              <w:cantSplit w:val="0"/>
+              <w:tblHeader w:val="0"/>
+            </w:trPr>
+            <w:tc>
+              <w:tcPr>
+                <w:shd w:fill="auto" w:val="clear"/>
+                <w:tcMar>
+                  <w:top w:w="100.0" w:type="dxa"/>
+                  <w:left w:w="100.0" w:type="dxa"/>
+                  <w:bottom w:w="100.0" w:type="dxa"/>
+                  <w:right w:w="100.0" w:type="dxa"/>
+                </w:tcMar>
+                <w:vAlign w:val="top"/>
+              </w:tcPr>
+              <w:p>
+                <w:pPr>
+                  <w:widowControl w:val="0"/>
+                  <w:spacing w:after="0" w:line="240" w:lineRule="auto"/>
+                  <w:rPr>
+                    <w:sz w:val="20"/>
+                    <w:szCs w:val="20"/>
+                  </w:rPr>
+                </w:pPr>
+                <w:r>
+                  <w:rPr>
+                    <w:sz w:val="20"/>
+                    <w:szCs w:val="20"/>
+                    <w:rtl w:val="0"/>
+                  </w:rPr>
+                  <w:t xml:space="preserve">Sprint 5</w:t>
+                </w:r>
+              </w:p>
+            </w:tc>
+            <w:tc>
+              <w:tcPr>
+                <w:shd w:fill="auto" w:val="clear"/>
+                <w:tcMar>
+                  <w:top w:w="100.0" w:type="dxa"/>
+                  <w:left w:w="100.0" w:type="dxa"/>
+                  <w:bottom w:w="100.0" w:type="dxa"/>
+                  <w:right w:w="100.0" w:type="dxa"/>
+                </w:tcMar>
+                <w:vAlign w:val="top"/>
+              </w:tcPr>
+              <w:p>
+                <w:pPr>
+                  <w:keepNext w:val="0"/>
+                  <w:keepLines w:val="0"/>
+                  <w:pageBreakBefore w:val="0"/>
+                  <w:widowControl w:val="0"/>
+                  <w:pBdr>
+                    <w:top w:space="0" w:sz="0" w:val="nil"/>
+                    <w:left w:space="0" w:sz="0" w:val="nil"/>
+                    <w:bottom w:space="0" w:sz="0" w:val="nil"/>
+                    <w:right w:space="0" w:sz="0" w:val="nil"/>
+                    <w:between w:space="0" w:sz="0" w:val="nil"/>
+                  </w:pBdr>
+                  <w:shd w:fill="auto" w:val="clear"/>
+                  <w:spacing w:after="0" w:before="0" w:line="240" w:lineRule="auto"/>
+                  <w:ind w:left="0" w:right="0" w:firstLine="0"/>
+                  <w:jc w:val="left"/>
+                  <w:rPr>
+                    <w:sz w:val="20"/>
+                    <w:szCs w:val="20"/>
+                  </w:rPr>
+                </w:pPr>
+                <w:r>
+                  <w:rPr>
+                    <w:sz w:val="20"/>
+                    <w:szCs w:val="20"/>
+                    <w:rtl w:val="0"/>
+                  </w:rPr>
+                  <w:t xml:space="preserve">Desarrollo del Frontend</w:t>
+                </w:r>
+              </w:p>
+            </w:tc>
+            <w:tc>
+              <w:tcPr>
+                <w:shd w:fill="auto" w:val="clear"/>
+                <w:tcMar>
+                  <w:top w:w="100.0" w:type="dxa"/>
+                  <w:left w:w="100.0" w:type="dxa"/>
+                  <w:bottom w:w="100.0" w:type="dxa"/>
+                  <w:right w:w="100.0" w:type="dxa"/>
+                </w:tcMar>
+                <w:vAlign w:val="top"/>
+              </w:tcPr>
+              <w:p>
+                <w:pPr>
+                  <w:widowControl w:val="0"/>
+                  <w:spacing w:after="0" w:line="240" w:lineRule="auto"/>
+                  <w:rPr>
+                    <w:sz w:val="20"/>
+                    <w:szCs w:val="20"/>
+                  </w:rPr>
+                </w:pPr>
+                <w:r>
+                  <w:rPr>
+                    <w:sz w:val="20"/>
+                    <w:szCs w:val="20"/>
+                    <w:rtl w:val="0"/>
+                  </w:rPr>
+                  <w:t xml:space="preserve">Implementación de las interfaces diseñadas; búsqueda de medicamentos; visualización de información; integración inicial con el backend.</w:t>
+                </w:r>
+              </w:p>
+            </w:tc>
+            <w:tc>
+              <w:tcPr>
+                <w:shd w:fill="auto" w:val="clear"/>
+                <w:tcMar>
+                  <w:top w:w="100.0" w:type="dxa"/>
+                  <w:left w:w="100.0" w:type="dxa"/>
+                  <w:bottom w:w="100.0" w:type="dxa"/>
+                  <w:right w:w="100.0" w:type="dxa"/>
+                </w:tcMar>
+                <w:vAlign w:val="top"/>
+              </w:tcPr>
+              <w:p>
+                <w:pPr>
+                  <w:keepNext w:val="0"/>
+                  <w:keepLines w:val="0"/>
+                  <w:pageBreakBefore w:val="0"/>
+                  <w:widowControl w:val="0"/>
+                  <w:pBdr>
+                    <w:top w:space="0" w:sz="0" w:val="nil"/>
+                    <w:left w:space="0" w:sz="0" w:val="nil"/>
+                    <w:bottom w:space="0" w:sz="0" w:val="nil"/>
+                    <w:right w:space="0" w:sz="0" w:val="nil"/>
+                    <w:between w:space="0" w:sz="0" w:val="nil"/>
+                  </w:pBdr>
+                  <w:shd w:fill="auto" w:val="clear"/>
+                  <w:spacing w:after="0" w:before="0" w:line="240" w:lineRule="auto"/>
+                  <w:ind w:left="0" w:right="0" w:firstLine="0"/>
+                  <w:jc w:val="left"/>
+                  <w:rPr>
+                    <w:sz w:val="20"/>
+                    <w:szCs w:val="20"/>
+                  </w:rPr>
+                </w:pPr>
+                <w:r>
+                  <w:rPr>
+                    <w:sz w:val="20"/>
+                    <w:szCs w:val="20"/>
+                    <w:rtl w:val="0"/>
+                  </w:rPr>
+                  <w:t xml:space="preserve">Interfaz funcional conectada con los servicios del sistema</w:t>
+                </w:r>
+              </w:p>
+            </w:tc>
+            <w:tc>
+              <w:tcPr>
+                <w:shd w:fill="auto" w:val="clear"/>
+                <w:tcMar>
+                  <w:top w:w="100.0" w:type="dxa"/>
+                  <w:left w:w="100.0" w:type="dxa"/>
+                  <w:bottom w:w="100.0" w:type="dxa"/>
+                  <w:right w:w="100.0" w:type="dxa"/>
+                </w:tcMar>
+                <w:vAlign w:val="top"/>
+              </w:tcPr>
+              <w:p>
+                <w:pPr>
+                  <w:widowControl w:val="0"/>
+                  <w:spacing w:after="0" w:line="240" w:lineRule="auto"/>
+                  <w:rPr>
+                    <w:sz w:val="20"/>
+                    <w:szCs w:val="20"/>
+                  </w:rPr>
+                </w:pPr>
+                <w:r>
+                  <w:rPr>
+                    <w:sz w:val="20"/>
+                    <w:szCs w:val="20"/>
+                    <w:rtl w:val="0"/>
+                  </w:rPr>
+                  <w:t xml:space="preserve">3 Semanas</w:t>
+                </w:r>
+              </w:p>
+            </w:tc>
+            <w:tc>
+              <w:tcPr>
+                <w:shd w:fill="auto" w:val="clear"/>
+                <w:tcMar>
+                  <w:top w:w="100.0" w:type="dxa"/>
+                  <w:left w:w="100.0" w:type="dxa"/>
+                  <w:bottom w:w="100.0" w:type="dxa"/>
+                  <w:right w:w="100.0" w:type="dxa"/>
+                </w:tcMar>
+                <w:vAlign w:val="top"/>
+              </w:tcPr>
+              <w:p>
+                <w:pPr>
+                  <w:keepNext w:val="0"/>
+                  <w:keepLines w:val="0"/>
+                  <w:pageBreakBefore w:val="0"/>
+                  <w:widowControl w:val="0"/>
+                  <w:pBdr>
+                    <w:top w:space="0" w:sz="0" w:val="nil"/>
+                    <w:left w:space="0" w:sz="0" w:val="nil"/>
+                    <w:bottom w:space="0" w:sz="0" w:val="nil"/>
+                    <w:right w:space="0" w:sz="0" w:val="nil"/>
+                    <w:between w:space="0" w:sz="0" w:val="nil"/>
+                  </w:pBdr>
+                  <w:shd w:fill="auto" w:val="clear"/>
+                  <w:spacing w:after="0" w:before="0" w:line="240" w:lineRule="auto"/>
+                  <w:ind w:left="0" w:right="0" w:firstLine="0"/>
+                  <w:jc w:val="left"/>
+                  <w:rPr>
+                    <w:sz w:val="20"/>
+                    <w:szCs w:val="20"/>
+                  </w:rPr>
+                </w:pPr>
+                <w:r>
+                  <w:rPr>
+                    <w:sz w:val="20"/>
+                    <w:szCs w:val="20"/>
+                    <w:rtl w:val="0"/>
+                  </w:rPr>
+                  <w:t xml:space="preserve">10-12</w:t>
+                </w:r>
+              </w:p>
+            </w:tc>
+          </w:tr>
+          <w:tr>
+            <w:trPr>
+              <w:cantSplit w:val="0"/>
+              <w:tblHeader w:val="0"/>
+            </w:trPr>
+            <w:tc>
+              <w:tcPr>
+                <w:shd w:fill="auto" w:val="clear"/>
+                <w:tcMar>
+                  <w:top w:w="100.0" w:type="dxa"/>
+                  <w:left w:w="100.0" w:type="dxa"/>
+                  <w:bottom w:w="100.0" w:type="dxa"/>
+                  <w:right w:w="100.0" w:type="dxa"/>
+                </w:tcMar>
+                <w:vAlign w:val="top"/>
+              </w:tcPr>
+              <w:p>
+                <w:pPr>
+                  <w:widowControl w:val="0"/>
+                  <w:spacing w:after="0" w:line="240" w:lineRule="auto"/>
+                  <w:rPr>
+                    <w:sz w:val="20"/>
+                    <w:szCs w:val="20"/>
+                  </w:rPr>
+                </w:pPr>
+                <w:r>
+                  <w:rPr>
+                    <w:sz w:val="20"/>
+                    <w:szCs w:val="20"/>
+                    <w:rtl w:val="0"/>
+                  </w:rPr>
+                  <w:t xml:space="preserve">Sprint 6</w:t>
+                </w:r>
+              </w:p>
+            </w:tc>
+            <w:tc>
+              <w:tcPr>
+                <w:shd w:fill="auto" w:val="clear"/>
+                <w:tcMar>
+                  <w:top w:w="100.0" w:type="dxa"/>
+                  <w:left w:w="100.0" w:type="dxa"/>
+                  <w:bottom w:w="100.0" w:type="dxa"/>
+                  <w:right w:w="100.0" w:type="dxa"/>
+                </w:tcMar>
+                <w:vAlign w:val="top"/>
+              </w:tcPr>
+              <w:p>
+                <w:pPr>
+                  <w:keepNext w:val="0"/>
+                  <w:keepLines w:val="0"/>
+                  <w:pageBreakBefore w:val="0"/>
+                  <w:widowControl w:val="0"/>
+                  <w:pBdr>
+                    <w:top w:space="0" w:sz="0" w:val="nil"/>
+                    <w:left w:space="0" w:sz="0" w:val="nil"/>
+                    <w:bottom w:space="0" w:sz="0" w:val="nil"/>
+                    <w:right w:space="0" w:sz="0" w:val="nil"/>
+                    <w:between w:space="0" w:sz="0" w:val="nil"/>
+                  </w:pBdr>
+                  <w:shd w:fill="auto" w:val="clear"/>
+                  <w:spacing w:after="0" w:before="0" w:line="240" w:lineRule="auto"/>
+                  <w:ind w:left="0" w:right="0" w:firstLine="0"/>
+                  <w:jc w:val="left"/>
+                  <w:rPr>
+                    <w:sz w:val="20"/>
+                    <w:szCs w:val="20"/>
+                  </w:rPr>
+                </w:pPr>
+                <w:r>
+                  <w:rPr>
+                    <w:sz w:val="20"/>
+                    <w:szCs w:val="20"/>
+                    <w:rtl w:val="0"/>
+                  </w:rPr>
+                  <w:t xml:space="preserve">Comparación y geolocalización </w:t>
+                </w:r>
+              </w:p>
+            </w:tc>
+            <w:tc>
+              <w:tcPr>
+                <w:shd w:fill="auto" w:val="clear"/>
+                <w:tcMar>
+                  <w:top w:w="100.0" w:type="dxa"/>
+                  <w:left w:w="100.0" w:type="dxa"/>
+                  <w:bottom w:w="100.0" w:type="dxa"/>
+                  <w:right w:w="100.0" w:type="dxa"/>
+                </w:tcMar>
+                <w:vAlign w:val="top"/>
+              </w:tcPr>
+              <w:p>
+                <w:pPr>
+                  <w:keepNext w:val="0"/>
+                  <w:keepLines w:val="0"/>
+                  <w:pageBreakBefore w:val="0"/>
+                  <w:widowControl w:val="0"/>
+                  <w:pBdr>
+                    <w:top w:space="0" w:sz="0" w:val="nil"/>
+                    <w:left w:space="0" w:sz="0" w:val="nil"/>
+                    <w:bottom w:space="0" w:sz="0" w:val="nil"/>
+                    <w:right w:space="0" w:sz="0" w:val="nil"/>
+                    <w:between w:space="0" w:sz="0" w:val="nil"/>
+                  </w:pBdr>
+                  <w:shd w:fill="auto" w:val="clear"/>
+                  <w:spacing w:after="0" w:before="0" w:line="240" w:lineRule="auto"/>
+                  <w:ind w:left="0" w:right="0" w:firstLine="0"/>
+                  <w:jc w:val="left"/>
+                  <w:rPr>
+                    <w:sz w:val="20"/>
+                    <w:szCs w:val="20"/>
+                  </w:rPr>
+                </w:pPr>
+                <w:r>
+                  <w:rPr>
+                    <w:sz w:val="20"/>
+                    <w:szCs w:val="20"/>
+                    <w:rtl w:val="0"/>
+                  </w:rPr>
+                  <w:t xml:space="preserve">Implementación de comparación de precios; integración de información de farmacias; incorporación de servicios de geolocalización; visualización de farmacias cercanas.</w:t>
+                </w:r>
+              </w:p>
+            </w:tc>
+            <w:tc>
+              <w:tcPr>
+                <w:shd w:fill="auto" w:val="clear"/>
+                <w:tcMar>
+                  <w:top w:w="100.0" w:type="dxa"/>
+                  <w:left w:w="100.0" w:type="dxa"/>
+                  <w:bottom w:w="100.0" w:type="dxa"/>
+                  <w:right w:w="100.0" w:type="dxa"/>
+                </w:tcMar>
+                <w:vAlign w:val="top"/>
+              </w:tcPr>
+              <w:p>
+                <w:pPr>
+                  <w:keepNext w:val="0"/>
+                  <w:keepLines w:val="0"/>
+                  <w:pageBreakBefore w:val="0"/>
+                  <w:widowControl w:val="0"/>
+                  <w:pBdr>
+                    <w:top w:space="0" w:sz="0" w:val="nil"/>
+                    <w:left w:space="0" w:sz="0" w:val="nil"/>
+                    <w:bottom w:space="0" w:sz="0" w:val="nil"/>
+                    <w:right w:space="0" w:sz="0" w:val="nil"/>
+                    <w:between w:space="0" w:sz="0" w:val="nil"/>
+                  </w:pBdr>
+                  <w:shd w:fill="auto" w:val="clear"/>
+                  <w:spacing w:after="0" w:before="0" w:line="240" w:lineRule="auto"/>
+                  <w:ind w:left="0" w:right="0" w:firstLine="0"/>
+                  <w:jc w:val="left"/>
+                  <w:rPr>
+                    <w:sz w:val="20"/>
+                    <w:szCs w:val="20"/>
+                  </w:rPr>
+                </w:pPr>
+                <w:r>
+                  <w:rPr>
+                    <w:sz w:val="20"/>
+                    <w:szCs w:val="20"/>
+                    <w:rtl w:val="0"/>
+                  </w:rPr>
+                  <w:t xml:space="preserve">Funcionalidades principales de comparación de precios y geolocalización funcionando.</w:t>
+                </w:r>
+              </w:p>
+            </w:tc>
+            <w:tc>
+              <w:tcPr>
+                <w:shd w:fill="auto" w:val="clear"/>
+                <w:tcMar>
+                  <w:top w:w="100.0" w:type="dxa"/>
+                  <w:left w:w="100.0" w:type="dxa"/>
+                  <w:bottom w:w="100.0" w:type="dxa"/>
+                  <w:right w:w="100.0" w:type="dxa"/>
+                </w:tcMar>
+                <w:vAlign w:val="top"/>
+              </w:tcPr>
+              <w:p>
+                <w:pPr>
+                  <w:widowControl w:val="0"/>
+                  <w:spacing w:after="0" w:line="240" w:lineRule="auto"/>
+                  <w:rPr>
+                    <w:sz w:val="20"/>
+                    <w:szCs w:val="20"/>
+                  </w:rPr>
+                </w:pPr>
+                <w:r>
+                  <w:rPr>
+                    <w:sz w:val="20"/>
+                    <w:szCs w:val="20"/>
+                    <w:rtl w:val="0"/>
+                  </w:rPr>
+                  <w:t xml:space="preserve">2 Semanas</w:t>
+                </w:r>
+              </w:p>
+            </w:tc>
+            <w:tc>
+              <w:tcPr>
+                <w:shd w:fill="auto" w:val="clear"/>
+                <w:tcMar>
+                  <w:top w:w="100.0" w:type="dxa"/>
+                  <w:left w:w="100.0" w:type="dxa"/>
+                  <w:bottom w:w="100.0" w:type="dxa"/>
+                  <w:right w:w="100.0" w:type="dxa"/>
+                </w:tcMar>
+                <w:vAlign w:val="top"/>
+              </w:tcPr>
+              <w:p>
+                <w:pPr>
+                  <w:keepNext w:val="0"/>
+                  <w:keepLines w:val="0"/>
+                  <w:pageBreakBefore w:val="0"/>
+                  <w:widowControl w:val="0"/>
+                  <w:pBdr>
+                    <w:top w:space="0" w:sz="0" w:val="nil"/>
+                    <w:left w:space="0" w:sz="0" w:val="nil"/>
+                    <w:bottom w:space="0" w:sz="0" w:val="nil"/>
+                    <w:right w:space="0" w:sz="0" w:val="nil"/>
+                    <w:between w:space="0" w:sz="0" w:val="nil"/>
+                  </w:pBdr>
+                  <w:shd w:fill="auto" w:val="clear"/>
+                  <w:spacing w:after="0" w:before="0" w:line="240" w:lineRule="auto"/>
+                  <w:ind w:left="0" w:right="0" w:firstLine="0"/>
+                  <w:jc w:val="left"/>
+                  <w:rPr>
+                    <w:sz w:val="20"/>
+                    <w:szCs w:val="20"/>
+                  </w:rPr>
+                </w:pPr>
+                <w:r>
+                  <w:rPr>
+                    <w:sz w:val="20"/>
+                    <w:szCs w:val="20"/>
+                    <w:rtl w:val="0"/>
+                  </w:rPr>
+                  <w:t xml:space="preserve">13-14</w:t>
+                </w:r>
+              </w:p>
+            </w:tc>
+          </w:tr>
+          <w:tr>
+            <w:trPr>
+              <w:cantSplit w:val="0"/>
+              <w:tblHeader w:val="0"/>
+            </w:trPr>
+            <w:tc>
+              <w:tcPr>
+                <w:shd w:fill="auto" w:val="clear"/>
+                <w:tcMar>
+                  <w:top w:w="100.0" w:type="dxa"/>
+                  <w:left w:w="100.0" w:type="dxa"/>
+                  <w:bottom w:w="100.0" w:type="dxa"/>
+                  <w:right w:w="100.0" w:type="dxa"/>
+                </w:tcMar>
+                <w:vAlign w:val="top"/>
+              </w:tcPr>
+              <w:p>
+                <w:pPr>
+                  <w:widowControl w:val="0"/>
+                  <w:spacing w:after="0" w:line="240" w:lineRule="auto"/>
+                  <w:rPr>
+                    <w:sz w:val="20"/>
+                    <w:szCs w:val="20"/>
+                  </w:rPr>
+                </w:pPr>
+                <w:r>
+                  <w:rPr>
+                    <w:sz w:val="20"/>
+                    <w:szCs w:val="20"/>
+                    <w:rtl w:val="0"/>
+                  </w:rPr>
+                  <w:t xml:space="preserve">Sprint 7</w:t>
+                </w:r>
+              </w:p>
+            </w:tc>
+            <w:tc>
+              <w:tcPr>
+                <w:shd w:fill="auto" w:val="clear"/>
+                <w:tcMar>
+                  <w:top w:w="100.0" w:type="dxa"/>
+                  <w:left w:w="100.0" w:type="dxa"/>
+                  <w:bottom w:w="100.0" w:type="dxa"/>
+                  <w:right w:w="100.0" w:type="dxa"/>
+                </w:tcMar>
+                <w:vAlign w:val="top"/>
+              </w:tcPr>
+              <w:p>
+                <w:pPr>
+                  <w:keepNext w:val="0"/>
+                  <w:keepLines w:val="0"/>
+                  <w:pageBreakBefore w:val="0"/>
+                  <w:widowControl w:val="0"/>
+                  <w:pBdr>
+                    <w:top w:space="0" w:sz="0" w:val="nil"/>
+                    <w:left w:space="0" w:sz="0" w:val="nil"/>
+                    <w:bottom w:space="0" w:sz="0" w:val="nil"/>
+                    <w:right w:space="0" w:sz="0" w:val="nil"/>
+                    <w:between w:space="0" w:sz="0" w:val="nil"/>
+                  </w:pBdr>
+                  <w:shd w:fill="auto" w:val="clear"/>
+                  <w:spacing w:after="0" w:before="0" w:line="240" w:lineRule="auto"/>
+                  <w:ind w:left="0" w:right="0" w:firstLine="0"/>
+                  <w:jc w:val="left"/>
+                  <w:rPr>
+                    <w:sz w:val="20"/>
+                    <w:szCs w:val="20"/>
+                  </w:rPr>
+                </w:pPr>
+                <w:r>
+                  <w:rPr>
+                    <w:sz w:val="20"/>
+                    <w:szCs w:val="20"/>
+                    <w:rtl w:val="0"/>
+                  </w:rPr>
+                  <w:t xml:space="preserve">Integración y pruebas</w:t>
+                </w:r>
+              </w:p>
+            </w:tc>
+            <w:tc>
+              <w:tcPr>
+                <w:shd w:fill="auto" w:val="clear"/>
+                <w:tcMar>
+                  <w:top w:w="100.0" w:type="dxa"/>
+                  <w:left w:w="100.0" w:type="dxa"/>
+                  <w:bottom w:w="100.0" w:type="dxa"/>
+                  <w:right w:w="100.0" w:type="dxa"/>
+                </w:tcMar>
+                <w:vAlign w:val="top"/>
+              </w:tcPr>
+              <w:p>
+                <w:pPr>
+                  <w:keepNext w:val="0"/>
+                  <w:keepLines w:val="0"/>
+                  <w:pageBreakBefore w:val="0"/>
+                  <w:widowControl w:val="0"/>
+                  <w:pBdr>
+                    <w:top w:space="0" w:sz="0" w:val="nil"/>
+                    <w:left w:space="0" w:sz="0" w:val="nil"/>
+                    <w:bottom w:space="0" w:sz="0" w:val="nil"/>
+                    <w:right w:space="0" w:sz="0" w:val="nil"/>
+                    <w:between w:space="0" w:sz="0" w:val="nil"/>
+                  </w:pBdr>
+                  <w:shd w:fill="auto" w:val="clear"/>
+                  <w:spacing w:after="0" w:before="0" w:line="240" w:lineRule="auto"/>
+                  <w:ind w:left="0" w:right="0" w:firstLine="0"/>
+                  <w:jc w:val="left"/>
+                  <w:rPr>
+                    <w:sz w:val="20"/>
+                    <w:szCs w:val="20"/>
+                  </w:rPr>
+                </w:pPr>
+                <w:r>
+                  <w:rPr>
+                    <w:sz w:val="20"/>
+                    <w:szCs w:val="20"/>
+                    <w:rtl w:val="0"/>
+                  </w:rPr>
+                  <w:t xml:space="preserve">Integración completa de frontend, backend, base de datos, obtención de datos y geolocalización; ejecución de pruebas funcionales; identificación y registro de errores</w:t>
+                </w:r>
+              </w:p>
+            </w:tc>
+            <w:tc>
+              <w:tcPr>
+                <w:shd w:fill="auto" w:val="clear"/>
+                <w:tcMar>
+                  <w:top w:w="100.0" w:type="dxa"/>
+                  <w:left w:w="100.0" w:type="dxa"/>
+                  <w:bottom w:w="100.0" w:type="dxa"/>
+                  <w:right w:w="100.0" w:type="dxa"/>
+                </w:tcMar>
+                <w:vAlign w:val="top"/>
+              </w:tcPr>
+              <w:p>
+                <w:pPr>
+                  <w:keepNext w:val="0"/>
+                  <w:keepLines w:val="0"/>
+                  <w:pageBreakBefore w:val="0"/>
+                  <w:widowControl w:val="0"/>
+                  <w:pBdr>
+                    <w:top w:space="0" w:sz="0" w:val="nil"/>
+                    <w:left w:space="0" w:sz="0" w:val="nil"/>
+                    <w:bottom w:space="0" w:sz="0" w:val="nil"/>
+                    <w:right w:space="0" w:sz="0" w:val="nil"/>
+                    <w:between w:space="0" w:sz="0" w:val="nil"/>
+                  </w:pBdr>
+                  <w:shd w:fill="auto" w:val="clear"/>
+                  <w:spacing w:after="0" w:before="0" w:line="240" w:lineRule="auto"/>
+                  <w:ind w:left="0" w:right="0" w:firstLine="0"/>
+                  <w:jc w:val="left"/>
+                  <w:rPr>
+                    <w:sz w:val="20"/>
+                    <w:szCs w:val="20"/>
+                  </w:rPr>
+                </w:pPr>
+                <w:r>
+                  <w:rPr>
+                    <w:sz w:val="20"/>
+                    <w:szCs w:val="20"/>
+                    <w:rtl w:val="0"/>
+                  </w:rPr>
+                  <w:t xml:space="preserve">Versión integrada de FarmaPricey y registro de resultado de pruebas.</w:t>
+                </w:r>
+              </w:p>
+            </w:tc>
+            <w:tc>
+              <w:tcPr>
+                <w:shd w:fill="auto" w:val="clear"/>
+                <w:tcMar>
+                  <w:top w:w="100.0" w:type="dxa"/>
+                  <w:left w:w="100.0" w:type="dxa"/>
+                  <w:bottom w:w="100.0" w:type="dxa"/>
+                  <w:right w:w="100.0" w:type="dxa"/>
+                </w:tcMar>
+                <w:vAlign w:val="top"/>
+              </w:tcPr>
+              <w:p>
+                <w:pPr>
+                  <w:widowControl w:val="0"/>
+                  <w:spacing w:after="0" w:line="240" w:lineRule="auto"/>
+                  <w:rPr>
+                    <w:sz w:val="20"/>
+                    <w:szCs w:val="20"/>
+                  </w:rPr>
+                </w:pPr>
+                <w:r>
+                  <w:rPr>
+                    <w:sz w:val="20"/>
+                    <w:szCs w:val="20"/>
+                    <w:rtl w:val="0"/>
+                  </w:rPr>
+                  <w:t xml:space="preserve">2 Semanas</w:t>
+                </w:r>
+              </w:p>
+            </w:tc>
+            <w:tc>
+              <w:tcPr>
+                <w:shd w:fill="auto" w:val="clear"/>
+                <w:tcMar>
+                  <w:top w:w="100.0" w:type="dxa"/>
+                  <w:left w:w="100.0" w:type="dxa"/>
+                  <w:bottom w:w="100.0" w:type="dxa"/>
+                  <w:right w:w="100.0" w:type="dxa"/>
+                </w:tcMar>
+                <w:vAlign w:val="top"/>
+              </w:tcPr>
+              <w:p>
+                <w:pPr>
+                  <w:keepNext w:val="0"/>
+                  <w:keepLines w:val="0"/>
+                  <w:pageBreakBefore w:val="0"/>
+                  <w:widowControl w:val="0"/>
+                  <w:pBdr>
+                    <w:top w:space="0" w:sz="0" w:val="nil"/>
+                    <w:left w:space="0" w:sz="0" w:val="nil"/>
+                    <w:bottom w:space="0" w:sz="0" w:val="nil"/>
+                    <w:right w:space="0" w:sz="0" w:val="nil"/>
+                    <w:between w:space="0" w:sz="0" w:val="nil"/>
+                  </w:pBdr>
+                  <w:shd w:fill="auto" w:val="clear"/>
+                  <w:spacing w:after="0" w:before="0" w:line="240" w:lineRule="auto"/>
+                  <w:ind w:left="0" w:right="0" w:firstLine="0"/>
+                  <w:jc w:val="left"/>
+                  <w:rPr>
+                    <w:sz w:val="20"/>
+                    <w:szCs w:val="20"/>
+                  </w:rPr>
+                </w:pPr>
+                <w:r>
+                  <w:rPr>
+                    <w:sz w:val="20"/>
+                    <w:szCs w:val="20"/>
+                    <w:rtl w:val="0"/>
+                  </w:rPr>
+                  <w:t xml:space="preserve">15-16</w:t>
+                </w:r>
+              </w:p>
+            </w:tc>
+          </w:tr>
+          <w:tr>
+            <w:trPr>
+              <w:cantSplit w:val="0"/>
+              <w:tblHeader w:val="0"/>
+            </w:trPr>
+            <w:tc>
+              <w:tcPr>
+                <w:shd w:fill="auto" w:val="clear"/>
+                <w:tcMar>
+                  <w:top w:w="100.0" w:type="dxa"/>
+                  <w:left w:w="100.0" w:type="dxa"/>
+                  <w:bottom w:w="100.0" w:type="dxa"/>
+                  <w:right w:w="100.0" w:type="dxa"/>
+                </w:tcMar>
+                <w:vAlign w:val="top"/>
+              </w:tcPr>
+              <w:p>
+                <w:pPr>
+                  <w:widowControl w:val="0"/>
+                  <w:spacing w:after="0" w:line="240" w:lineRule="auto"/>
+                  <w:rPr>
+                    <w:sz w:val="20"/>
+                    <w:szCs w:val="20"/>
+                  </w:rPr>
+                </w:pPr>
+                <w:r>
+                  <w:rPr>
+                    <w:sz w:val="20"/>
+                    <w:szCs w:val="20"/>
+                    <w:rtl w:val="0"/>
+                  </w:rPr>
+                  <w:t xml:space="preserve">Sprint 8</w:t>
+                </w:r>
+              </w:p>
+            </w:tc>
+            <w:tc>
+              <w:tcPr>
+                <w:shd w:fill="auto" w:val="clear"/>
+                <w:tcMar>
+                  <w:top w:w="100.0" w:type="dxa"/>
+                  <w:left w:w="100.0" w:type="dxa"/>
+                  <w:bottom w:w="100.0" w:type="dxa"/>
+                  <w:right w:w="100.0" w:type="dxa"/>
+                </w:tcMar>
+                <w:vAlign w:val="top"/>
+              </w:tcPr>
+              <w:p>
+                <w:pPr>
+                  <w:keepNext w:val="0"/>
+                  <w:keepLines w:val="0"/>
+                  <w:pageBreakBefore w:val="0"/>
+                  <w:widowControl w:val="0"/>
+                  <w:pBdr>
+                    <w:top w:space="0" w:sz="0" w:val="nil"/>
+                    <w:left w:space="0" w:sz="0" w:val="nil"/>
+                    <w:bottom w:space="0" w:sz="0" w:val="nil"/>
+                    <w:right w:space="0" w:sz="0" w:val="nil"/>
+                    <w:between w:space="0" w:sz="0" w:val="nil"/>
+                  </w:pBdr>
+                  <w:shd w:fill="auto" w:val="clear"/>
+                  <w:spacing w:after="0" w:before="0" w:line="240" w:lineRule="auto"/>
+                  <w:ind w:left="0" w:right="0" w:firstLine="0"/>
+                  <w:jc w:val="left"/>
+                  <w:rPr>
+                    <w:sz w:val="20"/>
+                    <w:szCs w:val="20"/>
+                  </w:rPr>
+                </w:pPr>
+                <w:r>
+                  <w:rPr>
+                    <w:sz w:val="20"/>
+                    <w:szCs w:val="20"/>
+                    <w:rtl w:val="0"/>
+                  </w:rPr>
+                  <w:t xml:space="preserve">Correcciones y producto final</w:t>
+                </w:r>
+              </w:p>
+            </w:tc>
+            <w:tc>
+              <w:tcPr>
+                <w:shd w:fill="auto" w:val="clear"/>
+                <w:tcMar>
+                  <w:top w:w="100.0" w:type="dxa"/>
+                  <w:left w:w="100.0" w:type="dxa"/>
+                  <w:bottom w:w="100.0" w:type="dxa"/>
+                  <w:right w:w="100.0" w:type="dxa"/>
+                </w:tcMar>
+                <w:vAlign w:val="top"/>
+              </w:tcPr>
+              <w:p>
+                <w:pPr>
+                  <w:keepNext w:val="0"/>
+                  <w:keepLines w:val="0"/>
+                  <w:pageBreakBefore w:val="0"/>
+                  <w:widowControl w:val="0"/>
+                  <w:pBdr>
+                    <w:top w:space="0" w:sz="0" w:val="nil"/>
+                    <w:left w:space="0" w:sz="0" w:val="nil"/>
+                    <w:bottom w:space="0" w:sz="0" w:val="nil"/>
+                    <w:right w:space="0" w:sz="0" w:val="nil"/>
+                    <w:between w:space="0" w:sz="0" w:val="nil"/>
+                  </w:pBdr>
+                  <w:shd w:fill="auto" w:val="clear"/>
+                  <w:spacing w:after="0" w:before="0" w:line="240" w:lineRule="auto"/>
+                  <w:ind w:left="0" w:right="0" w:firstLine="0"/>
+                  <w:jc w:val="left"/>
+                  <w:rPr>
+                    <w:sz w:val="20"/>
+                    <w:szCs w:val="20"/>
+                  </w:rPr>
+                </w:pPr>
+                <w:r>
+                  <w:rPr>
+                    <w:sz w:val="20"/>
+                    <w:szCs w:val="20"/>
+                    <w:rtl w:val="0"/>
+                  </w:rPr>
+                  <w:t xml:space="preserve">Corrección de errores; mejoras de funcionalidades y experiencia de usuario; actualización de documentación; preparación de evidencias y presentación final.</w:t>
+                </w:r>
+              </w:p>
+            </w:tc>
+            <w:tc>
+              <w:tcPr>
+                <w:shd w:fill="auto" w:val="clear"/>
+                <w:tcMar>
+                  <w:top w:w="100.0" w:type="dxa"/>
+                  <w:left w:w="100.0" w:type="dxa"/>
+                  <w:bottom w:w="100.0" w:type="dxa"/>
+                  <w:right w:w="100.0" w:type="dxa"/>
+                </w:tcMar>
+                <w:vAlign w:val="top"/>
+              </w:tcPr>
+              <w:p>
+                <w:pPr>
+                  <w:keepNext w:val="0"/>
+                  <w:keepLines w:val="0"/>
+                  <w:pageBreakBefore w:val="0"/>
+                  <w:widowControl w:val="0"/>
+                  <w:pBdr>
+                    <w:top w:space="0" w:sz="0" w:val="nil"/>
+                    <w:left w:space="0" w:sz="0" w:val="nil"/>
+                    <w:bottom w:space="0" w:sz="0" w:val="nil"/>
+                    <w:right w:space="0" w:sz="0" w:val="nil"/>
+                    <w:between w:space="0" w:sz="0" w:val="nil"/>
+                  </w:pBdr>
+                  <w:shd w:fill="auto" w:val="clear"/>
+                  <w:spacing w:after="0" w:before="0" w:line="240" w:lineRule="auto"/>
+                  <w:ind w:left="0" w:right="0" w:firstLine="0"/>
+                  <w:jc w:val="left"/>
+                  <w:rPr>
+                    <w:sz w:val="20"/>
+                    <w:szCs w:val="20"/>
+                  </w:rPr>
+                </w:pPr>
+                <w:r>
+                  <w:rPr>
+                    <w:sz w:val="20"/>
+                    <w:szCs w:val="20"/>
+                    <w:rtl w:val="0"/>
+                  </w:rPr>
+                  <w:t xml:space="preserve">Producto final funcional, documentación completa y presentación preparada.</w:t>
+                </w:r>
+              </w:p>
+            </w:tc>
+            <w:tc>
+              <w:tcPr>
+                <w:shd w:fill="auto" w:val="clear"/>
+                <w:tcMar>
+                  <w:top w:w="100.0" w:type="dxa"/>
+                  <w:left w:w="100.0" w:type="dxa"/>
+                  <w:bottom w:w="100.0" w:type="dxa"/>
+                  <w:right w:w="100.0" w:type="dxa"/>
+                </w:tcMar>
+                <w:vAlign w:val="top"/>
+              </w:tcPr>
+              <w:p>
+                <w:pPr>
+                  <w:widowControl w:val="0"/>
+                  <w:spacing w:after="0" w:line="240" w:lineRule="auto"/>
+                  <w:rPr>
+                    <w:sz w:val="20"/>
+                    <w:szCs w:val="20"/>
+                  </w:rPr>
+                </w:pPr>
+                <w:r>
+                  <w:rPr>
+                    <w:sz w:val="20"/>
+                    <w:szCs w:val="20"/>
+                    <w:rtl w:val="0"/>
+                  </w:rPr>
+                  <w:t xml:space="preserve">2 Semanas</w:t>
+                </w:r>
+              </w:p>
+            </w:tc>
+            <w:tc>
+              <w:tcPr>
+                <w:shd w:fill="auto" w:val="clear"/>
+                <w:tcMar>
+                  <w:top w:w="100.0" w:type="dxa"/>
+                  <w:left w:w="100.0" w:type="dxa"/>
+                  <w:bottom w:w="100.0" w:type="dxa"/>
+                  <w:right w:w="100.0" w:type="dxa"/>
+                </w:tcMar>
+                <w:vAlign w:val="top"/>
+              </w:tcPr>
+              <w:p>
+                <w:pPr>
+                  <w:keepNext w:val="0"/>
+                  <w:keepLines w:val="0"/>
+                  <w:pageBreakBefore w:val="0"/>
+                  <w:widowControl w:val="0"/>
+                  <w:pBdr>
+                    <w:top w:space="0" w:sz="0" w:val="nil"/>
+                    <w:left w:space="0" w:sz="0" w:val="nil"/>
+                    <w:bottom w:space="0" w:sz="0" w:val="nil"/>
+                    <w:right w:space="0" w:sz="0" w:val="nil"/>
+                    <w:between w:space="0" w:sz="0" w:val="nil"/>
+                  </w:pBdr>
+                  <w:shd w:fill="auto" w:val="clear"/>
+                  <w:spacing w:after="0" w:before="0" w:line="240" w:lineRule="auto"/>
+                  <w:ind w:left="0" w:right="0" w:firstLine="0"/>
+                  <w:jc w:val="left"/>
+                  <w:rPr>
+                    <w:sz w:val="20"/>
+                    <w:szCs w:val="20"/>
+                  </w:rPr>
+                </w:pPr>
+                <w:r>
+                  <w:rPr>
+                    <w:sz w:val="20"/>
+                    <w:szCs w:val="20"/>
+                    <w:rtl w:val="0"/>
+                  </w:rPr>
+                  <w:t xml:space="preserve">17-18</w:t>
+                </w:r>
+              </w:p>
+            </w:tc>
+          </w:tr>
+        </w:tbl>
+      </w:sdtContent>
+    </w:sdt>
+    <w:p>
+      <w:pPr>
+        <w:rPr/>
+      </w:pPr>
+      <w:r>
+        <w:rPr>
+          <w:rtl w:val="0"/>
+        </w:rPr>
+      </w:r>
+    </w:p>
+    <w:p>
+      <w:pPr>
+        <w:rPr>
+          <w:b w:val="1"/>
+          <w:bCs w:val="1"/>
+          <w:sz w:val="28"/>
+          <w:szCs w:val="28"/>
+        </w:rPr>
+      </w:pPr>
+      <w:r>
+        <w:rPr>
+          <w:b w:val="1"/>
+          <w:bCs w:val="1"/>
+          <w:sz w:val="28"/>
+          <w:szCs w:val="28"/>
+          <w:rtl w:val="0"/>
+        </w:rPr>
+        <w:t xml:space="preserve">Eventos de Scrum</w:t>
+      </w:r>
+    </w:p>
+    <w:p>
+      <w:pPr>
+        <w:rPr/>
+      </w:pPr>
+      <w:r>
+        <w:rPr>
+          <w:rtl w:val="0"/>
+        </w:rPr>
+      </w:r>
+    </w:p>
+    <w:p>
+      <w:pPr>
+        <w:rPr>
+          <w:sz w:val="20"/>
+          <w:szCs w:val="20"/>
+        </w:rPr>
+      </w:pPr>
+      <w:r>
+        <w:rPr>
+          <w:sz w:val="20"/>
+          <w:szCs w:val="20"/>
+          <w:rtl w:val="0"/>
+        </w:rPr>
+        <w:t xml:space="preserve">Durante cada Sprint se considerarán las principales actividades de seguimiento y control de Scrum:</w:t>
+      </w:r>
+    </w:p>
+    <w:p>
+      <w:pPr>
+        <w:numPr>
+          <w:ilvl w:val="0"/>
+          <w:numId w:val="1"/>
+        </w:numPr>
+        <w:spacing w:after="0" w:afterAutospacing="0"/>
+        <w:ind w:left="720" w:hanging="360"/>
+        <w:rPr>
+          <w:sz w:val="20"/>
+          <w:szCs w:val="20"/>
+        </w:rPr>
+      </w:pPr>
+      <w:r>
+        <w:rPr>
+          <w:sz w:val="20"/>
+          <w:szCs w:val="20"/>
+          <w:rtl w:val="0"/>
+        </w:rPr>
+        <w:t xml:space="preserve">Sprint Planning: al inicio de cada Sprint se definirán las tareas y objetivos que serán abordados.</w:t>
+      </w:r>
+    </w:p>
+    <w:p>
+      <w:pPr>
+        <w:numPr>
+          <w:ilvl w:val="0"/>
+          <w:numId w:val="1"/>
+        </w:numPr>
+        <w:spacing w:after="0" w:afterAutospacing="0"/>
+        <w:ind w:left="720" w:hanging="360"/>
+        <w:rPr>
+          <w:sz w:val="20"/>
+          <w:szCs w:val="20"/>
+        </w:rPr>
+      </w:pPr>
+      <w:r>
+        <w:rPr>
+          <w:sz w:val="20"/>
+          <w:szCs w:val="20"/>
+          <w:rtl w:val="0"/>
+        </w:rPr>
+        <w:t xml:space="preserve">Daily Scrum: reuniones breves del equipo para revisar avances, dificultades y próximas actividades.</w:t>
+      </w:r>
+    </w:p>
+    <w:p>
+      <w:pPr>
+        <w:numPr>
+          <w:ilvl w:val="0"/>
+          <w:numId w:val="1"/>
+        </w:numPr>
+        <w:spacing w:after="0" w:afterAutospacing="0"/>
+        <w:ind w:left="720" w:hanging="360"/>
+        <w:rPr>
+          <w:sz w:val="20"/>
+          <w:szCs w:val="20"/>
+        </w:rPr>
+      </w:pPr>
+      <w:r>
+        <w:rPr>
+          <w:sz w:val="20"/>
+          <w:szCs w:val="20"/>
+          <w:rtl w:val="0"/>
+        </w:rPr>
+        <w:t xml:space="preserve">Sprint Review: Al finalizar cada Sprint se revisarán los resultados  obtenidos y las funcionalidades desarrolladas.</w:t>
+      </w:r>
+    </w:p>
+    <w:p>
+      <w:pPr>
+        <w:numPr>
+          <w:ilvl w:val="0"/>
+          <w:numId w:val="1"/>
+        </w:numPr>
+        <w:spacing w:after="0" w:afterAutospacing="0"/>
+        <w:ind w:left="720" w:hanging="360"/>
+        <w:rPr>
+          <w:sz w:val="20"/>
+          <w:szCs w:val="20"/>
+        </w:rPr>
+      </w:pPr>
+      <w:r>
+        <w:rPr>
+          <w:sz w:val="20"/>
+          <w:szCs w:val="20"/>
+          <w:rtl w:val="0"/>
+        </w:rPr>
+        <w:t xml:space="preserve">Sprint Retrospective: al finalizar cada Sprint se revisarán los resultados obtenidos y las funcionalidades desarrolladas </w:t>
+      </w:r>
+    </w:p>
+    <w:p>
+      <w:pPr>
+        <w:numPr>
+          <w:ilvl w:val="0"/>
+          <w:numId w:val="1"/>
+        </w:numPr>
+        <w:spacing w:after="0" w:afterAutospacing="0"/>
+        <w:ind w:left="720" w:hanging="360"/>
+        <w:rPr>
+          <w:sz w:val="20"/>
+          <w:szCs w:val="20"/>
+        </w:rPr>
+      </w:pPr>
+      <w:r>
+        <w:rPr>
+          <w:sz w:val="20"/>
+          <w:szCs w:val="20"/>
+          <w:rtl w:val="0"/>
+        </w:rPr>
+        <w:t xml:space="preserve">Product Backlog: se mantendrá un listado priorizado de funcionalidades, requerimientos y tareas pendientes de FarmaPricey.</w:t>
+      </w:r>
+    </w:p>
+    <w:p>
+      <w:pPr>
+        <w:numPr>
+          <w:ilvl w:val="0"/>
+          <w:numId w:val="1"/>
+        </w:numPr>
+        <w:ind w:left="720" w:hanging="360"/>
+        <w:rPr>
+          <w:sz w:val="20"/>
+          <w:szCs w:val="20"/>
+        </w:rPr>
+      </w:pPr>
+      <w:r>
+        <w:rPr>
+          <w:sz w:val="20"/>
+          <w:szCs w:val="20"/>
+          <w:rtl w:val="0"/>
+        </w:rPr>
+        <w:t xml:space="preserve">Sprint Backlog: En cada Sprint se seleccionarán desde el product Backlog las tareas que serán desarrolladas durante la iteración.</w:t>
+      </w:r>
+    </w:p>
+    <w:p>
+      <w:pPr>
+        <w:rPr>
+          <w:sz w:val="20"/>
+          <w:szCs w:val="20"/>
+        </w:rPr>
+      </w:pPr>
+      <w:r>
+        <w:rPr>
+          <w:rtl w:val="0"/>
+        </w:rPr>
+      </w:r>
+    </w:p>
+    <w:p>
+      <w:pPr>
+        <w:rPr>
+          <w:sz w:val="20"/>
+          <w:szCs w:val="20"/>
+        </w:rPr>
+      </w:pPr>
+      <w:r>
+        <w:rPr>
+          <w:rtl w:val="0"/>
+        </w:rPr>
+      </w:r>
+    </w:p>
+    <w:p>
+      <w:pPr>
+        <w:rPr>
+          <w:b w:val="1"/>
+          <w:bCs w:val="1"/>
+          <w:sz w:val="28"/>
+          <w:szCs w:val="28"/>
+        </w:rPr>
+      </w:pPr>
+      <w:r>
+        <w:rPr>
+          <w:b w:val="1"/>
+          <w:bCs w:val="1"/>
+          <w:sz w:val="28"/>
+          <w:szCs w:val="28"/>
+          <w:rtl w:val="0"/>
+        </w:rPr>
+        <w:t xml:space="preserve">Distribución general de responsabilidades</w:t>
+      </w:r>
+    </w:p>
+    <w:p>
+      <w:pPr>
+        <w:rPr/>
+      </w:pPr>
+      <w:r>
+        <w:rPr>
+          <w:rtl w:val="0"/>
+        </w:rPr>
+      </w:r>
+    </w:p>
+    <w:sdt>
+      <w:sdtPr>
+        <w:lock w:val="contentLocked"/>
+        <w:id w:val="2002334192"/>
+        <w:tag w:val="goog_rdk_1"/>
+      </w:sdtPr>
+      <w:sdtContent>
+        <w:tbl>
+          <w:tblPr>
+            <w:tblStyle w:val="Table17"/>
+            <w:tblW w:w="8460.0" w:type="dxa"/>
+            <w:jc w:val="left"/>
+            <w:tblBorders>
+              <w:top w:color="000000" w:space="0" w:sz="8" w:val="single"/>
+              <w:left w:color="000000" w:space="0" w:sz="8" w:val="single"/>
+              <w:bottom w:color="000000" w:space="0" w:sz="8" w:val="single"/>
+              <w:right w:color="000000" w:space="0" w:sz="8" w:val="single"/>
+              <w:insideH w:color="000000" w:space="0" w:sz="8" w:val="single"/>
+              <w:insideV w:color="000000" w:space="0" w:sz="8" w:val="single"/>
+            </w:tblBorders>
+            <w:tblLayout w:type="fixed"/>
+            <w:tblLook w:val="0600"/>
+          </w:tblPr>
+          <w:tblGrid>
+            <w:gridCol w:w="2820"/>
+            <w:gridCol w:w="2865"/>
+            <w:gridCol w:w="2775"/>
+            <w:tblGridChange w:id="0">
+              <w:tblGrid>
+                <w:gridCol w:w="2820"/>
+                <w:gridCol w:w="2865"/>
+                <w:gridCol w:w="2775"/>
+              </w:tblGrid>
+            </w:tblGridChange>
+          </w:tblGrid>
+          <w:tr>
+            <w:trPr>
+              <w:cantSplit w:val="0"/>
+              <w:tblHeader w:val="0"/>
+            </w:trPr>
+            <w:tc>
+              <w:tcPr>
+                <w:shd w:fill="auto" w:val="clear"/>
+                <w:tcMar>
+                  <w:top w:w="100.0" w:type="dxa"/>
+                  <w:left w:w="100.0" w:type="dxa"/>
+                  <w:bottom w:w="100.0" w:type="dxa"/>
+                  <w:right w:w="100.0" w:type="dxa"/>
+                </w:tcMar>
+                <w:vAlign w:val="top"/>
+              </w:tcPr>
+              <w:p>
+                <w:pPr>
+                  <w:keepNext w:val="0"/>
+                  <w:keepLines w:val="0"/>
+                  <w:pageBreakBefore w:val="0"/>
+                  <w:widowControl w:val="0"/>
+                  <w:pBdr>
+                    <w:top w:space="0" w:sz="0" w:val="nil"/>
+                    <w:left w:space="0" w:sz="0" w:val="nil"/>
+                    <w:bottom w:space="0" w:sz="0" w:val="nil"/>
+                    <w:right w:space="0" w:sz="0" w:val="nil"/>
+                    <w:between w:space="0" w:sz="0" w:val="nil"/>
+                  </w:pBdr>
+                  <w:shd w:fill="auto" w:val="clear"/>
+                  <w:spacing w:after="0" w:before="0" w:line="240" w:lineRule="auto"/>
+                  <w:ind w:left="0" w:right="0" w:firstLine="0"/>
+                  <w:jc w:val="left"/>
+                  <w:rPr>
+                    <w:sz w:val="20"/>
+                    <w:szCs w:val="20"/>
+                  </w:rPr>
+                </w:pPr>
+                <w:r>
+                  <w:rPr>
+                    <w:sz w:val="20"/>
+                    <w:szCs w:val="20"/>
+                    <w:rtl w:val="0"/>
+                  </w:rPr>
+                  <w:t xml:space="preserve">Integrante </w:t>
+                </w:r>
+              </w:p>
+            </w:tc>
+            <w:tc>
+              <w:tcPr>
+                <w:shd w:fill="auto" w:val="clear"/>
+                <w:tcMar>
+                  <w:top w:w="100.0" w:type="dxa"/>
+                  <w:left w:w="100.0" w:type="dxa"/>
+                  <w:bottom w:w="100.0" w:type="dxa"/>
+                  <w:right w:w="100.0" w:type="dxa"/>
+                </w:tcMar>
+                <w:vAlign w:val="top"/>
+              </w:tcPr>
+              <w:p>
+                <w:pPr>
+                  <w:keepNext w:val="0"/>
+                  <w:keepLines w:val="0"/>
+                  <w:pageBreakBefore w:val="0"/>
+                  <w:widowControl w:val="0"/>
+                  <w:pBdr>
+                    <w:top w:space="0" w:sz="0" w:val="nil"/>
+                    <w:left w:space="0" w:sz="0" w:val="nil"/>
+                    <w:bottom w:space="0" w:sz="0" w:val="nil"/>
+                    <w:right w:space="0" w:sz="0" w:val="nil"/>
+                    <w:between w:space="0" w:sz="0" w:val="nil"/>
+                  </w:pBdr>
+                  <w:shd w:fill="auto" w:val="clear"/>
+                  <w:spacing w:after="0" w:before="0" w:line="240" w:lineRule="auto"/>
+                  <w:ind w:left="0" w:right="0" w:firstLine="0"/>
+                  <w:jc w:val="left"/>
+                  <w:rPr>
+                    <w:sz w:val="20"/>
+                    <w:szCs w:val="20"/>
+                  </w:rPr>
+                </w:pPr>
+                <w:r>
+                  <w:rPr>
+                    <w:sz w:val="20"/>
+                    <w:szCs w:val="20"/>
+                    <w:rtl w:val="0"/>
+                  </w:rPr>
+                  <w:t xml:space="preserve">Rol principal</w:t>
+                </w:r>
+              </w:p>
+            </w:tc>
+            <w:tc>
+              <w:tcPr>
+                <w:shd w:fill="auto" w:val="clear"/>
+                <w:tcMar>
+                  <w:top w:w="100.0" w:type="dxa"/>
+                  <w:left w:w="100.0" w:type="dxa"/>
+                  <w:bottom w:w="100.0" w:type="dxa"/>
+                  <w:right w:w="100.0" w:type="dxa"/>
+                </w:tcMar>
+                <w:vAlign w:val="top"/>
+              </w:tcPr>
+              <w:p>
+                <w:pPr>
+                  <w:keepNext w:val="0"/>
+                  <w:keepLines w:val="0"/>
+                  <w:pageBreakBefore w:val="0"/>
+                  <w:widowControl w:val="0"/>
+                  <w:pBdr>
+                    <w:top w:space="0" w:sz="0" w:val="nil"/>
+                    <w:left w:space="0" w:sz="0" w:val="nil"/>
+                    <w:bottom w:space="0" w:sz="0" w:val="nil"/>
+                    <w:right w:space="0" w:sz="0" w:val="nil"/>
+                    <w:between w:space="0" w:sz="0" w:val="nil"/>
+                  </w:pBdr>
+                  <w:shd w:fill="auto" w:val="clear"/>
+                  <w:spacing w:after="0" w:before="0" w:line="240" w:lineRule="auto"/>
+                  <w:ind w:left="0" w:right="0" w:firstLine="0"/>
+                  <w:jc w:val="left"/>
+                  <w:rPr>
+                    <w:sz w:val="20"/>
+                    <w:szCs w:val="20"/>
+                  </w:rPr>
+                </w:pPr>
+                <w:r>
+                  <w:rPr>
+                    <w:sz w:val="20"/>
+                    <w:szCs w:val="20"/>
+                    <w:rtl w:val="0"/>
+                  </w:rPr>
+                  <w:t xml:space="preserve">Responsabilidades</w:t>
+                </w:r>
+              </w:p>
+            </w:tc>
+          </w:tr>
+          <w:tr>
+            <w:trPr>
+              <w:cantSplit w:val="0"/>
+              <w:trHeight w:val="493.55468749999994" w:hRule="atLeast"/>
+              <w:tblHeader w:val="0"/>
+            </w:trPr>
+            <w:tc>
+              <w:tcPr>
+                <w:shd w:fill="auto" w:val="clear"/>
+                <w:tcMar>
+                  <w:top w:w="100.0" w:type="dxa"/>
+                  <w:left w:w="100.0" w:type="dxa"/>
+                  <w:bottom w:w="100.0" w:type="dxa"/>
+                  <w:right w:w="100.0" w:type="dxa"/>
+                </w:tcMar>
+                <w:vAlign w:val="top"/>
+              </w:tcPr>
+              <w:p>
+                <w:pPr>
+                  <w:keepNext w:val="0"/>
+                  <w:keepLines w:val="0"/>
+                  <w:pageBreakBefore w:val="0"/>
+                  <w:widowControl w:val="0"/>
+                  <w:pBdr>
+                    <w:top w:space="0" w:sz="0" w:val="nil"/>
+                    <w:left w:space="0" w:sz="0" w:val="nil"/>
+                    <w:bottom w:space="0" w:sz="0" w:val="nil"/>
+                    <w:right w:space="0" w:sz="0" w:val="nil"/>
+                    <w:between w:space="0" w:sz="0" w:val="nil"/>
+                  </w:pBdr>
+                  <w:shd w:fill="auto" w:val="clear"/>
+                  <w:spacing w:after="0" w:before="0" w:line="240" w:lineRule="auto"/>
+                  <w:ind w:left="0" w:right="0" w:firstLine="0"/>
+                  <w:jc w:val="left"/>
+                  <w:rPr>
+                    <w:sz w:val="20"/>
+                    <w:szCs w:val="20"/>
+                  </w:rPr>
+                </w:pPr>
+                <w:r>
+                  <w:rPr>
+                    <w:sz w:val="20"/>
+                    <w:szCs w:val="20"/>
+                    <w:rtl w:val="0"/>
+                  </w:rPr>
+                  <w:t xml:space="preserve">Bastian Herrera</w:t>
+                </w:r>
+              </w:p>
+            </w:tc>
+            <w:tc>
+              <w:tcPr>
+                <w:shd w:fill="auto" w:val="clear"/>
+                <w:tcMar>
+                  <w:top w:w="100.0" w:type="dxa"/>
+                  <w:left w:w="100.0" w:type="dxa"/>
+                  <w:bottom w:w="100.0" w:type="dxa"/>
+                  <w:right w:w="100.0" w:type="dxa"/>
+                </w:tcMar>
+                <w:vAlign w:val="top"/>
+              </w:tcPr>
+              <w:p>
+                <w:pPr>
+                  <w:keepNext w:val="0"/>
+                  <w:keepLines w:val="0"/>
+                  <w:pageBreakBefore w:val="0"/>
+                  <w:widowControl w:val="0"/>
+                  <w:pBdr>
+                    <w:top w:space="0" w:sz="0" w:val="nil"/>
+                    <w:left w:space="0" w:sz="0" w:val="nil"/>
+                    <w:bottom w:space="0" w:sz="0" w:val="nil"/>
+                    <w:right w:space="0" w:sz="0" w:val="nil"/>
+                    <w:between w:space="0" w:sz="0" w:val="nil"/>
+                  </w:pBdr>
+                  <w:shd w:fill="auto" w:val="clear"/>
+                  <w:spacing w:after="0" w:before="0" w:line="240" w:lineRule="auto"/>
+                  <w:ind w:left="0" w:right="0" w:firstLine="0"/>
+                  <w:jc w:val="left"/>
+                  <w:rPr>
+                    <w:sz w:val="20"/>
+                    <w:szCs w:val="20"/>
+                  </w:rPr>
+                </w:pPr>
+                <w:r>
+                  <w:rPr>
+                    <w:sz w:val="20"/>
+                    <w:szCs w:val="20"/>
+                    <w:rtl w:val="0"/>
+                  </w:rPr>
+                  <w:t xml:space="preserve">Jefe/ coordinador del proyecto </w:t>
+                </w:r>
+              </w:p>
+            </w:tc>
+            <w:tc>
+              <w:tcPr>
+                <w:shd w:fill="auto" w:val="clear"/>
+                <w:tcMar>
+                  <w:top w:w="100.0" w:type="dxa"/>
+                  <w:left w:w="100.0" w:type="dxa"/>
+                  <w:bottom w:w="100.0" w:type="dxa"/>
+                  <w:right w:w="100.0" w:type="dxa"/>
+                </w:tcMar>
+                <w:vAlign w:val="top"/>
+              </w:tcPr>
+              <w:p>
+                <w:pPr>
+                  <w:keepNext w:val="0"/>
+                  <w:keepLines w:val="0"/>
+                  <w:pageBreakBefore w:val="0"/>
+                  <w:widowControl w:val="0"/>
+                  <w:pBdr>
+                    <w:top w:space="0" w:sz="0" w:val="nil"/>
+                    <w:left w:space="0" w:sz="0" w:val="nil"/>
+                    <w:bottom w:space="0" w:sz="0" w:val="nil"/>
+                    <w:right w:space="0" w:sz="0" w:val="nil"/>
+                    <w:between w:space="0" w:sz="0" w:val="nil"/>
+                  </w:pBdr>
+                  <w:shd w:fill="auto" w:val="clear"/>
+                  <w:spacing w:after="0" w:before="0" w:line="240" w:lineRule="auto"/>
+                  <w:ind w:left="0" w:right="0" w:firstLine="0"/>
+                  <w:jc w:val="left"/>
+                  <w:rPr>
+                    <w:sz w:val="20"/>
+                    <w:szCs w:val="20"/>
+                  </w:rPr>
+                </w:pPr>
+                <w:r>
+                  <w:rPr>
+                    <w:sz w:val="20"/>
+                    <w:szCs w:val="20"/>
+                    <w:rtl w:val="0"/>
+                  </w:rPr>
+                  <w:t xml:space="preserve">Coordinación general del proyecto, planificación y seguimiento de Sprints, definición y supervisión de la arquitectura, desarrollo Backend, integración de componentes, coordinación de la comparación de precios y supervisión de la entrega final.</w:t>
+                </w:r>
+              </w:p>
+            </w:tc>
+          </w:tr>
+          <w:tr>
+            <w:trPr>
+              <w:cantSplit w:val="0"/>
+              <w:tblHeader w:val="0"/>
+            </w:trPr>
+            <w:tc>
+              <w:tcPr>
+                <w:shd w:fill="auto" w:val="clear"/>
+                <w:tcMar>
+                  <w:top w:w="100.0" w:type="dxa"/>
+                  <w:left w:w="100.0" w:type="dxa"/>
+                  <w:bottom w:w="100.0" w:type="dxa"/>
+                  <w:right w:w="100.0" w:type="dxa"/>
+                </w:tcMar>
+                <w:vAlign w:val="top"/>
+              </w:tcPr>
+              <w:p>
+                <w:pPr>
+                  <w:widowControl w:val="0"/>
+                  <w:spacing w:after="0" w:line="240" w:lineRule="auto"/>
+                  <w:rPr>
+                    <w:sz w:val="20"/>
+                    <w:szCs w:val="20"/>
+                  </w:rPr>
+                </w:pPr>
+                <w:r>
+                  <w:rPr>
+                    <w:sz w:val="20"/>
+                    <w:szCs w:val="20"/>
+                    <w:rtl w:val="0"/>
+                  </w:rPr>
+                  <w:t xml:space="preserve">Helen Mora</w:t>
+                </w:r>
+              </w:p>
+            </w:tc>
+            <w:tc>
+              <w:tcPr>
+                <w:shd w:fill="auto" w:val="clear"/>
+                <w:tcMar>
+                  <w:top w:w="100.0" w:type="dxa"/>
+                  <w:left w:w="100.0" w:type="dxa"/>
+                  <w:bottom w:w="100.0" w:type="dxa"/>
+                  <w:right w:w="100.0" w:type="dxa"/>
+                </w:tcMar>
+                <w:vAlign w:val="top"/>
+              </w:tcPr>
+              <w:p>
+                <w:pPr>
+                  <w:widowControl w:val="0"/>
+                  <w:spacing w:after="0" w:line="240" w:lineRule="auto"/>
+                  <w:rPr>
+                    <w:sz w:val="20"/>
+                    <w:szCs w:val="20"/>
+                  </w:rPr>
+                </w:pPr>
+                <w:r>
+                  <w:rPr>
+                    <w:sz w:val="20"/>
+                    <w:szCs w:val="20"/>
+                    <w:rtl w:val="0"/>
+                  </w:rPr>
+                  <w:t xml:space="preserve">Desarrollo y gestión de datos</w:t>
+                </w:r>
+              </w:p>
+            </w:tc>
+            <w:tc>
+              <w:tcPr>
+                <w:shd w:fill="auto" w:val="clear"/>
+                <w:tcMar>
+                  <w:top w:w="100.0" w:type="dxa"/>
+                  <w:left w:w="100.0" w:type="dxa"/>
+                  <w:bottom w:w="100.0" w:type="dxa"/>
+                  <w:right w:w="100.0" w:type="dxa"/>
+                </w:tcMar>
+                <w:vAlign w:val="top"/>
+              </w:tcPr>
+              <w:p>
+                <w:pPr>
+                  <w:keepNext w:val="0"/>
+                  <w:keepLines w:val="0"/>
+                  <w:pageBreakBefore w:val="0"/>
+                  <w:widowControl w:val="0"/>
+                  <w:pBdr>
+                    <w:top w:space="0" w:sz="0" w:val="nil"/>
+                    <w:left w:space="0" w:sz="0" w:val="nil"/>
+                    <w:bottom w:space="0" w:sz="0" w:val="nil"/>
+                    <w:right w:space="0" w:sz="0" w:val="nil"/>
+                    <w:between w:space="0" w:sz="0" w:val="nil"/>
+                  </w:pBdr>
+                  <w:shd w:fill="auto" w:val="clear"/>
+                  <w:spacing w:after="0" w:before="0" w:line="240" w:lineRule="auto"/>
+                  <w:ind w:left="0" w:right="0" w:firstLine="0"/>
+                  <w:jc w:val="left"/>
+                  <w:rPr>
+                    <w:sz w:val="20"/>
+                    <w:szCs w:val="20"/>
+                  </w:rPr>
+                </w:pPr>
+                <w:r>
+                  <w:rPr>
+                    <w:sz w:val="20"/>
+                    <w:szCs w:val="20"/>
+                    <w:rtl w:val="0"/>
+                  </w:rPr>
+                  <w:t xml:space="preserve">Análisis y selección de fuentes de información, diseño y gestión de la base de datos, obtención, procesamiento y normalización de datos, desarrollo de funcionalidades relacionadas con la información de precios, documentación técnica y </w:t>
+                </w:r>
+                <w:r>
+                  <w:rPr>
+                    <w:sz w:val="20"/>
+                    <w:szCs w:val="20"/>
+                    <w:rtl w:val="0"/>
+                  </w:rPr>
+                  <w:t xml:space="preserve">apoyo en la integración de componentes</w:t>
+                </w:r>
+                <w:r>
+                  <w:rPr>
+                    <w:sz w:val="20"/>
+                    <w:szCs w:val="20"/>
+                    <w:rtl w:val="0"/>
+                  </w:rPr>
+                  <w:t xml:space="preserve">.</w:t>
+                </w:r>
+              </w:p>
+            </w:tc>
+          </w:tr>
+          <w:tr>
+            <w:trPr>
+              <w:cantSplit w:val="0"/>
+              <w:tblHeader w:val="0"/>
+            </w:trPr>
+            <w:tc>
+              <w:tcPr>
+                <w:shd w:fill="auto" w:val="clear"/>
+                <w:tcMar>
+                  <w:top w:w="100.0" w:type="dxa"/>
+                  <w:left w:w="100.0" w:type="dxa"/>
+                  <w:bottom w:w="100.0" w:type="dxa"/>
+                  <w:right w:w="100.0" w:type="dxa"/>
+                </w:tcMar>
+                <w:vAlign w:val="top"/>
+              </w:tcPr>
+              <w:p>
+                <w:pPr>
+                  <w:keepNext w:val="0"/>
+                  <w:keepLines w:val="0"/>
+                  <w:pageBreakBefore w:val="0"/>
+                  <w:widowControl w:val="0"/>
+                  <w:pBdr>
+                    <w:top w:space="0" w:sz="0" w:val="nil"/>
+                    <w:left w:space="0" w:sz="0" w:val="nil"/>
+                    <w:bottom w:space="0" w:sz="0" w:val="nil"/>
+                    <w:right w:space="0" w:sz="0" w:val="nil"/>
+                    <w:between w:space="0" w:sz="0" w:val="nil"/>
+                  </w:pBdr>
+                  <w:shd w:fill="auto" w:val="clear"/>
+                  <w:spacing w:after="0" w:before="0" w:line="240" w:lineRule="auto"/>
+                  <w:ind w:left="0" w:right="0" w:firstLine="0"/>
+                  <w:jc w:val="left"/>
+                  <w:rPr>
+                    <w:sz w:val="20"/>
+                    <w:szCs w:val="20"/>
+                  </w:rPr>
+                </w:pPr>
+                <w:r>
+                  <w:rPr>
+                    <w:sz w:val="20"/>
+                    <w:szCs w:val="20"/>
+                    <w:rtl w:val="0"/>
+                  </w:rPr>
+                  <w:t xml:space="preserve">Josefa Durán </w:t>
+                </w:r>
+              </w:p>
+            </w:tc>
+            <w:tc>
+              <w:tcPr>
+                <w:shd w:fill="auto" w:val="clear"/>
+                <w:tcMar>
+                  <w:top w:w="100.0" w:type="dxa"/>
+                  <w:left w:w="100.0" w:type="dxa"/>
+                  <w:bottom w:w="100.0" w:type="dxa"/>
+                  <w:right w:w="100.0" w:type="dxa"/>
+                </w:tcMar>
+                <w:vAlign w:val="top"/>
+              </w:tcPr>
+              <w:p>
+                <w:pPr>
+                  <w:keepNext w:val="0"/>
+                  <w:keepLines w:val="0"/>
+                  <w:pageBreakBefore w:val="0"/>
+                  <w:widowControl w:val="0"/>
+                  <w:pBdr>
+                    <w:top w:space="0" w:sz="0" w:val="nil"/>
+                    <w:left w:space="0" w:sz="0" w:val="nil"/>
+                    <w:bottom w:space="0" w:sz="0" w:val="nil"/>
+                    <w:right w:space="0" w:sz="0" w:val="nil"/>
+                    <w:between w:space="0" w:sz="0" w:val="nil"/>
+                  </w:pBdr>
+                  <w:shd w:fill="auto" w:val="clear"/>
+                  <w:spacing w:after="0" w:before="0" w:line="240" w:lineRule="auto"/>
+                  <w:ind w:left="0" w:right="0" w:firstLine="0"/>
+                  <w:jc w:val="left"/>
+                  <w:rPr>
+                    <w:sz w:val="20"/>
+                    <w:szCs w:val="20"/>
+                  </w:rPr>
+                </w:pPr>
+                <w:r>
+                  <w:rPr>
+                    <w:sz w:val="20"/>
+                    <w:szCs w:val="20"/>
+                    <w:rtl w:val="0"/>
+                  </w:rPr>
+                  <w:t xml:space="preserve">Desarrollo y calidad</w:t>
+                </w:r>
+              </w:p>
+            </w:tc>
+            <w:tc>
+              <w:tcPr>
+                <w:shd w:fill="auto" w:val="clear"/>
+                <w:tcMar>
+                  <w:top w:w="100.0" w:type="dxa"/>
+                  <w:left w:w="100.0" w:type="dxa"/>
+                  <w:bottom w:w="100.0" w:type="dxa"/>
+                  <w:right w:w="100.0" w:type="dxa"/>
+                </w:tcMar>
+                <w:vAlign w:val="top"/>
+              </w:tcPr>
+              <w:p>
+                <w:pPr>
+                  <w:keepNext w:val="0"/>
+                  <w:keepLines w:val="0"/>
+                  <w:pageBreakBefore w:val="0"/>
+                  <w:widowControl w:val="0"/>
+                  <w:pBdr>
+                    <w:top w:space="0" w:sz="0" w:val="nil"/>
+                    <w:left w:space="0" w:sz="0" w:val="nil"/>
+                    <w:bottom w:space="0" w:sz="0" w:val="nil"/>
+                    <w:right w:space="0" w:sz="0" w:val="nil"/>
+                    <w:between w:space="0" w:sz="0" w:val="nil"/>
+                  </w:pBdr>
+                  <w:shd w:fill="auto" w:val="clear"/>
+                  <w:spacing w:after="0" w:before="0" w:line="240" w:lineRule="auto"/>
+                  <w:ind w:left="0" w:right="0" w:firstLine="0"/>
+                  <w:jc w:val="left"/>
+                  <w:rPr>
+                    <w:sz w:val="20"/>
+                    <w:szCs w:val="20"/>
+                  </w:rPr>
+                </w:pPr>
+                <w:r>
+                  <w:rPr>
+                    <w:sz w:val="20"/>
+                    <w:szCs w:val="20"/>
+                    <w:rtl w:val="0"/>
+                  </w:rPr>
+                  <w:t xml:space="preserve">Diseño y desarrollo de interfaces, desarrollo Frontend, implementación de funcionalidades de geolocalización y rutas, integración con APIs y servicios externos, ejecución de pruebas funcionales, validación de requerimientos y evaluación de la experiencia de usuario.</w:t>
+                </w:r>
+              </w:p>
+            </w:tc>
+          </w:tr>
+        </w:tbl>
+      </w:sdtContent>
+    </w:sdt>
+    <w:p>
+      <w:pPr>
+        <w:rPr>
+          <w:sz w:val="20"/>
+          <w:szCs w:val="20"/>
+        </w:rPr>
+      </w:pPr>
+      <w:r>
+        <w:rPr>
+          <w:rtl w:val="0"/>
+        </w:rPr>
+      </w:r>
+    </w:p>
+    <w:p>
+      <w:pPr>
+        <w:jc w:val="both"/>
+        <w:rPr>
+          <w:sz w:val="20"/>
+          <w:szCs w:val="20"/>
+        </w:rPr>
+      </w:pPr>
+      <w:r>
+        <w:rPr>
+          <w:sz w:val="20"/>
+          <w:szCs w:val="20"/>
+          <w:rtl w:val="0"/>
+        </w:rPr>
+        <w:t xml:space="preserve">La distribución de responsabilidades no impide la colaboración entre los integrantes. Todos participarán en las actividades de planificación, revisión, documentación y toma de decisiones del proyecto.</w:t>
+      </w:r>
+      <w:r>
+        <w:rPr>
+          <w:rtl w:val="0"/>
+        </w:rPr>
+      </w:r>
+    </w:p>
     <w:sectPr>
-      <w:headerReference r:id="rId9" w:type="default"/>
+      <w:headerReference r:id="rId8" w:type="default"/>
       <w:pgSz w:h="16838" w:w="11906" w:orient="portrait"/>
       <w:pgMar w:bottom="1417" w:top="1417" w:left="1701" w:right="1701" w:header="708" w:footer="708"/>
       <w:pgNumType w:start="1"/>
     </w:sectPr>
   </w:body>
 </w:document>
-</file>
-
-<file path=word/footnotes.xml><?xml version="1.0" encoding="utf-8"?>
-<w:footnotes xmlns:mc="http://schemas.openxmlformats.org/markup-compatibility/2006" xmlns:o="urn:schemas-microsoft-com:office:office" xmlns:r="http://schemas.openxmlformats.org/officeDocument/2006/relationships" xmlns:m="http://schemas.openxmlformats.org/officeDocument/2006/math" xmlns:v="urn:schemas-microsoft-com:vml" xmlns:wp="http://schemas.openxmlformats.org/drawingml/2006/wordprocessingDrawing" xmlns:w10="urn:schemas-microsoft-com:office:word" xmlns:w="http://schemas.openxmlformats.org/wordprocessingml/2006/main" xmlns:wne="http://schemas.microsoft.com/office/word/2006/wordml" xmlns:sl="http://schemas.openxmlformats.org/schemaLibrary/2006/main" xmlns:a="http://schemas.openxmlformats.org/drawingml/2006/main" xmlns:pic="http://schemas.openxmlformats.org/drawingml/2006/picture" xmlns:c="http://schemas.openxmlformats.org/drawingml/2006/chart" xmlns:lc="http://schemas.openxmlformats.org/drawingml/2006/lockedCanvas" xmlns:dgm="http://schemas.openxmlformats.org/drawingml/2006/diagram" xmlns:wps="http://schemas.microsoft.com/office/word/2010/wordprocessingShape" xmlns:wpg="http://schemas.microsoft.com/office/word/2010/wordprocessingGroup" xmlns:w14="http://schemas.microsoft.com/office/word/2010/wordml" xmlns:w15="http://schemas.microsoft.com/office/word/2012/wordml" xmlns:w16="http://schemas.microsoft.com/office/word/2018/wordml" xmlns:w16cex="http://schemas.microsoft.com/office/word/2018/wordml/cex" xmlns:w16cid="http://schemas.microsoft.com/office/word/2016/wordml/cid" xmlns="http://schemas.microsoft.com/office/tasks/2019/documenttasks" xmlns:cr="http://schemas.microsoft.com/office/comments/2020/reactions">
-  <w:footnote w:id="0">
-    <w:p>
-      <w:pPr>
-        <w:keepNext w:val="0"/>
-        <w:keepLines w:val="0"/>
-        <w:widowControl w:val="1"/>
-        <w:pBdr>
-          <w:top w:space="0" w:sz="0" w:val="nil"/>
-          <w:left w:space="0" w:sz="0" w:val="nil"/>
-          <w:bottom w:space="0" w:sz="0" w:val="nil"/>
-          <w:right w:space="0" w:sz="0" w:val="nil"/>
-          <w:between w:space="0" w:sz="0" w:val="nil"/>
-        </w:pBdr>
-        <w:shd w:fill="auto" w:val="clear"/>
-        <w:spacing w:after="0" w:before="0" w:line="240" w:lineRule="auto"/>
-        <w:ind w:left="0" w:right="0" w:firstLine="0"/>
-        <w:jc w:val="left"/>
-        <w:rPr>
-          <w:rFonts w:ascii="Calibri" w:cs="Calibri" w:eastAsia="Calibri" w:hAnsi="Calibri"/>
-          <w:b w:val="0"/>
-          <w:bCs w:val="0"/>
-          <w:i w:val="0"/>
-          <w:iCs w:val="0"/>
-          <w:smallCaps w:val="0"/>
-          <w:strike w:val="0"/>
-          <w:color w:val="595959"/>
-          <w:sz w:val="20"/>
-          <w:szCs w:val="20"/>
-          <w:u w:val="none"/>
-          <w:shd w:fill="auto" w:val="clear"/>
-          <w:vertAlign w:val="baseline"/>
-        </w:rPr>
-      </w:pPr>
-      <w:r>
-        <w:rPr>
-          <w:rStyle w:val="FootnoteReference"/>
-          <w:vertAlign w:val="superscript"/>
-        </w:rPr>
-        <w:footnoteRef/>
-      </w:r>
-      <w:r>
-        <w:rPr>
-          <w:rFonts w:ascii="Calibri" w:cs="Calibri" w:eastAsia="Calibri" w:hAnsi="Calibri"/>
-          <w:b w:val="0"/>
-          <w:bCs w:val="0"/>
-          <w:i w:val="0"/>
-          <w:iCs w:val="0"/>
-          <w:smallCaps w:val="0"/>
-          <w:strike w:val="0"/>
-          <w:color w:val="000000"/>
-          <w:sz w:val="20"/>
-          <w:szCs w:val="20"/>
-          <w:u w:val="none"/>
-          <w:shd w:fill="auto" w:val="clear"/>
-          <w:vertAlign w:val="baseline"/>
-          <w:rtl w:val="0"/>
-        </w:rPr>
-        <w:t xml:space="preserve"> </w:t>
-      </w:r>
-      <w:r>
-        <w:rPr>
-          <w:rFonts w:ascii="Calibri" w:cs="Calibri" w:eastAsia="Calibri" w:hAnsi="Calibri"/>
-          <w:b w:val="0"/>
-          <w:bCs w:val="0"/>
-          <w:i w:val="0"/>
-          <w:iCs w:val="0"/>
-          <w:smallCaps w:val="0"/>
-          <w:strike w:val="0"/>
-          <w:color w:val="595959"/>
-          <w:sz w:val="20"/>
-          <w:szCs w:val="20"/>
-          <w:u w:val="none"/>
-          <w:shd w:fill="auto" w:val="clear"/>
-          <w:vertAlign w:val="baseline"/>
-          <w:rtl w:val="0"/>
-        </w:rPr>
-        <w:t xml:space="preserve">En caso de que el Proyecto APT sea grupal, en esta columna deben indicar el nombre de los responsables de cada tarea o actividad. Esto posteriormente permitirá diferenciar la evaluación por cada integrante.</w:t>
-      </w:r>
-    </w:p>
-  </w:footnote>
-</w:footnotes>
 </file>
 
 <file path=word/header1.xml><?xml version="1.0" encoding="utf-8"?>
@@ -7162,7 +11878,7 @@
   </w:p>
   <w:tbl>
     <w:tblPr>
-      <w:tblStyle w:val="Table17"/>
+      <w:tblStyle w:val="Table18"/>
       <w:tblW w:w="9923.0" w:type="dxa"/>
       <w:jc w:val="left"/>
       <w:tblInd w:w="-709.0" w:type="dxa"/>
@@ -7367,6 +12083,116 @@
   <w:abstractNum w:abstractNumId="1">
     <w:lvl w:ilvl="0">
       <w:start w:val="1"/>
+      <w:numFmt w:val="bullet"/>
+      <w:lvlText w:val="●"/>
+      <w:lvlJc w:val="left"/>
+      <w:pPr>
+        <w:ind w:left="720" w:hanging="360"/>
+      </w:pPr>
+      <w:rPr>
+        <w:u w:val="none"/>
+      </w:rPr>
+    </w:lvl>
+    <w:lvl w:ilvl="1">
+      <w:start w:val="1"/>
+      <w:numFmt w:val="bullet"/>
+      <w:lvlText w:val="○"/>
+      <w:lvlJc w:val="left"/>
+      <w:pPr>
+        <w:ind w:left="1440" w:hanging="360"/>
+      </w:pPr>
+      <w:rPr>
+        <w:u w:val="none"/>
+      </w:rPr>
+    </w:lvl>
+    <w:lvl w:ilvl="2">
+      <w:start w:val="1"/>
+      <w:numFmt w:val="bullet"/>
+      <w:lvlText w:val="■"/>
+      <w:lvlJc w:val="left"/>
+      <w:pPr>
+        <w:ind w:left="2160" w:hanging="360"/>
+      </w:pPr>
+      <w:rPr>
+        <w:u w:val="none"/>
+      </w:rPr>
+    </w:lvl>
+    <w:lvl w:ilvl="3">
+      <w:start w:val="1"/>
+      <w:numFmt w:val="bullet"/>
+      <w:lvlText w:val="●"/>
+      <w:lvlJc w:val="left"/>
+      <w:pPr>
+        <w:ind w:left="2880" w:hanging="360"/>
+      </w:pPr>
+      <w:rPr>
+        <w:u w:val="none"/>
+      </w:rPr>
+    </w:lvl>
+    <w:lvl w:ilvl="4">
+      <w:start w:val="1"/>
+      <w:numFmt w:val="bullet"/>
+      <w:lvlText w:val="○"/>
+      <w:lvlJc w:val="left"/>
+      <w:pPr>
+        <w:ind w:left="3600" w:hanging="360"/>
+      </w:pPr>
+      <w:rPr>
+        <w:u w:val="none"/>
+      </w:rPr>
+    </w:lvl>
+    <w:lvl w:ilvl="5">
+      <w:start w:val="1"/>
+      <w:numFmt w:val="bullet"/>
+      <w:lvlText w:val="■"/>
+      <w:lvlJc w:val="left"/>
+      <w:pPr>
+        <w:ind w:left="4320" w:hanging="360"/>
+      </w:pPr>
+      <w:rPr>
+        <w:u w:val="none"/>
+      </w:rPr>
+    </w:lvl>
+    <w:lvl w:ilvl="6">
+      <w:start w:val="1"/>
+      <w:numFmt w:val="bullet"/>
+      <w:lvlText w:val="●"/>
+      <w:lvlJc w:val="left"/>
+      <w:pPr>
+        <w:ind w:left="5040" w:hanging="360"/>
+      </w:pPr>
+      <w:rPr>
+        <w:u w:val="none"/>
+      </w:rPr>
+    </w:lvl>
+    <w:lvl w:ilvl="7">
+      <w:start w:val="1"/>
+      <w:numFmt w:val="bullet"/>
+      <w:lvlText w:val="○"/>
+      <w:lvlJc w:val="left"/>
+      <w:pPr>
+        <w:ind w:left="5760" w:hanging="360"/>
+      </w:pPr>
+      <w:rPr>
+        <w:u w:val="none"/>
+      </w:rPr>
+    </w:lvl>
+    <w:lvl w:ilvl="8">
+      <w:start w:val="1"/>
+      <w:numFmt w:val="bullet"/>
+      <w:lvlText w:val="■"/>
+      <w:lvlJc w:val="left"/>
+      <w:pPr>
+        <w:ind w:left="6480" w:hanging="360"/>
+      </w:pPr>
+      <w:rPr>
+        <w:u w:val="none"/>
+      </w:rPr>
+    </w:lvl>
+  </w:abstractNum>
+  <w:abstractNum w:abstractNumId="2">
+    <w:lvl w:ilvl="0">
+      <w:start w:val="1"/>
       <w:numFmt w:val="upperLetter"/>
       <w:lvlText w:val="%1."/>
       <w:lvlJc w:val="left"/>
@@ -7460,6 +12286,9 @@
   </w:abstractNum>
   <w:num w:numId="1">
     <w:abstractNumId w:val="1"/>
+  </w:num>
+  <w:num w:numId="2">
+    <w:abstractNumId w:val="2"/>
   </w:num>
 </w:numbering>
 </file>
@@ -8192,22 +13021,19 @@
   </w:style>
   <w:style w:type="table" w:styleId="Table16">
     <w:basedOn w:val="TableNormal"/>
-    <w:rPr>
-      <w:sz w:val="22"/>
-      <w:szCs w:val="22"/>
-    </w:rPr>
     <w:tblPr>
       <w:tblStyleRowBandSize w:val="1"/>
       <w:tblStyleColBandSize w:val="1"/>
-      <w:tblCellMar>
-        <w:top w:w="0.0" w:type="dxa"/>
-        <w:left w:w="108.0" w:type="dxa"/>
-        <w:bottom w:w="0.0" w:type="dxa"/>
-        <w:right w:w="108.0" w:type="dxa"/>
-      </w:tblCellMar>
     </w:tblPr>
   </w:style>
   <w:style w:type="table" w:styleId="Table17">
+    <w:basedOn w:val="TableNormal"/>
+    <w:tblPr>
+      <w:tblStyleRowBandSize w:val="1"/>
+      <w:tblStyleColBandSize w:val="1"/>
+    </w:tblPr>
+  </w:style>
+  <w:style w:type="table" w:styleId="Table18">
     <w:basedOn w:val="TableNormal"/>
     <w:rPr>
       <w:sz w:val="22"/>
@@ -8549,7 +13375,7 @@
 
 <file path=customXML/item1.xml><?xml version="1.0" encoding="utf-8"?>
 <go:gDocsCustomXmlDataStorage xmlns:go="http://customooxmlschemas.google.com/" xmlns:r="http://schemas.openxmlformats.org/officeDocument/2006/relationships" uri="GoogleDocsCustomDataVersion2">
-  <go:docsCustomData xmlns:go="http://customooxmlschemas.google.com/" roundtripDataSignature="AMtx7miMaO+4DlQSE8z/mawXsZunKllPqA==">CgMxLjA4AHIhMVBDeldNa1Jya1h4ZGpwZmFrWXFuUUFBbkZKYnVSX1VM</go:docsCustomData>
+  <go:docsCustomData xmlns:go="http://customooxmlschemas.google.com/" roundtripDataSignature="AMtx7mj0N4krf7V/zW2U4VIuIMLkTFYNQQ==">CgMxLjAaHwoBMBIaChgICVIUChJ0YWJsZS44eTNjOWRyNWE3b3MaHwoBMRIaChgICVIUChJ0YWJsZS5jNThtYmVrMDJjaHY4AHIhMVBDeldNa1Jya1h4ZGpwZmFrWXFuUUFBbkZKYnVSX1VM</go:docsCustomData>
 </go:gDocsCustomXmlDataStorage>
 </file>
 
